--- a/10moSemestre/Redaccion/Informe Tecnico/IT.Chanquia,Joaquin.docx
+++ b/10moSemestre/Redaccion/Informe Tecnico/IT.Chanquia,Joaquin.docx
@@ -4,29 +4,67 @@
   <w:body>
     <w:p>
       <w:pPr>
-        <w:spacing w:after="0" w:line="240" w:lineRule="auto"/>
-        <w:rPr>
-          <w:rFonts w:ascii="Times New Roman" w:eastAsia="Times New Roman" w:hAnsi="Times New Roman" w:cs="Times New Roman"/>
+        <w:rPr>
+          <w:rFonts w:eastAsia="Times New Roman" w:cs="Times New Roman"/>
           <w:kern w:val="0"/>
           <w:lang w:eastAsia="es-AR"/>
           <w14:ligatures w14:val="none"/>
         </w:rPr>
       </w:pPr>
-    </w:p>
-    <w:p>
-      <w:pPr>
-        <w:spacing w:line="240" w:lineRule="auto"/>
-        <w:jc w:val="center"/>
-        <w:rPr>
-          <w:rFonts w:ascii="Times New Roman" w:eastAsia="Times New Roman" w:hAnsi="Times New Roman" w:cs="Times New Roman"/>
+      <w:r>
+        <w:rPr>
+          <w:rFonts w:eastAsia="Times New Roman" w:cs="Times New Roman"/>
           <w:kern w:val="0"/>
           <w:lang w:eastAsia="es-AR"/>
           <w14:ligatures w14:val="none"/>
         </w:rPr>
-      </w:pPr>
-      <w:r>
-        <w:rPr>
-          <w:rFonts w:ascii="Times New Roman" w:eastAsia="Times New Roman" w:hAnsi="Times New Roman" w:cs="Times New Roman"/>
+        <w:t>Carta de presentación</w:t>
+      </w:r>
+    </w:p>
+    <w:p>
+      <w:pPr>
+        <w:rPr>
+          <w:rFonts w:eastAsia="Times New Roman" w:cs="Times New Roman"/>
+          <w:kern w:val="0"/>
+          <w:lang w:eastAsia="es-AR"/>
+          <w14:ligatures w14:val="none"/>
+        </w:rPr>
+      </w:pPr>
+      <w:r>
+        <w:rPr>
+          <w:rFonts w:eastAsia="Times New Roman" w:cs="Times New Roman"/>
+          <w:kern w:val="0"/>
+          <w:lang w:eastAsia="es-AR"/>
+          <w14:ligatures w14:val="none"/>
+        </w:rPr>
+        <w:br w:type="page"/>
+      </w:r>
+    </w:p>
+    <w:p>
+      <w:pPr>
+        <w:spacing w:line="240" w:lineRule="auto"/>
+        <w:rPr>
+          <w:rFonts w:eastAsia="Times New Roman" w:cs="Times New Roman"/>
+          <w:kern w:val="0"/>
+          <w:lang w:eastAsia="es-AR"/>
+          <w14:ligatures w14:val="none"/>
+        </w:rPr>
+      </w:pPr>
+    </w:p>
+    <w:p>
+      <w:pPr>
+        <w:spacing w:line="240" w:lineRule="auto"/>
+        <w:jc w:val="center"/>
+        <w:rPr>
+          <w:rFonts w:eastAsia="Times New Roman" w:cs="Times New Roman"/>
+          <w:kern w:val="0"/>
+          <w:lang w:eastAsia="es-AR"/>
+          <w14:ligatures w14:val="none"/>
+        </w:rPr>
+      </w:pPr>
+      <w:r>
+        <w:rPr>
+          <w:rFonts w:eastAsia="Times New Roman" w:cs="Times New Roman"/>
           <w:b/>
           <w:bCs/>
           <w:color w:val="000000"/>
@@ -36,11 +74,12 @@
           <w:lang w:eastAsia="es-AR"/>
           <w14:ligatures w14:val="none"/>
         </w:rPr>
-        <w:t>Trabajo Práctico N°</w:t>
-      </w:r>
-      <w:r>
-        <w:rPr>
-          <w:rFonts w:ascii="Times New Roman" w:eastAsia="Times New Roman" w:hAnsi="Times New Roman" w:cs="Times New Roman"/>
+        <w:t xml:space="preserve">Informe </w:t>
+      </w:r>
+      <w:proofErr w:type="spellStart"/>
+      <w:r>
+        <w:rPr>
+          <w:rFonts w:eastAsia="Times New Roman" w:cs="Times New Roman"/>
           <w:b/>
           <w:bCs/>
           <w:color w:val="000000"/>
@@ -50,15 +89,19 @@
           <w:lang w:eastAsia="es-AR"/>
           <w14:ligatures w14:val="none"/>
         </w:rPr>
-        <w:t>2</w:t>
-      </w:r>
+        <w:t>Tecnico</w:t>
+      </w:r>
+      <w:proofErr w:type="spellEnd"/>
     </w:p>
     <w:p>
       <w:pPr>
         <w:spacing w:line="240" w:lineRule="auto"/>
         <w:jc w:val="center"/>
         <w:rPr>
-          <w:rFonts w:ascii="Times New Roman" w:eastAsia="Times New Roman" w:hAnsi="Times New Roman" w:cs="Times New Roman"/>
+          <w:rFonts w:eastAsia="Times New Roman" w:cs="Times New Roman"/>
+          <w:b/>
+          <w:bCs/>
+          <w:color w:val="000000"/>
           <w:kern w:val="0"/>
           <w:lang w:eastAsia="es-AR"/>
           <w14:ligatures w14:val="none"/>
@@ -66,7 +109,7 @@
       </w:pPr>
       <w:r>
         <w:rPr>
-          <w:rFonts w:ascii="Times New Roman" w:eastAsia="Times New Roman" w:hAnsi="Times New Roman" w:cs="Times New Roman"/>
+          <w:rFonts w:eastAsia="Times New Roman" w:cs="Times New Roman"/>
           <w:b/>
           <w:bCs/>
           <w:color w:val="000000"/>
@@ -76,275 +119,11 @@
           <w:lang w:eastAsia="es-AR"/>
           <w14:ligatures w14:val="none"/>
         </w:rPr>
-        <w:t>“”</w:t>
-      </w:r>
-    </w:p>
-    <w:p>
-      <w:pPr>
-        <w:spacing w:line="240" w:lineRule="auto"/>
-        <w:jc w:val="center"/>
-        <w:rPr>
-          <w:rFonts w:ascii="Times New Roman" w:eastAsia="Times New Roman" w:hAnsi="Times New Roman" w:cs="Times New Roman"/>
-          <w:kern w:val="0"/>
-          <w:lang w:eastAsia="es-AR"/>
-          <w14:ligatures w14:val="none"/>
-        </w:rPr>
-      </w:pPr>
-    </w:p>
-    <w:p>
-      <w:pPr>
-        <w:spacing w:line="240" w:lineRule="auto"/>
-        <w:jc w:val="center"/>
-        <w:rPr>
-          <w:rFonts w:ascii="Times New Roman" w:eastAsia="Times New Roman" w:hAnsi="Times New Roman" w:cs="Times New Roman"/>
-          <w:kern w:val="0"/>
-          <w:lang w:eastAsia="es-AR"/>
-          <w14:ligatures w14:val="none"/>
-        </w:rPr>
-      </w:pPr>
-    </w:p>
-    <w:p>
-      <w:pPr>
-        <w:spacing w:line="240" w:lineRule="auto"/>
-        <w:jc w:val="center"/>
-        <w:rPr>
-          <w:rFonts w:ascii="Times New Roman" w:eastAsia="Times New Roman" w:hAnsi="Times New Roman" w:cs="Times New Roman"/>
-          <w:kern w:val="0"/>
-          <w:lang w:eastAsia="es-AR"/>
-          <w14:ligatures w14:val="none"/>
-        </w:rPr>
-      </w:pPr>
-    </w:p>
-    <w:p>
-      <w:pPr>
-        <w:spacing w:line="240" w:lineRule="auto"/>
-        <w:jc w:val="center"/>
-        <w:rPr>
-          <w:rFonts w:ascii="Times New Roman" w:eastAsia="Times New Roman" w:hAnsi="Times New Roman" w:cs="Times New Roman"/>
-          <w:kern w:val="0"/>
-          <w:lang w:eastAsia="es-AR"/>
-          <w14:ligatures w14:val="none"/>
-        </w:rPr>
-      </w:pPr>
-    </w:p>
-    <w:p>
-      <w:pPr>
-        <w:spacing w:line="240" w:lineRule="auto"/>
-        <w:jc w:val="center"/>
-        <w:rPr>
-          <w:rFonts w:ascii="Times New Roman" w:eastAsia="Times New Roman" w:hAnsi="Times New Roman" w:cs="Times New Roman"/>
-          <w:kern w:val="0"/>
-          <w:lang w:eastAsia="es-AR"/>
-          <w14:ligatures w14:val="none"/>
-        </w:rPr>
-      </w:pPr>
-    </w:p>
-    <w:p>
-      <w:pPr>
-        <w:spacing w:line="240" w:lineRule="auto"/>
-        <w:jc w:val="center"/>
-        <w:rPr>
-          <w:rFonts w:ascii="Times New Roman" w:eastAsia="Times New Roman" w:hAnsi="Times New Roman" w:cs="Times New Roman"/>
-          <w:kern w:val="0"/>
-          <w:lang w:eastAsia="es-AR"/>
-          <w14:ligatures w14:val="none"/>
-        </w:rPr>
-      </w:pPr>
-    </w:p>
-    <w:p>
-      <w:pPr>
-        <w:spacing w:line="240" w:lineRule="auto"/>
-        <w:jc w:val="center"/>
-        <w:rPr>
-          <w:rFonts w:ascii="Times New Roman" w:eastAsia="Times New Roman" w:hAnsi="Times New Roman" w:cs="Times New Roman"/>
-          <w:kern w:val="0"/>
-          <w:lang w:eastAsia="es-AR"/>
-          <w14:ligatures w14:val="none"/>
-        </w:rPr>
-      </w:pPr>
-    </w:p>
-    <w:p>
-      <w:pPr>
-        <w:spacing w:line="240" w:lineRule="auto"/>
-        <w:jc w:val="center"/>
-        <w:rPr>
-          <w:rFonts w:ascii="Times New Roman" w:eastAsia="Times New Roman" w:hAnsi="Times New Roman" w:cs="Times New Roman"/>
-          <w:kern w:val="0"/>
-          <w:lang w:eastAsia="es-AR"/>
-          <w14:ligatures w14:val="none"/>
-        </w:rPr>
-      </w:pPr>
-    </w:p>
-    <w:p>
-      <w:pPr>
-        <w:spacing w:line="240" w:lineRule="auto"/>
-        <w:jc w:val="center"/>
-        <w:rPr>
-          <w:rFonts w:ascii="Times New Roman" w:eastAsia="Times New Roman" w:hAnsi="Times New Roman" w:cs="Times New Roman"/>
-          <w:kern w:val="0"/>
-          <w:lang w:eastAsia="es-AR"/>
-          <w14:ligatures w14:val="none"/>
-        </w:rPr>
-      </w:pPr>
-    </w:p>
-    <w:p>
-      <w:pPr>
-        <w:spacing w:line="240" w:lineRule="auto"/>
-        <w:jc w:val="center"/>
-        <w:rPr>
-          <w:rFonts w:ascii="Times New Roman" w:eastAsia="Times New Roman" w:hAnsi="Times New Roman" w:cs="Times New Roman"/>
-          <w:kern w:val="0"/>
-          <w:lang w:eastAsia="es-AR"/>
-          <w14:ligatures w14:val="none"/>
-        </w:rPr>
-      </w:pPr>
-    </w:p>
-    <w:p>
-      <w:pPr>
-        <w:spacing w:line="240" w:lineRule="auto"/>
-        <w:jc w:val="center"/>
-        <w:rPr>
-          <w:rFonts w:ascii="Times New Roman" w:eastAsia="Times New Roman" w:hAnsi="Times New Roman" w:cs="Times New Roman"/>
-          <w:kern w:val="0"/>
-          <w:lang w:eastAsia="es-AR"/>
-          <w14:ligatures w14:val="none"/>
-        </w:rPr>
-      </w:pPr>
-    </w:p>
-    <w:p>
-      <w:pPr>
-        <w:spacing w:line="240" w:lineRule="auto"/>
-        <w:jc w:val="center"/>
-        <w:rPr>
-          <w:rFonts w:ascii="Times New Roman" w:eastAsia="Times New Roman" w:hAnsi="Times New Roman" w:cs="Times New Roman"/>
-          <w:kern w:val="0"/>
-          <w:lang w:eastAsia="es-AR"/>
-          <w14:ligatures w14:val="none"/>
-        </w:rPr>
-      </w:pPr>
-    </w:p>
-    <w:p>
-      <w:pPr>
-        <w:spacing w:line="240" w:lineRule="auto"/>
-        <w:jc w:val="center"/>
-        <w:rPr>
-          <w:rFonts w:ascii="Times New Roman" w:eastAsia="Times New Roman" w:hAnsi="Times New Roman" w:cs="Times New Roman"/>
-          <w:kern w:val="0"/>
-          <w:lang w:eastAsia="es-AR"/>
-          <w14:ligatures w14:val="none"/>
-        </w:rPr>
-      </w:pPr>
-    </w:p>
-    <w:p>
-      <w:pPr>
-        <w:spacing w:line="240" w:lineRule="auto"/>
-        <w:jc w:val="center"/>
-        <w:rPr>
-          <w:rFonts w:ascii="Times New Roman" w:eastAsia="Times New Roman" w:hAnsi="Times New Roman" w:cs="Times New Roman"/>
-          <w:kern w:val="0"/>
-          <w:lang w:eastAsia="es-AR"/>
-          <w14:ligatures w14:val="none"/>
-        </w:rPr>
-      </w:pPr>
-    </w:p>
-    <w:p>
-      <w:pPr>
-        <w:spacing w:line="240" w:lineRule="auto"/>
-        <w:jc w:val="center"/>
-        <w:rPr>
-          <w:rFonts w:ascii="Times New Roman" w:eastAsia="Times New Roman" w:hAnsi="Times New Roman" w:cs="Times New Roman"/>
-          <w:kern w:val="0"/>
-          <w:lang w:eastAsia="es-AR"/>
-          <w14:ligatures w14:val="none"/>
-        </w:rPr>
-      </w:pPr>
-    </w:p>
-    <w:p>
-      <w:pPr>
-        <w:spacing w:line="240" w:lineRule="auto"/>
-        <w:jc w:val="center"/>
-        <w:rPr>
-          <w:rFonts w:ascii="Times New Roman" w:eastAsia="Times New Roman" w:hAnsi="Times New Roman" w:cs="Times New Roman"/>
-          <w:kern w:val="0"/>
-          <w:lang w:eastAsia="es-AR"/>
-          <w14:ligatures w14:val="none"/>
-        </w:rPr>
-      </w:pPr>
-    </w:p>
-    <w:p>
-      <w:pPr>
-        <w:spacing w:line="240" w:lineRule="auto"/>
-        <w:jc w:val="center"/>
-        <w:rPr>
-          <w:rFonts w:ascii="Times New Roman" w:eastAsia="Times New Roman" w:hAnsi="Times New Roman" w:cs="Times New Roman"/>
-          <w:kern w:val="0"/>
-          <w:lang w:eastAsia="es-AR"/>
-          <w14:ligatures w14:val="none"/>
-        </w:rPr>
-      </w:pPr>
-    </w:p>
-    <w:p>
-      <w:pPr>
-        <w:spacing w:line="240" w:lineRule="auto"/>
-        <w:jc w:val="center"/>
-        <w:rPr>
-          <w:rFonts w:ascii="Times New Roman" w:eastAsia="Times New Roman" w:hAnsi="Times New Roman" w:cs="Times New Roman"/>
-          <w:kern w:val="0"/>
-          <w:lang w:eastAsia="es-AR"/>
-          <w14:ligatures w14:val="none"/>
-        </w:rPr>
-      </w:pPr>
-    </w:p>
-    <w:p>
-      <w:pPr>
-        <w:spacing w:line="240" w:lineRule="auto"/>
-        <w:jc w:val="center"/>
-        <w:rPr>
-          <w:rFonts w:ascii="Times New Roman" w:eastAsia="Times New Roman" w:hAnsi="Times New Roman" w:cs="Times New Roman"/>
-          <w:kern w:val="0"/>
-          <w:lang w:eastAsia="es-AR"/>
-          <w14:ligatures w14:val="none"/>
-        </w:rPr>
-      </w:pPr>
-    </w:p>
-    <w:p>
-      <w:pPr>
-        <w:spacing w:line="240" w:lineRule="auto"/>
-        <w:jc w:val="center"/>
-        <w:rPr>
-          <w:rFonts w:ascii="Times New Roman" w:eastAsia="Times New Roman" w:hAnsi="Times New Roman" w:cs="Times New Roman"/>
-          <w:kern w:val="0"/>
-          <w:lang w:eastAsia="es-AR"/>
-          <w14:ligatures w14:val="none"/>
-        </w:rPr>
-      </w:pPr>
-    </w:p>
-    <w:p>
-      <w:pPr>
-        <w:spacing w:line="240" w:lineRule="auto"/>
-        <w:jc w:val="center"/>
-        <w:rPr>
-          <w:rFonts w:ascii="Times New Roman" w:eastAsia="Times New Roman" w:hAnsi="Times New Roman" w:cs="Times New Roman"/>
-          <w:kern w:val="0"/>
-          <w:lang w:eastAsia="es-AR"/>
-          <w14:ligatures w14:val="none"/>
-        </w:rPr>
-      </w:pPr>
-    </w:p>
-    <w:p>
-      <w:pPr>
-        <w:spacing w:line="240" w:lineRule="auto"/>
-        <w:jc w:val="center"/>
-        <w:rPr>
-          <w:rFonts w:ascii="Times New Roman" w:eastAsia="Times New Roman" w:hAnsi="Times New Roman" w:cs="Times New Roman"/>
-          <w:kern w:val="0"/>
-          <w:lang w:eastAsia="es-AR"/>
-          <w14:ligatures w14:val="none"/>
-        </w:rPr>
-      </w:pPr>
-      <w:r>
-        <w:rPr>
-          <w:rFonts w:ascii="Times New Roman" w:eastAsia="Times New Roman" w:hAnsi="Times New Roman" w:cs="Times New Roman"/>
+        <w:t>“</w:t>
+      </w:r>
+      <w:r>
+        <w:rPr>
+          <w:rFonts w:eastAsia="Times New Roman" w:cs="Times New Roman"/>
           <w:b/>
           <w:bCs/>
           <w:color w:val="000000"/>
@@ -352,7 +131,21 @@
           <w:lang w:eastAsia="es-AR"/>
           <w14:ligatures w14:val="none"/>
         </w:rPr>
-        <w:t>Universidad Nacional de La Plata</w:t>
+        <w:t>Tecnologías de extracción de litio en Argentina: eficiencia, innovación y viabilidad de implementación</w:t>
+      </w:r>
+      <w:r>
+        <w:rPr>
+          <w:rFonts w:eastAsia="Times New Roman" w:cs="Times New Roman"/>
+          <w:b/>
+          <w:bCs/>
+          <w:color w:val="000000"/>
+          <w:kern w:val="0"/>
+          <w:sz w:val="28"/>
+          <w:szCs w:val="28"/>
+          <w:lang w:eastAsia="es-AR"/>
+          <w14:ligatures w14:val="none"/>
+        </w:rPr>
+        <w:t>”</w:t>
       </w:r>
     </w:p>
     <w:p>
@@ -360,15 +153,267 @@
         <w:spacing w:line="240" w:lineRule="auto"/>
         <w:jc w:val="center"/>
         <w:rPr>
-          <w:rFonts w:ascii="Times New Roman" w:eastAsia="Times New Roman" w:hAnsi="Times New Roman" w:cs="Times New Roman"/>
+          <w:rFonts w:eastAsia="Times New Roman" w:cs="Times New Roman"/>
           <w:kern w:val="0"/>
           <w:lang w:eastAsia="es-AR"/>
           <w14:ligatures w14:val="none"/>
         </w:rPr>
       </w:pPr>
-      <w:r>
-        <w:rPr>
-          <w:rFonts w:ascii="Times New Roman" w:eastAsia="Times New Roman" w:hAnsi="Times New Roman" w:cs="Times New Roman"/>
+    </w:p>
+    <w:p>
+      <w:pPr>
+        <w:spacing w:line="240" w:lineRule="auto"/>
+        <w:jc w:val="center"/>
+        <w:rPr>
+          <w:rFonts w:eastAsia="Times New Roman" w:cs="Times New Roman"/>
+          <w:kern w:val="0"/>
+          <w:lang w:eastAsia="es-AR"/>
+          <w14:ligatures w14:val="none"/>
+        </w:rPr>
+      </w:pPr>
+    </w:p>
+    <w:p>
+      <w:pPr>
+        <w:spacing w:line="240" w:lineRule="auto"/>
+        <w:jc w:val="center"/>
+        <w:rPr>
+          <w:rFonts w:eastAsia="Times New Roman" w:cs="Times New Roman"/>
+          <w:kern w:val="0"/>
+          <w:lang w:eastAsia="es-AR"/>
+          <w14:ligatures w14:val="none"/>
+        </w:rPr>
+      </w:pPr>
+    </w:p>
+    <w:p>
+      <w:pPr>
+        <w:spacing w:line="240" w:lineRule="auto"/>
+        <w:jc w:val="center"/>
+        <w:rPr>
+          <w:rFonts w:eastAsia="Times New Roman" w:cs="Times New Roman"/>
+          <w:kern w:val="0"/>
+          <w:lang w:eastAsia="es-AR"/>
+          <w14:ligatures w14:val="none"/>
+        </w:rPr>
+      </w:pPr>
+    </w:p>
+    <w:p>
+      <w:pPr>
+        <w:spacing w:line="240" w:lineRule="auto"/>
+        <w:jc w:val="center"/>
+        <w:rPr>
+          <w:rFonts w:eastAsia="Times New Roman" w:cs="Times New Roman"/>
+          <w:kern w:val="0"/>
+          <w:lang w:eastAsia="es-AR"/>
+          <w14:ligatures w14:val="none"/>
+        </w:rPr>
+      </w:pPr>
+    </w:p>
+    <w:p>
+      <w:pPr>
+        <w:spacing w:line="240" w:lineRule="auto"/>
+        <w:jc w:val="center"/>
+        <w:rPr>
+          <w:rFonts w:eastAsia="Times New Roman" w:cs="Times New Roman"/>
+          <w:kern w:val="0"/>
+          <w:lang w:eastAsia="es-AR"/>
+          <w14:ligatures w14:val="none"/>
+        </w:rPr>
+      </w:pPr>
+    </w:p>
+    <w:p>
+      <w:pPr>
+        <w:spacing w:line="240" w:lineRule="auto"/>
+        <w:jc w:val="center"/>
+        <w:rPr>
+          <w:rFonts w:eastAsia="Times New Roman" w:cs="Times New Roman"/>
+          <w:kern w:val="0"/>
+          <w:lang w:eastAsia="es-AR"/>
+          <w14:ligatures w14:val="none"/>
+        </w:rPr>
+      </w:pPr>
+    </w:p>
+    <w:p>
+      <w:pPr>
+        <w:spacing w:line="240" w:lineRule="auto"/>
+        <w:jc w:val="center"/>
+        <w:rPr>
+          <w:rFonts w:eastAsia="Times New Roman" w:cs="Times New Roman"/>
+          <w:kern w:val="0"/>
+          <w:lang w:eastAsia="es-AR"/>
+          <w14:ligatures w14:val="none"/>
+        </w:rPr>
+      </w:pPr>
+    </w:p>
+    <w:p>
+      <w:pPr>
+        <w:spacing w:line="240" w:lineRule="auto"/>
+        <w:jc w:val="center"/>
+        <w:rPr>
+          <w:rFonts w:eastAsia="Times New Roman" w:cs="Times New Roman"/>
+          <w:kern w:val="0"/>
+          <w:lang w:eastAsia="es-AR"/>
+          <w14:ligatures w14:val="none"/>
+        </w:rPr>
+      </w:pPr>
+    </w:p>
+    <w:p>
+      <w:pPr>
+        <w:spacing w:line="240" w:lineRule="auto"/>
+        <w:jc w:val="center"/>
+        <w:rPr>
+          <w:rFonts w:eastAsia="Times New Roman" w:cs="Times New Roman"/>
+          <w:kern w:val="0"/>
+          <w:lang w:eastAsia="es-AR"/>
+          <w14:ligatures w14:val="none"/>
+        </w:rPr>
+      </w:pPr>
+    </w:p>
+    <w:p>
+      <w:pPr>
+        <w:spacing w:line="240" w:lineRule="auto"/>
+        <w:jc w:val="center"/>
+        <w:rPr>
+          <w:rFonts w:eastAsia="Times New Roman" w:cs="Times New Roman"/>
+          <w:kern w:val="0"/>
+          <w:lang w:eastAsia="es-AR"/>
+          <w14:ligatures w14:val="none"/>
+        </w:rPr>
+      </w:pPr>
+    </w:p>
+    <w:p>
+      <w:pPr>
+        <w:spacing w:line="240" w:lineRule="auto"/>
+        <w:jc w:val="center"/>
+        <w:rPr>
+          <w:rFonts w:eastAsia="Times New Roman" w:cs="Times New Roman"/>
+          <w:kern w:val="0"/>
+          <w:lang w:eastAsia="es-AR"/>
+          <w14:ligatures w14:val="none"/>
+        </w:rPr>
+      </w:pPr>
+    </w:p>
+    <w:p>
+      <w:pPr>
+        <w:spacing w:line="240" w:lineRule="auto"/>
+        <w:jc w:val="center"/>
+        <w:rPr>
+          <w:rFonts w:eastAsia="Times New Roman" w:cs="Times New Roman"/>
+          <w:kern w:val="0"/>
+          <w:lang w:eastAsia="es-AR"/>
+          <w14:ligatures w14:val="none"/>
+        </w:rPr>
+      </w:pPr>
+    </w:p>
+    <w:p>
+      <w:pPr>
+        <w:spacing w:line="240" w:lineRule="auto"/>
+        <w:jc w:val="center"/>
+        <w:rPr>
+          <w:rFonts w:eastAsia="Times New Roman" w:cs="Times New Roman"/>
+          <w:kern w:val="0"/>
+          <w:lang w:eastAsia="es-AR"/>
+          <w14:ligatures w14:val="none"/>
+        </w:rPr>
+      </w:pPr>
+    </w:p>
+    <w:p>
+      <w:pPr>
+        <w:spacing w:line="240" w:lineRule="auto"/>
+        <w:jc w:val="center"/>
+        <w:rPr>
+          <w:rFonts w:eastAsia="Times New Roman" w:cs="Times New Roman"/>
+          <w:kern w:val="0"/>
+          <w:lang w:eastAsia="es-AR"/>
+          <w14:ligatures w14:val="none"/>
+        </w:rPr>
+      </w:pPr>
+    </w:p>
+    <w:p>
+      <w:pPr>
+        <w:spacing w:line="240" w:lineRule="auto"/>
+        <w:jc w:val="center"/>
+        <w:rPr>
+          <w:rFonts w:eastAsia="Times New Roman" w:cs="Times New Roman"/>
+          <w:kern w:val="0"/>
+          <w:lang w:eastAsia="es-AR"/>
+          <w14:ligatures w14:val="none"/>
+        </w:rPr>
+      </w:pPr>
+    </w:p>
+    <w:p>
+      <w:pPr>
+        <w:spacing w:line="240" w:lineRule="auto"/>
+        <w:jc w:val="center"/>
+        <w:rPr>
+          <w:rFonts w:eastAsia="Times New Roman" w:cs="Times New Roman"/>
+          <w:kern w:val="0"/>
+          <w:lang w:eastAsia="es-AR"/>
+          <w14:ligatures w14:val="none"/>
+        </w:rPr>
+      </w:pPr>
+    </w:p>
+    <w:p>
+      <w:pPr>
+        <w:spacing w:line="240" w:lineRule="auto"/>
+        <w:jc w:val="center"/>
+        <w:rPr>
+          <w:rFonts w:eastAsia="Times New Roman" w:cs="Times New Roman"/>
+          <w:kern w:val="0"/>
+          <w:lang w:eastAsia="es-AR"/>
+          <w14:ligatures w14:val="none"/>
+        </w:rPr>
+      </w:pPr>
+    </w:p>
+    <w:p>
+      <w:pPr>
+        <w:spacing w:line="240" w:lineRule="auto"/>
+        <w:jc w:val="center"/>
+        <w:rPr>
+          <w:rFonts w:eastAsia="Times New Roman" w:cs="Times New Roman"/>
+          <w:kern w:val="0"/>
+          <w:lang w:eastAsia="es-AR"/>
+          <w14:ligatures w14:val="none"/>
+        </w:rPr>
+      </w:pPr>
+    </w:p>
+    <w:p>
+      <w:pPr>
+        <w:spacing w:line="240" w:lineRule="auto"/>
+        <w:jc w:val="center"/>
+        <w:rPr>
+          <w:rFonts w:eastAsia="Times New Roman" w:cs="Times New Roman"/>
+          <w:kern w:val="0"/>
+          <w:lang w:eastAsia="es-AR"/>
+          <w14:ligatures w14:val="none"/>
+        </w:rPr>
+      </w:pPr>
+    </w:p>
+    <w:p>
+      <w:pPr>
+        <w:spacing w:line="240" w:lineRule="auto"/>
+        <w:jc w:val="center"/>
+        <w:rPr>
+          <w:rFonts w:eastAsia="Times New Roman" w:cs="Times New Roman"/>
+          <w:kern w:val="0"/>
+          <w:lang w:eastAsia="es-AR"/>
+          <w14:ligatures w14:val="none"/>
+        </w:rPr>
+      </w:pPr>
+    </w:p>
+    <w:p>
+      <w:pPr>
+        <w:spacing w:line="240" w:lineRule="auto"/>
+        <w:jc w:val="center"/>
+        <w:rPr>
+          <w:rFonts w:eastAsia="Times New Roman" w:cs="Times New Roman"/>
+          <w:kern w:val="0"/>
+          <w:lang w:eastAsia="es-AR"/>
+          <w14:ligatures w14:val="none"/>
+        </w:rPr>
+      </w:pPr>
+      <w:r>
+        <w:rPr>
+          <w:rFonts w:eastAsia="Times New Roman" w:cs="Times New Roman"/>
           <w:b/>
           <w:bCs/>
           <w:color w:val="000000"/>
@@ -376,7 +421,7 @@
           <w:lang w:eastAsia="es-AR"/>
           <w14:ligatures w14:val="none"/>
         </w:rPr>
-        <w:t>Facultad de Ingeniería</w:t>
+        <w:t>Universidad Nacional de La Plata</w:t>
       </w:r>
     </w:p>
     <w:p>
@@ -384,7 +429,7 @@
         <w:spacing w:line="240" w:lineRule="auto"/>
         <w:jc w:val="center"/>
         <w:rPr>
-          <w:rFonts w:ascii="Times New Roman" w:eastAsia="Times New Roman" w:hAnsi="Times New Roman" w:cs="Times New Roman"/>
+          <w:rFonts w:eastAsia="Times New Roman" w:cs="Times New Roman"/>
           <w:kern w:val="0"/>
           <w:lang w:eastAsia="es-AR"/>
           <w14:ligatures w14:val="none"/>
@@ -392,7 +437,7 @@
       </w:pPr>
       <w:r>
         <w:rPr>
-          <w:rFonts w:ascii="Times New Roman" w:eastAsia="Times New Roman" w:hAnsi="Times New Roman" w:cs="Times New Roman"/>
+          <w:rFonts w:eastAsia="Times New Roman" w:cs="Times New Roman"/>
           <w:b/>
           <w:bCs/>
           <w:color w:val="000000"/>
@@ -400,7 +445,7 @@
           <w:lang w:eastAsia="es-AR"/>
           <w14:ligatures w14:val="none"/>
         </w:rPr>
-        <w:t>Seminario de Redacción de Textos Profesionales</w:t>
+        <w:t>Facultad de Ingeniería</w:t>
       </w:r>
     </w:p>
     <w:p>
@@ -408,7 +453,7 @@
         <w:spacing w:line="240" w:lineRule="auto"/>
         <w:jc w:val="center"/>
         <w:rPr>
-          <w:rFonts w:ascii="Times New Roman" w:eastAsia="Times New Roman" w:hAnsi="Times New Roman" w:cs="Times New Roman"/>
+          <w:rFonts w:eastAsia="Times New Roman" w:cs="Times New Roman"/>
           <w:kern w:val="0"/>
           <w:lang w:eastAsia="es-AR"/>
           <w14:ligatures w14:val="none"/>
@@ -416,7 +461,7 @@
       </w:pPr>
       <w:r>
         <w:rPr>
-          <w:rFonts w:ascii="Times New Roman" w:eastAsia="Times New Roman" w:hAnsi="Times New Roman" w:cs="Times New Roman"/>
+          <w:rFonts w:eastAsia="Times New Roman" w:cs="Times New Roman"/>
           <w:b/>
           <w:bCs/>
           <w:color w:val="000000"/>
@@ -424,16 +469,23 @@
           <w:lang w:eastAsia="es-AR"/>
           <w14:ligatures w14:val="none"/>
         </w:rPr>
-        <w:t>Joaquín Chanquía 02887/7</w:t>
+        <w:t>Seminario de Redacción de Textos Profesionales</w:t>
       </w:r>
     </w:p>
     <w:p>
       <w:pPr>
         <w:spacing w:line="240" w:lineRule="auto"/>
         <w:jc w:val="center"/>
-        <w:textAlignment w:val="baseline"/>
-        <w:rPr>
-          <w:rFonts w:ascii="Times New Roman" w:eastAsia="Times New Roman" w:hAnsi="Times New Roman" w:cs="Times New Roman"/>
+        <w:rPr>
+          <w:rFonts w:eastAsia="Times New Roman" w:cs="Times New Roman"/>
+          <w:kern w:val="0"/>
+          <w:lang w:eastAsia="es-AR"/>
+          <w14:ligatures w14:val="none"/>
+        </w:rPr>
+      </w:pPr>
+      <w:r>
+        <w:rPr>
+          <w:rFonts w:eastAsia="Times New Roman" w:cs="Times New Roman"/>
           <w:b/>
           <w:bCs/>
           <w:color w:val="000000"/>
@@ -441,10 +493,16 @@
           <w:lang w:eastAsia="es-AR"/>
           <w14:ligatures w14:val="none"/>
         </w:rPr>
-      </w:pPr>
-      <w:r>
-        <w:rPr>
-          <w:rFonts w:ascii="Times New Roman" w:eastAsia="Times New Roman" w:hAnsi="Times New Roman" w:cs="Times New Roman"/>
+        <w:t>Joaquín Chanquía 02887/7</w:t>
+      </w:r>
+    </w:p>
+    <w:p>
+      <w:pPr>
+        <w:spacing w:line="240" w:lineRule="auto"/>
+        <w:jc w:val="center"/>
+        <w:textAlignment w:val="baseline"/>
+        <w:rPr>
+          <w:rFonts w:eastAsia="Times New Roman" w:cs="Times New Roman"/>
           <w:b/>
           <w:bCs/>
           <w:color w:val="000000"/>
@@ -452,11 +510,10 @@
           <w:lang w:eastAsia="es-AR"/>
           <w14:ligatures w14:val="none"/>
         </w:rPr>
-        <w:t>27</w:t>
-      </w:r>
-      <w:r>
-        <w:rPr>
-          <w:rFonts w:ascii="Times New Roman" w:eastAsia="Times New Roman" w:hAnsi="Times New Roman" w:cs="Times New Roman"/>
+      </w:pPr>
+      <w:r>
+        <w:rPr>
+          <w:rFonts w:eastAsia="Times New Roman" w:cs="Times New Roman"/>
           <w:b/>
           <w:bCs/>
           <w:color w:val="000000"/>
@@ -464,11 +521,11 @@
           <w:lang w:eastAsia="es-AR"/>
           <w14:ligatures w14:val="none"/>
         </w:rPr>
-        <w:t xml:space="preserve"> </w:t>
-      </w:r>
-      <w:r>
-        <w:rPr>
-          <w:rFonts w:ascii="Times New Roman" w:eastAsia="Times New Roman" w:hAnsi="Times New Roman" w:cs="Times New Roman"/>
+        <w:t>27</w:t>
+      </w:r>
+      <w:r>
+        <w:rPr>
+          <w:rFonts w:eastAsia="Times New Roman" w:cs="Times New Roman"/>
           <w:b/>
           <w:bCs/>
           <w:color w:val="000000"/>
@@ -476,151 +533,1459 @@
           <w:lang w:eastAsia="es-AR"/>
           <w14:ligatures w14:val="none"/>
         </w:rPr>
+        <w:t xml:space="preserve"> </w:t>
+      </w:r>
+      <w:r>
+        <w:rPr>
+          <w:rFonts w:eastAsia="Times New Roman" w:cs="Times New Roman"/>
+          <w:b/>
+          <w:bCs/>
+          <w:color w:val="000000"/>
+          <w:kern w:val="0"/>
+          <w:lang w:eastAsia="es-AR"/>
+          <w14:ligatures w14:val="none"/>
+        </w:rPr>
         <w:t>de agosto de 2025</w:t>
       </w:r>
     </w:p>
     <w:p>
       <w:pPr>
         <w:rPr>
-          <w:rFonts w:ascii="Times New Roman" w:hAnsi="Times New Roman"/>
           <w:b/>
           <w:sz w:val="28"/>
         </w:rPr>
       </w:pPr>
       <w:r>
         <w:rPr>
-          <w:rFonts w:ascii="Times New Roman" w:hAnsi="Times New Roman"/>
           <w:b/>
           <w:sz w:val="28"/>
         </w:rPr>
         <w:br w:type="page"/>
       </w:r>
     </w:p>
-    <w:p>
-      <w:pPr>
-        <w:spacing w:after="0" w:line="360" w:lineRule="auto"/>
-        <w:jc w:val="both"/>
-        <w:rPr>
-          <w:rFonts w:ascii="Times New Roman" w:hAnsi="Times New Roman"/>
+    <w:sdt>
+      <w:sdtPr>
+        <w:rPr>
+          <w:rFonts w:eastAsiaTheme="minorHAnsi" w:cstheme="minorBidi"/>
+          <w:kern w:val="2"/>
+          <w:sz w:val="24"/>
+          <w:szCs w:val="24"/>
+          <w:lang w:val="es-ES" w:eastAsia="en-US"/>
+          <w14:ligatures w14:val="standardContextual"/>
+        </w:rPr>
+        <w:id w:val="1526516568"/>
+        <w:docPartObj>
+          <w:docPartGallery w:val="Table of Contents"/>
+          <w:docPartUnique/>
+        </w:docPartObj>
+      </w:sdtPr>
+      <w:sdtEndPr>
+        <w:rPr>
+          <w:bCs/>
+        </w:rPr>
+      </w:sdtEndPr>
+      <w:sdtContent>
+        <w:p>
+          <w:pPr>
+            <w:pStyle w:val="TtuloTDC"/>
+            <w:rPr>
+              <w:b w:val="0"/>
+              <w:bCs/>
+            </w:rPr>
+          </w:pPr>
+          <w:proofErr w:type="spellStart"/>
+          <w:r>
+            <w:rPr>
+              <w:bCs/>
+              <w:lang w:val="es-ES"/>
+            </w:rPr>
+            <w:t>Indice</w:t>
+          </w:r>
+          <w:proofErr w:type="spellEnd"/>
+        </w:p>
+        <w:p>
+          <w:pPr>
+            <w:pStyle w:val="TDC1"/>
+            <w:tabs>
+              <w:tab w:val="right" w:leader="dot" w:pos="9061"/>
+            </w:tabs>
+            <w:rPr>
+              <w:rFonts w:asciiTheme="minorHAnsi" w:eastAsiaTheme="minorEastAsia" w:hAnsiTheme="minorHAnsi"/>
+              <w:noProof/>
+              <w:lang w:eastAsia="es-AR"/>
+            </w:rPr>
+          </w:pPr>
+          <w:r>
+            <w:fldChar w:fldCharType="begin"/>
+          </w:r>
+          <w:r>
+            <w:instrText xml:space="preserve"> TOC \o "1-3" \h \z \u </w:instrText>
+          </w:r>
+          <w:r>
+            <w:fldChar w:fldCharType="separate"/>
+          </w:r>
+          <w:hyperlink w:anchor="_Toc208915273" w:history="1">
+            <w:r>
+              <w:rPr>
+                <w:rStyle w:val="Hipervnculo"/>
+                <w:noProof/>
+              </w:rPr>
+              <w:t>Resumen</w:t>
+            </w:r>
+            <w:r>
+              <w:rPr>
+                <w:noProof/>
+                <w:webHidden/>
+              </w:rPr>
+              <w:tab/>
+            </w:r>
+            <w:r>
+              <w:rPr>
+                <w:noProof/>
+                <w:webHidden/>
+              </w:rPr>
+              <w:fldChar w:fldCharType="begin"/>
+            </w:r>
+            <w:r>
+              <w:rPr>
+                <w:noProof/>
+                <w:webHidden/>
+              </w:rPr>
+              <w:instrText xml:space="preserve"> PAGEREF _Toc208915273 \h </w:instrText>
+            </w:r>
+            <w:r>
+              <w:rPr>
+                <w:noProof/>
+                <w:webHidden/>
+              </w:rPr>
+            </w:r>
+            <w:r>
+              <w:rPr>
+                <w:noProof/>
+                <w:webHidden/>
+              </w:rPr>
+              <w:fldChar w:fldCharType="separate"/>
+            </w:r>
+            <w:r>
+              <w:rPr>
+                <w:noProof/>
+                <w:webHidden/>
+              </w:rPr>
+              <w:t>1</w:t>
+            </w:r>
+            <w:r>
+              <w:rPr>
+                <w:noProof/>
+                <w:webHidden/>
+              </w:rPr>
+              <w:fldChar w:fldCharType="end"/>
+            </w:r>
+          </w:hyperlink>
+        </w:p>
+        <w:p>
+          <w:pPr>
+            <w:pStyle w:val="TDC1"/>
+            <w:tabs>
+              <w:tab w:val="right" w:leader="dot" w:pos="9061"/>
+            </w:tabs>
+            <w:rPr>
+              <w:rFonts w:asciiTheme="minorHAnsi" w:eastAsiaTheme="minorEastAsia" w:hAnsiTheme="minorHAnsi"/>
+              <w:noProof/>
+              <w:lang w:eastAsia="es-AR"/>
+            </w:rPr>
+          </w:pPr>
+          <w:hyperlink w:anchor="_Toc208915274" w:history="1">
+            <w:r>
+              <w:rPr>
+                <w:rStyle w:val="Hipervnculo"/>
+                <w:noProof/>
+              </w:rPr>
+              <w:t>Palabras clave</w:t>
+            </w:r>
+            <w:r>
+              <w:rPr>
+                <w:noProof/>
+                <w:webHidden/>
+              </w:rPr>
+              <w:tab/>
+            </w:r>
+            <w:r>
+              <w:rPr>
+                <w:noProof/>
+                <w:webHidden/>
+              </w:rPr>
+              <w:fldChar w:fldCharType="begin"/>
+            </w:r>
+            <w:r>
+              <w:rPr>
+                <w:noProof/>
+                <w:webHidden/>
+              </w:rPr>
+              <w:instrText xml:space="preserve"> PAGEREF _Toc208915274 \h </w:instrText>
+            </w:r>
+            <w:r>
+              <w:rPr>
+                <w:noProof/>
+                <w:webHidden/>
+              </w:rPr>
+            </w:r>
+            <w:r>
+              <w:rPr>
+                <w:noProof/>
+                <w:webHidden/>
+              </w:rPr>
+              <w:fldChar w:fldCharType="separate"/>
+            </w:r>
+            <w:r>
+              <w:rPr>
+                <w:noProof/>
+                <w:webHidden/>
+              </w:rPr>
+              <w:t>1</w:t>
+            </w:r>
+            <w:r>
+              <w:rPr>
+                <w:noProof/>
+                <w:webHidden/>
+              </w:rPr>
+              <w:fldChar w:fldCharType="end"/>
+            </w:r>
+          </w:hyperlink>
+        </w:p>
+        <w:p>
+          <w:pPr>
+            <w:pStyle w:val="TDC1"/>
+            <w:tabs>
+              <w:tab w:val="right" w:leader="dot" w:pos="9061"/>
+            </w:tabs>
+            <w:rPr>
+              <w:rFonts w:asciiTheme="minorHAnsi" w:eastAsiaTheme="minorEastAsia" w:hAnsiTheme="minorHAnsi"/>
+              <w:noProof/>
+              <w:lang w:eastAsia="es-AR"/>
+            </w:rPr>
+          </w:pPr>
+          <w:hyperlink w:anchor="_Toc208915275" w:history="1">
+            <w:r>
+              <w:rPr>
+                <w:rStyle w:val="Hipervnculo"/>
+                <w:noProof/>
+              </w:rPr>
+              <w:t>Introducción</w:t>
+            </w:r>
+            <w:r>
+              <w:rPr>
+                <w:noProof/>
+                <w:webHidden/>
+              </w:rPr>
+              <w:tab/>
+            </w:r>
+            <w:r>
+              <w:rPr>
+                <w:noProof/>
+                <w:webHidden/>
+              </w:rPr>
+              <w:fldChar w:fldCharType="begin"/>
+            </w:r>
+            <w:r>
+              <w:rPr>
+                <w:noProof/>
+                <w:webHidden/>
+              </w:rPr>
+              <w:instrText xml:space="preserve"> PAGEREF _Toc208915275 \h </w:instrText>
+            </w:r>
+            <w:r>
+              <w:rPr>
+                <w:noProof/>
+                <w:webHidden/>
+              </w:rPr>
+            </w:r>
+            <w:r>
+              <w:rPr>
+                <w:noProof/>
+                <w:webHidden/>
+              </w:rPr>
+              <w:fldChar w:fldCharType="separate"/>
+            </w:r>
+            <w:r>
+              <w:rPr>
+                <w:noProof/>
+                <w:webHidden/>
+              </w:rPr>
+              <w:t>1</w:t>
+            </w:r>
+            <w:r>
+              <w:rPr>
+                <w:noProof/>
+                <w:webHidden/>
+              </w:rPr>
+              <w:fldChar w:fldCharType="end"/>
+            </w:r>
+          </w:hyperlink>
+        </w:p>
+        <w:p>
+          <w:pPr>
+            <w:pStyle w:val="TDC2"/>
+            <w:tabs>
+              <w:tab w:val="right" w:leader="dot" w:pos="9061"/>
+            </w:tabs>
+            <w:rPr>
+              <w:rFonts w:asciiTheme="minorHAnsi" w:eastAsiaTheme="minorEastAsia" w:hAnsiTheme="minorHAnsi"/>
+              <w:noProof/>
+              <w:lang w:eastAsia="es-AR"/>
+            </w:rPr>
+          </w:pPr>
+          <w:hyperlink w:anchor="_Toc208915276" w:history="1">
+            <w:r>
+              <w:rPr>
+                <w:rStyle w:val="Hipervnculo"/>
+                <w:noProof/>
+              </w:rPr>
+              <w:t>Contexto</w:t>
+            </w:r>
+            <w:r>
+              <w:rPr>
+                <w:noProof/>
+                <w:webHidden/>
+              </w:rPr>
+              <w:tab/>
+            </w:r>
+            <w:r>
+              <w:rPr>
+                <w:noProof/>
+                <w:webHidden/>
+              </w:rPr>
+              <w:fldChar w:fldCharType="begin"/>
+            </w:r>
+            <w:r>
+              <w:rPr>
+                <w:noProof/>
+                <w:webHidden/>
+              </w:rPr>
+              <w:instrText xml:space="preserve"> PAGEREF _Toc208915276 \h </w:instrText>
+            </w:r>
+            <w:r>
+              <w:rPr>
+                <w:noProof/>
+                <w:webHidden/>
+              </w:rPr>
+            </w:r>
+            <w:r>
+              <w:rPr>
+                <w:noProof/>
+                <w:webHidden/>
+              </w:rPr>
+              <w:fldChar w:fldCharType="separate"/>
+            </w:r>
+            <w:r>
+              <w:rPr>
+                <w:noProof/>
+                <w:webHidden/>
+              </w:rPr>
+              <w:t>2</w:t>
+            </w:r>
+            <w:r>
+              <w:rPr>
+                <w:noProof/>
+                <w:webHidden/>
+              </w:rPr>
+              <w:fldChar w:fldCharType="end"/>
+            </w:r>
+          </w:hyperlink>
+        </w:p>
+        <w:p>
+          <w:pPr>
+            <w:pStyle w:val="TDC2"/>
+            <w:tabs>
+              <w:tab w:val="right" w:leader="dot" w:pos="9061"/>
+            </w:tabs>
+            <w:rPr>
+              <w:rFonts w:asciiTheme="minorHAnsi" w:eastAsiaTheme="minorEastAsia" w:hAnsiTheme="minorHAnsi"/>
+              <w:noProof/>
+              <w:lang w:eastAsia="es-AR"/>
+            </w:rPr>
+          </w:pPr>
+          <w:hyperlink w:anchor="_Toc208915277" w:history="1">
+            <w:r>
+              <w:rPr>
+                <w:rStyle w:val="Hipervnculo"/>
+                <w:noProof/>
+              </w:rPr>
+              <w:drawing>
+                <wp:inline distT="0" distB="0" distL="0" distR="0" wp14:anchorId="7E7379B2" wp14:editId="2F10956E">
+                  <wp:extent cx="3960000" cy="2589440"/>
+                  <wp:effectExtent l="0" t="0" r="2540" b="1905"/>
+                  <wp:docPr id="1412535455" name="Imagen 7" descr="Gráfico, Gráfico de barras&#10;&#10;El contenido generado por IA puede ser incorrecto."/>
+                  <wp:cNvGraphicFramePr>
+                    <a:graphicFrameLocks xmlns:a="http://schemas.openxmlformats.org/drawingml/2006/main" noChangeAspect="1"/>
+                  </wp:cNvGraphicFramePr>
+                  <a:graphic xmlns:a="http://schemas.openxmlformats.org/drawingml/2006/main">
+                    <a:graphicData uri="http://schemas.openxmlformats.org/drawingml/2006/picture">
+                      <pic:pic xmlns:pic="http://schemas.openxmlformats.org/drawingml/2006/picture">
+                        <pic:nvPicPr>
+                          <pic:cNvPr id="721903935" name="Imagen 7" descr="Gráfico, Gráfico de barras&#10;&#10;El contenido generado por IA puede ser incorrecto."/>
+                          <pic:cNvPicPr>
+                            <a:picLocks noChangeAspect="1" noChangeArrowheads="1"/>
+                          </pic:cNvPicPr>
+                        </pic:nvPicPr>
+                        <pic:blipFill>
+                          <a:blip r:embed="rId9">
+                            <a:extLst>
+                              <a:ext uri="{28A0092B-C50C-407E-A947-70E740481C1C}">
+                                <a14:useLocalDpi xmlns:a14="http://schemas.microsoft.com/office/drawing/2010/main" val="0"/>
+                              </a:ext>
+                            </a:extLst>
+                          </a:blip>
+                          <a:srcRect/>
+                          <a:stretch>
+                            <a:fillRect/>
+                          </a:stretch>
+                        </pic:blipFill>
+                        <pic:spPr bwMode="auto">
+                          <a:xfrm>
+                            <a:off x="0" y="0"/>
+                            <a:ext cx="3960000" cy="2589440"/>
+                          </a:xfrm>
+                          <a:prstGeom prst="rect">
+                            <a:avLst/>
+                          </a:prstGeom>
+                          <a:noFill/>
+                          <a:ln>
+                            <a:noFill/>
+                          </a:ln>
+                        </pic:spPr>
+                      </pic:pic>
+                    </a:graphicData>
+                  </a:graphic>
+                </wp:inline>
+              </w:drawing>
+            </w:r>
+            <w:r>
+              <w:rPr>
+                <w:noProof/>
+                <w:webHidden/>
+              </w:rPr>
+              <w:tab/>
+            </w:r>
+            <w:r>
+              <w:rPr>
+                <w:noProof/>
+                <w:webHidden/>
+              </w:rPr>
+              <w:fldChar w:fldCharType="begin"/>
+            </w:r>
+            <w:r>
+              <w:rPr>
+                <w:noProof/>
+                <w:webHidden/>
+              </w:rPr>
+              <w:instrText xml:space="preserve"> PAGEREF _Toc208915277 \h </w:instrText>
+            </w:r>
+            <w:r>
+              <w:rPr>
+                <w:noProof/>
+                <w:webHidden/>
+              </w:rPr>
+            </w:r>
+            <w:r>
+              <w:rPr>
+                <w:noProof/>
+                <w:webHidden/>
+              </w:rPr>
+              <w:fldChar w:fldCharType="separate"/>
+            </w:r>
+            <w:r>
+              <w:rPr>
+                <w:noProof/>
+                <w:webHidden/>
+              </w:rPr>
+              <w:t>2</w:t>
+            </w:r>
+            <w:r>
+              <w:rPr>
+                <w:noProof/>
+                <w:webHidden/>
+              </w:rPr>
+              <w:fldChar w:fldCharType="end"/>
+            </w:r>
+          </w:hyperlink>
+        </w:p>
+        <w:p>
+          <w:pPr>
+            <w:pStyle w:val="TDC2"/>
+            <w:tabs>
+              <w:tab w:val="right" w:leader="dot" w:pos="9061"/>
+            </w:tabs>
+            <w:rPr>
+              <w:rFonts w:asciiTheme="minorHAnsi" w:eastAsiaTheme="minorEastAsia" w:hAnsiTheme="minorHAnsi"/>
+              <w:noProof/>
+              <w:lang w:eastAsia="es-AR"/>
+            </w:rPr>
+          </w:pPr>
+          <w:hyperlink w:anchor="_Toc208915278" w:history="1">
+            <w:r>
+              <w:rPr>
+                <w:rStyle w:val="Hipervnculo"/>
+                <w:noProof/>
+              </w:rPr>
+              <w:t>Tecnologías actuales de extracción y procesamiento en Argentina</w:t>
+            </w:r>
+            <w:r>
+              <w:rPr>
+                <w:noProof/>
+                <w:webHidden/>
+              </w:rPr>
+              <w:tab/>
+            </w:r>
+            <w:r>
+              <w:rPr>
+                <w:noProof/>
+                <w:webHidden/>
+              </w:rPr>
+              <w:fldChar w:fldCharType="begin"/>
+            </w:r>
+            <w:r>
+              <w:rPr>
+                <w:noProof/>
+                <w:webHidden/>
+              </w:rPr>
+              <w:instrText xml:space="preserve"> PAGEREF _Toc208915278 \h </w:instrText>
+            </w:r>
+            <w:r>
+              <w:rPr>
+                <w:noProof/>
+                <w:webHidden/>
+              </w:rPr>
+            </w:r>
+            <w:r>
+              <w:rPr>
+                <w:noProof/>
+                <w:webHidden/>
+              </w:rPr>
+              <w:fldChar w:fldCharType="separate"/>
+            </w:r>
+            <w:r>
+              <w:rPr>
+                <w:noProof/>
+                <w:webHidden/>
+              </w:rPr>
+              <w:t>2</w:t>
+            </w:r>
+            <w:r>
+              <w:rPr>
+                <w:noProof/>
+                <w:webHidden/>
+              </w:rPr>
+              <w:fldChar w:fldCharType="end"/>
+            </w:r>
+          </w:hyperlink>
+        </w:p>
+        <w:p>
+          <w:pPr>
+            <w:pStyle w:val="TDC2"/>
+            <w:tabs>
+              <w:tab w:val="right" w:leader="dot" w:pos="9061"/>
+            </w:tabs>
+            <w:rPr>
+              <w:rFonts w:asciiTheme="minorHAnsi" w:eastAsiaTheme="minorEastAsia" w:hAnsiTheme="minorHAnsi"/>
+              <w:noProof/>
+              <w:lang w:eastAsia="es-AR"/>
+            </w:rPr>
+          </w:pPr>
+          <w:hyperlink w:anchor="_Toc208915279" w:history="1">
+            <w:r>
+              <w:rPr>
+                <w:rStyle w:val="Hipervnculo"/>
+                <w:noProof/>
+              </w:rPr>
+              <w:t>Limitaciones y eficiencia de las tecnologías existentes</w:t>
+            </w:r>
+            <w:r>
+              <w:rPr>
+                <w:noProof/>
+                <w:webHidden/>
+              </w:rPr>
+              <w:tab/>
+            </w:r>
+            <w:r>
+              <w:rPr>
+                <w:noProof/>
+                <w:webHidden/>
+              </w:rPr>
+              <w:fldChar w:fldCharType="begin"/>
+            </w:r>
+            <w:r>
+              <w:rPr>
+                <w:noProof/>
+                <w:webHidden/>
+              </w:rPr>
+              <w:instrText xml:space="preserve"> PAGEREF _Toc208915279 \h </w:instrText>
+            </w:r>
+            <w:r>
+              <w:rPr>
+                <w:noProof/>
+                <w:webHidden/>
+              </w:rPr>
+            </w:r>
+            <w:r>
+              <w:rPr>
+                <w:noProof/>
+                <w:webHidden/>
+              </w:rPr>
+              <w:fldChar w:fldCharType="separate"/>
+            </w:r>
+            <w:r>
+              <w:rPr>
+                <w:noProof/>
+                <w:webHidden/>
+              </w:rPr>
+              <w:t>2</w:t>
+            </w:r>
+            <w:r>
+              <w:rPr>
+                <w:noProof/>
+                <w:webHidden/>
+              </w:rPr>
+              <w:fldChar w:fldCharType="end"/>
+            </w:r>
+          </w:hyperlink>
+        </w:p>
+        <w:p>
+          <w:pPr>
+            <w:pStyle w:val="TDC2"/>
+            <w:tabs>
+              <w:tab w:val="right" w:leader="dot" w:pos="9061"/>
+            </w:tabs>
+            <w:rPr>
+              <w:rFonts w:asciiTheme="minorHAnsi" w:eastAsiaTheme="minorEastAsia" w:hAnsiTheme="minorHAnsi"/>
+              <w:noProof/>
+              <w:lang w:eastAsia="es-AR"/>
+            </w:rPr>
+          </w:pPr>
+          <w:hyperlink w:anchor="_Toc208915280" w:history="1">
+            <w:r>
+              <w:rPr>
+                <w:rStyle w:val="Hipervnculo"/>
+                <w:noProof/>
+              </w:rPr>
+              <w:t>Innovaciones tecnologías en extracción de litio</w:t>
+            </w:r>
+            <w:r>
+              <w:rPr>
+                <w:noProof/>
+                <w:webHidden/>
+              </w:rPr>
+              <w:tab/>
+            </w:r>
+            <w:r>
+              <w:rPr>
+                <w:noProof/>
+                <w:webHidden/>
+              </w:rPr>
+              <w:fldChar w:fldCharType="begin"/>
+            </w:r>
+            <w:r>
+              <w:rPr>
+                <w:noProof/>
+                <w:webHidden/>
+              </w:rPr>
+              <w:instrText xml:space="preserve"> PAGEREF _Toc208915280 \h </w:instrText>
+            </w:r>
+            <w:r>
+              <w:rPr>
+                <w:noProof/>
+                <w:webHidden/>
+              </w:rPr>
+            </w:r>
+            <w:r>
+              <w:rPr>
+                <w:noProof/>
+                <w:webHidden/>
+              </w:rPr>
+              <w:fldChar w:fldCharType="separate"/>
+            </w:r>
+            <w:r>
+              <w:rPr>
+                <w:noProof/>
+                <w:webHidden/>
+              </w:rPr>
+              <w:t>2</w:t>
+            </w:r>
+            <w:r>
+              <w:rPr>
+                <w:noProof/>
+                <w:webHidden/>
+              </w:rPr>
+              <w:fldChar w:fldCharType="end"/>
+            </w:r>
+          </w:hyperlink>
+        </w:p>
+        <w:p>
+          <w:pPr>
+            <w:pStyle w:val="TDC2"/>
+            <w:tabs>
+              <w:tab w:val="right" w:leader="dot" w:pos="9061"/>
+            </w:tabs>
+            <w:rPr>
+              <w:rFonts w:asciiTheme="minorHAnsi" w:eastAsiaTheme="minorEastAsia" w:hAnsiTheme="minorHAnsi"/>
+              <w:noProof/>
+              <w:lang w:eastAsia="es-AR"/>
+            </w:rPr>
+          </w:pPr>
+          <w:hyperlink w:anchor="_Toc208915281" w:history="1">
+            <w:r>
+              <w:rPr>
+                <w:rStyle w:val="Hipervnculo"/>
+                <w:noProof/>
+              </w:rPr>
+              <w:t>Tecnologías complementarias para reducir impacto ambiental</w:t>
+            </w:r>
+            <w:r>
+              <w:rPr>
+                <w:noProof/>
+                <w:webHidden/>
+              </w:rPr>
+              <w:tab/>
+            </w:r>
+            <w:r>
+              <w:rPr>
+                <w:noProof/>
+                <w:webHidden/>
+              </w:rPr>
+              <w:fldChar w:fldCharType="begin"/>
+            </w:r>
+            <w:r>
+              <w:rPr>
+                <w:noProof/>
+                <w:webHidden/>
+              </w:rPr>
+              <w:instrText xml:space="preserve"> PAGEREF _Toc208915281 \h </w:instrText>
+            </w:r>
+            <w:r>
+              <w:rPr>
+                <w:noProof/>
+                <w:webHidden/>
+              </w:rPr>
+            </w:r>
+            <w:r>
+              <w:rPr>
+                <w:noProof/>
+                <w:webHidden/>
+              </w:rPr>
+              <w:fldChar w:fldCharType="separate"/>
+            </w:r>
+            <w:r>
+              <w:rPr>
+                <w:noProof/>
+                <w:webHidden/>
+              </w:rPr>
+              <w:t>2</w:t>
+            </w:r>
+            <w:r>
+              <w:rPr>
+                <w:noProof/>
+                <w:webHidden/>
+              </w:rPr>
+              <w:fldChar w:fldCharType="end"/>
+            </w:r>
+          </w:hyperlink>
+        </w:p>
+        <w:p>
+          <w:pPr>
+            <w:pStyle w:val="TDC2"/>
+            <w:tabs>
+              <w:tab w:val="right" w:leader="dot" w:pos="9061"/>
+            </w:tabs>
+            <w:rPr>
+              <w:rFonts w:asciiTheme="minorHAnsi" w:eastAsiaTheme="minorEastAsia" w:hAnsiTheme="minorHAnsi"/>
+              <w:noProof/>
+              <w:lang w:eastAsia="es-AR"/>
+            </w:rPr>
+          </w:pPr>
+          <w:hyperlink w:anchor="_Toc208915282" w:history="1">
+            <w:r>
+              <w:rPr>
+                <w:rStyle w:val="Hipervnculo"/>
+                <w:noProof/>
+              </w:rPr>
+              <w:t>Viabilidad de implementación en Argentina</w:t>
+            </w:r>
+            <w:r>
+              <w:rPr>
+                <w:noProof/>
+                <w:webHidden/>
+              </w:rPr>
+              <w:tab/>
+            </w:r>
+            <w:r>
+              <w:rPr>
+                <w:noProof/>
+                <w:webHidden/>
+              </w:rPr>
+              <w:fldChar w:fldCharType="begin"/>
+            </w:r>
+            <w:r>
+              <w:rPr>
+                <w:noProof/>
+                <w:webHidden/>
+              </w:rPr>
+              <w:instrText xml:space="preserve"> PAGEREF _Toc208915282 \h </w:instrText>
+            </w:r>
+            <w:r>
+              <w:rPr>
+                <w:noProof/>
+                <w:webHidden/>
+              </w:rPr>
+            </w:r>
+            <w:r>
+              <w:rPr>
+                <w:noProof/>
+                <w:webHidden/>
+              </w:rPr>
+              <w:fldChar w:fldCharType="separate"/>
+            </w:r>
+            <w:r>
+              <w:rPr>
+                <w:noProof/>
+                <w:webHidden/>
+              </w:rPr>
+              <w:t>2</w:t>
+            </w:r>
+            <w:r>
+              <w:rPr>
+                <w:noProof/>
+                <w:webHidden/>
+              </w:rPr>
+              <w:fldChar w:fldCharType="end"/>
+            </w:r>
+          </w:hyperlink>
+        </w:p>
+        <w:p>
+          <w:pPr>
+            <w:pStyle w:val="TDC1"/>
+            <w:tabs>
+              <w:tab w:val="right" w:leader="dot" w:pos="9061"/>
+            </w:tabs>
+            <w:rPr>
+              <w:rFonts w:asciiTheme="minorHAnsi" w:eastAsiaTheme="minorEastAsia" w:hAnsiTheme="minorHAnsi"/>
+              <w:noProof/>
+              <w:lang w:eastAsia="es-AR"/>
+            </w:rPr>
+          </w:pPr>
+          <w:hyperlink w:anchor="_Toc208915283" w:history="1">
+            <w:r>
+              <w:rPr>
+                <w:rStyle w:val="Hipervnculo"/>
+                <w:noProof/>
+              </w:rPr>
+              <w:t>Discusión</w:t>
+            </w:r>
+            <w:r>
+              <w:rPr>
+                <w:noProof/>
+                <w:webHidden/>
+              </w:rPr>
+              <w:tab/>
+            </w:r>
+            <w:r>
+              <w:rPr>
+                <w:noProof/>
+                <w:webHidden/>
+              </w:rPr>
+              <w:fldChar w:fldCharType="begin"/>
+            </w:r>
+            <w:r>
+              <w:rPr>
+                <w:noProof/>
+                <w:webHidden/>
+              </w:rPr>
+              <w:instrText xml:space="preserve"> PAGEREF _Toc208915283 \h </w:instrText>
+            </w:r>
+            <w:r>
+              <w:rPr>
+                <w:noProof/>
+                <w:webHidden/>
+              </w:rPr>
+            </w:r>
+            <w:r>
+              <w:rPr>
+                <w:noProof/>
+                <w:webHidden/>
+              </w:rPr>
+              <w:fldChar w:fldCharType="separate"/>
+            </w:r>
+            <w:r>
+              <w:rPr>
+                <w:noProof/>
+                <w:webHidden/>
+              </w:rPr>
+              <w:t>4</w:t>
+            </w:r>
+            <w:r>
+              <w:rPr>
+                <w:noProof/>
+                <w:webHidden/>
+              </w:rPr>
+              <w:fldChar w:fldCharType="end"/>
+            </w:r>
+          </w:hyperlink>
+        </w:p>
+        <w:p>
+          <w:pPr>
+            <w:pStyle w:val="TDC1"/>
+            <w:tabs>
+              <w:tab w:val="right" w:leader="dot" w:pos="9061"/>
+            </w:tabs>
+            <w:rPr>
+              <w:rFonts w:asciiTheme="minorHAnsi" w:eastAsiaTheme="minorEastAsia" w:hAnsiTheme="minorHAnsi"/>
+              <w:noProof/>
+              <w:lang w:eastAsia="es-AR"/>
+            </w:rPr>
+          </w:pPr>
+          <w:hyperlink w:anchor="_Toc208915284" w:history="1">
+            <w:r>
+              <w:rPr>
+                <w:rStyle w:val="Hipervnculo"/>
+                <w:noProof/>
+              </w:rPr>
+              <w:t>Conclusiones</w:t>
+            </w:r>
+            <w:r>
+              <w:rPr>
+                <w:noProof/>
+                <w:webHidden/>
+              </w:rPr>
+              <w:tab/>
+            </w:r>
+            <w:r>
+              <w:rPr>
+                <w:noProof/>
+                <w:webHidden/>
+              </w:rPr>
+              <w:fldChar w:fldCharType="begin"/>
+            </w:r>
+            <w:r>
+              <w:rPr>
+                <w:noProof/>
+                <w:webHidden/>
+              </w:rPr>
+              <w:instrText xml:space="preserve"> PAGEREF _Toc208915284 \h </w:instrText>
+            </w:r>
+            <w:r>
+              <w:rPr>
+                <w:noProof/>
+                <w:webHidden/>
+              </w:rPr>
+            </w:r>
+            <w:r>
+              <w:rPr>
+                <w:noProof/>
+                <w:webHidden/>
+              </w:rPr>
+              <w:fldChar w:fldCharType="separate"/>
+            </w:r>
+            <w:r>
+              <w:rPr>
+                <w:noProof/>
+                <w:webHidden/>
+              </w:rPr>
+              <w:t>4</w:t>
+            </w:r>
+            <w:r>
+              <w:rPr>
+                <w:noProof/>
+                <w:webHidden/>
+              </w:rPr>
+              <w:fldChar w:fldCharType="end"/>
+            </w:r>
+          </w:hyperlink>
+        </w:p>
+        <w:p>
+          <w:pPr>
+            <w:pStyle w:val="TDC1"/>
+            <w:tabs>
+              <w:tab w:val="right" w:leader="dot" w:pos="9061"/>
+            </w:tabs>
+            <w:rPr>
+              <w:rFonts w:asciiTheme="minorHAnsi" w:eastAsiaTheme="minorEastAsia" w:hAnsiTheme="minorHAnsi"/>
+              <w:noProof/>
+              <w:lang w:eastAsia="es-AR"/>
+            </w:rPr>
+          </w:pPr>
+          <w:hyperlink w:anchor="_Toc208915285" w:history="1">
+            <w:r>
+              <w:rPr>
+                <w:rStyle w:val="Hipervnculo"/>
+                <w:noProof/>
+              </w:rPr>
+              <w:t>Bibliografía</w:t>
+            </w:r>
+            <w:r>
+              <w:rPr>
+                <w:noProof/>
+                <w:webHidden/>
+              </w:rPr>
+              <w:tab/>
+            </w:r>
+            <w:r>
+              <w:rPr>
+                <w:noProof/>
+                <w:webHidden/>
+              </w:rPr>
+              <w:fldChar w:fldCharType="begin"/>
+            </w:r>
+            <w:r>
+              <w:rPr>
+                <w:noProof/>
+                <w:webHidden/>
+              </w:rPr>
+              <w:instrText xml:space="preserve"> PAGEREF _Toc208915285 \h </w:instrText>
+            </w:r>
+            <w:r>
+              <w:rPr>
+                <w:noProof/>
+                <w:webHidden/>
+              </w:rPr>
+            </w:r>
+            <w:r>
+              <w:rPr>
+                <w:noProof/>
+                <w:webHidden/>
+              </w:rPr>
+              <w:fldChar w:fldCharType="separate"/>
+            </w:r>
+            <w:r>
+              <w:rPr>
+                <w:noProof/>
+                <w:webHidden/>
+              </w:rPr>
+              <w:t>5</w:t>
+            </w:r>
+            <w:r>
+              <w:rPr>
+                <w:noProof/>
+                <w:webHidden/>
+              </w:rPr>
+              <w:fldChar w:fldCharType="end"/>
+            </w:r>
+          </w:hyperlink>
+        </w:p>
+        <w:p>
+          <w:pPr>
+            <w:pStyle w:val="TDC1"/>
+            <w:tabs>
+              <w:tab w:val="right" w:leader="dot" w:pos="9061"/>
+            </w:tabs>
+            <w:rPr>
+              <w:rFonts w:asciiTheme="minorHAnsi" w:eastAsiaTheme="minorEastAsia" w:hAnsiTheme="minorHAnsi"/>
+              <w:noProof/>
+              <w:lang w:eastAsia="es-AR"/>
+            </w:rPr>
+          </w:pPr>
+          <w:hyperlink w:anchor="_Toc208915286" w:history="1">
+            <w:r>
+              <w:rPr>
+                <w:rStyle w:val="Hipervnculo"/>
+                <w:noProof/>
+              </w:rPr>
+              <w:t>Glosario</w:t>
+            </w:r>
+            <w:r>
+              <w:rPr>
+                <w:noProof/>
+                <w:webHidden/>
+              </w:rPr>
+              <w:tab/>
+            </w:r>
+            <w:r>
+              <w:rPr>
+                <w:noProof/>
+                <w:webHidden/>
+              </w:rPr>
+              <w:fldChar w:fldCharType="begin"/>
+            </w:r>
+            <w:r>
+              <w:rPr>
+                <w:noProof/>
+                <w:webHidden/>
+              </w:rPr>
+              <w:instrText xml:space="preserve"> PAGEREF _Toc208915286 \h </w:instrText>
+            </w:r>
+            <w:r>
+              <w:rPr>
+                <w:noProof/>
+                <w:webHidden/>
+              </w:rPr>
+            </w:r>
+            <w:r>
+              <w:rPr>
+                <w:noProof/>
+                <w:webHidden/>
+              </w:rPr>
+              <w:fldChar w:fldCharType="separate"/>
+            </w:r>
+            <w:r>
+              <w:rPr>
+                <w:noProof/>
+                <w:webHidden/>
+              </w:rPr>
+              <w:t>5</w:t>
+            </w:r>
+            <w:r>
+              <w:rPr>
+                <w:noProof/>
+                <w:webHidden/>
+              </w:rPr>
+              <w:fldChar w:fldCharType="end"/>
+            </w:r>
+          </w:hyperlink>
+        </w:p>
+        <w:p>
+          <w:pPr>
+            <w:pStyle w:val="TDC1"/>
+            <w:tabs>
+              <w:tab w:val="right" w:leader="dot" w:pos="9061"/>
+            </w:tabs>
+            <w:rPr>
+              <w:rFonts w:asciiTheme="minorHAnsi" w:eastAsiaTheme="minorEastAsia" w:hAnsiTheme="minorHAnsi"/>
+              <w:noProof/>
+              <w:lang w:eastAsia="es-AR"/>
+            </w:rPr>
+          </w:pPr>
+          <w:hyperlink w:anchor="_Toc208915287" w:history="1">
+            <w:r>
+              <w:rPr>
+                <w:rStyle w:val="Hipervnculo"/>
+                <w:noProof/>
+              </w:rPr>
+              <w:t>Apéndice</w:t>
+            </w:r>
+            <w:r>
+              <w:rPr>
+                <w:noProof/>
+                <w:webHidden/>
+              </w:rPr>
+              <w:tab/>
+            </w:r>
+            <w:r>
+              <w:rPr>
+                <w:noProof/>
+                <w:webHidden/>
+              </w:rPr>
+              <w:fldChar w:fldCharType="begin"/>
+            </w:r>
+            <w:r>
+              <w:rPr>
+                <w:noProof/>
+                <w:webHidden/>
+              </w:rPr>
+              <w:instrText xml:space="preserve"> PAGEREF _Toc208915287 \h </w:instrText>
+            </w:r>
+            <w:r>
+              <w:rPr>
+                <w:noProof/>
+                <w:webHidden/>
+              </w:rPr>
+            </w:r>
+            <w:r>
+              <w:rPr>
+                <w:noProof/>
+                <w:webHidden/>
+              </w:rPr>
+              <w:fldChar w:fldCharType="separate"/>
+            </w:r>
+            <w:r>
+              <w:rPr>
+                <w:noProof/>
+                <w:webHidden/>
+              </w:rPr>
+              <w:t>6</w:t>
+            </w:r>
+            <w:r>
+              <w:rPr>
+                <w:noProof/>
+                <w:webHidden/>
+              </w:rPr>
+              <w:fldChar w:fldCharType="end"/>
+            </w:r>
+          </w:hyperlink>
+        </w:p>
+        <w:p>
+          <w:r>
+            <w:rPr>
+              <w:b/>
+              <w:bCs/>
+              <w:lang w:val="es-ES"/>
+            </w:rPr>
+            <w:fldChar w:fldCharType="end"/>
+          </w:r>
+        </w:p>
+      </w:sdtContent>
+    </w:sdt>
+    <w:p>
+      <w:pPr>
+        <w:rPr>
           <w:b/>
           <w:sz w:val="28"/>
         </w:rPr>
       </w:pPr>
-      <w:r>
-        <w:rPr>
-          <w:rFonts w:ascii="Times New Roman" w:hAnsi="Times New Roman"/>
+    </w:p>
+    <w:p>
+      <w:pPr>
+        <w:rPr>
           <w:b/>
           <w:sz w:val="28"/>
         </w:rPr>
-        <w:lastRenderedPageBreak/>
-        <w:t xml:space="preserve">1. </w:t>
-      </w:r>
-      <w:r>
-        <w:rPr>
-          <w:rFonts w:ascii="Times New Roman" w:hAnsi="Times New Roman"/>
+        <w:sectPr>
+          <w:footerReference w:type="first" r:id="rId10"/>
+          <w:pgSz w:w="11906" w:h="16838"/>
+          <w:pgMar w:top="1418" w:right="1134" w:bottom="1418" w:left="1701" w:header="709" w:footer="709" w:gutter="0"/>
+          <w:cols w:space="708"/>
+          <w:titlePg/>
+          <w:docGrid w:linePitch="360"/>
+        </w:sectPr>
+      </w:pPr>
+    </w:p>
+    <w:p>
+      <w:pPr>
+        <w:rPr>
           <w:b/>
           <w:sz w:val="28"/>
         </w:rPr>
-        <w:t>Diagramas</w:t>
-      </w:r>
-    </w:p>
-    <w:p>
-      <w:pPr>
-        <w:spacing w:after="0" w:line="360" w:lineRule="auto"/>
-        <w:jc w:val="both"/>
-        <w:rPr>
-          <w:rFonts w:ascii="Times New Roman" w:hAnsi="Times New Roman"/>
+      </w:pPr>
+    </w:p>
+    <w:p>
+      <w:pPr>
+        <w:pStyle w:val="Ttulo1"/>
+      </w:pPr>
+      <w:bookmarkStart w:id="0" w:name="_Toc208915273"/>
+      <w:r>
+        <w:t>Resumen</w:t>
+      </w:r>
+      <w:bookmarkEnd w:id="0"/>
+    </w:p>
+    <w:p>
+      <w:proofErr w:type="spellStart"/>
+      <w:r>
+        <w:t>Aca</w:t>
+      </w:r>
+      <w:proofErr w:type="spellEnd"/>
+      <w:r>
+        <w:t xml:space="preserve"> va el resumen del informe</w:t>
+      </w:r>
+    </w:p>
+    <w:p/>
+    <w:p>
+      <w:pPr>
+        <w:pStyle w:val="Ttulo1"/>
+      </w:pPr>
+      <w:bookmarkStart w:id="1" w:name="_Toc208915274"/>
+      <w:r>
+        <w:t>Palabras clave</w:t>
+      </w:r>
+      <w:bookmarkEnd w:id="1"/>
+    </w:p>
+    <w:p>
+      <w:r>
+        <w:t>Minería de litio en Argentina</w:t>
+      </w:r>
+      <w:r>
+        <w:t xml:space="preserve">, </w:t>
+      </w:r>
+      <w:r>
+        <w:t>Refinamiento de litio</w:t>
+      </w:r>
+      <w:r>
+        <w:t>,</w:t>
+      </w:r>
+      <w:r>
+        <w:t xml:space="preserve"> Tecnologías de extracción de litio</w:t>
+      </w:r>
+      <w:r>
+        <w:t>,</w:t>
+      </w:r>
+      <w:r>
+        <w:t xml:space="preserve"> Consumo de agua minería de litio</w:t>
+      </w:r>
+      <w:r>
+        <w:t>,</w:t>
+      </w:r>
+      <w:r>
+        <w:t xml:space="preserve"> Monitoreo ambiental minería</w:t>
+      </w:r>
+      <w:r>
+        <w:t>,</w:t>
+      </w:r>
+      <w:r>
+        <w:t xml:space="preserve"> Baterías alternativas</w:t>
+      </w:r>
+      <w:r>
+        <w:t>,</w:t>
+      </w:r>
+      <w:r>
+        <w:t xml:space="preserve"> Simulación minería de litio</w:t>
+      </w:r>
+    </w:p>
+    <w:p>
+      <w:pPr>
+        <w:pStyle w:val="Ttulo1"/>
+      </w:pPr>
+      <w:bookmarkStart w:id="2" w:name="_Toc208915275"/>
+      <w:r>
+        <w:t>Introducción</w:t>
+      </w:r>
+      <w:bookmarkEnd w:id="2"/>
+    </w:p>
+    <w:p>
+      <w:r>
+        <w:t>La transición global hacia energías limpias ha posicionado al litio como un recurso estratégico para la fabricación de baterías de ion-litio, esenciales en vehículos eléctricos y sistemas de almacenamiento de energía</w:t>
+      </w:r>
+      <w:r>
+        <w:t>. Argentina</w:t>
+      </w:r>
+      <w:r>
+        <w:t xml:space="preserve"> conforma, junto con Chile y Bolivia, el denominado “triángulo del litio” (CREEBBA, 2023). </w:t>
+      </w:r>
+      <w:r>
+        <w:t>Tan solo en las provincias de Catamarca, Salta y Jujuy se estima que se encuentra entre el 10 y 12 por</w:t>
+      </w:r>
+      <w:r>
+        <w:t xml:space="preserve"> </w:t>
+      </w:r>
+      <w:r>
+        <w:t>ciento de las reservas del mundo (UNLP, 2019).</w:t>
+      </w:r>
+    </w:p>
+    <w:p>
+      <w:r>
+        <w:t>Esta transición conlleva una problemática que a menudo se ve oculta ante la propaganda de tecnologías “sustentables”, la dependencia de un proceso de extracción con impactos ambientales significativos.</w:t>
+      </w:r>
+      <w:r>
+        <w:t xml:space="preserve"> Este proceso </w:t>
+      </w:r>
+      <w:r>
+        <w:t>requiere de un consumo intensivo de agua, el cual, si</w:t>
+      </w:r>
+      <w:r>
+        <w:t xml:space="preserve"> continúa aumentando con la creciente demanda de litio, terminará afectando tanto al medioambiente como a las comunidades locales.</w:t>
+      </w:r>
+    </w:p>
+    <w:p>
+      <w:r>
+        <w:t xml:space="preserve">En el siguiente informe se </w:t>
+      </w:r>
+      <w:r>
+        <w:t xml:space="preserve">identificarán las tecnologías actuales de extracción y procesamiento de litio en Argentina, se investigarán alternativas tecnológicas actuales </w:t>
+      </w:r>
+      <w:r>
+        <w:t>para reducir los efectos ambientales negativos</w:t>
+      </w:r>
+      <w:r>
+        <w:t xml:space="preserve"> y se evaluará </w:t>
+      </w:r>
+      <w:r>
+        <w:t xml:space="preserve">el potencial de aplicación de estas tecnologías en </w:t>
+      </w:r>
+      <w:r>
+        <w:t>el país</w:t>
+      </w:r>
+      <w:r>
+        <w:t>.</w:t>
+      </w:r>
+    </w:p>
+    <w:p/>
+    <w:p/>
+    <w:p>
+      <w:pPr>
+        <w:spacing w:after="160" w:line="278" w:lineRule="auto"/>
+        <w:jc w:val="left"/>
+      </w:pPr>
+      <w:r>
+        <w:br w:type="page"/>
+      </w:r>
+    </w:p>
+    <w:p>
+      <w:pPr>
+        <w:rPr>
+          <w:rFonts w:eastAsiaTheme="majorEastAsia" w:cstheme="majorBidi"/>
           <w:b/>
+          <w:bCs/>
           <w:sz w:val="28"/>
-        </w:rPr>
-      </w:pPr>
-      <w:r>
-        <w:rPr>
-          <w:rFonts w:ascii="Times New Roman" w:hAnsi="Times New Roman"/>
+          <w:szCs w:val="40"/>
+        </w:rPr>
+      </w:pPr>
+      <w:r>
+        <w:rPr>
+          <w:rFonts w:eastAsiaTheme="majorEastAsia" w:cstheme="majorBidi"/>
           <w:b/>
+          <w:bCs/>
           <w:sz w:val="28"/>
-        </w:rPr>
-        <w:t xml:space="preserve">1.1 </w:t>
-      </w:r>
-      <w:r>
-        <w:rPr>
-          <w:rFonts w:ascii="Times New Roman" w:hAnsi="Times New Roman"/>
+          <w:szCs w:val="40"/>
+        </w:rPr>
+        <w:lastRenderedPageBreak/>
+        <w:t>Tecnologías de extracción de litio en Argentina: eficiencia, innovación y viabilidad de implementación</w:t>
+      </w:r>
+    </w:p>
+    <w:p>
+      <w:pPr>
+        <w:pStyle w:val="Ttulo2"/>
+      </w:pPr>
+      <w:bookmarkStart w:id="3" w:name="_Toc208915276"/>
+      <w:r>
+        <w:t>Contexto</w:t>
+      </w:r>
+      <w:bookmarkEnd w:id="3"/>
+    </w:p>
+    <w:p>
+      <w:r>
+        <w:t>La transición global hacia la movilidad eléctrica ha impulsado de manera exponencial la demanda de litio, recurso estratégico para la fabricación de baterías. Como se observa en la </w:t>
+      </w:r>
+      <w:r>
+        <w:rPr>
           <w:b/>
-          <w:sz w:val="28"/>
-        </w:rPr>
-        <w:t>Diagrama de Gantt</w:t>
-      </w:r>
-    </w:p>
-    <w:p>
-      <w:pPr>
-        <w:spacing w:after="0" w:line="360" w:lineRule="auto"/>
-        <w:ind w:firstLine="426"/>
-        <w:jc w:val="both"/>
-        <w:rPr>
-          <w:rFonts w:ascii="Times New Roman" w:hAnsi="Times New Roman"/>
-        </w:rPr>
-      </w:pPr>
-      <w:r>
-        <w:rPr>
-          <w:rFonts w:ascii="Times New Roman" w:hAnsi="Times New Roman"/>
-        </w:rPr>
-        <w:t>Confeccionar un diagrama de Gantt para ejemplificar la agenda de trabajo, considerando el lapso desde que se elige el tema hasta la entrega del informe técnico.</w:t>
-      </w:r>
-    </w:p>
-    <w:p>
-      <w:pPr>
-        <w:spacing w:after="0" w:line="360" w:lineRule="auto"/>
-        <w:ind w:firstLine="426"/>
-        <w:jc w:val="both"/>
-        <w:rPr>
-          <w:rFonts w:ascii="Times New Roman" w:hAnsi="Times New Roman"/>
-        </w:rPr>
-      </w:pPr>
-    </w:p>
-    <w:p>
-      <w:pPr>
-        <w:rPr>
-          <w:rFonts w:ascii="Times New Roman" w:hAnsi="Times New Roman"/>
+          <w:bCs/>
+        </w:rPr>
+        <w:t>Fi</w:t>
+      </w:r>
+      <w:r>
+        <w:rPr>
           <w:b/>
-          <w:sz w:val="28"/>
-        </w:rPr>
-      </w:pPr>
-      <w:r>
-        <w:rPr>
-          <w:rFonts w:ascii="Times New Roman" w:hAnsi="Times New Roman"/>
-          <w:b/>
-          <w:sz w:val="28"/>
-        </w:rPr>
-        <w:t xml:space="preserve">1.2 </w:t>
-      </w:r>
-      <w:r>
-        <w:rPr>
-          <w:rFonts w:ascii="Times New Roman" w:hAnsi="Times New Roman"/>
-          <w:b/>
-          <w:sz w:val="28"/>
-        </w:rPr>
-        <w:t>Diagrama de ideas</w:t>
-      </w:r>
-    </w:p>
-    <w:p>
-      <w:pPr>
-        <w:spacing w:after="0" w:line="360" w:lineRule="auto"/>
-        <w:ind w:left="-709"/>
-        <w:jc w:val="both"/>
-        <w:rPr>
-          <w:rFonts w:ascii="Times New Roman" w:hAnsi="Times New Roman"/>
-        </w:rPr>
-      </w:pPr>
-      <w:r>
-        <w:rPr>
-          <w:rFonts w:ascii="Times New Roman" w:hAnsi="Times New Roman"/>
+          <w:bCs/>
+        </w:rPr>
+        <w:t>g. 1</w:t>
+      </w:r>
+      <w:r>
+        <w:t xml:space="preserve"> </w:t>
+      </w:r>
+      <w:r>
+        <w:t>(</w:t>
+      </w:r>
+      <w:r>
+        <w:t>Secretaría de Minería</w:t>
+      </w:r>
+      <w:r>
+        <w:t xml:space="preserve">, </w:t>
+      </w:r>
+      <w:r>
+        <w:t xml:space="preserve">2025), el consumo de litio asociado a vehículos eléctricos </w:t>
+      </w:r>
+      <w:r>
+        <w:t xml:space="preserve">ya </w:t>
+      </w:r>
+      <w:r>
+        <w:t xml:space="preserve">supera ampliamente al consumo por todas las demás categorías. </w:t>
+      </w:r>
+      <w:bookmarkStart w:id="4" w:name="_Toc208915277"/>
+    </w:p>
+    <w:p>
+      <w:r>
+        <w:rPr>
           <w:noProof/>
         </w:rPr>
         <w:drawing>
-          <wp:inline distT="0" distB="0" distL="0" distR="0" wp14:anchorId="15AF358A" wp14:editId="2B952798">
-            <wp:extent cx="6397096" cy="3546764"/>
+          <wp:inline distT="0" distB="0" distL="0" distR="0" wp14:anchorId="50785FF7" wp14:editId="6B4C1C83">
+            <wp:extent cx="3959167" cy="2407920"/>
             <wp:effectExtent l="0" t="0" r="3810" b="0"/>
-            <wp:docPr id="40034854" name="Imagen 2"/>
+            <wp:docPr id="721903935" name="Imagen 7" descr="Gráfico, Gráfico de barras&#10;&#10;El contenido generado por IA puede ser incorrecto."/>
             <wp:cNvGraphicFramePr>
               <a:graphicFrameLocks xmlns:a="http://schemas.openxmlformats.org/drawingml/2006/main" noChangeAspect="1"/>
             </wp:cNvGraphicFramePr>
@@ -628,13 +1993,178 @@
               <a:graphicData uri="http://schemas.openxmlformats.org/drawingml/2006/picture">
                 <pic:pic xmlns:pic="http://schemas.openxmlformats.org/drawingml/2006/picture">
                   <pic:nvPicPr>
-                    <pic:cNvPr id="0" name="Picture 2"/>
+                    <pic:cNvPr id="721903935" name="Imagen 7" descr="Gráfico, Gráfico de barras&#10;&#10;El contenido generado por IA puede ser incorrecto."/>
+                    <pic:cNvPicPr>
+                      <a:picLocks noChangeAspect="1" noChangeArrowheads="1"/>
+                    </pic:cNvPicPr>
+                  </pic:nvPicPr>
+                  <pic:blipFill rotWithShape="1">
+                    <a:blip r:embed="rId9">
+                      <a:extLst>
+                        <a:ext uri="{28A0092B-C50C-407E-A947-70E740481C1C}">
+                          <a14:useLocalDpi xmlns:a14="http://schemas.microsoft.com/office/drawing/2010/main" val="0"/>
+                        </a:ext>
+                      </a:extLst>
+                    </a:blip>
+                    <a:srcRect t="6991"/>
+                    <a:stretch>
+                      <a:fillRect/>
+                    </a:stretch>
+                  </pic:blipFill>
+                  <pic:spPr bwMode="auto">
+                    <a:xfrm>
+                      <a:off x="0" y="0"/>
+                      <a:ext cx="3960000" cy="2408427"/>
+                    </a:xfrm>
+                    <a:prstGeom prst="rect">
+                      <a:avLst/>
+                    </a:prstGeom>
+                    <a:noFill/>
+                    <a:ln>
+                      <a:noFill/>
+                    </a:ln>
+                    <a:extLst>
+                      <a:ext uri="{53640926-AAD7-44D8-BBD7-CCE9431645EC}">
+                        <a14:shadowObscured xmlns:a14="http://schemas.microsoft.com/office/drawing/2010/main"/>
+                      </a:ext>
+                    </a:extLst>
+                  </pic:spPr>
+                </pic:pic>
+              </a:graphicData>
+            </a:graphic>
+          </wp:inline>
+        </w:drawing>
+      </w:r>
+      <w:bookmarkEnd w:id="4"/>
+    </w:p>
+    <w:p>
+      <w:r>
+        <w:rPr>
+          <w:b/>
+          <w:bCs/>
+        </w:rPr>
+        <w:t>Figura 1:</w:t>
+      </w:r>
+      <w:r>
+        <w:t xml:space="preserve"> </w:t>
+      </w:r>
+      <w:r>
+        <w:t>Demanda de litio según distintos usos 2024-2035</w:t>
+      </w:r>
+    </w:p>
+    <w:p>
+      <w:pPr>
+        <w:pStyle w:val="Ttulo2"/>
+      </w:pPr>
+      <w:bookmarkStart w:id="5" w:name="_Toc208915278"/>
+      <w:r>
+        <w:t>Tecnologías actuales de extracción y procesamiento en Argentina</w:t>
+      </w:r>
+      <w:bookmarkEnd w:id="5"/>
+    </w:p>
+    <w:p>
+      <w:r>
+        <w:t>En Argentina, la extracción de litio se realiza casi exclusivamente a partir de salmueras de salares, mediante el método convencional de </w:t>
+      </w:r>
+      <w:r>
+        <w:rPr>
+          <w:b/>
+          <w:bCs/>
+        </w:rPr>
+        <w:t>evaporación solar</w:t>
+      </w:r>
+      <w:r>
+        <w:t>, ampliamente implementado en la región de la Puna. Este proceso consiste en el bombeo de salmuera a pozas de evaporación superficiales, donde la acción del sol y el viento concentran gradualmente los minerales mediante la evaporación del agua. Tras varios meses, se obtiene una salmuera enriquecida en litio, que luego es transportada a plantas de refinamiento para la obtención de carbonato o hidróxido de litio. Si bien esta tecnología es de bajo costo energético y operativamente simple, presenta serias limitaciones: requiere grandes extensiones de terreno, es altamente dependiente de las condiciones climáticas y, críticamente, consume enormes volúmenes de agua en regiones áridas donde este recurso es escaso y vital para las comunidades locales y los ecosistemas. Adicionalmente, se emplean técnicas complementarias como la </w:t>
+      </w:r>
+      <w:r>
+        <w:rPr>
+          <w:b/>
+          <w:bCs/>
+        </w:rPr>
+        <w:t>ósmosis inversa</w:t>
+      </w:r>
+      <w:r>
+        <w:t> en algunas operaciones, principalmente para reducir impurezas en etapas de preconcentración, aunque su uso aún es limitado y no resuelve integralmente los problemas ambientales base. Cabe destacar que, a diferencia de otros países productores como Australia, </w:t>
+      </w:r>
+      <w:r>
+        <w:rPr>
+          <w:b/>
+          <w:bCs/>
+        </w:rPr>
+        <w:t>en Argentina no se implementa la minería de roca dura</w:t>
+      </w:r>
+      <w:r>
+        <w:t xml:space="preserve"> (extracción de litio de minerales como </w:t>
+      </w:r>
+      <w:proofErr w:type="spellStart"/>
+      <w:r>
+        <w:t>espodumeno</w:t>
+      </w:r>
+      <w:proofErr w:type="spellEnd"/>
+      <w:r>
+        <w:t xml:space="preserve"> o lepidolita), debido a que los depósitos en salares son predominantes y económicamente más viables con las tecnologías actuales.</w:t>
+      </w:r>
+    </w:p>
+    <w:p>
+      <w:pPr>
+        <w:pStyle w:val="Ttulo2"/>
+      </w:pPr>
+      <w:bookmarkStart w:id="6" w:name="_Toc208915280"/>
+      <w:r>
+        <w:t>Innovaciones tecnologías en extracción de litio</w:t>
+      </w:r>
+      <w:bookmarkEnd w:id="6"/>
+    </w:p>
+    <w:p/>
+    <w:p>
+      <w:pPr>
+        <w:pStyle w:val="Ttulo2"/>
+      </w:pPr>
+      <w:bookmarkStart w:id="7" w:name="_Toc208915281"/>
+      <w:r>
+        <w:t>Tecnologías complementarias para reducir impacto ambiental</w:t>
+      </w:r>
+      <w:bookmarkEnd w:id="7"/>
+    </w:p>
+    <w:p/>
+    <w:p>
+      <w:pPr>
+        <w:pStyle w:val="Ttulo2"/>
+      </w:pPr>
+      <w:bookmarkStart w:id="8" w:name="_Toc208915282"/>
+      <w:r>
+        <w:t>Viabilidad de implementación en Argentina</w:t>
+      </w:r>
+      <w:bookmarkEnd w:id="8"/>
+    </w:p>
+    <w:p/>
+    <w:p/>
+    <w:p/>
+    <w:p/>
+    <w:p/>
+    <w:p/>
+    <w:p/>
+    <w:p>
+      <w:r>
+        <w:drawing>
+          <wp:inline distT="0" distB="0" distL="0" distR="0" wp14:anchorId="73BA72A7" wp14:editId="3E2F5515">
+            <wp:extent cx="4752975" cy="1466850"/>
+            <wp:effectExtent l="0" t="0" r="9525" b="0"/>
+            <wp:docPr id="1927361904" name="Imagen 3"/>
+            <wp:cNvGraphicFramePr>
+              <a:graphicFrameLocks xmlns:a="http://schemas.openxmlformats.org/drawingml/2006/main" noChangeAspect="1"/>
+            </wp:cNvGraphicFramePr>
+            <a:graphic xmlns:a="http://schemas.openxmlformats.org/drawingml/2006/main">
+              <a:graphicData uri="http://schemas.openxmlformats.org/drawingml/2006/picture">
+                <pic:pic xmlns:pic="http://schemas.openxmlformats.org/drawingml/2006/picture">
+                  <pic:nvPicPr>
+                    <pic:cNvPr id="0" name="Picture 3"/>
                     <pic:cNvPicPr>
                       <a:picLocks noChangeAspect="1" noChangeArrowheads="1"/>
                     </pic:cNvPicPr>
                   </pic:nvPicPr>
                   <pic:blipFill>
-                    <a:blip r:embed="rId8">
+                    <a:blip r:embed="rId11">
                       <a:extLst>
                         <a:ext uri="{28A0092B-C50C-407E-A947-70E740481C1C}">
                           <a14:useLocalDpi xmlns:a14="http://schemas.microsoft.com/office/drawing/2010/main" val="0"/>
@@ -649,7 +2179,7 @@
                   <pic:spPr bwMode="auto">
                     <a:xfrm>
                       <a:off x="0" y="0"/>
-                      <a:ext cx="6404533" cy="3550887"/>
+                      <a:ext cx="4752975" cy="1466850"/>
                     </a:xfrm>
                     <a:prstGeom prst="rect">
                       <a:avLst/>
@@ -666,1510 +2196,119 @@
         </w:drawing>
       </w:r>
     </w:p>
-    <w:p>
-      <w:pPr>
-        <w:spacing w:after="0" w:line="360" w:lineRule="auto"/>
-        <w:jc w:val="both"/>
-        <w:rPr>
-          <w:rFonts w:ascii="Times New Roman" w:hAnsi="Times New Roman"/>
-        </w:rPr>
-      </w:pPr>
-    </w:p>
-    <w:p>
-      <w:pPr>
-        <w:rPr>
-          <w:rFonts w:ascii="Times New Roman" w:hAnsi="Times New Roman"/>
-          <w:b/>
-          <w:sz w:val="28"/>
-        </w:rPr>
-      </w:pPr>
-      <w:r>
-        <w:rPr>
-          <w:rFonts w:ascii="Times New Roman" w:hAnsi="Times New Roman"/>
-          <w:b/>
-          <w:sz w:val="28"/>
-        </w:rPr>
-        <w:t xml:space="preserve">2 </w:t>
-      </w:r>
-      <w:r>
-        <w:rPr>
-          <w:rFonts w:ascii="Times New Roman" w:hAnsi="Times New Roman"/>
-          <w:b/>
-          <w:sz w:val="28"/>
-        </w:rPr>
-        <w:t>Fuentes de información</w:t>
-      </w:r>
-    </w:p>
-    <w:p>
-      <w:pPr>
-        <w:rPr>
-          <w:rFonts w:ascii="Times New Roman" w:hAnsi="Times New Roman"/>
-          <w:b/>
-          <w:sz w:val="28"/>
-        </w:rPr>
-      </w:pPr>
-      <w:r>
-        <w:rPr>
-          <w:rFonts w:ascii="Times New Roman" w:hAnsi="Times New Roman"/>
-          <w:b/>
-          <w:sz w:val="28"/>
-        </w:rPr>
-        <w:t xml:space="preserve">2.1 </w:t>
-      </w:r>
-      <w:r>
-        <w:rPr>
-          <w:rFonts w:ascii="Times New Roman" w:hAnsi="Times New Roman"/>
-          <w:b/>
-          <w:bCs/>
-          <w:sz w:val="28"/>
-        </w:rPr>
-        <w:t xml:space="preserve">Por </w:t>
-      </w:r>
-      <w:r>
-        <w:rPr>
-          <w:rFonts w:ascii="Times New Roman" w:hAnsi="Times New Roman"/>
-          <w:b/>
-          <w:bCs/>
-          <w:sz w:val="28"/>
-        </w:rPr>
-        <w:t>o</w:t>
-      </w:r>
-      <w:r>
-        <w:rPr>
-          <w:rFonts w:ascii="Times New Roman" w:hAnsi="Times New Roman"/>
-          <w:b/>
-          <w:bCs/>
-          <w:sz w:val="28"/>
-        </w:rPr>
-        <w:t xml:space="preserve">rden de </w:t>
-      </w:r>
-      <w:r>
-        <w:rPr>
-          <w:rFonts w:ascii="Times New Roman" w:hAnsi="Times New Roman"/>
-          <w:b/>
-          <w:bCs/>
-          <w:sz w:val="28"/>
-        </w:rPr>
-        <w:t>i</w:t>
-      </w:r>
-      <w:r>
-        <w:rPr>
-          <w:rFonts w:ascii="Times New Roman" w:hAnsi="Times New Roman"/>
-          <w:b/>
-          <w:bCs/>
-          <w:sz w:val="28"/>
-        </w:rPr>
-        <w:t>mportancia</w:t>
-      </w:r>
-    </w:p>
-    <w:p>
-      <w:pPr>
-        <w:pStyle w:val="Prrafodelista"/>
-        <w:numPr>
-          <w:ilvl w:val="0"/>
-          <w:numId w:val="7"/>
-        </w:numPr>
-        <w:spacing w:after="0" w:line="360" w:lineRule="auto"/>
-        <w:jc w:val="both"/>
-        <w:rPr>
-          <w:rFonts w:ascii="Times New Roman" w:hAnsi="Times New Roman"/>
-          <w:b/>
-          <w:bCs/>
-        </w:rPr>
-      </w:pPr>
-      <w:r>
-        <w:rPr>
-          <w:rFonts w:ascii="Times New Roman" w:hAnsi="Times New Roman"/>
-          <w:b/>
-          <w:bCs/>
-        </w:rPr>
-        <w:t xml:space="preserve">Google </w:t>
-      </w:r>
-      <w:proofErr w:type="spellStart"/>
-      <w:r>
-        <w:rPr>
-          <w:rFonts w:ascii="Times New Roman" w:hAnsi="Times New Roman"/>
-          <w:b/>
-          <w:bCs/>
-        </w:rPr>
-        <w:t>Scholar</w:t>
-      </w:r>
-      <w:proofErr w:type="spellEnd"/>
-      <w:r>
-        <w:rPr>
-          <w:rFonts w:ascii="Times New Roman" w:hAnsi="Times New Roman"/>
-          <w:b/>
-          <w:bCs/>
-        </w:rPr>
-        <w:t xml:space="preserve"> </w:t>
-      </w:r>
-    </w:p>
-    <w:p>
-      <w:pPr>
-        <w:spacing w:after="0" w:line="360" w:lineRule="auto"/>
-        <w:ind w:left="426"/>
-        <w:jc w:val="both"/>
-        <w:rPr>
-          <w:rFonts w:ascii="Times New Roman" w:hAnsi="Times New Roman"/>
-          <w:lang w:val="en-US"/>
-        </w:rPr>
-      </w:pPr>
-      <w:r>
-        <w:rPr>
-          <w:rFonts w:ascii="Times New Roman" w:hAnsi="Times New Roman"/>
-          <w:lang w:val="en-US"/>
-        </w:rPr>
-        <w:t xml:space="preserve">URL: </w:t>
-      </w:r>
-      <w:hyperlink r:id="rId9" w:history="1">
-        <w:r>
-          <w:rPr>
-            <w:rStyle w:val="Hipervnculo"/>
-            <w:rFonts w:ascii="Times New Roman" w:hAnsi="Times New Roman"/>
-            <w:lang w:val="en-US"/>
-          </w:rPr>
-          <w:t>https://scholar.google.com/</w:t>
-        </w:r>
-      </w:hyperlink>
-    </w:p>
-    <w:p>
-      <w:pPr>
-        <w:spacing w:after="0" w:line="360" w:lineRule="auto"/>
-        <w:ind w:firstLine="426"/>
-        <w:jc w:val="both"/>
-        <w:rPr>
-          <w:rFonts w:ascii="Times New Roman" w:hAnsi="Times New Roman"/>
-        </w:rPr>
-      </w:pPr>
-      <w:r>
-        <w:rPr>
-          <w:rFonts w:ascii="Times New Roman" w:hAnsi="Times New Roman"/>
-        </w:rPr>
-        <w:t xml:space="preserve">Google </w:t>
-      </w:r>
-      <w:proofErr w:type="spellStart"/>
-      <w:r>
-        <w:rPr>
-          <w:rFonts w:ascii="Times New Roman" w:hAnsi="Times New Roman"/>
-        </w:rPr>
-        <w:t>Scholar</w:t>
-      </w:r>
-      <w:proofErr w:type="spellEnd"/>
-      <w:r>
-        <w:rPr>
-          <w:rFonts w:ascii="Times New Roman" w:hAnsi="Times New Roman"/>
-        </w:rPr>
-        <w:t xml:space="preserve"> es una de las principales herramientas de búsqueda académica a nivel mundial. Permite acceder a artículos científicos, tesis, conferencias, libros y documentos técnicos publicados en revistas indexadas y repositorios universitarios. Una de sus mayores ventajas es que reúne información de múltiples disciplinas y bases de datos en un solo buscador.</w:t>
-      </w:r>
-    </w:p>
-    <w:p>
-      <w:pPr>
-        <w:pStyle w:val="Prrafodelista"/>
-        <w:numPr>
-          <w:ilvl w:val="0"/>
-          <w:numId w:val="7"/>
-        </w:numPr>
-        <w:spacing w:after="0" w:line="360" w:lineRule="auto"/>
-        <w:jc w:val="both"/>
-        <w:rPr>
-          <w:rFonts w:ascii="Times New Roman" w:hAnsi="Times New Roman"/>
-          <w:b/>
-          <w:bCs/>
-        </w:rPr>
-      </w:pPr>
-      <w:r>
-        <w:rPr>
-          <w:rFonts w:ascii="Times New Roman" w:hAnsi="Times New Roman"/>
-          <w:b/>
-          <w:bCs/>
-        </w:rPr>
-        <w:t>Portal del CONICET</w:t>
-      </w:r>
-    </w:p>
-    <w:p>
-      <w:pPr>
-        <w:ind w:firstLine="426"/>
-        <w:rPr>
-          <w:rFonts w:ascii="Times New Roman" w:hAnsi="Times New Roman"/>
-          <w:lang w:val="en-US"/>
-        </w:rPr>
-      </w:pPr>
-      <w:r>
-        <w:rPr>
-          <w:rFonts w:ascii="Times New Roman" w:hAnsi="Times New Roman"/>
-          <w:lang w:val="en-US"/>
-        </w:rPr>
-        <w:t xml:space="preserve">URL: </w:t>
-      </w:r>
-      <w:hyperlink r:id="rId10" w:history="1">
-        <w:r>
-          <w:rPr>
-            <w:rStyle w:val="Hipervnculo"/>
-            <w:rFonts w:ascii="Times New Roman" w:hAnsi="Times New Roman"/>
-            <w:lang w:val="en-US"/>
-          </w:rPr>
-          <w:t>https://www.conicet.gov.ar/tag/litio/</w:t>
-        </w:r>
-      </w:hyperlink>
-    </w:p>
-    <w:p>
-      <w:pPr>
-        <w:spacing w:after="0" w:line="360" w:lineRule="auto"/>
-        <w:ind w:firstLine="426"/>
-        <w:jc w:val="both"/>
-        <w:rPr>
-          <w:rFonts w:ascii="Times New Roman" w:hAnsi="Times New Roman"/>
-        </w:rPr>
-      </w:pPr>
-      <w:r>
-        <w:rPr>
-          <w:rFonts w:ascii="Times New Roman" w:hAnsi="Times New Roman"/>
-        </w:rPr>
+    <w:p/>
+    <w:p>
+      <w:pPr>
+        <w:spacing w:after="160" w:line="278" w:lineRule="auto"/>
+        <w:jc w:val="left"/>
+      </w:pPr>
+      <w:r>
+        <w:br w:type="page"/>
+      </w:r>
+    </w:p>
+    <w:p>
+      <w:pPr>
+        <w:pStyle w:val="Ttulo1"/>
+      </w:pPr>
+      <w:bookmarkStart w:id="9" w:name="_Toc208915283"/>
+      <w:r>
         <w:lastRenderedPageBreak/>
-        <w:t>El Consejo Nacional de Investigaciones Científicas y Técnicas (CONICET) es el principal organismo de investigación en Argentina. En su portal institucional cuenta con una sección específica dedicada al litio, donde publica noticias, proyectos científicos, patentes, desarrollos tecnológicos y colaboraciones con universidades y empresas.</w:t>
-      </w:r>
-    </w:p>
-    <w:p>
-      <w:pPr>
-        <w:pStyle w:val="Prrafodelista"/>
-        <w:numPr>
-          <w:ilvl w:val="0"/>
-          <w:numId w:val="7"/>
-        </w:numPr>
-        <w:rPr>
-          <w:rFonts w:ascii="Times New Roman" w:hAnsi="Times New Roman"/>
-          <w:b/>
-          <w:bCs/>
-        </w:rPr>
-      </w:pPr>
-      <w:r>
-        <w:rPr>
-          <w:rFonts w:ascii="Times New Roman" w:hAnsi="Times New Roman"/>
-          <w:b/>
-          <w:bCs/>
-        </w:rPr>
-        <w:t xml:space="preserve"> </w:t>
-      </w:r>
-      <w:r>
-        <w:rPr>
-          <w:rFonts w:ascii="Times New Roman" w:hAnsi="Times New Roman"/>
-          <w:b/>
-          <w:bCs/>
-        </w:rPr>
-        <w:t>Repositorio Institucional Digital de Acceso Abierto (RIDAA)</w:t>
-      </w:r>
-    </w:p>
-    <w:p>
-      <w:pPr>
-        <w:ind w:left="426"/>
-        <w:rPr>
-          <w:rFonts w:ascii="Times New Roman" w:hAnsi="Times New Roman"/>
-          <w:lang w:val="en-US"/>
-        </w:rPr>
-      </w:pPr>
-      <w:r>
-        <w:rPr>
-          <w:rFonts w:ascii="Times New Roman" w:hAnsi="Times New Roman"/>
-          <w:lang w:val="en-US"/>
-        </w:rPr>
-        <w:t xml:space="preserve">URL: </w:t>
-      </w:r>
-      <w:hyperlink r:id="rId11" w:history="1">
-        <w:r>
-          <w:rPr>
-            <w:rStyle w:val="Hipervnculo"/>
-            <w:rFonts w:ascii="Times New Roman" w:hAnsi="Times New Roman"/>
-            <w:lang w:val="en-US"/>
-          </w:rPr>
-          <w:t>https://ridaa.unq.edu.ar/</w:t>
-        </w:r>
-      </w:hyperlink>
-    </w:p>
-    <w:p>
-      <w:pPr>
-        <w:spacing w:after="0" w:line="360" w:lineRule="auto"/>
-        <w:ind w:firstLine="426"/>
-        <w:jc w:val="both"/>
-        <w:rPr>
-          <w:rFonts w:ascii="Times New Roman" w:hAnsi="Times New Roman"/>
-        </w:rPr>
-      </w:pPr>
-      <w:r>
-        <w:rPr>
-          <w:rFonts w:ascii="Times New Roman" w:hAnsi="Times New Roman"/>
-        </w:rPr>
-        <w:t>El RIDAA de la Universidad Nacional de Quilmes ofrece acceso abierto a tesis, artículos y trabajos académicos de estudiantes, docentes e investigadores.</w:t>
-      </w:r>
-      <w:r>
-        <w:rPr>
-          <w:rFonts w:ascii="Times New Roman" w:hAnsi="Times New Roman"/>
-        </w:rPr>
-        <w:t xml:space="preserve"> </w:t>
-      </w:r>
-      <w:r>
-        <w:rPr>
-          <w:rFonts w:ascii="Times New Roman" w:hAnsi="Times New Roman"/>
-        </w:rPr>
-        <w:t>Es una fuente confiable y académica, que permite acceder a documentos con análisis profundos y sustentados en investigación de campo, útiles para comprender cómo evolucionaron los métodos de extracción, el rol de la maquinaria empleada y el impacto sobre las comunidades.</w:t>
-      </w:r>
-    </w:p>
-    <w:p>
-      <w:pPr>
-        <w:pStyle w:val="Prrafodelista"/>
-        <w:numPr>
-          <w:ilvl w:val="0"/>
-          <w:numId w:val="7"/>
-        </w:numPr>
-        <w:rPr>
-          <w:rFonts w:ascii="Times New Roman" w:hAnsi="Times New Roman"/>
-          <w:b/>
-          <w:bCs/>
-        </w:rPr>
-      </w:pPr>
-      <w:r>
-        <w:rPr>
-          <w:rFonts w:ascii="Times New Roman" w:hAnsi="Times New Roman"/>
-          <w:b/>
-          <w:bCs/>
-        </w:rPr>
-        <w:t>Revistas de la Universidad Nacional de La Plata (UNLP)</w:t>
-      </w:r>
-    </w:p>
-    <w:p>
-      <w:pPr>
-        <w:ind w:left="426"/>
-        <w:rPr>
-          <w:rFonts w:ascii="Times New Roman" w:hAnsi="Times New Roman"/>
-          <w:lang w:val="en-US"/>
-        </w:rPr>
-      </w:pPr>
-      <w:r>
-        <w:rPr>
-          <w:rFonts w:ascii="Times New Roman" w:hAnsi="Times New Roman"/>
-          <w:lang w:val="en-US"/>
-        </w:rPr>
-        <w:t xml:space="preserve">URL: </w:t>
-      </w:r>
-      <w:hyperlink r:id="rId12" w:history="1">
-        <w:r>
-          <w:rPr>
-            <w:rStyle w:val="Hipervnculo"/>
-            <w:rFonts w:ascii="Times New Roman" w:hAnsi="Times New Roman"/>
-            <w:lang w:val="en-US"/>
-          </w:rPr>
-          <w:t>https://revistas.unlp.edu.ar/</w:t>
-        </w:r>
-      </w:hyperlink>
-    </w:p>
-    <w:p>
-      <w:pPr>
-        <w:spacing w:after="0" w:line="360" w:lineRule="auto"/>
-        <w:ind w:firstLine="426"/>
-        <w:jc w:val="both"/>
-        <w:rPr>
-          <w:rFonts w:ascii="Times New Roman" w:hAnsi="Times New Roman"/>
-        </w:rPr>
-      </w:pPr>
-      <w:r>
-        <w:rPr>
-          <w:rFonts w:ascii="Times New Roman" w:hAnsi="Times New Roman"/>
-        </w:rPr>
-        <w:t>Las revistas científicas de la UNLP agrupan publicaciones revisadas por pares en diversas áreas, incluyendo ingeniería, tecnología y políticas públicas. Allí se encuentran artículos de investigación sobre minería, energías limpias y litio que provienen de investigadores de la propia universidad o de instituciones asociadas como el CONICET.</w:t>
-      </w:r>
-    </w:p>
-    <w:p>
-      <w:pPr>
-        <w:pStyle w:val="Prrafodelista"/>
-        <w:numPr>
-          <w:ilvl w:val="0"/>
-          <w:numId w:val="7"/>
-        </w:numPr>
-        <w:rPr>
-          <w:rFonts w:ascii="Times New Roman" w:hAnsi="Times New Roman"/>
-          <w:b/>
-          <w:bCs/>
-        </w:rPr>
-      </w:pPr>
-      <w:r>
-        <w:rPr>
-          <w:rFonts w:ascii="Times New Roman" w:hAnsi="Times New Roman"/>
-          <w:b/>
-          <w:bCs/>
-        </w:rPr>
-        <w:t xml:space="preserve">Biblioteca del </w:t>
-      </w:r>
-      <w:r>
-        <w:rPr>
-          <w:rFonts w:ascii="Times New Roman" w:hAnsi="Times New Roman"/>
-          <w:b/>
-          <w:bCs/>
-        </w:rPr>
-        <w:t>e</w:t>
-      </w:r>
-      <w:r>
-        <w:rPr>
-          <w:rFonts w:ascii="Times New Roman" w:hAnsi="Times New Roman"/>
-          <w:b/>
-          <w:bCs/>
-        </w:rPr>
-        <w:t>stado</w:t>
-      </w:r>
-    </w:p>
-    <w:p>
-      <w:pPr>
-        <w:ind w:left="426"/>
-        <w:rPr>
-          <w:rFonts w:ascii="Times New Roman" w:hAnsi="Times New Roman"/>
-          <w:lang w:val="en-US"/>
-        </w:rPr>
-      </w:pPr>
-      <w:r>
-        <w:rPr>
-          <w:rFonts w:ascii="Times New Roman" w:hAnsi="Times New Roman"/>
-          <w:lang w:val="en-US"/>
-        </w:rPr>
-        <w:t xml:space="preserve">URL: </w:t>
-      </w:r>
-      <w:hyperlink r:id="rId13" w:history="1">
-        <w:r>
-          <w:rPr>
-            <w:rStyle w:val="Hipervnculo"/>
-            <w:rFonts w:ascii="Times New Roman" w:hAnsi="Times New Roman"/>
-            <w:lang w:val="en-US"/>
-          </w:rPr>
-          <w:t>https://www.argentina.gob.ar/buscar</w:t>
-        </w:r>
-      </w:hyperlink>
-    </w:p>
-    <w:p>
-      <w:pPr>
-        <w:spacing w:after="0" w:line="360" w:lineRule="auto"/>
-        <w:ind w:firstLine="426"/>
-        <w:jc w:val="both"/>
-        <w:rPr>
-          <w:rFonts w:ascii="Times New Roman" w:hAnsi="Times New Roman"/>
-        </w:rPr>
-      </w:pPr>
-      <w:r>
-        <w:rPr>
-          <w:rFonts w:ascii="Times New Roman" w:hAnsi="Times New Roman"/>
-        </w:rPr>
-        <w:t>El portal oficial del Estado argentino publica documentos oficiales, estadísticas y reportes técnicos. Este tipo de fuente es clave para contar con datos oficiales y actualizados, respaldados por organismos estatales, y sirve como complemento a las publicaciones académicas, brindando información técnica y de políticas públicas.</w:t>
-      </w:r>
-    </w:p>
-    <w:p>
-      <w:pPr>
-        <w:ind w:firstLine="426"/>
-        <w:rPr>
-          <w:rFonts w:ascii="Times New Roman" w:hAnsi="Times New Roman"/>
-        </w:rPr>
-      </w:pPr>
-    </w:p>
-    <w:p>
-      <w:pPr>
-        <w:pStyle w:val="Prrafodelista"/>
-        <w:numPr>
-          <w:ilvl w:val="1"/>
-          <w:numId w:val="8"/>
-        </w:numPr>
-        <w:rPr>
-          <w:rFonts w:ascii="Times New Roman" w:hAnsi="Times New Roman"/>
-          <w:b/>
-          <w:sz w:val="28"/>
-        </w:rPr>
-      </w:pPr>
-      <w:r>
-        <w:rPr>
-          <w:rFonts w:ascii="Times New Roman" w:hAnsi="Times New Roman"/>
-          <w:b/>
-          <w:bCs/>
-          <w:sz w:val="28"/>
-        </w:rPr>
-        <w:t>Por orden de accesibilidad</w:t>
-      </w:r>
-    </w:p>
-    <w:p>
-      <w:pPr>
-        <w:pStyle w:val="Prrafodelista"/>
-        <w:numPr>
-          <w:ilvl w:val="0"/>
-          <w:numId w:val="11"/>
-        </w:numPr>
-        <w:spacing w:after="0" w:line="360" w:lineRule="auto"/>
-        <w:jc w:val="both"/>
-        <w:rPr>
-          <w:rFonts w:ascii="Times New Roman" w:hAnsi="Times New Roman"/>
-          <w:b/>
-          <w:bCs/>
-        </w:rPr>
-      </w:pPr>
-      <w:r>
-        <w:rPr>
-          <w:rFonts w:ascii="Times New Roman" w:hAnsi="Times New Roman"/>
-          <w:b/>
-          <w:bCs/>
-        </w:rPr>
-        <w:t xml:space="preserve">Google </w:t>
-      </w:r>
-      <w:proofErr w:type="spellStart"/>
-      <w:r>
-        <w:rPr>
-          <w:rFonts w:ascii="Times New Roman" w:hAnsi="Times New Roman"/>
-          <w:b/>
-          <w:bCs/>
-        </w:rPr>
-        <w:t>Scholar</w:t>
-      </w:r>
-      <w:proofErr w:type="spellEnd"/>
-    </w:p>
-    <w:p>
-      <w:pPr>
-        <w:spacing w:after="0" w:line="360" w:lineRule="auto"/>
-        <w:ind w:firstLine="426"/>
-        <w:jc w:val="both"/>
-        <w:rPr>
-          <w:rFonts w:ascii="Times New Roman" w:hAnsi="Times New Roman"/>
-        </w:rPr>
-      </w:pPr>
-      <w:r>
-        <w:rPr>
-          <w:rFonts w:ascii="Times New Roman" w:hAnsi="Times New Roman"/>
-        </w:rPr>
-        <w:t>Es la más accesible porque no requiere registro ni permisos; cualquier persona puede ingresar y realizar búsquedas de artículos.</w:t>
-      </w:r>
-    </w:p>
-    <w:p>
-      <w:pPr>
-        <w:pStyle w:val="Prrafodelista"/>
-        <w:numPr>
-          <w:ilvl w:val="0"/>
-          <w:numId w:val="11"/>
-        </w:numPr>
-        <w:spacing w:after="0" w:line="360" w:lineRule="auto"/>
-        <w:jc w:val="both"/>
-        <w:rPr>
-          <w:rFonts w:ascii="Times New Roman" w:hAnsi="Times New Roman"/>
-          <w:b/>
-          <w:bCs/>
-        </w:rPr>
-      </w:pPr>
-      <w:r>
-        <w:rPr>
-          <w:rFonts w:ascii="Times New Roman" w:hAnsi="Times New Roman"/>
-          <w:b/>
-          <w:bCs/>
-        </w:rPr>
-        <w:t>Biblioteca del Estado</w:t>
-      </w:r>
-    </w:p>
-    <w:p>
-      <w:pPr>
-        <w:spacing w:after="0" w:line="360" w:lineRule="auto"/>
-        <w:ind w:firstLine="426"/>
-        <w:jc w:val="both"/>
-        <w:rPr>
-          <w:rFonts w:ascii="Times New Roman" w:hAnsi="Times New Roman"/>
-        </w:rPr>
-      </w:pPr>
-      <w:r>
-        <w:rPr>
-          <w:rFonts w:ascii="Times New Roman" w:hAnsi="Times New Roman"/>
-        </w:rPr>
-        <w:t>Acceso libre y público a documentos oficiales en formato PDF desde el portal gubernamental.</w:t>
-      </w:r>
-    </w:p>
-    <w:p>
-      <w:pPr>
-        <w:pStyle w:val="Prrafodelista"/>
-        <w:numPr>
-          <w:ilvl w:val="0"/>
-          <w:numId w:val="11"/>
-        </w:numPr>
-        <w:spacing w:after="0" w:line="360" w:lineRule="auto"/>
-        <w:jc w:val="both"/>
-        <w:rPr>
-          <w:rFonts w:ascii="Times New Roman" w:hAnsi="Times New Roman"/>
-          <w:b/>
-          <w:bCs/>
-        </w:rPr>
-      </w:pPr>
-      <w:r>
-        <w:rPr>
-          <w:rFonts w:ascii="Times New Roman" w:hAnsi="Times New Roman"/>
-          <w:b/>
-          <w:bCs/>
-        </w:rPr>
-        <w:t>Portal del CONICET</w:t>
-      </w:r>
-    </w:p>
-    <w:p>
-      <w:pPr>
-        <w:spacing w:after="0" w:line="360" w:lineRule="auto"/>
-        <w:ind w:firstLine="426"/>
-        <w:jc w:val="both"/>
-        <w:rPr>
-          <w:rFonts w:ascii="Times New Roman" w:hAnsi="Times New Roman"/>
-        </w:rPr>
-      </w:pPr>
-      <w:r>
-        <w:rPr>
-          <w:rFonts w:ascii="Times New Roman" w:hAnsi="Times New Roman"/>
-        </w:rPr>
+        <w:t>Discusión</w:t>
+      </w:r>
+      <w:bookmarkEnd w:id="9"/>
+    </w:p>
+    <w:p>
+      <w:r>
+        <w:t>Acá se discute.</w:t>
+      </w:r>
+    </w:p>
+    <w:p>
+      <w:pPr>
+        <w:pStyle w:val="Ttulo1"/>
+      </w:pPr>
+      <w:bookmarkStart w:id="10" w:name="_Toc208915284"/>
+      <w:r>
+        <w:t>Conclusiones</w:t>
+      </w:r>
+      <w:bookmarkEnd w:id="10"/>
+    </w:p>
+    <w:p>
+      <w:r>
+        <w:t>Acá se concluye</w:t>
+      </w:r>
+    </w:p>
+    <w:p>
+      <w:pPr>
+        <w:spacing w:after="160" w:line="278" w:lineRule="auto"/>
+        <w:jc w:val="left"/>
+      </w:pPr>
+      <w:r>
+        <w:br w:type="page"/>
+      </w:r>
+    </w:p>
+    <w:p>
+      <w:pPr>
+        <w:pStyle w:val="Ttulo1"/>
+      </w:pPr>
+      <w:bookmarkStart w:id="11" w:name="_Toc208915285"/>
+      <w:r>
         <w:lastRenderedPageBreak/>
-        <w:t>También de acceso libre, pero la información está más organizada en noticias y proyectos específicos, por lo que requiere mayor búsqueda interna.</w:t>
-      </w:r>
-    </w:p>
-    <w:p>
-      <w:pPr>
-        <w:pStyle w:val="Prrafodelista"/>
-        <w:numPr>
-          <w:ilvl w:val="0"/>
-          <w:numId w:val="11"/>
-        </w:numPr>
-        <w:spacing w:after="0" w:line="360" w:lineRule="auto"/>
-        <w:jc w:val="both"/>
-        <w:rPr>
-          <w:rFonts w:ascii="Times New Roman" w:hAnsi="Times New Roman"/>
-          <w:b/>
-          <w:bCs/>
-        </w:rPr>
-      </w:pPr>
-      <w:r>
-        <w:rPr>
-          <w:rFonts w:ascii="Times New Roman" w:hAnsi="Times New Roman"/>
-          <w:b/>
-          <w:bCs/>
-        </w:rPr>
-        <w:t>Revistas de la Universidad Nacional de La Plata (UNLP)</w:t>
-      </w:r>
-    </w:p>
-    <w:p>
-      <w:pPr>
-        <w:spacing w:after="0" w:line="360" w:lineRule="auto"/>
-        <w:ind w:firstLine="426"/>
-        <w:jc w:val="both"/>
-        <w:rPr>
-          <w:rFonts w:ascii="Times New Roman" w:hAnsi="Times New Roman"/>
-        </w:rPr>
-      </w:pPr>
-      <w:r>
-        <w:rPr>
-          <w:rFonts w:ascii="Times New Roman" w:hAnsi="Times New Roman"/>
-        </w:rPr>
-        <w:t>Son de acceso abierto, aunque algunos artículos pueden requerir navegación más técnica dentro del sitio para encontrar lo buscado.</w:t>
-      </w:r>
-    </w:p>
-    <w:p>
-      <w:pPr>
-        <w:pStyle w:val="Prrafodelista"/>
-        <w:numPr>
-          <w:ilvl w:val="0"/>
-          <w:numId w:val="11"/>
-        </w:numPr>
-        <w:spacing w:after="0" w:line="360" w:lineRule="auto"/>
-        <w:jc w:val="both"/>
-        <w:rPr>
-          <w:rFonts w:ascii="Times New Roman" w:hAnsi="Times New Roman"/>
-          <w:b/>
-          <w:bCs/>
-        </w:rPr>
-      </w:pPr>
-      <w:r>
-        <w:rPr>
-          <w:rFonts w:ascii="Times New Roman" w:hAnsi="Times New Roman"/>
-          <w:b/>
-          <w:bCs/>
-        </w:rPr>
-        <w:t>Repositorio RIDAA – UNQ</w:t>
-      </w:r>
-    </w:p>
-    <w:p>
-      <w:pPr>
-        <w:spacing w:after="0" w:line="360" w:lineRule="auto"/>
-        <w:ind w:firstLine="426"/>
-        <w:jc w:val="both"/>
-        <w:rPr>
-          <w:rFonts w:ascii="Times New Roman" w:hAnsi="Times New Roman"/>
-        </w:rPr>
-      </w:pPr>
-      <w:r>
-        <w:rPr>
-          <w:rFonts w:ascii="Times New Roman" w:hAnsi="Times New Roman"/>
-        </w:rPr>
-        <w:t>Si bien es de acceso abierto, requiere identificar y descargar tesis específicas, lo cual puede ser un poco menos inmediato que en las fuentes anteriores.</w:t>
-      </w:r>
-    </w:p>
-    <w:p>
-      <w:pPr>
-        <w:spacing w:after="0" w:line="360" w:lineRule="auto"/>
-        <w:ind w:firstLine="426"/>
-        <w:jc w:val="both"/>
-        <w:rPr>
-          <w:rFonts w:ascii="Times New Roman" w:hAnsi="Times New Roman"/>
-        </w:rPr>
-      </w:pPr>
-    </w:p>
-    <w:p>
-      <w:pPr>
-        <w:rPr>
-          <w:rFonts w:ascii="Times New Roman" w:hAnsi="Times New Roman"/>
-          <w:b/>
-          <w:sz w:val="28"/>
-        </w:rPr>
-      </w:pPr>
-      <w:r>
-        <w:rPr>
-          <w:rFonts w:ascii="Times New Roman" w:hAnsi="Times New Roman"/>
-          <w:b/>
-          <w:sz w:val="28"/>
-        </w:rPr>
-        <w:t>2</w:t>
-      </w:r>
-      <w:r>
-        <w:rPr>
-          <w:rFonts w:ascii="Times New Roman" w:hAnsi="Times New Roman"/>
-          <w:b/>
-          <w:sz w:val="28"/>
-        </w:rPr>
-        <w:t>.</w:t>
-      </w:r>
-      <w:r>
-        <w:rPr>
-          <w:rFonts w:ascii="Times New Roman" w:hAnsi="Times New Roman"/>
-          <w:b/>
-          <w:sz w:val="28"/>
-        </w:rPr>
-        <w:t>3</w:t>
-      </w:r>
-      <w:r>
-        <w:rPr>
-          <w:rFonts w:ascii="Times New Roman" w:hAnsi="Times New Roman"/>
-          <w:b/>
-          <w:sz w:val="28"/>
-        </w:rPr>
-        <w:t xml:space="preserve"> </w:t>
-      </w:r>
-      <w:r>
-        <w:rPr>
-          <w:rFonts w:ascii="Times New Roman" w:hAnsi="Times New Roman"/>
-          <w:b/>
-          <w:sz w:val="28"/>
-        </w:rPr>
-        <w:t>Palabras clave</w:t>
-      </w:r>
-    </w:p>
-    <w:p>
-      <w:pPr>
-        <w:spacing w:after="0" w:line="360" w:lineRule="auto"/>
-        <w:ind w:firstLine="426"/>
-        <w:jc w:val="both"/>
-        <w:rPr>
-          <w:rFonts w:ascii="Times New Roman" w:hAnsi="Times New Roman"/>
-        </w:rPr>
-      </w:pPr>
-      <w:r>
-        <w:rPr>
-          <w:rFonts w:ascii="Times New Roman" w:hAnsi="Times New Roman"/>
-        </w:rPr>
-        <w:t>Minería</w:t>
-      </w:r>
-      <w:r>
-        <w:rPr>
-          <w:rFonts w:ascii="Times New Roman" w:hAnsi="Times New Roman"/>
-        </w:rPr>
-        <w:t xml:space="preserve"> de litio </w:t>
-      </w:r>
-      <w:r>
-        <w:rPr>
-          <w:rFonts w:ascii="Times New Roman" w:hAnsi="Times New Roman"/>
-        </w:rPr>
-        <w:t xml:space="preserve">en </w:t>
-      </w:r>
-      <w:r>
-        <w:rPr>
-          <w:rFonts w:ascii="Times New Roman" w:hAnsi="Times New Roman"/>
-        </w:rPr>
-        <w:t>Argentina</w:t>
-      </w:r>
-    </w:p>
-    <w:p>
-      <w:pPr>
-        <w:spacing w:after="0" w:line="360" w:lineRule="auto"/>
-        <w:ind w:firstLine="426"/>
-        <w:jc w:val="both"/>
-        <w:rPr>
-          <w:rFonts w:ascii="Times New Roman" w:hAnsi="Times New Roman"/>
-        </w:rPr>
-      </w:pPr>
-      <w:r>
-        <w:rPr>
-          <w:rFonts w:ascii="Times New Roman" w:hAnsi="Times New Roman"/>
-        </w:rPr>
-        <w:t>R</w:t>
-      </w:r>
-      <w:r>
-        <w:rPr>
-          <w:rFonts w:ascii="Times New Roman" w:hAnsi="Times New Roman"/>
-        </w:rPr>
-        <w:t>efinamiento de litio</w:t>
-      </w:r>
-    </w:p>
-    <w:p>
-      <w:pPr>
-        <w:spacing w:after="0" w:line="360" w:lineRule="auto"/>
-        <w:ind w:firstLine="426"/>
-        <w:jc w:val="both"/>
-        <w:rPr>
-          <w:rFonts w:ascii="Times New Roman" w:hAnsi="Times New Roman"/>
-        </w:rPr>
-      </w:pPr>
-      <w:r>
-        <w:rPr>
-          <w:rFonts w:ascii="Times New Roman" w:hAnsi="Times New Roman"/>
-        </w:rPr>
-        <w:t>Tecnologías de extracción de litio</w:t>
-      </w:r>
-    </w:p>
-    <w:p>
-      <w:pPr>
-        <w:spacing w:after="0" w:line="360" w:lineRule="auto"/>
-        <w:ind w:firstLine="426"/>
-        <w:jc w:val="both"/>
-        <w:rPr>
-          <w:rFonts w:ascii="Times New Roman" w:hAnsi="Times New Roman"/>
-        </w:rPr>
-      </w:pPr>
-      <w:r>
-        <w:rPr>
-          <w:rFonts w:ascii="Times New Roman" w:hAnsi="Times New Roman"/>
-        </w:rPr>
-        <w:t>Consumo de agua minería</w:t>
-      </w:r>
-      <w:r>
-        <w:rPr>
-          <w:rFonts w:ascii="Times New Roman" w:hAnsi="Times New Roman"/>
-        </w:rPr>
-        <w:t xml:space="preserve"> de</w:t>
-      </w:r>
-      <w:r>
-        <w:rPr>
-          <w:rFonts w:ascii="Times New Roman" w:hAnsi="Times New Roman"/>
-        </w:rPr>
-        <w:t xml:space="preserve"> litio</w:t>
-      </w:r>
-    </w:p>
-    <w:p>
-      <w:pPr>
-        <w:spacing w:after="0" w:line="360" w:lineRule="auto"/>
-        <w:ind w:firstLine="426"/>
-        <w:jc w:val="both"/>
-        <w:rPr>
-          <w:rFonts w:ascii="Times New Roman" w:hAnsi="Times New Roman"/>
-        </w:rPr>
-      </w:pPr>
-      <w:r>
-        <w:rPr>
-          <w:rFonts w:ascii="Times New Roman" w:hAnsi="Times New Roman"/>
-        </w:rPr>
-        <w:t>M</w:t>
-      </w:r>
-      <w:r>
-        <w:rPr>
-          <w:rFonts w:ascii="Times New Roman" w:hAnsi="Times New Roman"/>
-        </w:rPr>
-        <w:t>onitoreo ambiental minería</w:t>
-      </w:r>
-    </w:p>
-    <w:p>
-      <w:pPr>
-        <w:spacing w:after="0" w:line="360" w:lineRule="auto"/>
-        <w:ind w:firstLine="426"/>
-        <w:jc w:val="both"/>
-        <w:rPr>
-          <w:rFonts w:ascii="Times New Roman" w:hAnsi="Times New Roman"/>
-        </w:rPr>
-      </w:pPr>
-      <w:r>
-        <w:rPr>
-          <w:rFonts w:ascii="Times New Roman" w:hAnsi="Times New Roman"/>
-        </w:rPr>
-        <w:t>Baterías alternativas</w:t>
-      </w:r>
-    </w:p>
-    <w:p>
-      <w:pPr>
-        <w:spacing w:after="0" w:line="360" w:lineRule="auto"/>
-        <w:ind w:firstLine="426"/>
-        <w:jc w:val="both"/>
-        <w:rPr>
-          <w:rFonts w:ascii="Times New Roman" w:hAnsi="Times New Roman"/>
-        </w:rPr>
-      </w:pPr>
-      <w:r>
-        <w:rPr>
-          <w:rFonts w:ascii="Times New Roman" w:hAnsi="Times New Roman"/>
-        </w:rPr>
-        <w:t>Simulación minería de litio</w:t>
-      </w:r>
-    </w:p>
-    <w:p>
-      <w:pPr>
-        <w:spacing w:after="0" w:line="360" w:lineRule="auto"/>
-        <w:ind w:firstLine="426"/>
-        <w:jc w:val="both"/>
-        <w:rPr>
-          <w:rFonts w:ascii="Times New Roman" w:hAnsi="Times New Roman"/>
-          <w:u w:val="single"/>
-        </w:rPr>
-      </w:pPr>
-    </w:p>
-    <w:p>
-      <w:pPr>
-        <w:rPr>
-          <w:rFonts w:ascii="Times New Roman" w:hAnsi="Times New Roman"/>
-          <w:b/>
-          <w:sz w:val="28"/>
-        </w:rPr>
-      </w:pPr>
-      <w:r>
-        <w:rPr>
-          <w:rFonts w:ascii="Times New Roman" w:hAnsi="Times New Roman"/>
-          <w:b/>
-          <w:sz w:val="28"/>
-        </w:rPr>
-        <w:t>3</w:t>
-      </w:r>
-      <w:r>
-        <w:rPr>
-          <w:rFonts w:ascii="Times New Roman" w:hAnsi="Times New Roman"/>
-          <w:b/>
-          <w:sz w:val="28"/>
-        </w:rPr>
-        <w:t xml:space="preserve"> </w:t>
-      </w:r>
-      <w:proofErr w:type="gramStart"/>
-      <w:r>
-        <w:rPr>
-          <w:rFonts w:ascii="Times New Roman" w:hAnsi="Times New Roman"/>
-          <w:b/>
-          <w:sz w:val="28"/>
-        </w:rPr>
-        <w:t>Estilos</w:t>
-      </w:r>
-      <w:proofErr w:type="gramEnd"/>
-      <w:r>
-        <w:rPr>
-          <w:rFonts w:ascii="Times New Roman" w:hAnsi="Times New Roman"/>
-          <w:b/>
-          <w:sz w:val="28"/>
-        </w:rPr>
-        <w:t xml:space="preserve"> del lenguaje</w:t>
-      </w:r>
-    </w:p>
-    <w:p>
-      <w:pPr>
-        <w:rPr>
-          <w:rFonts w:ascii="Times New Roman" w:hAnsi="Times New Roman"/>
-          <w:b/>
-          <w:sz w:val="28"/>
-        </w:rPr>
-      </w:pPr>
-      <w:r>
-        <w:rPr>
-          <w:rFonts w:ascii="Times New Roman" w:hAnsi="Times New Roman"/>
-          <w:b/>
-          <w:sz w:val="28"/>
-        </w:rPr>
-        <w:t xml:space="preserve">3.1 </w:t>
-      </w:r>
-      <w:r>
-        <w:rPr>
-          <w:rFonts w:ascii="Times New Roman" w:hAnsi="Times New Roman"/>
-          <w:b/>
-          <w:sz w:val="28"/>
-        </w:rPr>
-        <w:t>Lenguaje formal vs lenguaje coloquial</w:t>
-      </w:r>
-    </w:p>
-    <w:p>
-      <w:pPr>
-        <w:spacing w:after="0" w:line="360" w:lineRule="auto"/>
-        <w:ind w:firstLine="426"/>
-        <w:jc w:val="both"/>
-        <w:rPr>
-          <w:rFonts w:ascii="Times New Roman" w:hAnsi="Times New Roman"/>
-        </w:rPr>
-      </w:pPr>
-      <w:r>
-        <w:rPr>
-          <w:rFonts w:ascii="Times New Roman" w:hAnsi="Times New Roman"/>
-          <w:b/>
-          <w:bCs/>
-        </w:rPr>
-        <w:t>Formal:</w:t>
-      </w:r>
-      <w:r>
-        <w:rPr>
-          <w:rFonts w:ascii="Times New Roman" w:hAnsi="Times New Roman"/>
-          <w:b/>
-          <w:bCs/>
-        </w:rPr>
-        <w:t xml:space="preserve"> </w:t>
-      </w:r>
-      <w:r>
-        <w:rPr>
-          <w:rFonts w:ascii="Times New Roman" w:hAnsi="Times New Roman"/>
-        </w:rPr>
-        <w:t>“Las tecnologías actuales de extracción de litio en Argentina presentan limitaciones en la eficiencia y en el consumo de agua, lo que exige el desarrollo de alternativas más sostenibles.”</w:t>
-      </w:r>
-    </w:p>
-    <w:p>
-      <w:pPr>
-        <w:spacing w:after="0" w:line="360" w:lineRule="auto"/>
-        <w:ind w:firstLine="426"/>
-        <w:jc w:val="both"/>
-        <w:rPr>
-          <w:rFonts w:ascii="Times New Roman" w:hAnsi="Times New Roman"/>
-        </w:rPr>
-      </w:pPr>
-      <w:r>
-        <w:rPr>
-          <w:rFonts w:ascii="Times New Roman" w:hAnsi="Times New Roman"/>
-          <w:b/>
-          <w:bCs/>
-        </w:rPr>
-        <w:t>Coloquial:</w:t>
-      </w:r>
-      <w:r>
-        <w:rPr>
-          <w:rFonts w:ascii="Times New Roman" w:hAnsi="Times New Roman"/>
-          <w:b/>
-          <w:bCs/>
-        </w:rPr>
-        <w:t xml:space="preserve"> </w:t>
-      </w:r>
-      <w:r>
-        <w:rPr>
-          <w:rFonts w:ascii="Times New Roman" w:hAnsi="Times New Roman"/>
-        </w:rPr>
-        <w:t>“Las formas que se usan hoy para sacar litio en Argentina gastan mucha agua y no son tan buenas, por eso habría que buscar otras más amigables con el ambiente.”</w:t>
-      </w:r>
-    </w:p>
-    <w:p>
-      <w:pPr>
-        <w:rPr>
-          <w:rFonts w:ascii="Times New Roman" w:hAnsi="Times New Roman"/>
-          <w:b/>
-          <w:sz w:val="28"/>
-        </w:rPr>
-      </w:pPr>
-      <w:r>
-        <w:rPr>
-          <w:rFonts w:ascii="Times New Roman" w:hAnsi="Times New Roman"/>
-          <w:b/>
-          <w:sz w:val="28"/>
-        </w:rPr>
-        <w:t xml:space="preserve">3.2 </w:t>
-      </w:r>
-      <w:r>
-        <w:rPr>
-          <w:rFonts w:ascii="Times New Roman" w:hAnsi="Times New Roman"/>
-          <w:b/>
-          <w:sz w:val="28"/>
-        </w:rPr>
-        <w:t>Voz activa vs voz pasiva</w:t>
-      </w:r>
-    </w:p>
-    <w:p>
-      <w:pPr>
-        <w:spacing w:after="0" w:line="360" w:lineRule="auto"/>
-        <w:ind w:firstLine="426"/>
-        <w:jc w:val="both"/>
-        <w:rPr>
-          <w:rFonts w:ascii="Times New Roman" w:hAnsi="Times New Roman"/>
-        </w:rPr>
-      </w:pPr>
-      <w:r>
-        <w:rPr>
-          <w:rFonts w:ascii="Times New Roman" w:hAnsi="Times New Roman"/>
-          <w:b/>
-          <w:bCs/>
-        </w:rPr>
-        <w:t>Voz activa:</w:t>
-      </w:r>
-      <w:r>
-        <w:rPr>
-          <w:rFonts w:ascii="Times New Roman" w:hAnsi="Times New Roman"/>
-          <w:b/>
-          <w:bCs/>
-        </w:rPr>
-        <w:t xml:space="preserve"> </w:t>
-      </w:r>
-      <w:r>
-        <w:rPr>
-          <w:rFonts w:ascii="Times New Roman" w:hAnsi="Times New Roman"/>
-        </w:rPr>
-        <w:t>“Los ingenieros desarrollaron un nuevo sistema de extracción directa de litio que reduce el consumo de agua.”</w:t>
-      </w:r>
-    </w:p>
-    <w:p>
-      <w:pPr>
-        <w:spacing w:after="0" w:line="360" w:lineRule="auto"/>
-        <w:ind w:firstLine="426"/>
-        <w:jc w:val="both"/>
-        <w:rPr>
-          <w:rFonts w:ascii="Times New Roman" w:hAnsi="Times New Roman"/>
-        </w:rPr>
-      </w:pPr>
-      <w:r>
-        <w:rPr>
-          <w:rFonts w:ascii="Times New Roman" w:hAnsi="Times New Roman"/>
-          <w:b/>
-          <w:bCs/>
-        </w:rPr>
-        <w:t>Voz pasiva:</w:t>
-      </w:r>
-      <w:r>
-        <w:rPr>
-          <w:rFonts w:ascii="Times New Roman" w:hAnsi="Times New Roman"/>
-          <w:b/>
-          <w:bCs/>
-        </w:rPr>
-        <w:t xml:space="preserve"> </w:t>
-      </w:r>
-      <w:r>
-        <w:rPr>
-          <w:rFonts w:ascii="Times New Roman" w:hAnsi="Times New Roman"/>
-        </w:rPr>
-        <w:t>“Un nuevo sistema de extracción directa de litio fue desarrollado por ingenieros para reducir el consumo de agua.”</w:t>
-      </w:r>
-    </w:p>
-    <w:p>
-      <w:pPr>
-        <w:rPr>
-          <w:rFonts w:ascii="Times New Roman" w:hAnsi="Times New Roman"/>
-          <w:b/>
-          <w:sz w:val="28"/>
-        </w:rPr>
-      </w:pPr>
-      <w:r>
-        <w:rPr>
-          <w:rFonts w:ascii="Times New Roman" w:hAnsi="Times New Roman"/>
-          <w:b/>
-          <w:sz w:val="28"/>
-        </w:rPr>
-        <w:t>3</w:t>
-      </w:r>
-      <w:r>
-        <w:rPr>
-          <w:rFonts w:ascii="Times New Roman" w:hAnsi="Times New Roman"/>
-          <w:b/>
-          <w:sz w:val="28"/>
-        </w:rPr>
-        <w:t>.</w:t>
-      </w:r>
-      <w:r>
-        <w:rPr>
-          <w:rFonts w:ascii="Times New Roman" w:hAnsi="Times New Roman"/>
-          <w:b/>
-          <w:sz w:val="28"/>
-        </w:rPr>
-        <w:t>3</w:t>
-      </w:r>
-      <w:r>
-        <w:rPr>
-          <w:rFonts w:ascii="Times New Roman" w:hAnsi="Times New Roman"/>
-          <w:b/>
-          <w:sz w:val="28"/>
-        </w:rPr>
-        <w:t xml:space="preserve"> </w:t>
-      </w:r>
-      <w:r>
-        <w:rPr>
-          <w:rFonts w:ascii="Times New Roman" w:hAnsi="Times New Roman"/>
-          <w:b/>
-          <w:sz w:val="28"/>
-        </w:rPr>
-        <w:t>Primera persona vs tercera persona</w:t>
-      </w:r>
-      <w:r>
-        <w:rPr>
-          <w:rFonts w:ascii="Times New Roman" w:hAnsi="Times New Roman"/>
-          <w:b/>
-          <w:sz w:val="28"/>
-        </w:rPr>
-        <w:t xml:space="preserve"> </w:t>
-      </w:r>
-    </w:p>
-    <w:p>
-      <w:pPr>
-        <w:spacing w:after="0" w:line="360" w:lineRule="auto"/>
-        <w:ind w:firstLine="426"/>
-        <w:jc w:val="both"/>
-        <w:rPr>
-          <w:rFonts w:ascii="Times New Roman" w:hAnsi="Times New Roman"/>
-        </w:rPr>
-      </w:pPr>
-      <w:r>
-        <w:rPr>
-          <w:rFonts w:ascii="Times New Roman" w:hAnsi="Times New Roman"/>
-          <w:b/>
-          <w:bCs/>
-        </w:rPr>
+        <w:t>Bibliografía</w:t>
+      </w:r>
+      <w:bookmarkEnd w:id="11"/>
+    </w:p>
+    <w:p>
+      <w:r>
+        <w:t>Libros artículos y demás</w:t>
+      </w:r>
+    </w:p>
+    <w:p>
+      <w:pPr>
+        <w:pStyle w:val="Ttulo1"/>
+      </w:pPr>
+      <w:bookmarkStart w:id="12" w:name="_Toc208915286"/>
+      <w:r>
+        <w:t>Glosario</w:t>
+      </w:r>
+      <w:bookmarkEnd w:id="12"/>
+    </w:p>
+    <w:p>
+      <w:r>
+        <w:t>Palabras para los que no sepan</w:t>
+      </w:r>
+    </w:p>
+    <w:p>
+      <w:pPr>
+        <w:spacing w:after="160" w:line="278" w:lineRule="auto"/>
+        <w:jc w:val="left"/>
+      </w:pPr>
+      <w:r>
+        <w:br w:type="page"/>
+      </w:r>
+    </w:p>
+    <w:p>
+      <w:pPr>
+        <w:pStyle w:val="Ttulo1"/>
+      </w:pPr>
+      <w:bookmarkStart w:id="13" w:name="_Toc208915287"/>
+      <w:r>
         <w:lastRenderedPageBreak/>
-        <w:t>Primera persona:</w:t>
-      </w:r>
-      <w:r>
-        <w:rPr>
-          <w:rFonts w:ascii="Times New Roman" w:hAnsi="Times New Roman"/>
-          <w:b/>
-          <w:bCs/>
-        </w:rPr>
-        <w:t xml:space="preserve"> </w:t>
-      </w:r>
-      <w:r>
-        <w:rPr>
-          <w:rFonts w:ascii="Times New Roman" w:hAnsi="Times New Roman"/>
-        </w:rPr>
-        <w:t>“En este trabajo analizamos las tecnologías emergentes para el reciclaje de baterías de litio.”</w:t>
-      </w:r>
-    </w:p>
-    <w:p>
-      <w:pPr>
-        <w:spacing w:after="0" w:line="360" w:lineRule="auto"/>
-        <w:ind w:firstLine="426"/>
-        <w:jc w:val="both"/>
-        <w:rPr>
-          <w:rFonts w:ascii="Times New Roman" w:hAnsi="Times New Roman"/>
-        </w:rPr>
-      </w:pPr>
-      <w:r>
-        <w:rPr>
-          <w:rFonts w:ascii="Times New Roman" w:hAnsi="Times New Roman"/>
-          <w:b/>
-          <w:bCs/>
-        </w:rPr>
-        <w:t>Tercera persona:</w:t>
-      </w:r>
-      <w:r>
-        <w:rPr>
-          <w:rFonts w:ascii="Times New Roman" w:hAnsi="Times New Roman"/>
-          <w:b/>
-          <w:bCs/>
-        </w:rPr>
-        <w:t xml:space="preserve"> </w:t>
-      </w:r>
-      <w:r>
-        <w:rPr>
-          <w:rFonts w:ascii="Times New Roman" w:hAnsi="Times New Roman"/>
-        </w:rPr>
-        <w:t>“</w:t>
-      </w:r>
-      <w:r>
-        <w:rPr>
-          <w:rFonts w:ascii="Times New Roman" w:hAnsi="Times New Roman"/>
-        </w:rPr>
-        <w:t>Este</w:t>
-      </w:r>
-      <w:r>
-        <w:rPr>
-          <w:rFonts w:ascii="Times New Roman" w:hAnsi="Times New Roman"/>
-        </w:rPr>
-        <w:t xml:space="preserve"> trabajo analiza las tecnologías emergentes para el reciclaje de baterías de litio.”</w:t>
-      </w:r>
-    </w:p>
-    <w:p>
-      <w:pPr>
-        <w:rPr>
-          <w:rFonts w:ascii="Times New Roman" w:hAnsi="Times New Roman"/>
-          <w:b/>
-          <w:sz w:val="28"/>
-        </w:rPr>
-      </w:pPr>
-      <w:r>
-        <w:rPr>
-          <w:rFonts w:ascii="Times New Roman" w:hAnsi="Times New Roman"/>
-          <w:b/>
-          <w:sz w:val="28"/>
-        </w:rPr>
-        <w:t xml:space="preserve">4 </w:t>
-      </w:r>
-      <w:proofErr w:type="gramStart"/>
-      <w:r>
-        <w:rPr>
-          <w:rFonts w:ascii="Times New Roman" w:hAnsi="Times New Roman"/>
-          <w:b/>
-          <w:sz w:val="28"/>
-        </w:rPr>
-        <w:t>Tipos</w:t>
-      </w:r>
-      <w:proofErr w:type="gramEnd"/>
-      <w:r>
-        <w:rPr>
-          <w:rFonts w:ascii="Times New Roman" w:hAnsi="Times New Roman"/>
-          <w:b/>
-          <w:sz w:val="28"/>
-        </w:rPr>
-        <w:t xml:space="preserve"> de información</w:t>
-      </w:r>
-    </w:p>
-    <w:p>
-      <w:pPr>
-        <w:rPr>
-          <w:rFonts w:ascii="Times New Roman" w:hAnsi="Times New Roman"/>
-          <w:b/>
-          <w:sz w:val="28"/>
-        </w:rPr>
-      </w:pPr>
-      <w:r>
-        <w:rPr>
-          <w:rFonts w:ascii="Times New Roman" w:hAnsi="Times New Roman"/>
-          <w:b/>
-          <w:sz w:val="28"/>
-        </w:rPr>
-        <w:t>4.</w:t>
-      </w:r>
-      <w:r>
-        <w:rPr>
-          <w:rFonts w:ascii="Times New Roman" w:hAnsi="Times New Roman"/>
-          <w:b/>
-          <w:sz w:val="28"/>
-        </w:rPr>
-        <w:t>1</w:t>
-      </w:r>
-      <w:r>
-        <w:rPr>
-          <w:rFonts w:ascii="Times New Roman" w:hAnsi="Times New Roman"/>
-          <w:b/>
-          <w:sz w:val="28"/>
-        </w:rPr>
-        <w:t xml:space="preserve"> </w:t>
-      </w:r>
-      <w:r>
-        <w:rPr>
-          <w:rFonts w:ascii="Times New Roman" w:hAnsi="Times New Roman"/>
-          <w:b/>
-          <w:sz w:val="28"/>
-        </w:rPr>
-        <w:t>Hecho, inferencia y opinión</w:t>
-      </w:r>
-      <w:r>
-        <w:rPr>
-          <w:rFonts w:ascii="Times New Roman" w:hAnsi="Times New Roman"/>
-          <w:b/>
-          <w:sz w:val="28"/>
-        </w:rPr>
-        <w:t xml:space="preserve"> </w:t>
-      </w:r>
-    </w:p>
-    <w:p>
-      <w:pPr>
-        <w:spacing w:after="0" w:line="360" w:lineRule="auto"/>
-        <w:ind w:firstLine="426"/>
-        <w:jc w:val="both"/>
-        <w:rPr>
-          <w:rFonts w:ascii="Times New Roman" w:hAnsi="Times New Roman"/>
-        </w:rPr>
-      </w:pPr>
-      <w:r>
-        <w:rPr>
-          <w:rFonts w:ascii="Times New Roman" w:hAnsi="Times New Roman"/>
-        </w:rPr>
-        <w:t xml:space="preserve">A partir de la información recolectada de las diversas fuentes sobre el tema asignado, redactar un texto referido al enfoque individual y que contenga un hecho, una inferencia y una opinión. </w:t>
-      </w:r>
-    </w:p>
-    <w:p>
-      <w:pPr>
-        <w:spacing w:after="0" w:line="360" w:lineRule="auto"/>
-        <w:ind w:firstLine="426"/>
-        <w:jc w:val="both"/>
-        <w:rPr>
-          <w:rFonts w:ascii="Times New Roman" w:hAnsi="Times New Roman"/>
-        </w:rPr>
-      </w:pPr>
-    </w:p>
-    <w:p>
-      <w:pPr>
-        <w:rPr>
-          <w:rFonts w:ascii="Times New Roman" w:hAnsi="Times New Roman"/>
-          <w:b/>
-          <w:sz w:val="28"/>
-        </w:rPr>
-      </w:pPr>
-      <w:r>
-        <w:rPr>
-          <w:rFonts w:ascii="Times New Roman" w:hAnsi="Times New Roman"/>
-          <w:b/>
-          <w:sz w:val="28"/>
-        </w:rPr>
-        <w:t>4.</w:t>
-      </w:r>
-      <w:r>
-        <w:rPr>
-          <w:rFonts w:ascii="Times New Roman" w:hAnsi="Times New Roman"/>
-          <w:b/>
-          <w:sz w:val="28"/>
-        </w:rPr>
-        <w:t>1</w:t>
-      </w:r>
-      <w:r>
-        <w:rPr>
-          <w:rFonts w:ascii="Times New Roman" w:hAnsi="Times New Roman"/>
-          <w:b/>
-          <w:sz w:val="28"/>
-        </w:rPr>
-        <w:t xml:space="preserve"> </w:t>
-      </w:r>
-      <w:r>
-        <w:rPr>
-          <w:rFonts w:ascii="Times New Roman" w:hAnsi="Times New Roman"/>
-          <w:b/>
-          <w:sz w:val="28"/>
-        </w:rPr>
-        <w:t>Criterio de Orden</w:t>
-      </w:r>
-      <w:r>
-        <w:rPr>
-          <w:rFonts w:ascii="Times New Roman" w:hAnsi="Times New Roman"/>
-          <w:b/>
-          <w:sz w:val="28"/>
-        </w:rPr>
-        <w:t xml:space="preserve"> </w:t>
-      </w:r>
-    </w:p>
-    <w:p>
-      <w:pPr>
-        <w:spacing w:after="0" w:line="360" w:lineRule="auto"/>
-        <w:ind w:firstLine="426"/>
-        <w:jc w:val="both"/>
-        <w:rPr>
-          <w:rFonts w:ascii="Times New Roman" w:hAnsi="Times New Roman"/>
-        </w:rPr>
-      </w:pPr>
-      <w:r>
-        <w:rPr>
-          <w:rFonts w:ascii="Times New Roman" w:hAnsi="Times New Roman"/>
-        </w:rPr>
-        <w:t>Indicar el criterio de orden que se utilizó en cada uno de los párrafos.</w:t>
-      </w:r>
-    </w:p>
-    <w:p>
-      <w:pPr>
-        <w:spacing w:after="0" w:line="360" w:lineRule="auto"/>
-        <w:ind w:firstLine="426"/>
-        <w:jc w:val="both"/>
-        <w:rPr>
-          <w:rFonts w:ascii="Times New Roman" w:hAnsi="Times New Roman"/>
-        </w:rPr>
-      </w:pPr>
+        <w:t>Apéndice</w:t>
+      </w:r>
+      <w:bookmarkEnd w:id="13"/>
+    </w:p>
+    <w:p>
+      <w:r>
+        <w:t>Lo que no te entró antes, te entra ahora.</w:t>
+      </w:r>
     </w:p>
     <w:sectPr>
-      <w:footerReference w:type="default" r:id="rId14"/>
+      <w:footerReference w:type="default" r:id="rId12"/>
+      <w:footerReference w:type="first" r:id="rId13"/>
       <w:pgSz w:w="11906" w:h="16838"/>
       <w:pgMar w:top="1418" w:right="1134" w:bottom="1418" w:left="1701" w:header="709" w:footer="709" w:gutter="0"/>
-      <w:pgNumType w:start="0"/>
+      <w:pgNumType w:start="1"/>
       <w:cols w:space="708"/>
-      <w:titlePg/>
       <w:docGrid w:linePitch="360"/>
     </w:sectPr>
   </w:body>
@@ -2181,7 +2320,7 @@
   <w:endnote w:type="separator" w:id="-1">
     <w:p>
       <w:pPr>
-        <w:spacing w:after="0" w:line="240" w:lineRule="auto"/>
+        <w:spacing w:line="240" w:lineRule="auto"/>
       </w:pPr>
       <w:r>
         <w:separator/>
@@ -2191,7 +2330,7 @@
   <w:endnote w:type="continuationSeparator" w:id="0">
     <w:p>
       <w:pPr>
-        <w:spacing w:after="0" w:line="240" w:lineRule="auto"/>
+        <w:spacing w:line="240" w:lineRule="auto"/>
       </w:pPr>
       <w:r>
         <w:continuationSeparator/>
@@ -2203,14 +2342,77 @@
 
 <file path=word/footer1.xml><?xml version="1.0" encoding="utf-8"?>
 <w:ftr xmlns:wpc="http://schemas.microsoft.com/office/word/2010/wordprocessingCanvas" xmlns:cx="http://schemas.microsoft.com/office/drawing/2014/chartex" xmlns:cx1="http://schemas.microsoft.com/office/drawing/2015/9/8/chartex" xmlns:cx2="http://schemas.microsoft.com/office/drawing/2015/10/21/chartex" xmlns:cx3="http://schemas.microsoft.com/office/drawing/2016/5/9/chartex" xmlns:cx4="http://schemas.microsoft.com/office/drawing/2016/5/10/chartex" xmlns:cx5="http://schemas.microsoft.com/office/drawing/2016/5/11/chartex" xmlns:cx6="http://schemas.microsoft.com/office/drawing/2016/5/12/chartex" xmlns:cx7="http://schemas.microsoft.com/office/drawing/2016/5/13/chartex" xmlns:cx8="http://schemas.microsoft.com/office/drawing/2016/5/14/chartex" xmlns:mc="http://schemas.openxmlformats.org/markup-compatibility/2006" xmlns:aink="http://schemas.microsoft.com/office/drawing/2016/ink" xmlns:am3d="http://schemas.microsoft.com/office/drawing/2017/model3d" xmlns:o="urn:schemas-microsoft-com:office:office" xmlns:oel="http://schemas.microsoft.com/office/2019/extlst" xmlns:r="http://schemas.openxmlformats.org/officeDocument/2006/relationships" xmlns:m="http://schemas.openxmlformats.org/officeDocument/2006/math" xmlns:v="urn:schemas-microsoft-com:vml" xmlns:wp14="http://schemas.microsoft.com/office/word/2010/wordprocessingDrawing" xmlns:wp="http://schemas.openxmlformats.org/drawingml/2006/wordprocessingDrawing" xmlns:w10="urn:schemas-microsoft-com:office:word" xmlns:w="http://schemas.openxmlformats.org/wordprocessingml/2006/main" xmlns:w14="http://schemas.microsoft.com/office/word/2010/wordml" xmlns:w15="http://schemas.microsoft.com/office/word/2012/wordml" xmlns:w16cex="http://schemas.microsoft.com/office/word/2018/wordml/cex" xmlns:w16cid="http://schemas.microsoft.com/office/word/2016/wordml/cid" xmlns:w16="http://schemas.microsoft.com/office/word/2018/wordml" xmlns:w16du="http://schemas.microsoft.com/office/word/2023/wordml/word16du" xmlns:w16sdtdh="http://schemas.microsoft.com/office/word/2020/wordml/sdtdatahash" xmlns:w16sdtfl="http://schemas.microsoft.com/office/word/2024/wordml/sdtformatlock" xmlns:w16se="http://schemas.microsoft.com/office/word/2015/wordml/symex" xmlns:wpg="http://schemas.microsoft.com/office/word/2010/wordprocessingGroup" xmlns:wpi="http://schemas.microsoft.com/office/word/2010/wordprocessingInk" xmlns:wne="http://schemas.microsoft.com/office/word/2006/wordml" xmlns:wps="http://schemas.microsoft.com/office/word/2010/wordprocessingShape" mc:Ignorable="w14 w15 w16se w16cid w16 w16cex w16sdtdh w16sdtfl w16du wp14">
+  <w:p>
+    <w:pPr>
+      <w:pStyle w:val="Piedepgina"/>
+      <w:jc w:val="right"/>
+    </w:pPr>
+  </w:p>
+  <w:p>
+    <w:pPr>
+      <w:pStyle w:val="Piedepgina"/>
+    </w:pPr>
+  </w:p>
+</w:ftr>
+</file>
+
+<file path=word/footer2.xml><?xml version="1.0" encoding="utf-8"?>
+<w:ftr xmlns:wpc="http://schemas.microsoft.com/office/word/2010/wordprocessingCanvas" xmlns:cx="http://schemas.microsoft.com/office/drawing/2014/chartex" xmlns:cx1="http://schemas.microsoft.com/office/drawing/2015/9/8/chartex" xmlns:cx2="http://schemas.microsoft.com/office/drawing/2015/10/21/chartex" xmlns:cx3="http://schemas.microsoft.com/office/drawing/2016/5/9/chartex" xmlns:cx4="http://schemas.microsoft.com/office/drawing/2016/5/10/chartex" xmlns:cx5="http://schemas.microsoft.com/office/drawing/2016/5/11/chartex" xmlns:cx6="http://schemas.microsoft.com/office/drawing/2016/5/12/chartex" xmlns:cx7="http://schemas.microsoft.com/office/drawing/2016/5/13/chartex" xmlns:cx8="http://schemas.microsoft.com/office/drawing/2016/5/14/chartex" xmlns:mc="http://schemas.openxmlformats.org/markup-compatibility/2006" xmlns:aink="http://schemas.microsoft.com/office/drawing/2016/ink" xmlns:am3d="http://schemas.microsoft.com/office/drawing/2017/model3d" xmlns:o="urn:schemas-microsoft-com:office:office" xmlns:oel="http://schemas.microsoft.com/office/2019/extlst" xmlns:r="http://schemas.openxmlformats.org/officeDocument/2006/relationships" xmlns:m="http://schemas.openxmlformats.org/officeDocument/2006/math" xmlns:v="urn:schemas-microsoft-com:vml" xmlns:wp14="http://schemas.microsoft.com/office/word/2010/wordprocessingDrawing" xmlns:wp="http://schemas.openxmlformats.org/drawingml/2006/wordprocessingDrawing" xmlns:w10="urn:schemas-microsoft-com:office:word" xmlns:w="http://schemas.openxmlformats.org/wordprocessingml/2006/main" xmlns:w14="http://schemas.microsoft.com/office/word/2010/wordml" xmlns:w15="http://schemas.microsoft.com/office/word/2012/wordml" xmlns:w16cex="http://schemas.microsoft.com/office/word/2018/wordml/cex" xmlns:w16cid="http://schemas.microsoft.com/office/word/2016/wordml/cid" xmlns:w16="http://schemas.microsoft.com/office/word/2018/wordml" xmlns:w16du="http://schemas.microsoft.com/office/word/2023/wordml/word16du" xmlns:w16sdtdh="http://schemas.microsoft.com/office/word/2020/wordml/sdtdatahash" xmlns:w16sdtfl="http://schemas.microsoft.com/office/word/2024/wordml/sdtformatlock" xmlns:w16se="http://schemas.microsoft.com/office/word/2015/wordml/symex" xmlns:wpg="http://schemas.microsoft.com/office/word/2010/wordprocessingGroup" xmlns:wpi="http://schemas.microsoft.com/office/word/2010/wordprocessingInk" xmlns:wne="http://schemas.microsoft.com/office/word/2006/wordml" xmlns:wps="http://schemas.microsoft.com/office/word/2010/wordprocessingShape" mc:Ignorable="w14 w15 w16se w16cid w16 w16cex w16sdtdh w16sdtfl w16du wp14">
   <w:sdt>
     <w:sdtPr>
-      <w:id w:val="2016339636"/>
+      <w:id w:val="-719280406"/>
       <w:docPartObj>
         <w:docPartGallery w:val="Page Numbers (Bottom of Page)"/>
         <w:docPartUnique/>
       </w:docPartObj>
     </w:sdtPr>
+    <w:sdtEndPr/>
+    <w:sdtContent>
+      <w:p>
+        <w:pPr>
+          <w:pStyle w:val="Piedepgina"/>
+          <w:jc w:val="right"/>
+        </w:pPr>
+        <w:r>
+          <w:fldChar w:fldCharType="begin"/>
+        </w:r>
+        <w:r>
+          <w:instrText>PAGE   \* MERGEFORMAT</w:instrText>
+        </w:r>
+        <w:r>
+          <w:fldChar w:fldCharType="separate"/>
+        </w:r>
+        <w:r>
+          <w:rPr>
+            <w:lang w:val="es-ES"/>
+          </w:rPr>
+          <w:t>2</w:t>
+        </w:r>
+        <w:r>
+          <w:fldChar w:fldCharType="end"/>
+        </w:r>
+      </w:p>
+    </w:sdtContent>
+  </w:sdt>
+  <w:p>
+    <w:pPr>
+      <w:pStyle w:val="Piedepgina"/>
+    </w:pPr>
+  </w:p>
+</w:ftr>
+</file>
+
+<file path=word/footer3.xml><?xml version="1.0" encoding="utf-8"?>
+<w:ftr xmlns:wpc="http://schemas.microsoft.com/office/word/2010/wordprocessingCanvas" xmlns:cx="http://schemas.microsoft.com/office/drawing/2014/chartex" xmlns:cx1="http://schemas.microsoft.com/office/drawing/2015/9/8/chartex" xmlns:cx2="http://schemas.microsoft.com/office/drawing/2015/10/21/chartex" xmlns:cx3="http://schemas.microsoft.com/office/drawing/2016/5/9/chartex" xmlns:cx4="http://schemas.microsoft.com/office/drawing/2016/5/10/chartex" xmlns:cx5="http://schemas.microsoft.com/office/drawing/2016/5/11/chartex" xmlns:cx6="http://schemas.microsoft.com/office/drawing/2016/5/12/chartex" xmlns:cx7="http://schemas.microsoft.com/office/drawing/2016/5/13/chartex" xmlns:cx8="http://schemas.microsoft.com/office/drawing/2016/5/14/chartex" xmlns:mc="http://schemas.openxmlformats.org/markup-compatibility/2006" xmlns:aink="http://schemas.microsoft.com/office/drawing/2016/ink" xmlns:am3d="http://schemas.microsoft.com/office/drawing/2017/model3d" xmlns:o="urn:schemas-microsoft-com:office:office" xmlns:oel="http://schemas.microsoft.com/office/2019/extlst" xmlns:r="http://schemas.openxmlformats.org/officeDocument/2006/relationships" xmlns:m="http://schemas.openxmlformats.org/officeDocument/2006/math" xmlns:v="urn:schemas-microsoft-com:vml" xmlns:wp14="http://schemas.microsoft.com/office/word/2010/wordprocessingDrawing" xmlns:wp="http://schemas.openxmlformats.org/drawingml/2006/wordprocessingDrawing" xmlns:w10="urn:schemas-microsoft-com:office:word" xmlns:w="http://schemas.openxmlformats.org/wordprocessingml/2006/main" xmlns:w14="http://schemas.microsoft.com/office/word/2010/wordml" xmlns:w15="http://schemas.microsoft.com/office/word/2012/wordml" xmlns:w16cex="http://schemas.microsoft.com/office/word/2018/wordml/cex" xmlns:w16cid="http://schemas.microsoft.com/office/word/2016/wordml/cid" xmlns:w16="http://schemas.microsoft.com/office/word/2018/wordml" xmlns:w16du="http://schemas.microsoft.com/office/word/2023/wordml/word16du" xmlns:w16sdtdh="http://schemas.microsoft.com/office/word/2020/wordml/sdtdatahash" xmlns:w16sdtfl="http://schemas.microsoft.com/office/word/2024/wordml/sdtformatlock" xmlns:w16se="http://schemas.microsoft.com/office/word/2015/wordml/symex" xmlns:wpg="http://schemas.microsoft.com/office/word/2010/wordprocessingGroup" xmlns:wpi="http://schemas.microsoft.com/office/word/2010/wordprocessingInk" xmlns:wne="http://schemas.microsoft.com/office/word/2006/wordml" xmlns:wps="http://schemas.microsoft.com/office/word/2010/wordprocessingShape" mc:Ignorable="w14 w15 w16se w16cid w16 w16cex w16sdtdh w16sdtfl w16du wp14">
+  <w:sdt>
+    <w:sdtPr>
+      <w:id w:val="-909539817"/>
+      <w:docPartObj>
+        <w:docPartGallery w:val="Page Numbers (Bottom of Page)"/>
+        <w:docPartUnique/>
+      </w:docPartObj>
+    </w:sdtPr>
+    <w:sdtEndPr/>
     <w:sdtContent>
       <w:p>
         <w:pPr>
@@ -2251,7 +2453,7 @@
   <w:footnote w:type="separator" w:id="-1">
     <w:p>
       <w:pPr>
-        <w:spacing w:after="0" w:line="240" w:lineRule="auto"/>
+        <w:spacing w:line="240" w:lineRule="auto"/>
       </w:pPr>
       <w:r>
         <w:separator/>
@@ -2261,7 +2463,7 @@
   <w:footnote w:type="continuationSeparator" w:id="0">
     <w:p>
       <w:pPr>
-        <w:spacing w:after="0" w:line="240" w:lineRule="auto"/>
+        <w:spacing w:line="240" w:lineRule="auto"/>
       </w:pPr>
       <w:r>
         <w:continuationSeparator/>
@@ -3759,6 +3961,14 @@
   <w:style w:type="paragraph" w:default="1" w:styleId="Normal">
     <w:name w:val="Normal"/>
     <w:qFormat/>
+    <w:rsid w:val="00561381"/>
+    <w:pPr>
+      <w:spacing w:after="0" w:line="360" w:lineRule="auto"/>
+      <w:jc w:val="both"/>
+    </w:pPr>
+    <w:rPr>
+      <w:rFonts w:ascii="Times New Roman" w:hAnsi="Times New Roman"/>
+    </w:rPr>
   </w:style>
   <w:style w:type="paragraph" w:styleId="Ttulo1">
     <w:name w:val="heading 1"/>
@@ -3767,17 +3977,16 @@
     <w:link w:val="Ttulo1Car"/>
     <w:uiPriority w:val="9"/>
     <w:qFormat/>
-    <w:rsid w:val="001B04DF"/>
+    <w:rsid w:val="00561381"/>
     <w:pPr>
       <w:keepNext/>
       <w:keepLines/>
-      <w:spacing w:before="360" w:after="80"/>
       <w:outlineLvl w:val="0"/>
     </w:pPr>
     <w:rPr>
-      <w:rFonts w:asciiTheme="majorHAnsi" w:eastAsiaTheme="majorEastAsia" w:hAnsiTheme="majorHAnsi" w:cstheme="majorBidi"/>
-      <w:color w:val="0F4761" w:themeColor="accent1" w:themeShade="BF"/>
-      <w:sz w:val="40"/>
+      <w:rFonts w:eastAsiaTheme="majorEastAsia" w:cstheme="majorBidi"/>
+      <w:b/>
+      <w:sz w:val="28"/>
       <w:szCs w:val="40"/>
     </w:rPr>
   </w:style>
@@ -3787,20 +3996,17 @@
     <w:next w:val="Normal"/>
     <w:link w:val="Ttulo2Car"/>
     <w:uiPriority w:val="9"/>
-    <w:semiHidden/>
     <w:unhideWhenUsed/>
     <w:qFormat/>
-    <w:rsid w:val="001B04DF"/>
+    <w:rsid w:val="00561381"/>
     <w:pPr>
       <w:keepNext/>
       <w:keepLines/>
-      <w:spacing w:before="160" w:after="80"/>
       <w:outlineLvl w:val="1"/>
     </w:pPr>
     <w:rPr>
-      <w:rFonts w:asciiTheme="majorHAnsi" w:eastAsiaTheme="majorEastAsia" w:hAnsiTheme="majorHAnsi" w:cstheme="majorBidi"/>
-      <w:color w:val="0F4761" w:themeColor="accent1" w:themeShade="BF"/>
-      <w:sz w:val="32"/>
+      <w:rFonts w:eastAsiaTheme="majorEastAsia" w:cstheme="majorBidi"/>
+      <w:b/>
       <w:szCs w:val="32"/>
     </w:rPr>
   </w:style>
@@ -3884,7 +4090,7 @@
     <w:pPr>
       <w:keepNext/>
       <w:keepLines/>
-      <w:spacing w:before="40" w:after="0"/>
+      <w:spacing w:before="40"/>
       <w:outlineLvl w:val="5"/>
     </w:pPr>
     <w:rPr>
@@ -3907,7 +4113,7 @@
     <w:pPr>
       <w:keepNext/>
       <w:keepLines/>
-      <w:spacing w:before="40" w:after="0"/>
+      <w:spacing w:before="40"/>
       <w:outlineLvl w:val="6"/>
     </w:pPr>
     <w:rPr>
@@ -3928,7 +4134,6 @@
     <w:pPr>
       <w:keepNext/>
       <w:keepLines/>
-      <w:spacing w:after="0"/>
       <w:outlineLvl w:val="7"/>
     </w:pPr>
     <w:rPr>
@@ -3951,7 +4156,6 @@
     <w:pPr>
       <w:keepNext/>
       <w:keepLines/>
-      <w:spacing w:after="0"/>
       <w:outlineLvl w:val="8"/>
     </w:pPr>
     <w:rPr>
@@ -3962,7 +4166,6 @@
   <w:style w:type="character" w:default="1" w:styleId="Fuentedeprrafopredeter">
     <w:name w:val="Default Paragraph Font"/>
     <w:uiPriority w:val="1"/>
-    <w:semiHidden/>
     <w:unhideWhenUsed/>
   </w:style>
   <w:style w:type="table" w:default="1" w:styleId="Tablanormal">
@@ -3991,11 +4194,11 @@
     <w:basedOn w:val="Fuentedeprrafopredeter"/>
     <w:link w:val="Ttulo1"/>
     <w:uiPriority w:val="9"/>
-    <w:rsid w:val="001B04DF"/>
+    <w:rsid w:val="00561381"/>
     <w:rPr>
-      <w:rFonts w:asciiTheme="majorHAnsi" w:eastAsiaTheme="majorEastAsia" w:hAnsiTheme="majorHAnsi" w:cstheme="majorBidi"/>
-      <w:color w:val="0F4761" w:themeColor="accent1" w:themeShade="BF"/>
-      <w:sz w:val="40"/>
+      <w:rFonts w:ascii="Times New Roman" w:eastAsiaTheme="majorEastAsia" w:hAnsi="Times New Roman" w:cstheme="majorBidi"/>
+      <w:b/>
+      <w:sz w:val="28"/>
       <w:szCs w:val="40"/>
     </w:rPr>
   </w:style>
@@ -4004,12 +4207,10 @@
     <w:basedOn w:val="Fuentedeprrafopredeter"/>
     <w:link w:val="Ttulo2"/>
     <w:uiPriority w:val="9"/>
-    <w:semiHidden/>
-    <w:rsid w:val="001B04DF"/>
+    <w:rsid w:val="00561381"/>
     <w:rPr>
-      <w:rFonts w:asciiTheme="majorHAnsi" w:eastAsiaTheme="majorEastAsia" w:hAnsiTheme="majorHAnsi" w:cstheme="majorBidi"/>
-      <w:color w:val="0F4761" w:themeColor="accent1" w:themeShade="BF"/>
-      <w:sz w:val="32"/>
+      <w:rFonts w:ascii="Times New Roman" w:eastAsiaTheme="majorEastAsia" w:hAnsi="Times New Roman" w:cstheme="majorBidi"/>
+      <w:b/>
       <w:szCs w:val="32"/>
     </w:rPr>
   </w:style>
@@ -4321,7 +4522,7 @@
         <w:tab w:val="center" w:pos="4252"/>
         <w:tab w:val="right" w:pos="8504"/>
       </w:tabs>
-      <w:spacing w:after="0" w:line="240" w:lineRule="auto"/>
+      <w:spacing w:line="240" w:lineRule="auto"/>
     </w:pPr>
   </w:style>
   <w:style w:type="character" w:customStyle="1" w:styleId="EncabezadoCar">
@@ -4343,7 +4544,7 @@
         <w:tab w:val="center" w:pos="4252"/>
         <w:tab w:val="right" w:pos="8504"/>
       </w:tabs>
-      <w:spacing w:after="0" w:line="240" w:lineRule="auto"/>
+      <w:spacing w:line="240" w:lineRule="auto"/>
     </w:pPr>
   </w:style>
   <w:style w:type="character" w:customStyle="1" w:styleId="PiedepginaCar">
@@ -4364,7 +4565,7 @@
       <w:spacing w:before="100" w:beforeAutospacing="1" w:after="100" w:afterAutospacing="1" w:line="240" w:lineRule="auto"/>
     </w:pPr>
     <w:rPr>
-      <w:rFonts w:ascii="Times New Roman" w:eastAsia="Times New Roman" w:hAnsi="Times New Roman" w:cs="Times New Roman"/>
+      <w:rFonts w:eastAsia="Times New Roman" w:cs="Times New Roman"/>
       <w:kern w:val="0"/>
       <w:lang w:eastAsia="es-AR"/>
       <w14:ligatures w14:val="none"/>
@@ -4403,6 +4604,95 @@
     <w:rPr>
       <w:color w:val="96607D" w:themeColor="followedHyperlink"/>
       <w:u w:val="single"/>
+    </w:rPr>
+  </w:style>
+  <w:style w:type="paragraph" w:customStyle="1" w:styleId="RedacTitulo">
+    <w:name w:val="RedacTitulo"/>
+    <w:basedOn w:val="Ttulo1"/>
+    <w:link w:val="RedacTituloCar"/>
+    <w:rsid w:val="00561381"/>
+    <w:rPr>
+      <w:b w:val="0"/>
+    </w:rPr>
+  </w:style>
+  <w:style w:type="character" w:customStyle="1" w:styleId="RedacTituloCar">
+    <w:name w:val="RedacTitulo Car"/>
+    <w:basedOn w:val="Ttulo1Car"/>
+    <w:link w:val="RedacTitulo"/>
+    <w:rsid w:val="00561381"/>
+    <w:rPr>
+      <w:rFonts w:ascii="Times New Roman" w:eastAsiaTheme="majorEastAsia" w:hAnsi="Times New Roman" w:cstheme="majorBidi"/>
+      <w:b w:val="0"/>
+      <w:sz w:val="28"/>
+      <w:szCs w:val="40"/>
+    </w:rPr>
+  </w:style>
+  <w:style w:type="paragraph" w:styleId="TtuloTDC">
+    <w:name w:val="TOC Heading"/>
+    <w:basedOn w:val="Ttulo1"/>
+    <w:next w:val="Normal"/>
+    <w:uiPriority w:val="39"/>
+    <w:unhideWhenUsed/>
+    <w:qFormat/>
+    <w:rsid w:val="00944F1D"/>
+    <w:pPr>
+      <w:spacing w:before="240" w:line="259" w:lineRule="auto"/>
+      <w:jc w:val="left"/>
+      <w:outlineLvl w:val="9"/>
+    </w:pPr>
+    <w:rPr>
+      <w:kern w:val="0"/>
+      <w:sz w:val="40"/>
+      <w:szCs w:val="32"/>
+      <w:lang w:eastAsia="es-AR"/>
+      <w14:ligatures w14:val="none"/>
+    </w:rPr>
+  </w:style>
+  <w:style w:type="paragraph" w:styleId="TDC1">
+    <w:name w:val="toc 1"/>
+    <w:basedOn w:val="Normal"/>
+    <w:next w:val="Normal"/>
+    <w:autoRedefine/>
+    <w:uiPriority w:val="39"/>
+    <w:unhideWhenUsed/>
+    <w:rsid w:val="005035EB"/>
+    <w:pPr>
+      <w:spacing w:after="100"/>
+    </w:pPr>
+  </w:style>
+  <w:style w:type="paragraph" w:styleId="TDC2">
+    <w:name w:val="toc 2"/>
+    <w:basedOn w:val="Normal"/>
+    <w:next w:val="Normal"/>
+    <w:autoRedefine/>
+    <w:uiPriority w:val="39"/>
+    <w:unhideWhenUsed/>
+    <w:rsid w:val="005035EB"/>
+    <w:pPr>
+      <w:spacing w:after="100"/>
+      <w:ind w:left="240"/>
+    </w:pPr>
+  </w:style>
+  <w:style w:type="paragraph" w:styleId="TDC3">
+    <w:name w:val="toc 3"/>
+    <w:basedOn w:val="Normal"/>
+    <w:next w:val="Normal"/>
+    <w:autoRedefine/>
+    <w:uiPriority w:val="39"/>
+    <w:unhideWhenUsed/>
+    <w:rsid w:val="005035EB"/>
+    <w:pPr>
+      <w:spacing w:after="100" w:line="259" w:lineRule="auto"/>
+      <w:ind w:left="440"/>
+      <w:jc w:val="left"/>
+    </w:pPr>
+    <w:rPr>
+      <w:rFonts w:asciiTheme="minorHAnsi" w:eastAsiaTheme="minorEastAsia" w:hAnsiTheme="minorHAnsi" w:cs="Times New Roman"/>
+      <w:kern w:val="0"/>
+      <w:sz w:val="22"/>
+      <w:szCs w:val="22"/>
+      <w:lang w:eastAsia="es-AR"/>
+      <w14:ligatures w14:val="none"/>
     </w:rPr>
   </w:style>
 </w:styles>
@@ -4734,10 +5024,22 @@
 </CoverPageProperties>
 </file>
 
+<file path=customXml/item2.xml><?xml version="1.0" encoding="utf-8"?>
+<b:Sources xmlns:b="http://schemas.openxmlformats.org/officeDocument/2006/bibliography" xmlns="http://schemas.openxmlformats.org/officeDocument/2006/bibliography" SelectedStyle="\APASixthEditionOfficeOnline.xsl" StyleName="APA" Version="6"/>
+</file>
+
 <file path=customXml/itemProps1.xml><?xml version="1.0" encoding="utf-8"?>
 <ds:datastoreItem xmlns:ds="http://schemas.openxmlformats.org/officeDocument/2006/customXml" ds:itemID="{55AF091B-3C7A-41E3-B477-F2FDAA23CFDA}">
   <ds:schemaRefs>
     <ds:schemaRef ds:uri="http://schemas.microsoft.com/office/2006/coverPageProps"/>
   </ds:schemaRefs>
 </ds:datastoreItem>
+</file>
+
+<file path=customXml/itemProps2.xml><?xml version="1.0" encoding="utf-8"?>
+<ds:datastoreItem xmlns:ds="http://schemas.openxmlformats.org/officeDocument/2006/customXml" ds:itemID="{B68D07B8-22ED-4350-8378-17EEBE2A49C7}">
+  <ds:schemaRefs>
+    <ds:schemaRef ds:uri="http://schemas.openxmlformats.org/officeDocument/2006/bibliography"/>
+  </ds:schemaRefs>
+</ds:datastoreItem>
 </file>
--- a/10moSemestre/Redaccion/Informe Tecnico/IT.Chanquia,Joaquin.docx
+++ b/10moSemestre/Redaccion/Informe Tecnico/IT.Chanquia,Joaquin.docx
@@ -4,6 +4,8 @@
   <w:body>
     <w:p>
       <w:pPr>
+        <w:ind w:right="282"/>
+        <w:jc w:val="right"/>
         <w:rPr>
           <w:rFonts w:eastAsia="Times New Roman" w:cs="Times New Roman"/>
           <w:kern w:val="0"/>
@@ -18,18 +20,17 @@
           <w:lang w:eastAsia="es-AR"/>
           <w14:ligatures w14:val="none"/>
         </w:rPr>
-        <w:t>Carta de presentación</w:t>
-      </w:r>
-    </w:p>
-    <w:p>
-      <w:pPr>
+        <w:t>La Plata, 1</w:t>
+      </w:r>
+      <w:r>
         <w:rPr>
           <w:rFonts w:eastAsia="Times New Roman" w:cs="Times New Roman"/>
           <w:kern w:val="0"/>
           <w:lang w:eastAsia="es-AR"/>
           <w14:ligatures w14:val="none"/>
         </w:rPr>
-      </w:pPr>
+        <w:t>7</w:t>
+      </w:r>
       <w:r>
         <w:rPr>
           <w:rFonts w:eastAsia="Times New Roman" w:cs="Times New Roman"/>
@@ -37,12 +38,12 @@
           <w:lang w:eastAsia="es-AR"/>
           <w14:ligatures w14:val="none"/>
         </w:rPr>
-        <w:br w:type="page"/>
-      </w:r>
-    </w:p>
-    <w:p>
-      <w:pPr>
-        <w:spacing w:line="240" w:lineRule="auto"/>
+        <w:t xml:space="preserve"> de septiembre de 2025</w:t>
+      </w:r>
+    </w:p>
+    <w:p>
+      <w:pPr>
+        <w:ind w:left="284" w:right="282"/>
         <w:rPr>
           <w:rFonts w:eastAsia="Times New Roman" w:cs="Times New Roman"/>
           <w:kern w:val="0"/>
@@ -50,33 +51,378 @@
           <w14:ligatures w14:val="none"/>
         </w:rPr>
       </w:pPr>
-    </w:p>
-    <w:p>
-      <w:pPr>
-        <w:spacing w:line="240" w:lineRule="auto"/>
-        <w:jc w:val="center"/>
+      <w:r>
         <w:rPr>
           <w:rFonts w:eastAsia="Times New Roman" w:cs="Times New Roman"/>
           <w:kern w:val="0"/>
           <w:lang w:eastAsia="es-AR"/>
           <w14:ligatures w14:val="none"/>
         </w:rPr>
-      </w:pPr>
-      <w:r>
+        <w:t xml:space="preserve">Ing. </w:t>
+      </w:r>
+      <w:r>
+        <w:rPr>
+          <w:rFonts w:eastAsia="Times New Roman" w:cs="Times New Roman"/>
+          <w:kern w:val="0"/>
+          <w:lang w:eastAsia="es-AR"/>
+          <w14:ligatures w14:val="none"/>
+        </w:rPr>
+        <w:t>Andrew David Baglino</w:t>
+      </w:r>
+    </w:p>
+    <w:p>
+      <w:pPr>
+        <w:ind w:left="284" w:right="282"/>
+        <w:rPr>
+          <w:rFonts w:eastAsia="Times New Roman" w:cs="Times New Roman"/>
+          <w:kern w:val="0"/>
+          <w:lang w:eastAsia="es-AR"/>
+          <w14:ligatures w14:val="none"/>
+        </w:rPr>
+      </w:pPr>
+      <w:r>
+        <w:rPr>
+          <w:rFonts w:eastAsia="Times New Roman" w:cs="Times New Roman"/>
+          <w:kern w:val="0"/>
+          <w:lang w:eastAsia="es-AR"/>
+          <w14:ligatures w14:val="none"/>
+        </w:rPr>
+        <w:t>Director de tecnología</w:t>
+      </w:r>
+    </w:p>
+    <w:p>
+      <w:pPr>
+        <w:ind w:left="284" w:right="282"/>
+        <w:rPr>
+          <w:rFonts w:eastAsia="Times New Roman" w:cs="Times New Roman"/>
+          <w:kern w:val="0"/>
+          <w:lang w:eastAsia="es-AR"/>
+          <w14:ligatures w14:val="none"/>
+        </w:rPr>
+      </w:pPr>
+      <w:r>
+        <w:rPr>
+          <w:rFonts w:eastAsia="Times New Roman" w:cs="Times New Roman"/>
+          <w:kern w:val="0"/>
+          <w:lang w:eastAsia="es-AR"/>
+          <w14:ligatures w14:val="none"/>
+        </w:rPr>
+        <w:t>Tesla, Inc.</w:t>
+      </w:r>
+    </w:p>
+    <w:p>
+      <w:pPr>
+        <w:ind w:left="284" w:right="282"/>
+        <w:rPr>
+          <w:rFonts w:eastAsia="Times New Roman" w:cs="Times New Roman"/>
+          <w:kern w:val="0"/>
+          <w:lang w:eastAsia="es-AR"/>
+          <w14:ligatures w14:val="none"/>
+        </w:rPr>
+      </w:pPr>
+    </w:p>
+    <w:p>
+      <w:pPr>
+        <w:tabs>
+          <w:tab w:val="left" w:pos="567"/>
+        </w:tabs>
+        <w:ind w:left="284" w:right="282"/>
+        <w:jc w:val="right"/>
+        <w:rPr>
+          <w:rFonts w:eastAsia="Times New Roman" w:cs="Times New Roman"/>
+          <w:kern w:val="0"/>
+          <w:lang w:eastAsia="es-AR"/>
+          <w14:ligatures w14:val="none"/>
+        </w:rPr>
+      </w:pPr>
+      <w:r>
+        <w:rPr>
+          <w:rFonts w:eastAsia="Times New Roman" w:cs="Times New Roman"/>
+          <w:kern w:val="0"/>
+          <w:lang w:eastAsia="es-AR"/>
+          <w14:ligatures w14:val="none"/>
+        </w:rPr>
+        <w:t>Ref.: Informe técnico sobre tecnologías de extracción de litio en Argentina</w:t>
+      </w:r>
+    </w:p>
+    <w:p>
+      <w:pPr>
+        <w:tabs>
+          <w:tab w:val="left" w:pos="567"/>
+        </w:tabs>
+        <w:ind w:left="284"/>
+        <w:jc w:val="right"/>
+        <w:rPr>
+          <w:rFonts w:eastAsia="Times New Roman" w:cs="Times New Roman"/>
+          <w:kern w:val="0"/>
+          <w:lang w:eastAsia="es-AR"/>
+          <w14:ligatures w14:val="none"/>
+        </w:rPr>
+      </w:pPr>
+    </w:p>
+    <w:p>
+      <w:pPr>
+        <w:tabs>
+          <w:tab w:val="left" w:pos="567"/>
+        </w:tabs>
+        <w:ind w:left="284"/>
+        <w:rPr>
+          <w:rFonts w:eastAsia="Times New Roman" w:cs="Times New Roman"/>
+          <w:kern w:val="0"/>
+          <w:lang w:eastAsia="es-AR"/>
+          <w14:ligatures w14:val="none"/>
+        </w:rPr>
+      </w:pPr>
+      <w:r>
+        <w:rPr>
+          <w:rFonts w:eastAsia="Times New Roman" w:cs="Times New Roman"/>
+          <w:kern w:val="0"/>
+          <w:lang w:eastAsia="es-AR"/>
+          <w14:ligatures w14:val="none"/>
+        </w:rPr>
+        <w:t>De mi consideración</w:t>
+      </w:r>
+      <w:r>
+        <w:rPr>
+          <w:rFonts w:eastAsia="Times New Roman" w:cs="Times New Roman"/>
+          <w:kern w:val="0"/>
+          <w:lang w:eastAsia="es-AR"/>
+          <w14:ligatures w14:val="none"/>
+        </w:rPr>
+        <w:t>,</w:t>
+      </w:r>
+    </w:p>
+    <w:p>
+      <w:pPr>
+        <w:pStyle w:val="Textoindependiente"/>
+        <w:tabs>
+          <w:tab w:val="left" w:pos="567"/>
+          <w:tab w:val="left" w:pos="3544"/>
+        </w:tabs>
+        <w:spacing w:line="360" w:lineRule="auto"/>
+        <w:ind w:left="284" w:right="282" w:firstLine="2835"/>
+        <w:jc w:val="both"/>
+      </w:pPr>
+      <w:r>
+        <w:t xml:space="preserve">Tengo el agrado de dirigirme a Usted con el fin de </w:t>
+      </w:r>
+      <w:r>
+        <w:t>e</w:t>
+      </w:r>
+      <w:r>
+        <w:t>nviarle</w:t>
+      </w:r>
+      <w:r>
+        <w:t xml:space="preserve"> el informe titulado “Tecnologías de extracción de litio en Argentina: eficiencia, innovación y viabilidad de implementación”.</w:t>
+      </w:r>
+    </w:p>
+    <w:p>
+      <w:pPr>
+        <w:pStyle w:val="Textoindependiente"/>
+        <w:tabs>
+          <w:tab w:val="left" w:pos="567"/>
+        </w:tabs>
+        <w:spacing w:line="360" w:lineRule="auto"/>
+        <w:ind w:left="284" w:right="282" w:firstLine="719"/>
+        <w:jc w:val="both"/>
+      </w:pPr>
+      <w:r>
+        <w:t>En el mismo se analizan los métodos predominantes de extracción de litio en el país, destacando sus niveles de eficiencia y los impactos asociados. Asimismo, se exponen los avances en tecnologías de extracción directa y soluciones complementarias que permiten reducir el consumo de recursos, junto con una evaluación crítica de su viabilidad de implementación en el contexto argentino. El documento incluye además un marco de discusión sobre las implicancias socioambientales y las perspectivas futuras en relación con la transición energética.</w:t>
+      </w:r>
+    </w:p>
+    <w:p>
+      <w:pPr>
+        <w:pStyle w:val="Textoindependiente"/>
+        <w:tabs>
+          <w:tab w:val="left" w:pos="567"/>
+        </w:tabs>
+        <w:spacing w:line="360" w:lineRule="auto"/>
+        <w:ind w:left="284" w:right="282" w:firstLine="719"/>
+        <w:jc w:val="both"/>
+      </w:pPr>
+      <w:r>
+        <w:t>Esperando que este informe resulte de interés y utilidad para la toma de decisiones y el análisis académico, agradezco de antemano su atención y quedo a disposición ante cualquier consulta.</w:t>
+      </w:r>
+    </w:p>
+    <w:p>
+      <w:pPr>
+        <w:pStyle w:val="Textoindependiente"/>
+        <w:tabs>
+          <w:tab w:val="left" w:pos="567"/>
+        </w:tabs>
+        <w:spacing w:line="360" w:lineRule="auto"/>
+        <w:ind w:left="284" w:right="282" w:firstLine="719"/>
+        <w:jc w:val="both"/>
+      </w:pPr>
+      <w:r>
+        <w:t>Atentamente,</w:t>
+      </w:r>
+    </w:p>
+    <w:p>
+      <w:pPr>
+        <w:pStyle w:val="Textoindependiente"/>
+        <w:tabs>
+          <w:tab w:val="left" w:pos="567"/>
+        </w:tabs>
+        <w:spacing w:line="360" w:lineRule="auto"/>
+        <w:ind w:left="284" w:right="282" w:firstLine="719"/>
+        <w:jc w:val="both"/>
+      </w:pPr>
+    </w:p>
+    <w:p>
+      <w:pPr>
+        <w:pStyle w:val="Textoindependiente"/>
+        <w:tabs>
+          <w:tab w:val="left" w:pos="567"/>
+        </w:tabs>
+        <w:spacing w:line="360" w:lineRule="auto"/>
+        <w:ind w:left="284" w:right="282" w:firstLine="719"/>
+        <w:jc w:val="both"/>
+        <w:rPr>
+          <w:lang w:eastAsia="es-AR"/>
+        </w:rPr>
+      </w:pPr>
+    </w:p>
+    <w:p>
+      <w:pPr>
+        <w:ind w:right="282"/>
+        <w:jc w:val="right"/>
+        <w:rPr>
+          <w:rFonts w:eastAsia="Times New Roman" w:cs="Times New Roman"/>
+          <w:kern w:val="0"/>
+          <w:lang w:eastAsia="es-AR"/>
+          <w14:ligatures w14:val="none"/>
+        </w:rPr>
+      </w:pPr>
+      <w:r>
+        <w:rPr>
+          <w:rFonts w:eastAsia="Times New Roman" w:cs="Times New Roman"/>
+          <w:noProof/>
+          <w:kern w:val="0"/>
+          <w:lang w:eastAsia="es-AR"/>
+          <w14:ligatures w14:val="none"/>
+        </w:rPr>
+        <w:drawing>
+          <wp:inline distT="0" distB="0" distL="0" distR="0" wp14:anchorId="5F391E51" wp14:editId="0A65BF1B">
+            <wp:extent cx="876300" cy="876300"/>
+            <wp:effectExtent l="0" t="0" r="0" b="0"/>
+            <wp:docPr id="311067120" name="Imagen 1"/>
+            <wp:cNvGraphicFramePr>
+              <a:graphicFrameLocks xmlns:a="http://schemas.openxmlformats.org/drawingml/2006/main" noChangeAspect="1"/>
+            </wp:cNvGraphicFramePr>
+            <a:graphic xmlns:a="http://schemas.openxmlformats.org/drawingml/2006/main">
+              <a:graphicData uri="http://schemas.openxmlformats.org/drawingml/2006/picture">
+                <pic:pic xmlns:pic="http://schemas.openxmlformats.org/drawingml/2006/picture">
+                  <pic:nvPicPr>
+                    <pic:cNvPr id="0" name="Picture 1"/>
+                    <pic:cNvPicPr>
+                      <a:picLocks noChangeAspect="1" noChangeArrowheads="1"/>
+                    </pic:cNvPicPr>
+                  </pic:nvPicPr>
+                  <pic:blipFill>
+                    <a:blip r:embed="rId9">
+                      <a:extLst>
+                        <a:ext uri="{28A0092B-C50C-407E-A947-70E740481C1C}">
+                          <a14:useLocalDpi xmlns:a14="http://schemas.microsoft.com/office/drawing/2010/main" val="0"/>
+                        </a:ext>
+                      </a:extLst>
+                    </a:blip>
+                    <a:srcRect/>
+                    <a:stretch>
+                      <a:fillRect/>
+                    </a:stretch>
+                  </pic:blipFill>
+                  <pic:spPr bwMode="auto">
+                    <a:xfrm>
+                      <a:off x="0" y="0"/>
+                      <a:ext cx="876300" cy="876300"/>
+                    </a:xfrm>
+                    <a:prstGeom prst="rect">
+                      <a:avLst/>
+                    </a:prstGeom>
+                    <a:noFill/>
+                    <a:ln>
+                      <a:noFill/>
+                    </a:ln>
+                  </pic:spPr>
+                </pic:pic>
+              </a:graphicData>
+            </a:graphic>
+          </wp:inline>
+        </w:drawing>
+      </w:r>
+    </w:p>
+    <w:p>
+      <w:pPr>
+        <w:ind w:right="282"/>
+        <w:jc w:val="right"/>
+        <w:rPr>
+          <w:rFonts w:eastAsia="Times New Roman" w:cs="Times New Roman"/>
+          <w:b/>
+          <w:bCs/>
+          <w:kern w:val="0"/>
+          <w:lang w:eastAsia="es-AR"/>
+          <w14:ligatures w14:val="none"/>
+        </w:rPr>
+      </w:pPr>
+      <w:r>
+        <w:rPr>
+          <w:rFonts w:eastAsia="Times New Roman" w:cs="Times New Roman"/>
+          <w:b/>
+          <w:bCs/>
+          <w:kern w:val="0"/>
+          <w:lang w:eastAsia="es-AR"/>
+          <w14:ligatures w14:val="none"/>
+        </w:rPr>
+        <w:t>Ing. Joaquín Chanquía</w:t>
+      </w:r>
+    </w:p>
+    <w:p>
+      <w:pPr>
+        <w:rPr>
+          <w:rFonts w:eastAsia="Times New Roman" w:cs="Times New Roman"/>
+          <w:kern w:val="0"/>
+          <w:lang w:eastAsia="es-AR"/>
+          <w14:ligatures w14:val="none"/>
+        </w:rPr>
+      </w:pPr>
+      <w:r>
+        <w:rPr>
+          <w:rFonts w:eastAsia="Times New Roman" w:cs="Times New Roman"/>
+          <w:kern w:val="0"/>
+          <w:lang w:eastAsia="es-AR"/>
+          <w14:ligatures w14:val="none"/>
+        </w:rPr>
+        <w:br w:type="page"/>
+      </w:r>
+    </w:p>
+    <w:p>
+      <w:pPr>
+        <w:spacing w:line="240" w:lineRule="auto"/>
+        <w:rPr>
+          <w:rFonts w:eastAsia="Times New Roman" w:cs="Times New Roman"/>
+          <w:kern w:val="0"/>
+          <w:lang w:eastAsia="es-AR"/>
+          <w14:ligatures w14:val="none"/>
+        </w:rPr>
+      </w:pPr>
+    </w:p>
+    <w:p>
+      <w:pPr>
+        <w:spacing w:line="240" w:lineRule="auto"/>
+        <w:jc w:val="center"/>
         <w:rPr>
           <w:rFonts w:eastAsia="Times New Roman" w:cs="Times New Roman"/>
           <w:b/>
           <w:bCs/>
           <w:color w:val="000000"/>
           <w:kern w:val="0"/>
-          <w:sz w:val="40"/>
-          <w:szCs w:val="40"/>
+          <w:sz w:val="36"/>
+          <w:szCs w:val="36"/>
           <w:lang w:eastAsia="es-AR"/>
           <w14:ligatures w14:val="none"/>
         </w:rPr>
-        <w:t xml:space="preserve">Informe </w:t>
-      </w:r>
-      <w:proofErr w:type="spellStart"/>
+      </w:pPr>
       <w:r>
         <w:rPr>
           <w:rFonts w:eastAsia="Times New Roman" w:cs="Times New Roman"/>
@@ -84,19 +430,511 @@
           <w:bCs/>
           <w:color w:val="000000"/>
           <w:kern w:val="0"/>
-          <w:sz w:val="40"/>
-          <w:szCs w:val="40"/>
+          <w:sz w:val="36"/>
+          <w:szCs w:val="36"/>
           <w:lang w:eastAsia="es-AR"/>
           <w14:ligatures w14:val="none"/>
         </w:rPr>
-        <w:t>Tecnico</w:t>
-      </w:r>
-      <w:proofErr w:type="spellEnd"/>
+        <w:t>Tecnologías de extracción de litio en Argentina: eficiencia, innovación y viabilidad de implementación</w:t>
+      </w:r>
     </w:p>
     <w:p>
       <w:pPr>
         <w:spacing w:line="240" w:lineRule="auto"/>
         <w:jc w:val="center"/>
+        <w:rPr>
+          <w:rFonts w:eastAsia="Times New Roman" w:cs="Times New Roman"/>
+          <w:kern w:val="0"/>
+          <w:lang w:eastAsia="es-AR"/>
+          <w14:ligatures w14:val="none"/>
+        </w:rPr>
+      </w:pPr>
+    </w:p>
+    <w:p>
+      <w:pPr>
+        <w:spacing w:line="240" w:lineRule="auto"/>
+        <w:jc w:val="center"/>
+        <w:rPr>
+          <w:rFonts w:eastAsia="Times New Roman" w:cs="Times New Roman"/>
+          <w:kern w:val="0"/>
+          <w:lang w:eastAsia="es-AR"/>
+          <w14:ligatures w14:val="none"/>
+        </w:rPr>
+      </w:pPr>
+    </w:p>
+    <w:p>
+      <w:pPr>
+        <w:spacing w:line="240" w:lineRule="auto"/>
+        <w:jc w:val="center"/>
+        <w:rPr>
+          <w:rFonts w:eastAsia="Times New Roman" w:cs="Times New Roman"/>
+          <w:kern w:val="0"/>
+          <w:lang w:eastAsia="es-AR"/>
+          <w14:ligatures w14:val="none"/>
+        </w:rPr>
+      </w:pPr>
+    </w:p>
+    <w:p>
+      <w:pPr>
+        <w:spacing w:line="240" w:lineRule="auto"/>
+        <w:jc w:val="center"/>
+        <w:rPr>
+          <w:rFonts w:eastAsia="Times New Roman" w:cs="Times New Roman"/>
+          <w:kern w:val="0"/>
+          <w:lang w:eastAsia="es-AR"/>
+          <w14:ligatures w14:val="none"/>
+        </w:rPr>
+      </w:pPr>
+    </w:p>
+    <w:p>
+      <w:pPr>
+        <w:spacing w:line="240" w:lineRule="auto"/>
+        <w:jc w:val="center"/>
+        <w:rPr>
+          <w:rFonts w:eastAsia="Times New Roman" w:cs="Times New Roman"/>
+          <w:b/>
+          <w:bCs/>
+          <w:kern w:val="0"/>
+          <w:sz w:val="28"/>
+          <w:szCs w:val="28"/>
+          <w:lang w:val="en-US" w:eastAsia="es-AR"/>
+          <w14:ligatures w14:val="none"/>
+        </w:rPr>
+      </w:pPr>
+      <w:r>
+        <w:rPr>
+          <w:rFonts w:eastAsia="Times New Roman" w:cs="Times New Roman"/>
+          <w:b/>
+          <w:bCs/>
+          <w:kern w:val="0"/>
+          <w:sz w:val="28"/>
+          <w:szCs w:val="28"/>
+          <w:lang w:val="en-US" w:eastAsia="es-AR"/>
+          <w14:ligatures w14:val="none"/>
+        </w:rPr>
+        <w:t xml:space="preserve">Ing. </w:t>
+      </w:r>
+      <w:r>
+        <w:rPr>
+          <w:rFonts w:eastAsia="Times New Roman" w:cs="Times New Roman"/>
+          <w:b/>
+          <w:bCs/>
+          <w:kern w:val="0"/>
+          <w:sz w:val="28"/>
+          <w:szCs w:val="28"/>
+          <w:lang w:val="en-US" w:eastAsia="es-AR"/>
+          <w14:ligatures w14:val="none"/>
+        </w:rPr>
+        <w:t>Chanquía, Joaquín</w:t>
+      </w:r>
+    </w:p>
+    <w:p>
+      <w:pPr>
+        <w:spacing w:line="240" w:lineRule="auto"/>
+        <w:jc w:val="center"/>
+        <w:rPr>
+          <w:rFonts w:eastAsia="Times New Roman" w:cs="Times New Roman"/>
+          <w:kern w:val="0"/>
+          <w:lang w:val="en-US" w:eastAsia="es-AR"/>
+          <w14:ligatures w14:val="none"/>
+        </w:rPr>
+      </w:pPr>
+    </w:p>
+    <w:p>
+      <w:pPr>
+        <w:spacing w:line="240" w:lineRule="auto"/>
+        <w:jc w:val="center"/>
+        <w:rPr>
+          <w:rFonts w:eastAsia="Times New Roman" w:cs="Times New Roman"/>
+          <w:kern w:val="0"/>
+          <w:lang w:val="en-US" w:eastAsia="es-AR"/>
+          <w14:ligatures w14:val="none"/>
+        </w:rPr>
+      </w:pPr>
+    </w:p>
+    <w:p>
+      <w:pPr>
+        <w:spacing w:line="240" w:lineRule="auto"/>
+        <w:jc w:val="center"/>
+        <w:rPr>
+          <w:rFonts w:eastAsia="Times New Roman" w:cs="Times New Roman"/>
+          <w:kern w:val="0"/>
+          <w:lang w:val="en-US" w:eastAsia="es-AR"/>
+          <w14:ligatures w14:val="none"/>
+        </w:rPr>
+      </w:pPr>
+    </w:p>
+    <w:p>
+      <w:pPr>
+        <w:spacing w:line="240" w:lineRule="auto"/>
+        <w:jc w:val="center"/>
+        <w:rPr>
+          <w:rFonts w:eastAsia="Times New Roman" w:cs="Times New Roman"/>
+          <w:kern w:val="0"/>
+          <w:lang w:val="en-US" w:eastAsia="es-AR"/>
+          <w14:ligatures w14:val="none"/>
+        </w:rPr>
+      </w:pPr>
+    </w:p>
+    <w:p>
+      <w:pPr>
+        <w:spacing w:line="240" w:lineRule="auto"/>
+        <w:jc w:val="center"/>
+        <w:rPr>
+          <w:rFonts w:eastAsia="Times New Roman" w:cs="Times New Roman"/>
+          <w:kern w:val="0"/>
+          <w:lang w:val="en-US" w:eastAsia="es-AR"/>
+          <w14:ligatures w14:val="none"/>
+        </w:rPr>
+      </w:pPr>
+    </w:p>
+    <w:p>
+      <w:pPr>
+        <w:spacing w:line="240" w:lineRule="auto"/>
+        <w:jc w:val="center"/>
+        <w:rPr>
+          <w:rFonts w:eastAsia="Times New Roman" w:cs="Times New Roman"/>
+          <w:kern w:val="0"/>
+          <w:lang w:val="en-US" w:eastAsia="es-AR"/>
+          <w14:ligatures w14:val="none"/>
+        </w:rPr>
+      </w:pPr>
+    </w:p>
+    <w:p>
+      <w:pPr>
+        <w:spacing w:line="240" w:lineRule="auto"/>
+        <w:jc w:val="center"/>
+        <w:rPr>
+          <w:rFonts w:eastAsia="Times New Roman" w:cs="Times New Roman"/>
+          <w:kern w:val="0"/>
+          <w:lang w:val="en-US" w:eastAsia="es-AR"/>
+          <w14:ligatures w14:val="none"/>
+        </w:rPr>
+      </w:pPr>
+    </w:p>
+    <w:p>
+      <w:pPr>
+        <w:spacing w:line="240" w:lineRule="auto"/>
+        <w:jc w:val="center"/>
+        <w:rPr>
+          <w:rFonts w:eastAsia="Times New Roman" w:cs="Times New Roman"/>
+          <w:kern w:val="0"/>
+          <w:lang w:val="en-US" w:eastAsia="es-AR"/>
+          <w14:ligatures w14:val="none"/>
+        </w:rPr>
+      </w:pPr>
+    </w:p>
+    <w:p>
+      <w:pPr>
+        <w:spacing w:line="240" w:lineRule="auto"/>
+        <w:jc w:val="center"/>
+        <w:rPr>
+          <w:rFonts w:eastAsia="Times New Roman" w:cs="Times New Roman"/>
+          <w:kern w:val="0"/>
+          <w:lang w:val="en-US" w:eastAsia="es-AR"/>
+          <w14:ligatures w14:val="none"/>
+        </w:rPr>
+      </w:pPr>
+    </w:p>
+    <w:p>
+      <w:pPr>
+        <w:spacing w:line="240" w:lineRule="auto"/>
+        <w:jc w:val="center"/>
+        <w:rPr>
+          <w:rFonts w:eastAsia="Times New Roman" w:cs="Times New Roman"/>
+          <w:kern w:val="0"/>
+          <w:lang w:val="en-US" w:eastAsia="es-AR"/>
+          <w14:ligatures w14:val="none"/>
+        </w:rPr>
+      </w:pPr>
+    </w:p>
+    <w:p>
+      <w:pPr>
+        <w:spacing w:line="240" w:lineRule="auto"/>
+        <w:jc w:val="center"/>
+        <w:rPr>
+          <w:rFonts w:eastAsia="Times New Roman" w:cs="Times New Roman"/>
+          <w:kern w:val="0"/>
+          <w:lang w:val="en-US" w:eastAsia="es-AR"/>
+          <w14:ligatures w14:val="none"/>
+        </w:rPr>
+      </w:pPr>
+    </w:p>
+    <w:p>
+      <w:pPr>
+        <w:spacing w:line="240" w:lineRule="auto"/>
+        <w:jc w:val="center"/>
+        <w:rPr>
+          <w:rFonts w:eastAsia="Times New Roman" w:cs="Times New Roman"/>
+          <w:kern w:val="0"/>
+          <w:lang w:val="en-US" w:eastAsia="es-AR"/>
+          <w14:ligatures w14:val="none"/>
+        </w:rPr>
+      </w:pPr>
+    </w:p>
+    <w:p>
+      <w:pPr>
+        <w:spacing w:line="240" w:lineRule="auto"/>
+        <w:jc w:val="center"/>
+        <w:rPr>
+          <w:rFonts w:eastAsia="Times New Roman" w:cs="Times New Roman"/>
+          <w:kern w:val="0"/>
+          <w:lang w:val="en-US" w:eastAsia="es-AR"/>
+          <w14:ligatures w14:val="none"/>
+        </w:rPr>
+      </w:pPr>
+    </w:p>
+    <w:p>
+      <w:pPr>
+        <w:spacing w:line="240" w:lineRule="auto"/>
+        <w:jc w:val="center"/>
+        <w:rPr>
+          <w:rFonts w:eastAsia="Times New Roman" w:cs="Times New Roman"/>
+          <w:kern w:val="0"/>
+          <w:lang w:val="en-US" w:eastAsia="es-AR"/>
+          <w14:ligatures w14:val="none"/>
+        </w:rPr>
+      </w:pPr>
+    </w:p>
+    <w:p>
+      <w:pPr>
+        <w:spacing w:line="240" w:lineRule="auto"/>
+        <w:jc w:val="center"/>
+        <w:rPr>
+          <w:rFonts w:eastAsia="Times New Roman" w:cs="Times New Roman"/>
+          <w:kern w:val="0"/>
+          <w:lang w:val="en-US" w:eastAsia="es-AR"/>
+          <w14:ligatures w14:val="none"/>
+        </w:rPr>
+      </w:pPr>
+    </w:p>
+    <w:p>
+      <w:pPr>
+        <w:spacing w:line="240" w:lineRule="auto"/>
+        <w:jc w:val="center"/>
+        <w:rPr>
+          <w:rFonts w:eastAsia="Times New Roman" w:cs="Times New Roman"/>
+          <w:kern w:val="0"/>
+          <w:lang w:val="en-US" w:eastAsia="es-AR"/>
+          <w14:ligatures w14:val="none"/>
+        </w:rPr>
+      </w:pPr>
+    </w:p>
+    <w:p>
+      <w:pPr>
+        <w:spacing w:line="240" w:lineRule="auto"/>
+        <w:jc w:val="center"/>
+        <w:rPr>
+          <w:rFonts w:eastAsia="Times New Roman" w:cs="Times New Roman"/>
+          <w:kern w:val="0"/>
+          <w:lang w:val="en-US" w:eastAsia="es-AR"/>
+          <w14:ligatures w14:val="none"/>
+        </w:rPr>
+      </w:pPr>
+    </w:p>
+    <w:p>
+      <w:pPr>
+        <w:spacing w:line="240" w:lineRule="auto"/>
+        <w:jc w:val="center"/>
+        <w:rPr>
+          <w:rFonts w:eastAsia="Times New Roman" w:cs="Times New Roman"/>
+          <w:kern w:val="0"/>
+          <w:lang w:val="en-US" w:eastAsia="es-AR"/>
+          <w14:ligatures w14:val="none"/>
+        </w:rPr>
+      </w:pPr>
+    </w:p>
+    <w:p>
+      <w:pPr>
+        <w:spacing w:line="240" w:lineRule="auto"/>
+        <w:jc w:val="center"/>
+        <w:rPr>
+          <w:rFonts w:eastAsia="Times New Roman" w:cs="Times New Roman"/>
+          <w:kern w:val="0"/>
+          <w:lang w:val="en-US" w:eastAsia="es-AR"/>
+          <w14:ligatures w14:val="none"/>
+        </w:rPr>
+      </w:pPr>
+    </w:p>
+    <w:p>
+      <w:pPr>
+        <w:spacing w:line="240" w:lineRule="auto"/>
+        <w:jc w:val="center"/>
+        <w:rPr>
+          <w:rFonts w:eastAsia="Times New Roman" w:cs="Times New Roman"/>
+          <w:kern w:val="0"/>
+          <w:lang w:val="en-US" w:eastAsia="es-AR"/>
+          <w14:ligatures w14:val="none"/>
+        </w:rPr>
+      </w:pPr>
+    </w:p>
+    <w:p>
+      <w:pPr>
+        <w:spacing w:line="240" w:lineRule="auto"/>
+        <w:jc w:val="center"/>
+        <w:rPr>
+          <w:rFonts w:eastAsia="Times New Roman" w:cs="Times New Roman"/>
+          <w:kern w:val="0"/>
+          <w:lang w:val="en-US" w:eastAsia="es-AR"/>
+          <w14:ligatures w14:val="none"/>
+        </w:rPr>
+      </w:pPr>
+    </w:p>
+    <w:p>
+      <w:pPr>
+        <w:spacing w:line="240" w:lineRule="auto"/>
+        <w:jc w:val="center"/>
+        <w:rPr>
+          <w:rFonts w:eastAsia="Times New Roman" w:cs="Times New Roman"/>
+          <w:kern w:val="0"/>
+          <w:lang w:val="en-US" w:eastAsia="es-AR"/>
+          <w14:ligatures w14:val="none"/>
+        </w:rPr>
+      </w:pPr>
+    </w:p>
+    <w:p>
+      <w:pPr>
+        <w:spacing w:line="240" w:lineRule="auto"/>
+        <w:jc w:val="center"/>
+        <w:rPr>
+          <w:rFonts w:eastAsia="Times New Roman" w:cs="Times New Roman"/>
+          <w:kern w:val="0"/>
+          <w:lang w:val="en-US" w:eastAsia="es-AR"/>
+          <w14:ligatures w14:val="none"/>
+        </w:rPr>
+      </w:pPr>
+    </w:p>
+    <w:p>
+      <w:pPr>
+        <w:spacing w:line="240" w:lineRule="auto"/>
+        <w:jc w:val="center"/>
+        <w:rPr>
+          <w:rFonts w:eastAsia="Times New Roman" w:cs="Times New Roman"/>
+          <w:kern w:val="0"/>
+          <w:lang w:val="en-US" w:eastAsia="es-AR"/>
+          <w14:ligatures w14:val="none"/>
+        </w:rPr>
+      </w:pPr>
+    </w:p>
+    <w:p>
+      <w:pPr>
+        <w:spacing w:line="240" w:lineRule="auto"/>
+        <w:jc w:val="center"/>
+        <w:rPr>
+          <w:rFonts w:eastAsia="Times New Roman" w:cs="Times New Roman"/>
+          <w:kern w:val="0"/>
+          <w:lang w:val="en-US" w:eastAsia="es-AR"/>
+          <w14:ligatures w14:val="none"/>
+        </w:rPr>
+      </w:pPr>
+    </w:p>
+    <w:p>
+      <w:pPr>
+        <w:spacing w:line="240" w:lineRule="auto"/>
+        <w:jc w:val="center"/>
+        <w:rPr>
+          <w:rFonts w:eastAsia="Times New Roman" w:cs="Times New Roman"/>
+          <w:kern w:val="0"/>
+          <w:lang w:val="en-US" w:eastAsia="es-AR"/>
+          <w14:ligatures w14:val="none"/>
+        </w:rPr>
+      </w:pPr>
+    </w:p>
+    <w:p>
+      <w:pPr>
+        <w:spacing w:line="240" w:lineRule="auto"/>
+        <w:jc w:val="center"/>
+        <w:rPr>
+          <w:rFonts w:eastAsia="Times New Roman" w:cs="Times New Roman"/>
+          <w:kern w:val="0"/>
+          <w:lang w:val="en-US" w:eastAsia="es-AR"/>
+          <w14:ligatures w14:val="none"/>
+        </w:rPr>
+      </w:pPr>
+    </w:p>
+    <w:p>
+      <w:pPr>
+        <w:spacing w:line="240" w:lineRule="auto"/>
+        <w:jc w:val="center"/>
+        <w:rPr>
+          <w:rFonts w:eastAsia="Times New Roman" w:cs="Times New Roman"/>
+          <w:kern w:val="0"/>
+          <w:lang w:val="en-US" w:eastAsia="es-AR"/>
+          <w14:ligatures w14:val="none"/>
+        </w:rPr>
+      </w:pPr>
+    </w:p>
+    <w:p>
+      <w:pPr>
+        <w:spacing w:line="240" w:lineRule="auto"/>
+        <w:jc w:val="center"/>
+        <w:rPr>
+          <w:rFonts w:eastAsia="Times New Roman" w:cs="Times New Roman"/>
+          <w:kern w:val="0"/>
+          <w:lang w:val="en-US" w:eastAsia="es-AR"/>
+          <w14:ligatures w14:val="none"/>
+        </w:rPr>
+      </w:pPr>
+    </w:p>
+    <w:p>
+      <w:pPr>
+        <w:spacing w:line="240" w:lineRule="auto"/>
+        <w:jc w:val="center"/>
+        <w:rPr>
+          <w:rFonts w:eastAsia="Times New Roman" w:cs="Times New Roman"/>
+          <w:kern w:val="0"/>
+          <w:lang w:val="en-US" w:eastAsia="es-AR"/>
+          <w14:ligatures w14:val="none"/>
+        </w:rPr>
+      </w:pPr>
+    </w:p>
+    <w:p>
+      <w:pPr>
+        <w:spacing w:line="240" w:lineRule="auto"/>
+        <w:jc w:val="center"/>
+        <w:rPr>
+          <w:rFonts w:eastAsia="Times New Roman" w:cs="Times New Roman"/>
+          <w:kern w:val="0"/>
+          <w:lang w:val="en-US" w:eastAsia="es-AR"/>
+          <w14:ligatures w14:val="none"/>
+        </w:rPr>
+      </w:pPr>
+    </w:p>
+    <w:p>
+      <w:pPr>
+        <w:spacing w:line="240" w:lineRule="auto"/>
+        <w:jc w:val="center"/>
+        <w:textAlignment w:val="baseline"/>
+        <w:rPr>
+          <w:rFonts w:eastAsia="Times New Roman" w:cs="Times New Roman"/>
+          <w:b/>
+          <w:bCs/>
+          <w:color w:val="000000"/>
+          <w:kern w:val="0"/>
+          <w:lang w:val="en-US" w:eastAsia="es-AR"/>
+          <w14:ligatures w14:val="none"/>
+        </w:rPr>
+      </w:pPr>
+      <w:hyperlink r:id="rId10" w:history="1">
+        <w:r>
+          <w:rPr>
+            <w:rStyle w:val="Hipervnculo"/>
+            <w:rFonts w:eastAsia="Times New Roman" w:cs="Times New Roman"/>
+            <w:b/>
+            <w:bCs/>
+            <w:kern w:val="0"/>
+            <w:lang w:val="en-US" w:eastAsia="es-AR"/>
+            <w14:ligatures w14:val="none"/>
+          </w:rPr>
+          <w:t>consultasminerassa@gmail.com</w:t>
+        </w:r>
+      </w:hyperlink>
+    </w:p>
+    <w:p>
+      <w:pPr>
+        <w:spacing w:line="240" w:lineRule="auto"/>
+        <w:jc w:val="center"/>
+        <w:textAlignment w:val="baseline"/>
         <w:rPr>
           <w:rFonts w:eastAsia="Times New Roman" w:cs="Times New Roman"/>
           <w:b/>
@@ -114,14 +952,17 @@
           <w:bCs/>
           <w:color w:val="000000"/>
           <w:kern w:val="0"/>
-          <w:sz w:val="28"/>
-          <w:szCs w:val="28"/>
           <w:lang w:eastAsia="es-AR"/>
           <w14:ligatures w14:val="none"/>
         </w:rPr>
-        <w:t>“</w:t>
-      </w:r>
-      <w:r>
+        <w:t>Consultas mineras SA, 1 y 47, La Plata</w:t>
+      </w:r>
+    </w:p>
+    <w:p>
+      <w:pPr>
+        <w:spacing w:line="240" w:lineRule="auto"/>
+        <w:jc w:val="center"/>
+        <w:textAlignment w:val="baseline"/>
         <w:rPr>
           <w:rFonts w:eastAsia="Times New Roman" w:cs="Times New Roman"/>
           <w:b/>
@@ -131,422 +972,7 @@
           <w:lang w:eastAsia="es-AR"/>
           <w14:ligatures w14:val="none"/>
         </w:rPr>
-        <w:t>Tecnologías de extracción de litio en Argentina: eficiencia, innovación y viabilidad de implementación</w:t>
-      </w:r>
-      <w:r>
-        <w:rPr>
-          <w:rFonts w:eastAsia="Times New Roman" w:cs="Times New Roman"/>
-          <w:b/>
-          <w:bCs/>
-          <w:color w:val="000000"/>
-          <w:kern w:val="0"/>
-          <w:sz w:val="28"/>
-          <w:szCs w:val="28"/>
-          <w:lang w:eastAsia="es-AR"/>
-          <w14:ligatures w14:val="none"/>
-        </w:rPr>
-        <w:t>”</w:t>
-      </w:r>
-    </w:p>
-    <w:p>
-      <w:pPr>
-        <w:spacing w:line="240" w:lineRule="auto"/>
-        <w:jc w:val="center"/>
-        <w:rPr>
-          <w:rFonts w:eastAsia="Times New Roman" w:cs="Times New Roman"/>
-          <w:kern w:val="0"/>
-          <w:lang w:eastAsia="es-AR"/>
-          <w14:ligatures w14:val="none"/>
-        </w:rPr>
-      </w:pPr>
-    </w:p>
-    <w:p>
-      <w:pPr>
-        <w:spacing w:line="240" w:lineRule="auto"/>
-        <w:jc w:val="center"/>
-        <w:rPr>
-          <w:rFonts w:eastAsia="Times New Roman" w:cs="Times New Roman"/>
-          <w:kern w:val="0"/>
-          <w:lang w:eastAsia="es-AR"/>
-          <w14:ligatures w14:val="none"/>
-        </w:rPr>
-      </w:pPr>
-    </w:p>
-    <w:p>
-      <w:pPr>
-        <w:spacing w:line="240" w:lineRule="auto"/>
-        <w:jc w:val="center"/>
-        <w:rPr>
-          <w:rFonts w:eastAsia="Times New Roman" w:cs="Times New Roman"/>
-          <w:kern w:val="0"/>
-          <w:lang w:eastAsia="es-AR"/>
-          <w14:ligatures w14:val="none"/>
-        </w:rPr>
-      </w:pPr>
-    </w:p>
-    <w:p>
-      <w:pPr>
-        <w:spacing w:line="240" w:lineRule="auto"/>
-        <w:jc w:val="center"/>
-        <w:rPr>
-          <w:rFonts w:eastAsia="Times New Roman" w:cs="Times New Roman"/>
-          <w:kern w:val="0"/>
-          <w:lang w:eastAsia="es-AR"/>
-          <w14:ligatures w14:val="none"/>
-        </w:rPr>
-      </w:pPr>
-    </w:p>
-    <w:p>
-      <w:pPr>
-        <w:spacing w:line="240" w:lineRule="auto"/>
-        <w:jc w:val="center"/>
-        <w:rPr>
-          <w:rFonts w:eastAsia="Times New Roman" w:cs="Times New Roman"/>
-          <w:kern w:val="0"/>
-          <w:lang w:eastAsia="es-AR"/>
-          <w14:ligatures w14:val="none"/>
-        </w:rPr>
-      </w:pPr>
-    </w:p>
-    <w:p>
-      <w:pPr>
-        <w:spacing w:line="240" w:lineRule="auto"/>
-        <w:jc w:val="center"/>
-        <w:rPr>
-          <w:rFonts w:eastAsia="Times New Roman" w:cs="Times New Roman"/>
-          <w:kern w:val="0"/>
-          <w:lang w:eastAsia="es-AR"/>
-          <w14:ligatures w14:val="none"/>
-        </w:rPr>
-      </w:pPr>
-    </w:p>
-    <w:p>
-      <w:pPr>
-        <w:spacing w:line="240" w:lineRule="auto"/>
-        <w:jc w:val="center"/>
-        <w:rPr>
-          <w:rFonts w:eastAsia="Times New Roman" w:cs="Times New Roman"/>
-          <w:kern w:val="0"/>
-          <w:lang w:eastAsia="es-AR"/>
-          <w14:ligatures w14:val="none"/>
-        </w:rPr>
-      </w:pPr>
-    </w:p>
-    <w:p>
-      <w:pPr>
-        <w:spacing w:line="240" w:lineRule="auto"/>
-        <w:jc w:val="center"/>
-        <w:rPr>
-          <w:rFonts w:eastAsia="Times New Roman" w:cs="Times New Roman"/>
-          <w:kern w:val="0"/>
-          <w:lang w:eastAsia="es-AR"/>
-          <w14:ligatures w14:val="none"/>
-        </w:rPr>
-      </w:pPr>
-    </w:p>
-    <w:p>
-      <w:pPr>
-        <w:spacing w:line="240" w:lineRule="auto"/>
-        <w:jc w:val="center"/>
-        <w:rPr>
-          <w:rFonts w:eastAsia="Times New Roman" w:cs="Times New Roman"/>
-          <w:kern w:val="0"/>
-          <w:lang w:eastAsia="es-AR"/>
-          <w14:ligatures w14:val="none"/>
-        </w:rPr>
-      </w:pPr>
-    </w:p>
-    <w:p>
-      <w:pPr>
-        <w:spacing w:line="240" w:lineRule="auto"/>
-        <w:jc w:val="center"/>
-        <w:rPr>
-          <w:rFonts w:eastAsia="Times New Roman" w:cs="Times New Roman"/>
-          <w:kern w:val="0"/>
-          <w:lang w:eastAsia="es-AR"/>
-          <w14:ligatures w14:val="none"/>
-        </w:rPr>
-      </w:pPr>
-    </w:p>
-    <w:p>
-      <w:pPr>
-        <w:spacing w:line="240" w:lineRule="auto"/>
-        <w:jc w:val="center"/>
-        <w:rPr>
-          <w:rFonts w:eastAsia="Times New Roman" w:cs="Times New Roman"/>
-          <w:kern w:val="0"/>
-          <w:lang w:eastAsia="es-AR"/>
-          <w14:ligatures w14:val="none"/>
-        </w:rPr>
-      </w:pPr>
-    </w:p>
-    <w:p>
-      <w:pPr>
-        <w:spacing w:line="240" w:lineRule="auto"/>
-        <w:jc w:val="center"/>
-        <w:rPr>
-          <w:rFonts w:eastAsia="Times New Roman" w:cs="Times New Roman"/>
-          <w:kern w:val="0"/>
-          <w:lang w:eastAsia="es-AR"/>
-          <w14:ligatures w14:val="none"/>
-        </w:rPr>
-      </w:pPr>
-    </w:p>
-    <w:p>
-      <w:pPr>
-        <w:spacing w:line="240" w:lineRule="auto"/>
-        <w:jc w:val="center"/>
-        <w:rPr>
-          <w:rFonts w:eastAsia="Times New Roman" w:cs="Times New Roman"/>
-          <w:kern w:val="0"/>
-          <w:lang w:eastAsia="es-AR"/>
-          <w14:ligatures w14:val="none"/>
-        </w:rPr>
-      </w:pPr>
-    </w:p>
-    <w:p>
-      <w:pPr>
-        <w:spacing w:line="240" w:lineRule="auto"/>
-        <w:jc w:val="center"/>
-        <w:rPr>
-          <w:rFonts w:eastAsia="Times New Roman" w:cs="Times New Roman"/>
-          <w:kern w:val="0"/>
-          <w:lang w:eastAsia="es-AR"/>
-          <w14:ligatures w14:val="none"/>
-        </w:rPr>
-      </w:pPr>
-    </w:p>
-    <w:p>
-      <w:pPr>
-        <w:spacing w:line="240" w:lineRule="auto"/>
-        <w:jc w:val="center"/>
-        <w:rPr>
-          <w:rFonts w:eastAsia="Times New Roman" w:cs="Times New Roman"/>
-          <w:kern w:val="0"/>
-          <w:lang w:eastAsia="es-AR"/>
-          <w14:ligatures w14:val="none"/>
-        </w:rPr>
-      </w:pPr>
-    </w:p>
-    <w:p>
-      <w:pPr>
-        <w:spacing w:line="240" w:lineRule="auto"/>
-        <w:jc w:val="center"/>
-        <w:rPr>
-          <w:rFonts w:eastAsia="Times New Roman" w:cs="Times New Roman"/>
-          <w:kern w:val="0"/>
-          <w:lang w:eastAsia="es-AR"/>
-          <w14:ligatures w14:val="none"/>
-        </w:rPr>
-      </w:pPr>
-    </w:p>
-    <w:p>
-      <w:pPr>
-        <w:spacing w:line="240" w:lineRule="auto"/>
-        <w:jc w:val="center"/>
-        <w:rPr>
-          <w:rFonts w:eastAsia="Times New Roman" w:cs="Times New Roman"/>
-          <w:kern w:val="0"/>
-          <w:lang w:eastAsia="es-AR"/>
-          <w14:ligatures w14:val="none"/>
-        </w:rPr>
-      </w:pPr>
-    </w:p>
-    <w:p>
-      <w:pPr>
-        <w:spacing w:line="240" w:lineRule="auto"/>
-        <w:jc w:val="center"/>
-        <w:rPr>
-          <w:rFonts w:eastAsia="Times New Roman" w:cs="Times New Roman"/>
-          <w:kern w:val="0"/>
-          <w:lang w:eastAsia="es-AR"/>
-          <w14:ligatures w14:val="none"/>
-        </w:rPr>
-      </w:pPr>
-    </w:p>
-    <w:p>
-      <w:pPr>
-        <w:spacing w:line="240" w:lineRule="auto"/>
-        <w:jc w:val="center"/>
-        <w:rPr>
-          <w:rFonts w:eastAsia="Times New Roman" w:cs="Times New Roman"/>
-          <w:kern w:val="0"/>
-          <w:lang w:eastAsia="es-AR"/>
-          <w14:ligatures w14:val="none"/>
-        </w:rPr>
-      </w:pPr>
-    </w:p>
-    <w:p>
-      <w:pPr>
-        <w:spacing w:line="240" w:lineRule="auto"/>
-        <w:jc w:val="center"/>
-        <w:rPr>
-          <w:rFonts w:eastAsia="Times New Roman" w:cs="Times New Roman"/>
-          <w:kern w:val="0"/>
-          <w:lang w:eastAsia="es-AR"/>
-          <w14:ligatures w14:val="none"/>
-        </w:rPr>
-      </w:pPr>
-    </w:p>
-    <w:p>
-      <w:pPr>
-        <w:spacing w:line="240" w:lineRule="auto"/>
-        <w:jc w:val="center"/>
-        <w:rPr>
-          <w:rFonts w:eastAsia="Times New Roman" w:cs="Times New Roman"/>
-          <w:kern w:val="0"/>
-          <w:lang w:eastAsia="es-AR"/>
-          <w14:ligatures w14:val="none"/>
-        </w:rPr>
-      </w:pPr>
-    </w:p>
-    <w:p>
-      <w:pPr>
-        <w:spacing w:line="240" w:lineRule="auto"/>
-        <w:jc w:val="center"/>
-        <w:rPr>
-          <w:rFonts w:eastAsia="Times New Roman" w:cs="Times New Roman"/>
-          <w:kern w:val="0"/>
-          <w:lang w:eastAsia="es-AR"/>
-          <w14:ligatures w14:val="none"/>
-        </w:rPr>
-      </w:pPr>
-      <w:r>
-        <w:rPr>
-          <w:rFonts w:eastAsia="Times New Roman" w:cs="Times New Roman"/>
-          <w:b/>
-          <w:bCs/>
-          <w:color w:val="000000"/>
-          <w:kern w:val="0"/>
-          <w:lang w:eastAsia="es-AR"/>
-          <w14:ligatures w14:val="none"/>
-        </w:rPr>
-        <w:t>Universidad Nacional de La Plata</w:t>
-      </w:r>
-    </w:p>
-    <w:p>
-      <w:pPr>
-        <w:spacing w:line="240" w:lineRule="auto"/>
-        <w:jc w:val="center"/>
-        <w:rPr>
-          <w:rFonts w:eastAsia="Times New Roman" w:cs="Times New Roman"/>
-          <w:kern w:val="0"/>
-          <w:lang w:eastAsia="es-AR"/>
-          <w14:ligatures w14:val="none"/>
-        </w:rPr>
-      </w:pPr>
-      <w:r>
-        <w:rPr>
-          <w:rFonts w:eastAsia="Times New Roman" w:cs="Times New Roman"/>
-          <w:b/>
-          <w:bCs/>
-          <w:color w:val="000000"/>
-          <w:kern w:val="0"/>
-          <w:lang w:eastAsia="es-AR"/>
-          <w14:ligatures w14:val="none"/>
-        </w:rPr>
-        <w:t>Facultad de Ingeniería</w:t>
-      </w:r>
-    </w:p>
-    <w:p>
-      <w:pPr>
-        <w:spacing w:line="240" w:lineRule="auto"/>
-        <w:jc w:val="center"/>
-        <w:rPr>
-          <w:rFonts w:eastAsia="Times New Roman" w:cs="Times New Roman"/>
-          <w:kern w:val="0"/>
-          <w:lang w:eastAsia="es-AR"/>
-          <w14:ligatures w14:val="none"/>
-        </w:rPr>
-      </w:pPr>
-      <w:r>
-        <w:rPr>
-          <w:rFonts w:eastAsia="Times New Roman" w:cs="Times New Roman"/>
-          <w:b/>
-          <w:bCs/>
-          <w:color w:val="000000"/>
-          <w:kern w:val="0"/>
-          <w:lang w:eastAsia="es-AR"/>
-          <w14:ligatures w14:val="none"/>
-        </w:rPr>
-        <w:t>Seminario de Redacción de Textos Profesionales</w:t>
-      </w:r>
-    </w:p>
-    <w:p>
-      <w:pPr>
-        <w:spacing w:line="240" w:lineRule="auto"/>
-        <w:jc w:val="center"/>
-        <w:rPr>
-          <w:rFonts w:eastAsia="Times New Roman" w:cs="Times New Roman"/>
-          <w:kern w:val="0"/>
-          <w:lang w:eastAsia="es-AR"/>
-          <w14:ligatures w14:val="none"/>
-        </w:rPr>
-      </w:pPr>
-      <w:r>
-        <w:rPr>
-          <w:rFonts w:eastAsia="Times New Roman" w:cs="Times New Roman"/>
-          <w:b/>
-          <w:bCs/>
-          <w:color w:val="000000"/>
-          <w:kern w:val="0"/>
-          <w:lang w:eastAsia="es-AR"/>
-          <w14:ligatures w14:val="none"/>
-        </w:rPr>
-        <w:t>Joaquín Chanquía 02887/7</w:t>
-      </w:r>
-    </w:p>
-    <w:p>
-      <w:pPr>
-        <w:spacing w:line="240" w:lineRule="auto"/>
-        <w:jc w:val="center"/>
-        <w:textAlignment w:val="baseline"/>
-        <w:rPr>
-          <w:rFonts w:eastAsia="Times New Roman" w:cs="Times New Roman"/>
-          <w:b/>
-          <w:bCs/>
-          <w:color w:val="000000"/>
-          <w:kern w:val="0"/>
-          <w:lang w:eastAsia="es-AR"/>
-          <w14:ligatures w14:val="none"/>
-        </w:rPr>
-      </w:pPr>
-      <w:r>
-        <w:rPr>
-          <w:rFonts w:eastAsia="Times New Roman" w:cs="Times New Roman"/>
-          <w:b/>
-          <w:bCs/>
-          <w:color w:val="000000"/>
-          <w:kern w:val="0"/>
-          <w:lang w:eastAsia="es-AR"/>
-          <w14:ligatures w14:val="none"/>
-        </w:rPr>
-        <w:t>27</w:t>
-      </w:r>
-      <w:r>
-        <w:rPr>
-          <w:rFonts w:eastAsia="Times New Roman" w:cs="Times New Roman"/>
-          <w:b/>
-          <w:bCs/>
-          <w:color w:val="000000"/>
-          <w:kern w:val="0"/>
-          <w:lang w:eastAsia="es-AR"/>
-          <w14:ligatures w14:val="none"/>
-        </w:rPr>
-        <w:t xml:space="preserve"> </w:t>
-      </w:r>
-      <w:r>
-        <w:rPr>
-          <w:rFonts w:eastAsia="Times New Roman" w:cs="Times New Roman"/>
-          <w:b/>
-          <w:bCs/>
-          <w:color w:val="000000"/>
-          <w:kern w:val="0"/>
-          <w:lang w:eastAsia="es-AR"/>
-          <w14:ligatures w14:val="none"/>
-        </w:rPr>
-        <w:t>de agosto de 2025</w:t>
-      </w:r>
+      </w:pPr>
     </w:p>
     <w:p>
       <w:pPr>
@@ -567,6 +993,7 @@
       <w:sdtPr>
         <w:rPr>
           <w:rFonts w:eastAsiaTheme="minorHAnsi" w:cstheme="minorBidi"/>
+          <w:b w:val="0"/>
           <w:kern w:val="2"/>
           <w:sz w:val="24"/>
           <w:szCs w:val="24"/>
@@ -593,7 +1020,6 @@
               <w:bCs/>
             </w:rPr>
           </w:pPr>
-          <w:proofErr w:type="spellStart"/>
           <w:r>
             <w:rPr>
               <w:bCs/>
@@ -601,7 +1027,6 @@
             </w:rPr>
             <w:t>Indice</w:t>
           </w:r>
-          <w:proofErr w:type="spellEnd"/>
         </w:p>
         <w:p>
           <w:pPr>
@@ -624,7 +1049,7 @@
           <w:r>
             <w:fldChar w:fldCharType="separate"/>
           </w:r>
-          <w:hyperlink w:anchor="_Toc208915273" w:history="1">
+          <w:hyperlink w:anchor="_Toc209038026" w:history="1">
             <w:r>
               <w:rPr>
                 <w:rStyle w:val="Hipervnculo"/>
@@ -651,7 +1076,7 @@
                 <w:noProof/>
                 <w:webHidden/>
               </w:rPr>
-              <w:instrText xml:space="preserve"> PAGEREF _Toc208915273 \h </w:instrText>
+              <w:instrText xml:space="preserve"> PAGEREF _Toc209038026 \h </w:instrText>
             </w:r>
             <w:r>
               <w:rPr>
@@ -694,7 +1119,7 @@
               <w:lang w:eastAsia="es-AR"/>
             </w:rPr>
           </w:pPr>
-          <w:hyperlink w:anchor="_Toc208915274" w:history="1">
+          <w:hyperlink w:anchor="_Toc209038027" w:history="1">
             <w:r>
               <w:rPr>
                 <w:rStyle w:val="Hipervnculo"/>
@@ -721,7 +1146,7 @@
                 <w:noProof/>
                 <w:webHidden/>
               </w:rPr>
-              <w:instrText xml:space="preserve"> PAGEREF _Toc208915274 \h </w:instrText>
+              <w:instrText xml:space="preserve"> PAGEREF _Toc209038027 \h </w:instrText>
             </w:r>
             <w:r>
               <w:rPr>
@@ -764,7 +1189,7 @@
               <w:lang w:eastAsia="es-AR"/>
             </w:rPr>
           </w:pPr>
-          <w:hyperlink w:anchor="_Toc208915275" w:history="1">
+          <w:hyperlink w:anchor="_Toc209038028" w:history="1">
             <w:r>
               <w:rPr>
                 <w:rStyle w:val="Hipervnculo"/>
@@ -791,7 +1216,7 @@
                 <w:noProof/>
                 <w:webHidden/>
               </w:rPr>
-              <w:instrText xml:space="preserve"> PAGEREF _Toc208915275 \h </w:instrText>
+              <w:instrText xml:space="preserve"> PAGEREF _Toc209038028 \h </w:instrText>
             </w:r>
             <w:r>
               <w:rPr>
@@ -812,6 +1237,76 @@
                 <w:webHidden/>
               </w:rPr>
               <w:t>1</w:t>
+            </w:r>
+            <w:r>
+              <w:rPr>
+                <w:noProof/>
+                <w:webHidden/>
+              </w:rPr>
+              <w:fldChar w:fldCharType="end"/>
+            </w:r>
+          </w:hyperlink>
+        </w:p>
+        <w:p>
+          <w:pPr>
+            <w:pStyle w:val="TDC1"/>
+            <w:tabs>
+              <w:tab w:val="right" w:leader="dot" w:pos="9061"/>
+            </w:tabs>
+            <w:rPr>
+              <w:rFonts w:asciiTheme="minorHAnsi" w:eastAsiaTheme="minorEastAsia" w:hAnsiTheme="minorHAnsi"/>
+              <w:noProof/>
+              <w:lang w:eastAsia="es-AR"/>
+            </w:rPr>
+          </w:pPr>
+          <w:hyperlink w:anchor="_Toc209038029" w:history="1">
+            <w:r>
+              <w:rPr>
+                <w:rStyle w:val="Hipervnculo"/>
+                <w:noProof/>
+              </w:rPr>
+              <w:t>Tecnologías de extracción de litio en Argentina: eficiencia, innovación y viabilidad de implementación</w:t>
+            </w:r>
+            <w:r>
+              <w:rPr>
+                <w:noProof/>
+                <w:webHidden/>
+              </w:rPr>
+              <w:tab/>
+            </w:r>
+            <w:r>
+              <w:rPr>
+                <w:noProof/>
+                <w:webHidden/>
+              </w:rPr>
+              <w:fldChar w:fldCharType="begin"/>
+            </w:r>
+            <w:r>
+              <w:rPr>
+                <w:noProof/>
+                <w:webHidden/>
+              </w:rPr>
+              <w:instrText xml:space="preserve"> PAGEREF _Toc209038029 \h </w:instrText>
+            </w:r>
+            <w:r>
+              <w:rPr>
+                <w:noProof/>
+                <w:webHidden/>
+              </w:rPr>
+            </w:r>
+            <w:r>
+              <w:rPr>
+                <w:noProof/>
+                <w:webHidden/>
+              </w:rPr>
+              <w:fldChar w:fldCharType="separate"/>
+            </w:r>
+            <w:r>
+              <w:rPr>
+                <w:noProof/>
+                <w:webHidden/>
+              </w:rPr>
+              <w:t>2</w:t>
             </w:r>
             <w:r>
               <w:rPr>
@@ -834,7 +1329,7 @@
               <w:lang w:eastAsia="es-AR"/>
             </w:rPr>
           </w:pPr>
-          <w:hyperlink w:anchor="_Toc208915276" w:history="1">
+          <w:hyperlink w:anchor="_Toc209038030" w:history="1">
             <w:r>
               <w:rPr>
                 <w:rStyle w:val="Hipervnculo"/>
@@ -861,7 +1356,7 @@
                 <w:noProof/>
                 <w:webHidden/>
               </w:rPr>
-              <w:instrText xml:space="preserve"> PAGEREF _Toc208915276 \h </w:instrText>
+              <w:instrText xml:space="preserve"> PAGEREF _Toc209038030 \h </w:instrText>
             </w:r>
             <w:r>
               <w:rPr>
@@ -904,60 +1399,13 @@
               <w:lang w:eastAsia="es-AR"/>
             </w:rPr>
           </w:pPr>
-          <w:hyperlink w:anchor="_Toc208915277" w:history="1">
+          <w:hyperlink w:anchor="_Toc209038031" w:history="1">
             <w:r>
               <w:rPr>
                 <w:rStyle w:val="Hipervnculo"/>
                 <w:noProof/>
               </w:rPr>
-              <w:drawing>
-                <wp:inline distT="0" distB="0" distL="0" distR="0" wp14:anchorId="7E7379B2" wp14:editId="2F10956E">
-                  <wp:extent cx="3960000" cy="2589440"/>
-                  <wp:effectExtent l="0" t="0" r="2540" b="1905"/>
-                  <wp:docPr id="1412535455" name="Imagen 7" descr="Gráfico, Gráfico de barras&#10;&#10;El contenido generado por IA puede ser incorrecto."/>
-                  <wp:cNvGraphicFramePr>
-                    <a:graphicFrameLocks xmlns:a="http://schemas.openxmlformats.org/drawingml/2006/main" noChangeAspect="1"/>
-                  </wp:cNvGraphicFramePr>
-                  <a:graphic xmlns:a="http://schemas.openxmlformats.org/drawingml/2006/main">
-                    <a:graphicData uri="http://schemas.openxmlformats.org/drawingml/2006/picture">
-                      <pic:pic xmlns:pic="http://schemas.openxmlformats.org/drawingml/2006/picture">
-                        <pic:nvPicPr>
-                          <pic:cNvPr id="721903935" name="Imagen 7" descr="Gráfico, Gráfico de barras&#10;&#10;El contenido generado por IA puede ser incorrecto."/>
-                          <pic:cNvPicPr>
-                            <a:picLocks noChangeAspect="1" noChangeArrowheads="1"/>
-                          </pic:cNvPicPr>
-                        </pic:nvPicPr>
-                        <pic:blipFill>
-                          <a:blip r:embed="rId9">
-                            <a:extLst>
-                              <a:ext uri="{28A0092B-C50C-407E-A947-70E740481C1C}">
-                                <a14:useLocalDpi xmlns:a14="http://schemas.microsoft.com/office/drawing/2010/main" val="0"/>
-                              </a:ext>
-                            </a:extLst>
-                          </a:blip>
-                          <a:srcRect/>
-                          <a:stretch>
-                            <a:fillRect/>
-                          </a:stretch>
-                        </pic:blipFill>
-                        <pic:spPr bwMode="auto">
-                          <a:xfrm>
-                            <a:off x="0" y="0"/>
-                            <a:ext cx="3960000" cy="2589440"/>
-                          </a:xfrm>
-                          <a:prstGeom prst="rect">
-                            <a:avLst/>
-                          </a:prstGeom>
-                          <a:noFill/>
-                          <a:ln>
-                            <a:noFill/>
-                          </a:ln>
-                        </pic:spPr>
-                      </pic:pic>
-                    </a:graphicData>
-                  </a:graphic>
-                </wp:inline>
-              </w:drawing>
+              <w:t>Tecnologías actuales de extracción y procesamiento en Argentina</w:t>
             </w:r>
             <w:r>
               <w:rPr>
@@ -978,7 +1426,7 @@
                 <w:noProof/>
                 <w:webHidden/>
               </w:rPr>
-              <w:instrText xml:space="preserve"> PAGEREF _Toc208915277 \h </w:instrText>
+              <w:instrText xml:space="preserve"> PAGEREF _Toc209038031 \h </w:instrText>
             </w:r>
             <w:r>
               <w:rPr>
@@ -1021,13 +1469,13 @@
               <w:lang w:eastAsia="es-AR"/>
             </w:rPr>
           </w:pPr>
-          <w:hyperlink w:anchor="_Toc208915278" w:history="1">
+          <w:hyperlink w:anchor="_Toc209038032" w:history="1">
             <w:r>
               <w:rPr>
                 <w:rStyle w:val="Hipervnculo"/>
                 <w:noProof/>
               </w:rPr>
-              <w:t>Tecnologías actuales de extracción y procesamiento en Argentina</w:t>
+              <w:t>Innovaciones tecnologías en extracción de litio</w:t>
             </w:r>
             <w:r>
               <w:rPr>
@@ -1048,7 +1496,7 @@
                 <w:noProof/>
                 <w:webHidden/>
               </w:rPr>
-              <w:instrText xml:space="preserve"> PAGEREF _Toc208915278 \h </w:instrText>
+              <w:instrText xml:space="preserve"> PAGEREF _Toc209038032 \h </w:instrText>
             </w:r>
             <w:r>
               <w:rPr>
@@ -1068,7 +1516,7 @@
                 <w:noProof/>
                 <w:webHidden/>
               </w:rPr>
-              <w:t>2</w:t>
+              <w:t>3</w:t>
             </w:r>
             <w:r>
               <w:rPr>
@@ -1091,13 +1539,13 @@
               <w:lang w:eastAsia="es-AR"/>
             </w:rPr>
           </w:pPr>
-          <w:hyperlink w:anchor="_Toc208915279" w:history="1">
+          <w:hyperlink w:anchor="_Toc209038033" w:history="1">
             <w:r>
               <w:rPr>
                 <w:rStyle w:val="Hipervnculo"/>
                 <w:noProof/>
               </w:rPr>
-              <w:t>Limitaciones y eficiencia de las tecnologías existentes</w:t>
+              <w:t>Tecnologías complementarias para reducir impacto ambiental</w:t>
             </w:r>
             <w:r>
               <w:rPr>
@@ -1118,7 +1566,7 @@
                 <w:noProof/>
                 <w:webHidden/>
               </w:rPr>
-              <w:instrText xml:space="preserve"> PAGEREF _Toc208915279 \h </w:instrText>
+              <w:instrText xml:space="preserve"> PAGEREF _Toc209038033 \h </w:instrText>
             </w:r>
             <w:r>
               <w:rPr>
@@ -1138,7 +1586,357 @@
                 <w:noProof/>
                 <w:webHidden/>
               </w:rPr>
-              <w:t>2</w:t>
+              <w:t>3</w:t>
+            </w:r>
+            <w:r>
+              <w:rPr>
+                <w:noProof/>
+                <w:webHidden/>
+              </w:rPr>
+              <w:fldChar w:fldCharType="end"/>
+            </w:r>
+          </w:hyperlink>
+        </w:p>
+        <w:p>
+          <w:pPr>
+            <w:pStyle w:val="TDC1"/>
+            <w:tabs>
+              <w:tab w:val="right" w:leader="dot" w:pos="9061"/>
+            </w:tabs>
+            <w:rPr>
+              <w:rFonts w:asciiTheme="minorHAnsi" w:eastAsiaTheme="minorEastAsia" w:hAnsiTheme="minorHAnsi"/>
+              <w:noProof/>
+              <w:lang w:eastAsia="es-AR"/>
+            </w:rPr>
+          </w:pPr>
+          <w:hyperlink w:anchor="_Toc209038034" w:history="1">
+            <w:r>
+              <w:rPr>
+                <w:rStyle w:val="Hipervnculo"/>
+                <w:noProof/>
+              </w:rPr>
+              <w:t>Discusión</w:t>
+            </w:r>
+            <w:r>
+              <w:rPr>
+                <w:noProof/>
+                <w:webHidden/>
+              </w:rPr>
+              <w:tab/>
+            </w:r>
+            <w:r>
+              <w:rPr>
+                <w:noProof/>
+                <w:webHidden/>
+              </w:rPr>
+              <w:fldChar w:fldCharType="begin"/>
+            </w:r>
+            <w:r>
+              <w:rPr>
+                <w:noProof/>
+                <w:webHidden/>
+              </w:rPr>
+              <w:instrText xml:space="preserve"> PAGEREF _Toc209038034 \h </w:instrText>
+            </w:r>
+            <w:r>
+              <w:rPr>
+                <w:noProof/>
+                <w:webHidden/>
+              </w:rPr>
+            </w:r>
+            <w:r>
+              <w:rPr>
+                <w:noProof/>
+                <w:webHidden/>
+              </w:rPr>
+              <w:fldChar w:fldCharType="separate"/>
+            </w:r>
+            <w:r>
+              <w:rPr>
+                <w:noProof/>
+                <w:webHidden/>
+              </w:rPr>
+              <w:t>4</w:t>
+            </w:r>
+            <w:r>
+              <w:rPr>
+                <w:noProof/>
+                <w:webHidden/>
+              </w:rPr>
+              <w:fldChar w:fldCharType="end"/>
+            </w:r>
+          </w:hyperlink>
+        </w:p>
+        <w:p>
+          <w:pPr>
+            <w:pStyle w:val="TDC1"/>
+            <w:tabs>
+              <w:tab w:val="right" w:leader="dot" w:pos="9061"/>
+            </w:tabs>
+            <w:rPr>
+              <w:rFonts w:asciiTheme="minorHAnsi" w:eastAsiaTheme="minorEastAsia" w:hAnsiTheme="minorHAnsi"/>
+              <w:noProof/>
+              <w:lang w:eastAsia="es-AR"/>
+            </w:rPr>
+          </w:pPr>
+          <w:hyperlink w:anchor="_Toc209038035" w:history="1">
+            <w:r>
+              <w:rPr>
+                <w:rStyle w:val="Hipervnculo"/>
+                <w:noProof/>
+              </w:rPr>
+              <w:t>Conclusiones</w:t>
+            </w:r>
+            <w:r>
+              <w:rPr>
+                <w:noProof/>
+                <w:webHidden/>
+              </w:rPr>
+              <w:tab/>
+            </w:r>
+            <w:r>
+              <w:rPr>
+                <w:noProof/>
+                <w:webHidden/>
+              </w:rPr>
+              <w:fldChar w:fldCharType="begin"/>
+            </w:r>
+            <w:r>
+              <w:rPr>
+                <w:noProof/>
+                <w:webHidden/>
+              </w:rPr>
+              <w:instrText xml:space="preserve"> PAGEREF _Toc209038035 \h </w:instrText>
+            </w:r>
+            <w:r>
+              <w:rPr>
+                <w:noProof/>
+                <w:webHidden/>
+              </w:rPr>
+            </w:r>
+            <w:r>
+              <w:rPr>
+                <w:noProof/>
+                <w:webHidden/>
+              </w:rPr>
+              <w:fldChar w:fldCharType="separate"/>
+            </w:r>
+            <w:r>
+              <w:rPr>
+                <w:noProof/>
+                <w:webHidden/>
+              </w:rPr>
+              <w:t>4</w:t>
+            </w:r>
+            <w:r>
+              <w:rPr>
+                <w:noProof/>
+                <w:webHidden/>
+              </w:rPr>
+              <w:fldChar w:fldCharType="end"/>
+            </w:r>
+          </w:hyperlink>
+        </w:p>
+        <w:p>
+          <w:pPr>
+            <w:pStyle w:val="TDC1"/>
+            <w:tabs>
+              <w:tab w:val="right" w:leader="dot" w:pos="9061"/>
+            </w:tabs>
+            <w:rPr>
+              <w:rFonts w:asciiTheme="minorHAnsi" w:eastAsiaTheme="minorEastAsia" w:hAnsiTheme="minorHAnsi"/>
+              <w:noProof/>
+              <w:lang w:eastAsia="es-AR"/>
+            </w:rPr>
+          </w:pPr>
+          <w:hyperlink w:anchor="_Toc209038036" w:history="1">
+            <w:r>
+              <w:rPr>
+                <w:rStyle w:val="Hipervnculo"/>
+                <w:noProof/>
+              </w:rPr>
+              <w:t>Bibliografía</w:t>
+            </w:r>
+            <w:r>
+              <w:rPr>
+                <w:noProof/>
+                <w:webHidden/>
+              </w:rPr>
+              <w:tab/>
+            </w:r>
+            <w:r>
+              <w:rPr>
+                <w:noProof/>
+                <w:webHidden/>
+              </w:rPr>
+              <w:fldChar w:fldCharType="begin"/>
+            </w:r>
+            <w:r>
+              <w:rPr>
+                <w:noProof/>
+                <w:webHidden/>
+              </w:rPr>
+              <w:instrText xml:space="preserve"> PAGEREF _Toc209038036 \h </w:instrText>
+            </w:r>
+            <w:r>
+              <w:rPr>
+                <w:noProof/>
+                <w:webHidden/>
+              </w:rPr>
+            </w:r>
+            <w:r>
+              <w:rPr>
+                <w:noProof/>
+                <w:webHidden/>
+              </w:rPr>
+              <w:fldChar w:fldCharType="separate"/>
+            </w:r>
+            <w:r>
+              <w:rPr>
+                <w:noProof/>
+                <w:webHidden/>
+              </w:rPr>
+              <w:t>5</w:t>
+            </w:r>
+            <w:r>
+              <w:rPr>
+                <w:noProof/>
+                <w:webHidden/>
+              </w:rPr>
+              <w:fldChar w:fldCharType="end"/>
+            </w:r>
+          </w:hyperlink>
+        </w:p>
+        <w:p>
+          <w:pPr>
+            <w:pStyle w:val="TDC1"/>
+            <w:tabs>
+              <w:tab w:val="right" w:leader="dot" w:pos="9061"/>
+            </w:tabs>
+            <w:rPr>
+              <w:rFonts w:asciiTheme="minorHAnsi" w:eastAsiaTheme="minorEastAsia" w:hAnsiTheme="minorHAnsi"/>
+              <w:noProof/>
+              <w:lang w:eastAsia="es-AR"/>
+            </w:rPr>
+          </w:pPr>
+          <w:hyperlink w:anchor="_Toc209038037" w:history="1">
+            <w:r>
+              <w:rPr>
+                <w:rStyle w:val="Hipervnculo"/>
+                <w:noProof/>
+              </w:rPr>
+              <w:t>Glosario</w:t>
+            </w:r>
+            <w:r>
+              <w:rPr>
+                <w:noProof/>
+                <w:webHidden/>
+              </w:rPr>
+              <w:tab/>
+            </w:r>
+            <w:r>
+              <w:rPr>
+                <w:noProof/>
+                <w:webHidden/>
+              </w:rPr>
+              <w:fldChar w:fldCharType="begin"/>
+            </w:r>
+            <w:r>
+              <w:rPr>
+                <w:noProof/>
+                <w:webHidden/>
+              </w:rPr>
+              <w:instrText xml:space="preserve"> PAGEREF _Toc209038037 \h </w:instrText>
+            </w:r>
+            <w:r>
+              <w:rPr>
+                <w:noProof/>
+                <w:webHidden/>
+              </w:rPr>
+            </w:r>
+            <w:r>
+              <w:rPr>
+                <w:noProof/>
+                <w:webHidden/>
+              </w:rPr>
+              <w:fldChar w:fldCharType="separate"/>
+            </w:r>
+            <w:r>
+              <w:rPr>
+                <w:noProof/>
+                <w:webHidden/>
+              </w:rPr>
+              <w:t>5</w:t>
+            </w:r>
+            <w:r>
+              <w:rPr>
+                <w:noProof/>
+                <w:webHidden/>
+              </w:rPr>
+              <w:fldChar w:fldCharType="end"/>
+            </w:r>
+          </w:hyperlink>
+        </w:p>
+        <w:p>
+          <w:pPr>
+            <w:pStyle w:val="TDC1"/>
+            <w:tabs>
+              <w:tab w:val="right" w:leader="dot" w:pos="9061"/>
+            </w:tabs>
+            <w:rPr>
+              <w:rFonts w:asciiTheme="minorHAnsi" w:eastAsiaTheme="minorEastAsia" w:hAnsiTheme="minorHAnsi"/>
+              <w:noProof/>
+              <w:lang w:eastAsia="es-AR"/>
+            </w:rPr>
+          </w:pPr>
+          <w:hyperlink w:anchor="_Toc209038038" w:history="1">
+            <w:r>
+              <w:rPr>
+                <w:rStyle w:val="Hipervnculo"/>
+                <w:noProof/>
+              </w:rPr>
+              <w:t>Apéndice</w:t>
+            </w:r>
+            <w:r>
+              <w:rPr>
+                <w:noProof/>
+                <w:webHidden/>
+              </w:rPr>
+              <w:tab/>
+            </w:r>
+            <w:r>
+              <w:rPr>
+                <w:noProof/>
+                <w:webHidden/>
+              </w:rPr>
+              <w:fldChar w:fldCharType="begin"/>
+            </w:r>
+            <w:r>
+              <w:rPr>
+                <w:noProof/>
+                <w:webHidden/>
+              </w:rPr>
+              <w:instrText xml:space="preserve"> PAGEREF _Toc209038038 \h </w:instrText>
+            </w:r>
+            <w:r>
+              <w:rPr>
+                <w:noProof/>
+                <w:webHidden/>
+              </w:rPr>
+            </w:r>
+            <w:r>
+              <w:rPr>
+                <w:noProof/>
+                <w:webHidden/>
+              </w:rPr>
+              <w:fldChar w:fldCharType="separate"/>
+            </w:r>
+            <w:r>
+              <w:rPr>
+                <w:noProof/>
+                <w:webHidden/>
+              </w:rPr>
+              <w:t>6</w:t>
             </w:r>
             <w:r>
               <w:rPr>
@@ -1161,13 +1959,13 @@
               <w:lang w:eastAsia="es-AR"/>
             </w:rPr>
           </w:pPr>
-          <w:hyperlink w:anchor="_Toc208915280" w:history="1">
+          <w:hyperlink w:anchor="_Toc209038039" w:history="1">
             <w:r>
               <w:rPr>
                 <w:rStyle w:val="Hipervnculo"/>
                 <w:noProof/>
               </w:rPr>
-              <w:t>Innovaciones tecnologías en extracción de litio</w:t>
+              <w:t>Proceso de producción de litio</w:t>
             </w:r>
             <w:r>
               <w:rPr>
@@ -1188,7 +1986,7 @@
                 <w:noProof/>
                 <w:webHidden/>
               </w:rPr>
-              <w:instrText xml:space="preserve"> PAGEREF _Toc208915280 \h </w:instrText>
+              <w:instrText xml:space="preserve"> PAGEREF _Toc209038039 \h </w:instrText>
             </w:r>
             <w:r>
               <w:rPr>
@@ -1208,7 +2006,7 @@
                 <w:noProof/>
                 <w:webHidden/>
               </w:rPr>
-              <w:t>2</w:t>
+              <w:t>6</w:t>
             </w:r>
             <w:r>
               <w:rPr>
@@ -1231,13 +2029,13 @@
               <w:lang w:eastAsia="es-AR"/>
             </w:rPr>
           </w:pPr>
-          <w:hyperlink w:anchor="_Toc208915281" w:history="1">
+          <w:hyperlink w:anchor="_Toc209038040" w:history="1">
             <w:r>
               <w:rPr>
                 <w:rStyle w:val="Hipervnculo"/>
                 <w:noProof/>
               </w:rPr>
-              <w:t>Tecnologías complementarias para reducir impacto ambiental</w:t>
+              <w:t>Comparación de tecnologías DLE:</w:t>
             </w:r>
             <w:r>
               <w:rPr>
@@ -1258,427 +2056,7 @@
                 <w:noProof/>
                 <w:webHidden/>
               </w:rPr>
-              <w:instrText xml:space="preserve"> PAGEREF _Toc208915281 \h </w:instrText>
-            </w:r>
-            <w:r>
-              <w:rPr>
-                <w:noProof/>
-                <w:webHidden/>
-              </w:rPr>
-            </w:r>
-            <w:r>
-              <w:rPr>
-                <w:noProof/>
-                <w:webHidden/>
-              </w:rPr>
-              <w:fldChar w:fldCharType="separate"/>
-            </w:r>
-            <w:r>
-              <w:rPr>
-                <w:noProof/>
-                <w:webHidden/>
-              </w:rPr>
-              <w:t>2</w:t>
-            </w:r>
-            <w:r>
-              <w:rPr>
-                <w:noProof/>
-                <w:webHidden/>
-              </w:rPr>
-              <w:fldChar w:fldCharType="end"/>
-            </w:r>
-          </w:hyperlink>
-        </w:p>
-        <w:p>
-          <w:pPr>
-            <w:pStyle w:val="TDC2"/>
-            <w:tabs>
-              <w:tab w:val="right" w:leader="dot" w:pos="9061"/>
-            </w:tabs>
-            <w:rPr>
-              <w:rFonts w:asciiTheme="minorHAnsi" w:eastAsiaTheme="minorEastAsia" w:hAnsiTheme="minorHAnsi"/>
-              <w:noProof/>
-              <w:lang w:eastAsia="es-AR"/>
-            </w:rPr>
-          </w:pPr>
-          <w:hyperlink w:anchor="_Toc208915282" w:history="1">
-            <w:r>
-              <w:rPr>
-                <w:rStyle w:val="Hipervnculo"/>
-                <w:noProof/>
-              </w:rPr>
-              <w:t>Viabilidad de implementación en Argentina</w:t>
-            </w:r>
-            <w:r>
-              <w:rPr>
-                <w:noProof/>
-                <w:webHidden/>
-              </w:rPr>
-              <w:tab/>
-            </w:r>
-            <w:r>
-              <w:rPr>
-                <w:noProof/>
-                <w:webHidden/>
-              </w:rPr>
-              <w:fldChar w:fldCharType="begin"/>
-            </w:r>
-            <w:r>
-              <w:rPr>
-                <w:noProof/>
-                <w:webHidden/>
-              </w:rPr>
-              <w:instrText xml:space="preserve"> PAGEREF _Toc208915282 \h </w:instrText>
-            </w:r>
-            <w:r>
-              <w:rPr>
-                <w:noProof/>
-                <w:webHidden/>
-              </w:rPr>
-            </w:r>
-            <w:r>
-              <w:rPr>
-                <w:noProof/>
-                <w:webHidden/>
-              </w:rPr>
-              <w:fldChar w:fldCharType="separate"/>
-            </w:r>
-            <w:r>
-              <w:rPr>
-                <w:noProof/>
-                <w:webHidden/>
-              </w:rPr>
-              <w:t>2</w:t>
-            </w:r>
-            <w:r>
-              <w:rPr>
-                <w:noProof/>
-                <w:webHidden/>
-              </w:rPr>
-              <w:fldChar w:fldCharType="end"/>
-            </w:r>
-          </w:hyperlink>
-        </w:p>
-        <w:p>
-          <w:pPr>
-            <w:pStyle w:val="TDC1"/>
-            <w:tabs>
-              <w:tab w:val="right" w:leader="dot" w:pos="9061"/>
-            </w:tabs>
-            <w:rPr>
-              <w:rFonts w:asciiTheme="minorHAnsi" w:eastAsiaTheme="minorEastAsia" w:hAnsiTheme="minorHAnsi"/>
-              <w:noProof/>
-              <w:lang w:eastAsia="es-AR"/>
-            </w:rPr>
-          </w:pPr>
-          <w:hyperlink w:anchor="_Toc208915283" w:history="1">
-            <w:r>
-              <w:rPr>
-                <w:rStyle w:val="Hipervnculo"/>
-                <w:noProof/>
-              </w:rPr>
-              <w:t>Discusión</w:t>
-            </w:r>
-            <w:r>
-              <w:rPr>
-                <w:noProof/>
-                <w:webHidden/>
-              </w:rPr>
-              <w:tab/>
-            </w:r>
-            <w:r>
-              <w:rPr>
-                <w:noProof/>
-                <w:webHidden/>
-              </w:rPr>
-              <w:fldChar w:fldCharType="begin"/>
-            </w:r>
-            <w:r>
-              <w:rPr>
-                <w:noProof/>
-                <w:webHidden/>
-              </w:rPr>
-              <w:instrText xml:space="preserve"> PAGEREF _Toc208915283 \h </w:instrText>
-            </w:r>
-            <w:r>
-              <w:rPr>
-                <w:noProof/>
-                <w:webHidden/>
-              </w:rPr>
-            </w:r>
-            <w:r>
-              <w:rPr>
-                <w:noProof/>
-                <w:webHidden/>
-              </w:rPr>
-              <w:fldChar w:fldCharType="separate"/>
-            </w:r>
-            <w:r>
-              <w:rPr>
-                <w:noProof/>
-                <w:webHidden/>
-              </w:rPr>
-              <w:t>4</w:t>
-            </w:r>
-            <w:r>
-              <w:rPr>
-                <w:noProof/>
-                <w:webHidden/>
-              </w:rPr>
-              <w:fldChar w:fldCharType="end"/>
-            </w:r>
-          </w:hyperlink>
-        </w:p>
-        <w:p>
-          <w:pPr>
-            <w:pStyle w:val="TDC1"/>
-            <w:tabs>
-              <w:tab w:val="right" w:leader="dot" w:pos="9061"/>
-            </w:tabs>
-            <w:rPr>
-              <w:rFonts w:asciiTheme="minorHAnsi" w:eastAsiaTheme="minorEastAsia" w:hAnsiTheme="minorHAnsi"/>
-              <w:noProof/>
-              <w:lang w:eastAsia="es-AR"/>
-            </w:rPr>
-          </w:pPr>
-          <w:hyperlink w:anchor="_Toc208915284" w:history="1">
-            <w:r>
-              <w:rPr>
-                <w:rStyle w:val="Hipervnculo"/>
-                <w:noProof/>
-              </w:rPr>
-              <w:t>Conclusiones</w:t>
-            </w:r>
-            <w:r>
-              <w:rPr>
-                <w:noProof/>
-                <w:webHidden/>
-              </w:rPr>
-              <w:tab/>
-            </w:r>
-            <w:r>
-              <w:rPr>
-                <w:noProof/>
-                <w:webHidden/>
-              </w:rPr>
-              <w:fldChar w:fldCharType="begin"/>
-            </w:r>
-            <w:r>
-              <w:rPr>
-                <w:noProof/>
-                <w:webHidden/>
-              </w:rPr>
-              <w:instrText xml:space="preserve"> PAGEREF _Toc208915284 \h </w:instrText>
-            </w:r>
-            <w:r>
-              <w:rPr>
-                <w:noProof/>
-                <w:webHidden/>
-              </w:rPr>
-            </w:r>
-            <w:r>
-              <w:rPr>
-                <w:noProof/>
-                <w:webHidden/>
-              </w:rPr>
-              <w:fldChar w:fldCharType="separate"/>
-            </w:r>
-            <w:r>
-              <w:rPr>
-                <w:noProof/>
-                <w:webHidden/>
-              </w:rPr>
-              <w:t>4</w:t>
-            </w:r>
-            <w:r>
-              <w:rPr>
-                <w:noProof/>
-                <w:webHidden/>
-              </w:rPr>
-              <w:fldChar w:fldCharType="end"/>
-            </w:r>
-          </w:hyperlink>
-        </w:p>
-        <w:p>
-          <w:pPr>
-            <w:pStyle w:val="TDC1"/>
-            <w:tabs>
-              <w:tab w:val="right" w:leader="dot" w:pos="9061"/>
-            </w:tabs>
-            <w:rPr>
-              <w:rFonts w:asciiTheme="minorHAnsi" w:eastAsiaTheme="minorEastAsia" w:hAnsiTheme="minorHAnsi"/>
-              <w:noProof/>
-              <w:lang w:eastAsia="es-AR"/>
-            </w:rPr>
-          </w:pPr>
-          <w:hyperlink w:anchor="_Toc208915285" w:history="1">
-            <w:r>
-              <w:rPr>
-                <w:rStyle w:val="Hipervnculo"/>
-                <w:noProof/>
-              </w:rPr>
-              <w:t>Bibliografía</w:t>
-            </w:r>
-            <w:r>
-              <w:rPr>
-                <w:noProof/>
-                <w:webHidden/>
-              </w:rPr>
-              <w:tab/>
-            </w:r>
-            <w:r>
-              <w:rPr>
-                <w:noProof/>
-                <w:webHidden/>
-              </w:rPr>
-              <w:fldChar w:fldCharType="begin"/>
-            </w:r>
-            <w:r>
-              <w:rPr>
-                <w:noProof/>
-                <w:webHidden/>
-              </w:rPr>
-              <w:instrText xml:space="preserve"> PAGEREF _Toc208915285 \h </w:instrText>
-            </w:r>
-            <w:r>
-              <w:rPr>
-                <w:noProof/>
-                <w:webHidden/>
-              </w:rPr>
-            </w:r>
-            <w:r>
-              <w:rPr>
-                <w:noProof/>
-                <w:webHidden/>
-              </w:rPr>
-              <w:fldChar w:fldCharType="separate"/>
-            </w:r>
-            <w:r>
-              <w:rPr>
-                <w:noProof/>
-                <w:webHidden/>
-              </w:rPr>
-              <w:t>5</w:t>
-            </w:r>
-            <w:r>
-              <w:rPr>
-                <w:noProof/>
-                <w:webHidden/>
-              </w:rPr>
-              <w:fldChar w:fldCharType="end"/>
-            </w:r>
-          </w:hyperlink>
-        </w:p>
-        <w:p>
-          <w:pPr>
-            <w:pStyle w:val="TDC1"/>
-            <w:tabs>
-              <w:tab w:val="right" w:leader="dot" w:pos="9061"/>
-            </w:tabs>
-            <w:rPr>
-              <w:rFonts w:asciiTheme="minorHAnsi" w:eastAsiaTheme="minorEastAsia" w:hAnsiTheme="minorHAnsi"/>
-              <w:noProof/>
-              <w:lang w:eastAsia="es-AR"/>
-            </w:rPr>
-          </w:pPr>
-          <w:hyperlink w:anchor="_Toc208915286" w:history="1">
-            <w:r>
-              <w:rPr>
-                <w:rStyle w:val="Hipervnculo"/>
-                <w:noProof/>
-              </w:rPr>
-              <w:t>Glosario</w:t>
-            </w:r>
-            <w:r>
-              <w:rPr>
-                <w:noProof/>
-                <w:webHidden/>
-              </w:rPr>
-              <w:tab/>
-            </w:r>
-            <w:r>
-              <w:rPr>
-                <w:noProof/>
-                <w:webHidden/>
-              </w:rPr>
-              <w:fldChar w:fldCharType="begin"/>
-            </w:r>
-            <w:r>
-              <w:rPr>
-                <w:noProof/>
-                <w:webHidden/>
-              </w:rPr>
-              <w:instrText xml:space="preserve"> PAGEREF _Toc208915286 \h </w:instrText>
-            </w:r>
-            <w:r>
-              <w:rPr>
-                <w:noProof/>
-                <w:webHidden/>
-              </w:rPr>
-            </w:r>
-            <w:r>
-              <w:rPr>
-                <w:noProof/>
-                <w:webHidden/>
-              </w:rPr>
-              <w:fldChar w:fldCharType="separate"/>
-            </w:r>
-            <w:r>
-              <w:rPr>
-                <w:noProof/>
-                <w:webHidden/>
-              </w:rPr>
-              <w:t>5</w:t>
-            </w:r>
-            <w:r>
-              <w:rPr>
-                <w:noProof/>
-                <w:webHidden/>
-              </w:rPr>
-              <w:fldChar w:fldCharType="end"/>
-            </w:r>
-          </w:hyperlink>
-        </w:p>
-        <w:p>
-          <w:pPr>
-            <w:pStyle w:val="TDC1"/>
-            <w:tabs>
-              <w:tab w:val="right" w:leader="dot" w:pos="9061"/>
-            </w:tabs>
-            <w:rPr>
-              <w:rFonts w:asciiTheme="minorHAnsi" w:eastAsiaTheme="minorEastAsia" w:hAnsiTheme="minorHAnsi"/>
-              <w:noProof/>
-              <w:lang w:eastAsia="es-AR"/>
-            </w:rPr>
-          </w:pPr>
-          <w:hyperlink w:anchor="_Toc208915287" w:history="1">
-            <w:r>
-              <w:rPr>
-                <w:rStyle w:val="Hipervnculo"/>
-                <w:noProof/>
-              </w:rPr>
-              <w:t>Apéndice</w:t>
-            </w:r>
-            <w:r>
-              <w:rPr>
-                <w:noProof/>
-                <w:webHidden/>
-              </w:rPr>
-              <w:tab/>
-            </w:r>
-            <w:r>
-              <w:rPr>
-                <w:noProof/>
-                <w:webHidden/>
-              </w:rPr>
-              <w:fldChar w:fldCharType="begin"/>
-            </w:r>
-            <w:r>
-              <w:rPr>
-                <w:noProof/>
-                <w:webHidden/>
-              </w:rPr>
-              <w:instrText xml:space="preserve"> PAGEREF _Toc208915287 \h </w:instrText>
+              <w:instrText xml:space="preserve"> PAGEREF _Toc209038040 \h </w:instrText>
             </w:r>
             <w:r>
               <w:rPr>
@@ -1736,7 +2114,7 @@
           <w:sz w:val="28"/>
         </w:rPr>
         <w:sectPr>
-          <w:footerReference w:type="first" r:id="rId10"/>
+          <w:footerReference w:type="first" r:id="rId11"/>
           <w:pgSz w:w="11906" w:h="16838"/>
           <w:pgMar w:top="1418" w:right="1134" w:bottom="1418" w:left="1701" w:header="709" w:footer="709" w:gutter="0"/>
           <w:cols w:space="708"/>
@@ -1747,38 +2125,25 @@
     </w:p>
     <w:p>
       <w:pPr>
-        <w:rPr>
-          <w:b/>
-          <w:sz w:val="28"/>
-        </w:rPr>
-      </w:pPr>
-    </w:p>
-    <w:p>
-      <w:pPr>
         <w:pStyle w:val="Ttulo1"/>
       </w:pPr>
-      <w:bookmarkStart w:id="0" w:name="_Toc208915273"/>
-      <w:r>
+      <w:bookmarkStart w:id="0" w:name="_Toc209038026"/>
+      <w:r>
+        <w:lastRenderedPageBreak/>
         <w:t>Resumen</w:t>
       </w:r>
       <w:bookmarkEnd w:id="0"/>
     </w:p>
     <w:p>
-      <w:proofErr w:type="spellStart"/>
-      <w:r>
-        <w:t>Aca</w:t>
-      </w:r>
-      <w:proofErr w:type="spellEnd"/>
-      <w:r>
-        <w:t xml:space="preserve"> va el resumen del informe</w:t>
-      </w:r>
-    </w:p>
-    <w:p/>
+      <w:r>
+        <w:t>El presente informe analiza las tecnologías de extracción de litio en Argentina, en el marco de la creciente demanda global de este recurso estratégico impulsada por la transición hacia energías limpias. Se describen los métodos tradicionales de evaporación solar, predominantes en los salares del noroeste argentino, destacando sus ventajas operativas, pero también sus limitaciones en términos de consumo de agua y dependencia climática. Asimismo, se presentan innovaciones en extracción directa de litio (DLE), como resinas, solventes y electrodiálisis, que prometen mayores tasas de recuperación y menor impacto ambiental, aunque enfrentan desafíos de implementación a nivel nacional. Se abordan también tecnologías complementarias como la recirculación de agua y el desarrollo de baterías alternativas, las cuales refuerzan un enfoque integral hacia la sostenibilidad. Finalmente, se discuten las implicancias socioambientales, regulatorias y económicas de estas tecnologías, resaltando la necesidad de articular políticas públicas e innovación tecnológica para un desarrollo equilibrado del sector.</w:t>
+      </w:r>
+    </w:p>
     <w:p>
       <w:pPr>
         <w:pStyle w:val="Ttulo1"/>
       </w:pPr>
-      <w:bookmarkStart w:id="1" w:name="_Toc208915274"/>
+      <w:bookmarkStart w:id="1" w:name="_Toc209038027"/>
       <w:r>
         <w:t>Palabras clave</w:t>
       </w:r>
@@ -1789,12 +2154,6 @@
         <w:t>Minería de litio en Argentina</w:t>
       </w:r>
       <w:r>
-        <w:t xml:space="preserve">, </w:t>
-      </w:r>
-      <w:r>
-        <w:t>Refinamiento de litio</w:t>
-      </w:r>
-      <w:r>
         <w:t>,</w:t>
       </w:r>
       <w:r>
@@ -1810,7 +2169,10 @@
         <w:t>,</w:t>
       </w:r>
       <w:r>
-        <w:t xml:space="preserve"> Monitoreo ambiental minería</w:t>
+        <w:t xml:space="preserve"> </w:t>
+      </w:r>
+      <w:r>
+        <w:t>Extracción directa de litio</w:t>
       </w:r>
       <w:r>
         <w:t>,</w:t>
@@ -1818,18 +2180,12 @@
       <w:r>
         <w:t xml:space="preserve"> Baterías alternativas</w:t>
       </w:r>
-      <w:r>
-        <w:t>,</w:t>
-      </w:r>
-      <w:r>
-        <w:t xml:space="preserve"> Simulación minería de litio</w:t>
-      </w:r>
     </w:p>
     <w:p>
       <w:pPr>
         <w:pStyle w:val="Ttulo1"/>
       </w:pPr>
-      <w:bookmarkStart w:id="2" w:name="_Toc208915275"/>
+      <w:bookmarkStart w:id="2" w:name="_Toc209038028"/>
       <w:r>
         <w:t>Introducción</w:t>
       </w:r>
@@ -1840,10 +2196,16 @@
         <w:t>La transición global hacia energías limpias ha posicionado al litio como un recurso estratégico para la fabricación de baterías de ion-litio, esenciales en vehículos eléctricos y sistemas de almacenamiento de energía</w:t>
       </w:r>
       <w:r>
-        <w:t>. Argentina</w:t>
-      </w:r>
-      <w:r>
-        <w:t xml:space="preserve"> conforma, junto con Chile y Bolivia, el denominado “triángulo del litio” (CREEBBA, 2023). </w:t>
+        <w:t xml:space="preserve">. </w:t>
+      </w:r>
+      <w:r>
+        <w:t>“</w:t>
+      </w:r>
+      <w:r>
+        <w:t>Argentina</w:t>
+      </w:r>
+      <w:r>
+        <w:t xml:space="preserve"> conforma, junto con Chile y Bolivia, el denominado triángulo del litio” (CREEBBA, 2023). </w:t>
       </w:r>
       <w:r>
         <w:t>Tan solo en las provincias de Catamarca, Salta y Jujuy se estima que se encuentra entre el 10 y 12 por</w:t>
@@ -1868,6 +2230,35 @@
       <w:r>
         <w:t xml:space="preserve"> continúa aumentando con la creciente demanda de litio, terminará afectando tanto al medioambiente como a las comunidades locales.</w:t>
       </w:r>
+      <w:r>
+        <w:t xml:space="preserve"> Alrededor del mundo existen nuevas </w:t>
+      </w:r>
+      <w:commentRangeStart w:id="3"/>
+      <w:r>
+        <w:t>t</w:t>
+      </w:r>
+      <w:r>
+        <w:t>ecnologías emergentes</w:t>
+      </w:r>
+      <w:commentRangeEnd w:id="3"/>
+      <w:r>
+        <w:rPr>
+          <w:rStyle w:val="Refdecomentario"/>
+        </w:rPr>
+        <w:commentReference w:id="3"/>
+      </w:r>
+      <w:r>
+        <w:rPr>
+          <w:rStyle w:val="Refdenotaalpie"/>
+        </w:rPr>
+        <w:footnoteReference w:id="1"/>
+      </w:r>
+      <w:r>
+        <w:t>, que buscan disminuir el uso de agua de los métodos tradicionales.</w:t>
+      </w:r>
+      <w:r>
+        <w:t xml:space="preserve"> </w:t>
+      </w:r>
     </w:p>
     <w:p>
       <w:r>
@@ -1891,100 +2282,60 @@
       <w:r>
         <w:t>.</w:t>
       </w:r>
-    </w:p>
-    <w:p/>
-    <w:p/>
-    <w:p>
-      <w:pPr>
-        <w:spacing w:after="160" w:line="278" w:lineRule="auto"/>
-        <w:jc w:val="left"/>
-      </w:pPr>
       <w:r>
         <w:br w:type="page"/>
       </w:r>
     </w:p>
     <w:p>
       <w:pPr>
-        <w:rPr>
-          <w:rFonts w:eastAsiaTheme="majorEastAsia" w:cstheme="majorBidi"/>
-          <w:b/>
-          <w:bCs/>
-          <w:sz w:val="28"/>
-          <w:szCs w:val="40"/>
-        </w:rPr>
-      </w:pPr>
-      <w:r>
-        <w:rPr>
-          <w:rFonts w:eastAsiaTheme="majorEastAsia" w:cstheme="majorBidi"/>
-          <w:b/>
-          <w:bCs/>
-          <w:sz w:val="28"/>
-          <w:szCs w:val="40"/>
-        </w:rPr>
+        <w:pStyle w:val="Ttulo1"/>
+      </w:pPr>
+      <w:bookmarkStart w:id="4" w:name="_Toc209038029"/>
+      <w:r>
         <w:lastRenderedPageBreak/>
         <w:t>Tecnologías de extracción de litio en Argentina: eficiencia, innovación y viabilidad de implementación</w:t>
       </w:r>
+      <w:bookmarkEnd w:id="4"/>
     </w:p>
     <w:p>
       <w:pPr>
         <w:pStyle w:val="Ttulo2"/>
       </w:pPr>
-      <w:bookmarkStart w:id="3" w:name="_Toc208915276"/>
+      <w:bookmarkStart w:id="5" w:name="_Toc209038030"/>
       <w:r>
         <w:t>Contexto</w:t>
       </w:r>
-      <w:bookmarkEnd w:id="3"/>
-    </w:p>
-    <w:p>
-      <w:r>
-        <w:t>La transición global hacia la movilidad eléctrica ha impulsado de manera exponencial la demanda de litio, recurso estratégico para la fabricación de baterías. Como se observa en la </w:t>
-      </w:r>
-      <w:r>
-        <w:rPr>
-          <w:b/>
-          <w:bCs/>
-        </w:rPr>
-        <w:t>Fi</w:t>
-      </w:r>
-      <w:r>
-        <w:rPr>
-          <w:b/>
-          <w:bCs/>
-        </w:rPr>
-        <w:t>g. 1</w:t>
-      </w:r>
-      <w:r>
-        <w:t xml:space="preserve"> </w:t>
-      </w:r>
-      <w:r>
-        <w:t>(</w:t>
-      </w:r>
-      <w:r>
-        <w:t>Secretaría de Minería</w:t>
-      </w:r>
-      <w:r>
-        <w:t xml:space="preserve">, </w:t>
-      </w:r>
-      <w:r>
-        <w:t xml:space="preserve">2025), el consumo de litio asociado a vehículos eléctricos </w:t>
-      </w:r>
-      <w:r>
-        <w:t xml:space="preserve">ya </w:t>
-      </w:r>
-      <w:r>
-        <w:t xml:space="preserve">supera ampliamente al consumo por todas las demás categorías. </w:t>
-      </w:r>
-      <w:bookmarkStart w:id="4" w:name="_Toc208915277"/>
-    </w:p>
-    <w:p>
+      <w:bookmarkEnd w:id="5"/>
+    </w:p>
+    <w:p>
+      <w:r>
+        <w:t xml:space="preserve">A </w:t>
+      </w:r>
+      <w:r>
+        <w:t>continuación,</w:t>
+      </w:r>
+      <w:r>
+        <w:t xml:space="preserve"> se presenta un </w:t>
+      </w:r>
+      <w:r>
+        <w:t>gráfico</w:t>
+      </w:r>
+      <w:r>
+        <w:t xml:space="preserve"> comparativo del consumo de litio según distintos usos.</w:t>
+      </w:r>
+    </w:p>
+    <w:p>
+      <w:pPr>
+        <w:jc w:val="center"/>
+      </w:pPr>
       <w:r>
         <w:rPr>
           <w:noProof/>
         </w:rPr>
         <w:drawing>
-          <wp:inline distT="0" distB="0" distL="0" distR="0" wp14:anchorId="50785FF7" wp14:editId="6B4C1C83">
-            <wp:extent cx="3959167" cy="2407920"/>
-            <wp:effectExtent l="0" t="0" r="3810" b="0"/>
+          <wp:inline distT="0" distB="0" distL="0" distR="0" wp14:anchorId="50785FF7" wp14:editId="542D7C45">
+            <wp:extent cx="4500000" cy="2736852"/>
+            <wp:effectExtent l="0" t="0" r="0" b="6350"/>
             <wp:docPr id="721903935" name="Imagen 7" descr="Gráfico, Gráfico de barras&#10;&#10;El contenido generado por IA puede ser incorrecto."/>
             <wp:cNvGraphicFramePr>
               <a:graphicFrameLocks xmlns:a="http://schemas.openxmlformats.org/drawingml/2006/main" noChangeAspect="1"/>
@@ -1999,7 +2350,7 @@
                     </pic:cNvPicPr>
                   </pic:nvPicPr>
                   <pic:blipFill rotWithShape="1">
-                    <a:blip r:embed="rId9">
+                    <a:blip r:embed="rId16">
                       <a:extLst>
                         <a:ext uri="{28A0092B-C50C-407E-A947-70E740481C1C}">
                           <a14:useLocalDpi xmlns:a14="http://schemas.microsoft.com/office/drawing/2010/main" val="0"/>
@@ -2014,7 +2365,7 @@
                   <pic:spPr bwMode="auto">
                     <a:xfrm>
                       <a:off x="0" y="0"/>
-                      <a:ext cx="3960000" cy="2408427"/>
+                      <a:ext cx="4500000" cy="2736852"/>
                     </a:xfrm>
                     <a:prstGeom prst="rect">
                       <a:avLst/>
@@ -2035,9 +2386,11 @@
           </wp:inline>
         </w:drawing>
       </w:r>
-      <w:bookmarkEnd w:id="4"/>
-    </w:p>
-    <w:p>
+    </w:p>
+    <w:p>
+      <w:pPr>
+        <w:jc w:val="center"/>
+      </w:pPr>
       <w:r>
         <w:rPr>
           <w:b/>
@@ -2051,106 +2404,299 @@
       <w:r>
         <w:t>Demanda de litio según distintos usos 2024-2035</w:t>
       </w:r>
-    </w:p>
-    <w:p>
-      <w:pPr>
-        <w:pStyle w:val="Ttulo2"/>
-      </w:pPr>
-      <w:bookmarkStart w:id="5" w:name="_Toc208915278"/>
-      <w:r>
-        <w:t>Tecnologías actuales de extracción y procesamiento en Argentina</w:t>
-      </w:r>
-      <w:bookmarkEnd w:id="5"/>
-    </w:p>
-    <w:p>
-      <w:r>
-        <w:t>En Argentina, la extracción de litio se realiza casi exclusivamente a partir de salmueras de salares, mediante el método convencional de </w:t>
+      <w:r>
+        <w:t xml:space="preserve"> </w:t>
+      </w:r>
+      <w:r>
+        <w:t>(Secretaría de Minería, 2025),</w:t>
+      </w:r>
+    </w:p>
+    <w:p>
+      <w:r>
+        <w:t xml:space="preserve">La transición global hacia la movilidad eléctrica ha impulsado la demanda de litio, recurso estratégico para baterías. Como se observa en la </w:t>
       </w:r>
       <w:r>
         <w:rPr>
           <w:b/>
           <w:bCs/>
-        </w:rPr>
-        <w:t>evaporación solar</w:t>
-      </w:r>
-      <w:r>
-        <w:t>, ampliamente implementado en la región de la Puna. Este proceso consiste en el bombeo de salmuera a pozas de evaporación superficiales, donde la acción del sol y el viento concentran gradualmente los minerales mediante la evaporación del agua. Tras varios meses, se obtiene una salmuera enriquecida en litio, que luego es transportada a plantas de refinamiento para la obtención de carbonato o hidróxido de litio. Si bien esta tecnología es de bajo costo energético y operativamente simple, presenta serias limitaciones: requiere grandes extensiones de terreno, es altamente dependiente de las condiciones climáticas y, críticamente, consume enormes volúmenes de agua en regiones áridas donde este recurso es escaso y vital para las comunidades locales y los ecosistemas. Adicionalmente, se emplean técnicas complementarias como la </w:t>
+          <w:i/>
+          <w:iCs/>
+        </w:rPr>
+        <w:t>Fig. 1</w:t>
       </w:r>
       <w:r>
         <w:rPr>
           <w:b/>
           <w:bCs/>
-        </w:rPr>
-        <w:t>ósmosis inversa</w:t>
-      </w:r>
-      <w:r>
-        <w:t> en algunas operaciones, principalmente para reducir impurezas en etapas de preconcentración, aunque su uso aún es limitado y no resuelve integralmente los problemas ambientales base. Cabe destacar que, a diferencia de otros países productores como Australia, </w:t>
-      </w:r>
+          <w:i/>
+          <w:iCs/>
+        </w:rPr>
+        <w:t>,</w:t>
+      </w:r>
+      <w:r>
+        <w:t xml:space="preserve"> el consumo asociado a vehículos eléctricos ya supera ampliamente al destinado a otras aplicaciones</w:t>
+      </w:r>
+      <w:r>
+        <w:t>, y esta diferencia solo se ve aumentada en los próximos años.</w:t>
+      </w:r>
+    </w:p>
+    <w:p>
+      <w:pPr>
+        <w:pStyle w:val="Ttulo2"/>
+      </w:pPr>
+      <w:bookmarkStart w:id="6" w:name="_Toc209038031"/>
+      <w:r>
+        <w:t>Tecnologías actuales de extracción y procesamiento en Argentina</w:t>
+      </w:r>
+      <w:bookmarkEnd w:id="6"/>
+    </w:p>
+    <w:p>
+      <w:r>
+        <w:t>En Argentina, la extracción se realiza casi exclusivamente a partir de salmueras</w:t>
+      </w:r>
+      <w:r>
+        <w:t xml:space="preserve"> (Ver glosario)</w:t>
+      </w:r>
+      <w:r>
+        <w:t xml:space="preserve"> mediante el método de </w:t>
+      </w:r>
+      <w:r>
+        <w:t>evaporación solar</w:t>
+      </w:r>
+      <w:r>
+        <w:t xml:space="preserve">, se incluye una explicación </w:t>
+      </w:r>
+      <w:r>
+        <w:t>en detalle</w:t>
+      </w:r>
+      <w:r>
+        <w:t xml:space="preserve"> del método </w:t>
+      </w:r>
+      <w:r>
+        <w:t xml:space="preserve">en el apéndice </w:t>
+      </w:r>
+      <w:r>
+        <w:t>(Ver apéndice)</w:t>
+      </w:r>
+      <w:r>
+        <w:t>.</w:t>
+      </w:r>
+      <w:r>
+        <w:t xml:space="preserve"> El proceso consiste en bombear la salmuera hacia grandes pozas superficiales, donde el sol y el viento concentran los minerales a lo largo de varios meses. Una vez enriquecida en litio, la salmuera se transporta a plantas de refinamiento para obtener carbonato de litio</w:t>
+      </w:r>
+      <w:r>
+        <w:t xml:space="preserve"> (Ver </w:t>
+      </w:r>
+      <w:r>
+        <w:t>g</w:t>
+      </w:r>
+      <w:r>
+        <w:t>losario)</w:t>
+      </w:r>
+      <w:r>
+        <w:t xml:space="preserve">, con </w:t>
+      </w:r>
+      <w:commentRangeStart w:id="7"/>
+      <w:r>
+        <w:t xml:space="preserve">una </w:t>
+      </w:r>
+      <w:r>
+        <w:t xml:space="preserve">tasa de </w:t>
+      </w:r>
+      <w:r>
+        <w:t>recuperación</w:t>
+      </w:r>
+      <w:commentRangeEnd w:id="7"/>
+      <w:r>
+        <w:rPr>
+          <w:rStyle w:val="Refdecomentario"/>
+        </w:rPr>
+        <w:commentReference w:id="7"/>
+      </w:r>
+      <w:r>
+        <w:rPr>
+          <w:rStyle w:val="Refdenotaalpie"/>
+        </w:rPr>
+        <w:footnoteReference w:id="2"/>
+      </w:r>
+      <w:r>
+        <w:t xml:space="preserve"> de entre el 40 y 50%</w:t>
+      </w:r>
+      <w:r>
+        <w:t>.</w:t>
+      </w:r>
+    </w:p>
+    <w:p>
+      <w:r>
+        <w:t xml:space="preserve">Aunque este método es de bajo costo energético y relativamente simple de operar, presenta limitaciones críticas: requiere grandes extensiones de terreno, depende de condiciones climáticas estables y consume enormes volúmenes de agua en regiones áridas. Para mitigar </w:t>
+      </w:r>
+      <w:r>
+        <w:lastRenderedPageBreak/>
+        <w:t xml:space="preserve">parcialmente estas limitaciones se emplean técnicas </w:t>
+      </w:r>
+      <w:r>
+        <w:t>de ósmosis inversa</w:t>
+      </w:r>
+      <w:r>
+        <w:t xml:space="preserve"> (Ver glosario)</w:t>
+      </w:r>
+      <w:r>
+        <w:t>, lo que reduce el consumo de agua y concentra la salmuera más rápido</w:t>
+      </w:r>
+      <w:r>
+        <w:t>.</w:t>
+      </w:r>
+    </w:p>
+    <w:p>
+      <w:r>
+        <w:t xml:space="preserve">A diferencia de otros países productores como </w:t>
+      </w:r>
+      <w:r>
+        <w:t>Australia,</w:t>
+      </w:r>
+      <w:r>
+        <w:t xml:space="preserve"> en Argentina no se practica la minería de roca dura, ya que los depósitos de salares resultan más abundantes y económicamente viables con las tecnologías disponibles. Esta diferencia condiciona la estrategia tecnológica nacional y refuerza la necesidad de mejorar la eficiencia en la explotación de salmueras.</w:t>
+      </w:r>
+    </w:p>
+    <w:p>
+      <w:pPr>
+        <w:pStyle w:val="Ttulo2"/>
+      </w:pPr>
+      <w:bookmarkStart w:id="10" w:name="_Toc209038032"/>
+      <w:r>
+        <w:t>Innovaciones tecnologías en extracción de litio</w:t>
+      </w:r>
+      <w:bookmarkEnd w:id="10"/>
+    </w:p>
+    <w:p>
+      <w:r>
+        <w:t>Frente a las limitaciones de la evaporación solar, las</w:t>
+      </w:r>
+      <w:r>
+        <w:t xml:space="preserve"> </w:t>
+      </w:r>
+      <w:commentRangeStart w:id="11"/>
+      <w:r>
+        <w:t>tecnologías de extracción directa de litio (DLE)</w:t>
+      </w:r>
+      <w:r>
+        <w:t xml:space="preserve"> se presentan como alternativas </w:t>
+      </w:r>
+      <w:r>
+        <w:t>que buscan reemplazar la evaporación solar del litio con resinas, membranas o solventes que capturan litio de las salmueras en pocas horas en lugar de meses</w:t>
+      </w:r>
+      <w:commentRangeEnd w:id="11"/>
+      <w:r>
+        <w:rPr>
+          <w:rStyle w:val="Refdecomentario"/>
+        </w:rPr>
+        <w:commentReference w:id="11"/>
+      </w:r>
+      <w:r>
+        <w:t xml:space="preserve">. </w:t>
+      </w:r>
+      <w:r>
+        <w:t xml:space="preserve">Una empresa que utiliza este tipo de tecnologías es </w:t>
+      </w:r>
+      <w:r>
+        <w:t>ERAMET</w:t>
+      </w:r>
+      <w:r>
+        <w:t xml:space="preserve">, que emplea </w:t>
+      </w:r>
+      <w:r>
+        <w:t>absorbentes</w:t>
+      </w:r>
+      <w:r>
+        <w:t xml:space="preserve"> para separar el litio de la salmuera</w:t>
+      </w:r>
+      <w:r>
+        <w:t xml:space="preserve"> con una tasa de recuperación cercana </w:t>
+      </w:r>
+      <w:r>
+        <w:t>al 90%,</w:t>
+      </w:r>
+      <w:r>
+        <w:t xml:space="preserve"> reduciendo los tiempos de producción de más de un año a solo una semana</w:t>
+      </w:r>
+      <w:r>
+        <w:t xml:space="preserve"> (ERAMET, 2025)</w:t>
+      </w:r>
+      <w:r>
+        <w:t>.</w:t>
+      </w:r>
+    </w:p>
+    <w:p>
+      <w:r>
+        <w:t xml:space="preserve">Otras variantes, como la </w:t>
+      </w:r>
+      <w:r>
+        <w:t>extracción por solventes</w:t>
+      </w:r>
+      <w:r>
+        <w:t xml:space="preserve"> (pilotada en salares argentinos por </w:t>
+      </w:r>
+      <w:r>
+        <w:rPr>
+          <w:i/>
+          <w:iCs/>
+        </w:rPr>
+        <w:t>Lilac Solutions</w:t>
+      </w:r>
+      <w:r>
+        <w:t xml:space="preserve">) muestran </w:t>
+      </w:r>
+      <w:r>
+        <w:t>resultados similares a los mencionados</w:t>
+      </w:r>
+      <w:r>
+        <w:t xml:space="preserve">, mientras que la </w:t>
+      </w:r>
+      <w:r>
+        <w:t>electrodiálisis</w:t>
+      </w:r>
+      <w:r>
+        <w:t xml:space="preserve"> avanza en fase experimental con un mayor requerimiento energético.</w:t>
+      </w:r>
+      <w:r>
+        <w:t xml:space="preserve"> A continuación, se muestra una tabla con una comparación entra las distintas tecnologías de extracción de litio.</w:t>
+      </w:r>
+    </w:p>
+    <w:p>
+      <w:pPr>
+        <w:jc w:val="center"/>
+      </w:pPr>
       <w:r>
         <w:rPr>
           <w:b/>
           <w:bCs/>
         </w:rPr>
-        <w:t>en Argentina no se implementa la minería de roca dura</w:t>
-      </w:r>
-      <w:r>
-        <w:t xml:space="preserve"> (extracción de litio de minerales como </w:t>
-      </w:r>
-      <w:proofErr w:type="spellStart"/>
-      <w:r>
-        <w:t>espodumeno</w:t>
-      </w:r>
-      <w:proofErr w:type="spellEnd"/>
-      <w:r>
-        <w:t xml:space="preserve"> o lepidolita), debido a que los depósitos en salares son predominantes y económicamente más viables con las tecnologías actuales.</w:t>
-      </w:r>
-    </w:p>
-    <w:p>
-      <w:pPr>
-        <w:pStyle w:val="Ttulo2"/>
-      </w:pPr>
-      <w:bookmarkStart w:id="6" w:name="_Toc208915280"/>
-      <w:r>
-        <w:t>Innovaciones tecnologías en extracción de litio</w:t>
-      </w:r>
-      <w:bookmarkEnd w:id="6"/>
-    </w:p>
-    <w:p/>
-    <w:p>
-      <w:pPr>
-        <w:pStyle w:val="Ttulo2"/>
-      </w:pPr>
-      <w:bookmarkStart w:id="7" w:name="_Toc208915281"/>
-      <w:r>
-        <w:t>Tecnologías complementarias para reducir impacto ambiental</w:t>
-      </w:r>
-      <w:bookmarkEnd w:id="7"/>
-    </w:p>
-    <w:p/>
-    <w:p>
-      <w:pPr>
-        <w:pStyle w:val="Ttulo2"/>
-      </w:pPr>
-      <w:bookmarkStart w:id="8" w:name="_Toc208915282"/>
-      <w:r>
-        <w:t>Viabilidad de implementación en Argentina</w:t>
-      </w:r>
-      <w:bookmarkEnd w:id="8"/>
-    </w:p>
-    <w:p/>
-    <w:p/>
-    <w:p/>
-    <w:p/>
-    <w:p/>
-    <w:p/>
-    <w:p/>
-    <w:p>
-      <w:r>
+        <w:t>Tabla 1</w:t>
+      </w:r>
+      <w:r>
+        <w:rPr>
+          <w:b/>
+          <w:bCs/>
+        </w:rPr>
+        <w:t>:</w:t>
+      </w:r>
+      <w:r>
+        <w:t xml:space="preserve"> Comparación de tecnologías de extracción de litio. Elaboración propia.</w:t>
+      </w:r>
+    </w:p>
+    <w:p>
+      <w:pPr>
+        <w:jc w:val="center"/>
+      </w:pPr>
+      <w:r>
+        <w:rPr>
+          <w:noProof/>
+        </w:rPr>
         <w:drawing>
-          <wp:inline distT="0" distB="0" distL="0" distR="0" wp14:anchorId="73BA72A7" wp14:editId="3E2F5515">
-            <wp:extent cx="4752975" cy="1466850"/>
-            <wp:effectExtent l="0" t="0" r="9525" b="0"/>
-            <wp:docPr id="1927361904" name="Imagen 3"/>
+          <wp:inline distT="0" distB="0" distL="0" distR="0" wp14:anchorId="462A0FEE" wp14:editId="56B1E5FE">
+            <wp:extent cx="5760000" cy="1780178"/>
+            <wp:effectExtent l="0" t="0" r="0" b="0"/>
+            <wp:docPr id="1031061964" name="Imagen 2"/>
             <wp:cNvGraphicFramePr>
               <a:graphicFrameLocks xmlns:a="http://schemas.openxmlformats.org/drawingml/2006/main" noChangeAspect="1"/>
             </wp:cNvGraphicFramePr>
@@ -2158,13 +2704,13 @@
               <a:graphicData uri="http://schemas.openxmlformats.org/drawingml/2006/picture">
                 <pic:pic xmlns:pic="http://schemas.openxmlformats.org/drawingml/2006/picture">
                   <pic:nvPicPr>
-                    <pic:cNvPr id="0" name="Picture 3"/>
+                    <pic:cNvPr id="0" name="Picture 2"/>
                     <pic:cNvPicPr>
                       <a:picLocks noChangeAspect="1" noChangeArrowheads="1"/>
                     </pic:cNvPicPr>
                   </pic:nvPicPr>
                   <pic:blipFill>
-                    <a:blip r:embed="rId11">
+                    <a:blip r:embed="rId17">
                       <a:extLst>
                         <a:ext uri="{28A0092B-C50C-407E-A947-70E740481C1C}">
                           <a14:useLocalDpi xmlns:a14="http://schemas.microsoft.com/office/drawing/2010/main" val="0"/>
@@ -2179,7 +2725,7 @@
                   <pic:spPr bwMode="auto">
                     <a:xfrm>
                       <a:off x="0" y="0"/>
-                      <a:ext cx="4752975" cy="1466850"/>
+                      <a:ext cx="5760000" cy="1780178"/>
                     </a:xfrm>
                     <a:prstGeom prst="rect">
                       <a:avLst/>
@@ -2196,7 +2742,171 @@
         </w:drawing>
       </w:r>
     </w:p>
-    <w:p/>
+    <w:p>
+      <w:r>
+        <w:t xml:space="preserve">Como puede observarse en la Tabla 1, todas las tecnologías emergentes presentan un menor consumo hídrico. </w:t>
+      </w:r>
+      <w:r>
+        <w:t xml:space="preserve">En conjunto, estas innovaciones permiten incrementar la eficiencia productiva y reducir </w:t>
+      </w:r>
+      <w:r>
+        <w:t>el consumo de agua</w:t>
+      </w:r>
+      <w:r>
+        <w:t xml:space="preserve">, aunque su adopción masiva en Argentina enfrenta desafíos de inversión, infraestructura y regulación. </w:t>
+      </w:r>
+    </w:p>
+    <w:p>
+      <w:pPr>
+        <w:pStyle w:val="Ttulo2"/>
+      </w:pPr>
+      <w:bookmarkStart w:id="12" w:name="_Toc209038033"/>
+      <w:r>
+        <w:t>Tecnologías complementarias para reducir impacto ambiental</w:t>
+      </w:r>
+      <w:bookmarkEnd w:id="12"/>
+    </w:p>
+    <w:p>
+      <w:r>
+        <w:t>Además de mejorar los procesos de extracción, existen soluciones que permiten mitigar su huella ecológica</w:t>
+      </w:r>
+      <w:r>
+        <w:t>. La recirculación de agua o el</w:t>
+      </w:r>
+      <w:r>
+        <w:t xml:space="preserve"> desarrollo de baterías alternativas</w:t>
+      </w:r>
+      <w:r>
+        <w:t>, como las baterías de estado sólido (Ver glosario),</w:t>
+      </w:r>
+      <w:r>
+        <w:t xml:space="preserve"> abre</w:t>
+      </w:r>
+      <w:r>
+        <w:t>n</w:t>
+      </w:r>
+      <w:r>
+        <w:t xml:space="preserve"> la posibilidad de </w:t>
+      </w:r>
+      <w:r>
+        <w:t>reemplazar parte del litio requerido para la creación de baterías</w:t>
+      </w:r>
+      <w:r>
+        <w:t>, o reutilizar parte del agua requerida por la extracción</w:t>
+      </w:r>
+      <w:r>
+        <w:t>.</w:t>
+      </w:r>
+      <w:r>
+        <w:br w:type="page"/>
+      </w:r>
+    </w:p>
+    <w:p>
+      <w:pPr>
+        <w:pStyle w:val="Ttulo1"/>
+      </w:pPr>
+      <w:bookmarkStart w:id="13" w:name="_Toc209038034"/>
+      <w:r>
+        <w:lastRenderedPageBreak/>
+        <w:t>Discusión</w:t>
+      </w:r>
+      <w:bookmarkEnd w:id="13"/>
+    </w:p>
+    <w:p>
+      <w:r>
+        <w:t>L</w:t>
+      </w:r>
+      <w:r>
+        <w:t>a expansión de la minería de litio en Argentina plantea tensiones entre el objetivo de abastecer la creciente demanda global y la necesidad de preservar ecosistemas frágiles. Mientras que los métodos tradicionales de evaporación solar han permitido posicionar al país como un actor relevante en el mercado internacional, presentan limitaciones críticas en cuanto a su sostenibilidad ambiental. En contraste, las tecnologías de extracción directa (DLE) se proyectan como una alternativa más eficiente en el uso de agua y con mayor velocidad de recuperación, aunque aún deben superar desafíos técnicos y de escalabilidad.</w:t>
+      </w:r>
+    </w:p>
+    <w:p>
+      <w:r>
+        <w:t>Uno de los principales puntos de preocupación es el consumo de agua en regiones áridas, donde este recurso es determinante para el equilibrio ambiental. “La extracción del litio en salmuera y la producción de carbonato de litio afectan tanto al agua en reservorio como a los flujos, poniendo en riesgo toda la dinámica del ecosistema” (Mignaqui, 2019). Este señalamiento evidencia que la discusión no se limita a la eficiencia tecnológica, sino que involucra la sostenibilidad hídrica de la Puna y las condiciones de vida de las comunidades locales.</w:t>
+      </w:r>
+      <w:r>
+        <w:t xml:space="preserve"> Resulta </w:t>
+      </w:r>
+      <w:r>
+        <w:t xml:space="preserve">indispensable que el desarrollo de nuevas tecnologías vaya acompañado de marcos regulatorios sólidos, mecanismos de monitoreo ambiental y </w:t>
+      </w:r>
+      <w:r>
+        <w:t>participación</w:t>
+      </w:r>
+      <w:r>
+        <w:t xml:space="preserve"> de las poblaciones afectadas.</w:t>
+      </w:r>
+    </w:p>
+    <w:p>
+      <w:pPr>
+        <w:pStyle w:val="Ttulo1"/>
+      </w:pPr>
+      <w:bookmarkStart w:id="14" w:name="_Toc209038035"/>
+      <w:r>
+        <w:t>Conclusiones</w:t>
+      </w:r>
+      <w:bookmarkEnd w:id="14"/>
+    </w:p>
+    <w:p>
+      <w:r>
+        <w:t>El análisis realizado muestra que la minería de litio en Argentina enfrenta un escenario complejo en el que convergen oportunidades y riesgos. Por un lado, las reservas de salmueras en la Puna ofrecen ventajas competitivas en costos y posicionan al país como actor central en la transición energética global. Sin embargo, la dependencia de tecnologías de evaporación solar genera una fuerte presión sobre recursos hídricos escasos, afectando la dinámica ecosistémica y las condiciones de vida de las comunidades locales.</w:t>
+      </w:r>
+    </w:p>
+    <w:p>
+      <w:pPr>
+        <w:tabs>
+          <w:tab w:val="left" w:pos="709"/>
+        </w:tabs>
+        <w:spacing w:before="139"/>
+        <w:ind w:right="142"/>
+      </w:pPr>
+      <w:r>
+        <w:t>La incorporación de innovaciones, como la extracción directa, abre posibilidades para reducir los impactos ambientales, aunque su adopción a gran escala aún es incipiente y requiere un marco de políticas públicas que acompañe el proceso.</w:t>
+      </w:r>
+      <w:r>
+        <w:t xml:space="preserve"> </w:t>
+      </w:r>
+      <w:commentRangeStart w:id="15"/>
+      <w:r>
+        <w:t>S</w:t>
+      </w:r>
+      <w:r>
+        <w:t>i las actuales tecnologías de extracción continúan utilizándose sin mejoras significativas, es probable que el consumo intensivo de agua genere una presión creciente sobre los ecosistemas áridos de la región, afectando tanto a la biodiversidad como a las comunidades locales que dependen de ese recurso</w:t>
+      </w:r>
+      <w:commentRangeEnd w:id="15"/>
+      <w:r>
+        <w:rPr>
+          <w:rStyle w:val="Refdecomentario"/>
+        </w:rPr>
+        <w:commentReference w:id="15"/>
+      </w:r>
+      <w:r>
+        <w:t>.</w:t>
+      </w:r>
+      <w:r>
+        <w:t xml:space="preserve"> </w:t>
+      </w:r>
+      <w:r>
+        <w:t>Teniendo esto en cuenta,</w:t>
+      </w:r>
+      <w:r>
+        <w:t xml:space="preserve"> </w:t>
+      </w:r>
+      <w:commentRangeStart w:id="16"/>
+      <w:r>
+        <w:t>l</w:t>
+      </w:r>
+      <w:r>
+        <w:t>a sostenibilidad de la minería de litio en Argentina dependerá de la incorporación de tecnologías más eficientes en el uso del agua y de la implementación de un marco regulatorio más estricto que equilibre el desarrollo económico con la protección ambiental.</w:t>
+      </w:r>
+      <w:commentRangeEnd w:id="16"/>
+      <w:r>
+        <w:rPr>
+          <w:rStyle w:val="Refdecomentario"/>
+        </w:rPr>
+        <w:commentReference w:id="16"/>
+      </w:r>
+    </w:p>
     <w:p>
       <w:pPr>
         <w:spacing w:after="160" w:line="278" w:lineRule="auto"/>
@@ -2210,31 +2920,256 @@
       <w:pPr>
         <w:pStyle w:val="Ttulo1"/>
       </w:pPr>
-      <w:bookmarkStart w:id="9" w:name="_Toc208915283"/>
+      <w:bookmarkStart w:id="17" w:name="_Toc209038036"/>
       <w:r>
         <w:lastRenderedPageBreak/>
-        <w:t>Discusión</w:t>
-      </w:r>
-      <w:bookmarkEnd w:id="9"/>
-    </w:p>
-    <w:p>
-      <w:r>
-        <w:t>Acá se discute.</w:t>
-      </w:r>
+        <w:t>Bibliografía</w:t>
+      </w:r>
+      <w:bookmarkEnd w:id="17"/>
+    </w:p>
+    <w:p>
+      <w:pPr>
+        <w:pStyle w:val="Prrafodelista"/>
+        <w:numPr>
+          <w:ilvl w:val="0"/>
+          <w:numId w:val="14"/>
+        </w:numPr>
+        <w:ind w:left="426"/>
+        <w:jc w:val="left"/>
+      </w:pPr>
+      <w:r>
+        <w:t xml:space="preserve">CREEBBA. (2023). </w:t>
+      </w:r>
+      <w:r>
+        <w:rPr>
+          <w:i/>
+          <w:iCs/>
+        </w:rPr>
+        <w:t>Litio en la argentina: situación actual y perspectivas</w:t>
+      </w:r>
+      <w:r>
+        <w:t xml:space="preserve">. </w:t>
+      </w:r>
+      <w:hyperlink r:id="rId18" w:history="1">
+        <w:r>
+          <w:rPr>
+            <w:rStyle w:val="Hipervnculo"/>
+          </w:rPr>
+          <w:t>https://www.creebba.org.ar/iae/iae179/3_litio_IAE_179.pdf</w:t>
+        </w:r>
+      </w:hyperlink>
+    </w:p>
+    <w:p>
+      <w:pPr>
+        <w:pStyle w:val="Prrafodelista"/>
+        <w:numPr>
+          <w:ilvl w:val="0"/>
+          <w:numId w:val="14"/>
+        </w:numPr>
+        <w:ind w:left="426"/>
+        <w:jc w:val="left"/>
+        <w:rPr>
+          <w:b/>
+          <w:bCs/>
+          <w:i/>
+          <w:iCs/>
+        </w:rPr>
+      </w:pPr>
+      <w:r>
+        <w:t xml:space="preserve">Universidad Nacional de La Plata (UNLP). (2019). </w:t>
+      </w:r>
+      <w:r>
+        <w:rPr>
+          <w:i/>
+          <w:iCs/>
+        </w:rPr>
+        <w:t>Litio: un tesoro escondido en la Puna Argentina</w:t>
+      </w:r>
+      <w:r>
+        <w:t xml:space="preserve">. </w:t>
+      </w:r>
+      <w:hyperlink r:id="rId19" w:tgtFrame="_new" w:history="1">
+        <w:r>
+          <w:rPr>
+            <w:rStyle w:val="Hipervnculo"/>
+          </w:rPr>
+          <w:t>https://unlp.edu.ar/investiga/especiales/litio-17104-22104/</w:t>
+        </w:r>
+      </w:hyperlink>
+    </w:p>
+    <w:p>
+      <w:pPr>
+        <w:pStyle w:val="Prrafodelista"/>
+        <w:numPr>
+          <w:ilvl w:val="0"/>
+          <w:numId w:val="14"/>
+        </w:numPr>
+        <w:ind w:left="426"/>
+        <w:jc w:val="left"/>
+      </w:pPr>
+      <w:r>
+        <w:t xml:space="preserve">Secretaría de Minería. (2025). </w:t>
+      </w:r>
+      <w:r>
+        <w:rPr>
+          <w:i/>
+          <w:iCs/>
+        </w:rPr>
+        <w:t>Panorama global del mercado del litio y el potencial litífero de Argentina</w:t>
+      </w:r>
+      <w:r>
+        <w:t xml:space="preserve"> </w:t>
+      </w:r>
+      <w:hyperlink r:id="rId20" w:tgtFrame="_new" w:history="1">
+        <w:r>
+          <w:rPr>
+            <w:rStyle w:val="Hipervnculo"/>
+          </w:rPr>
+          <w:t>https://www.argentina.gob.ar/sites/default/files/informe_litio_junio_2025.pdf</w:t>
+        </w:r>
+      </w:hyperlink>
+    </w:p>
+    <w:p>
+      <w:pPr>
+        <w:pStyle w:val="Prrafodelista"/>
+        <w:numPr>
+          <w:ilvl w:val="0"/>
+          <w:numId w:val="14"/>
+        </w:numPr>
+        <w:ind w:left="426"/>
+        <w:jc w:val="left"/>
+      </w:pPr>
+      <w:r>
+        <w:t>E</w:t>
+      </w:r>
+      <w:r>
+        <w:t>RAMET</w:t>
+      </w:r>
+      <w:r>
+        <w:t xml:space="preserve">. (2025). </w:t>
+      </w:r>
+      <w:r>
+        <w:rPr>
+          <w:i/>
+          <w:iCs/>
+        </w:rPr>
+        <w:t>Proyecto de extracción directa de litio con resinas absorbentes</w:t>
+      </w:r>
+      <w:r>
+        <w:t xml:space="preserve">. </w:t>
+      </w:r>
+      <w:hyperlink r:id="rId21" w:tgtFrame="_new" w:history="1">
+        <w:r>
+          <w:rPr>
+            <w:rStyle w:val="Hipervnculo"/>
+          </w:rPr>
+          <w:t>https://www.eramet.com/es/actividades/litio/</w:t>
+        </w:r>
+      </w:hyperlink>
+      <w:r>
+        <w:t xml:space="preserve"> </w:t>
+      </w:r>
+    </w:p>
+    <w:p>
+      <w:pPr>
+        <w:pStyle w:val="Prrafodelista"/>
+        <w:numPr>
+          <w:ilvl w:val="0"/>
+          <w:numId w:val="14"/>
+        </w:numPr>
+        <w:ind w:left="426"/>
+        <w:jc w:val="left"/>
+      </w:pPr>
+      <w:r>
+        <w:t>Mignaqui</w:t>
+      </w:r>
+      <w:r>
+        <w:t>, Vera</w:t>
+      </w:r>
+      <w:r>
+        <w:t>. (20</w:t>
+      </w:r>
+      <w:r>
+        <w:t>19</w:t>
+      </w:r>
+      <w:r>
+        <w:t xml:space="preserve">). </w:t>
+      </w:r>
+      <w:r>
+        <w:rPr>
+          <w:i/>
+          <w:iCs/>
+        </w:rPr>
+        <w:t>Puna, litio y agua: estimaciones preliminares para reflexionar sobre el impacto en el recurso hídrico</w:t>
+      </w:r>
+      <w:r>
+        <w:t xml:space="preserve">. RIDAA-UNQ. </w:t>
+      </w:r>
+      <w:hyperlink r:id="rId22" w:history="1">
+        <w:r>
+          <w:rPr>
+            <w:rStyle w:val="Hipervnculo"/>
+          </w:rPr>
+          <w:t>https://ridaa.unq.edu.ar/bitstream/handle/20.500.11807/3508/RCS_v10_n36_dossier_3_Vera%20Mignaqui.pdf?sequence=1&amp;isAllowed=y</w:t>
+        </w:r>
+      </w:hyperlink>
     </w:p>
     <w:p>
       <w:pPr>
         <w:pStyle w:val="Ttulo1"/>
       </w:pPr>
-      <w:bookmarkStart w:id="10" w:name="_Toc208915284"/>
-      <w:r>
-        <w:t>Conclusiones</w:t>
-      </w:r>
-      <w:bookmarkEnd w:id="10"/>
-    </w:p>
-    <w:p>
-      <w:r>
-        <w:t>Acá se concluye</w:t>
+      <w:bookmarkStart w:id="18" w:name="_Toc209038037"/>
+      <w:r>
+        <w:t>Glosario</w:t>
+      </w:r>
+      <w:bookmarkEnd w:id="18"/>
+    </w:p>
+    <w:p>
+      <w:pPr>
+        <w:pStyle w:val="Prrafodelista"/>
+        <w:numPr>
+          <w:ilvl w:val="0"/>
+          <w:numId w:val="15"/>
+        </w:numPr>
+        <w:ind w:left="426"/>
+      </w:pPr>
+      <w:r>
+        <w:t>Carbonato de litio: El carbonato de litio es un compuesto químico formado por un catión de litio (Li⁺) y un anión carbonato (CO₃²⁻), cuya fórmula molecular es Li₂CO₃. Se trata de la principal forma en la que se comercializa y exporta el litio, siendo materia prima esencial para la producción de baterías de ion-litio</w:t>
+      </w:r>
+    </w:p>
+    <w:p>
+      <w:pPr>
+        <w:pStyle w:val="Prrafodelista"/>
+        <w:numPr>
+          <w:ilvl w:val="0"/>
+          <w:numId w:val="15"/>
+        </w:numPr>
+        <w:ind w:left="426"/>
+      </w:pPr>
+      <w:r>
+        <w:t>Baterías</w:t>
+      </w:r>
+      <w:r>
+        <w:t xml:space="preserve"> de estado sólido: </w:t>
+      </w:r>
+      <w:r>
+        <w:t>Las baterías de estado sólido son una variante de las baterías recargables en las que el electrolito líquido se reemplaza por un material sólido conductor de iones. Este diseño permite alcanzar mayor densidad energética, menor riesgo de incendio y mayor vida útil en comparación con las baterías de ion-litio convencionales. Aunque su desarrollo aún se encuentra en etapa de investigación y pruebas piloto, se consideran una de las alternativas tecnológicas más prometedoras para el almacenamiento de energía en el futuro cercano.</w:t>
+      </w:r>
+    </w:p>
+    <w:p>
+      <w:pPr>
+        <w:pStyle w:val="Prrafodelista"/>
+        <w:numPr>
+          <w:ilvl w:val="0"/>
+          <w:numId w:val="15"/>
+        </w:numPr>
+        <w:ind w:left="426"/>
+      </w:pPr>
+      <w:r>
+        <w:t>Osmosis inversa: P</w:t>
+      </w:r>
+      <w:r>
+        <w:t>roceso de filtración que utiliza una membrana semipermeable para purificar el agua, forzándola a pasar a través de la membrana bajo alta presión para separar las moléculas de agua de los contaminantes disueltos y partículas</w:t>
       </w:r>
     </w:p>
     <w:p>
@@ -2250,61 +3185,327 @@
       <w:pPr>
         <w:pStyle w:val="Ttulo1"/>
       </w:pPr>
-      <w:bookmarkStart w:id="11" w:name="_Toc208915285"/>
-      <w:r>
-        <w:lastRenderedPageBreak/>
-        <w:t>Bibliografía</w:t>
-      </w:r>
-      <w:bookmarkEnd w:id="11"/>
-    </w:p>
-    <w:p>
-      <w:r>
-        <w:t>Libros artículos y demás</w:t>
-      </w:r>
-    </w:p>
-    <w:p>
-      <w:pPr>
-        <w:pStyle w:val="Ttulo1"/>
-      </w:pPr>
-      <w:bookmarkStart w:id="12" w:name="_Toc208915286"/>
-      <w:r>
-        <w:t>Glosario</w:t>
-      </w:r>
-      <w:bookmarkEnd w:id="12"/>
-    </w:p>
-    <w:p>
-      <w:r>
-        <w:t>Palabras para los que no sepan</w:t>
-      </w:r>
-    </w:p>
-    <w:p>
-      <w:pPr>
-        <w:spacing w:after="160" w:line="278" w:lineRule="auto"/>
-        <w:jc w:val="left"/>
-      </w:pPr>
-      <w:r>
-        <w:br w:type="page"/>
-      </w:r>
-    </w:p>
-    <w:p>
-      <w:pPr>
-        <w:pStyle w:val="Ttulo1"/>
-      </w:pPr>
-      <w:bookmarkStart w:id="13" w:name="_Toc208915287"/>
+      <w:bookmarkStart w:id="19" w:name="_Toc209038038"/>
       <w:r>
         <w:lastRenderedPageBreak/>
         <w:t>Apéndice</w:t>
       </w:r>
-      <w:bookmarkEnd w:id="13"/>
-    </w:p>
-    <w:p>
-      <w:r>
-        <w:t>Lo que no te entró antes, te entra ahora.</w:t>
+      <w:bookmarkEnd w:id="19"/>
+    </w:p>
+    <w:p>
+      <w:pPr>
+        <w:pStyle w:val="Ttulo2"/>
+      </w:pPr>
+      <w:bookmarkStart w:id="20" w:name="_Toc209038039"/>
+      <w:r>
+        <w:t>Proceso de producción de litio</w:t>
+      </w:r>
+      <w:bookmarkEnd w:id="20"/>
+    </w:p>
+    <w:p>
+      <w:r>
+        <w:t xml:space="preserve">A </w:t>
+      </w:r>
+      <w:proofErr w:type="gramStart"/>
+      <w:r>
+        <w:t>continuación</w:t>
+      </w:r>
+      <w:proofErr w:type="gramEnd"/>
+      <w:r>
+        <w:t xml:space="preserve"> se presenta una figura</w:t>
+      </w:r>
+      <w:r>
+        <w:t xml:space="preserve"> ilustra de manera esquemática el proceso de producción de litio a partir de salmueras en los salares. Este esquema permite visualizar las principales etapas involucradas, desde la extracción inicial hasta la aplicación del litio en la industria de baterías, destacando las transformaciones físicas y químicas que atraviesa el recurso antes de llegar a su uso final.</w:t>
+      </w:r>
+    </w:p>
+    <w:p>
+      <w:pPr>
+        <w:jc w:val="center"/>
+      </w:pPr>
+      <w:r>
+        <w:rPr>
+          <w:noProof/>
+        </w:rPr>
+        <w:drawing>
+          <wp:inline distT="0" distB="0" distL="0" distR="0" wp14:anchorId="59555DC1" wp14:editId="41470282">
+            <wp:extent cx="5040000" cy="2515751"/>
+            <wp:effectExtent l="0" t="0" r="8255" b="0"/>
+            <wp:docPr id="704847995" name="Imagen 3"/>
+            <wp:cNvGraphicFramePr>
+              <a:graphicFrameLocks xmlns:a="http://schemas.openxmlformats.org/drawingml/2006/main" noChangeAspect="1"/>
+            </wp:cNvGraphicFramePr>
+            <a:graphic xmlns:a="http://schemas.openxmlformats.org/drawingml/2006/main">
+              <a:graphicData uri="http://schemas.openxmlformats.org/drawingml/2006/picture">
+                <pic:pic xmlns:pic="http://schemas.openxmlformats.org/drawingml/2006/picture">
+                  <pic:nvPicPr>
+                    <pic:cNvPr id="0" name="Picture 3"/>
+                    <pic:cNvPicPr>
+                      <a:picLocks noChangeAspect="1" noChangeArrowheads="1"/>
+                    </pic:cNvPicPr>
+                  </pic:nvPicPr>
+                  <pic:blipFill rotWithShape="1">
+                    <a:blip r:embed="rId23">
+                      <a:extLst>
+                        <a:ext uri="{28A0092B-C50C-407E-A947-70E740481C1C}">
+                          <a14:useLocalDpi xmlns:a14="http://schemas.microsoft.com/office/drawing/2010/main" val="0"/>
+                        </a:ext>
+                      </a:extLst>
+                    </a:blip>
+                    <a:srcRect l="6038" t="18500" r="6618" b="7489"/>
+                    <a:stretch>
+                      <a:fillRect/>
+                    </a:stretch>
+                  </pic:blipFill>
+                  <pic:spPr bwMode="auto">
+                    <a:xfrm>
+                      <a:off x="0" y="0"/>
+                      <a:ext cx="5040000" cy="2515751"/>
+                    </a:xfrm>
+                    <a:prstGeom prst="rect">
+                      <a:avLst/>
+                    </a:prstGeom>
+                    <a:noFill/>
+                    <a:ln>
+                      <a:noFill/>
+                    </a:ln>
+                    <a:extLst>
+                      <a:ext uri="{53640926-AAD7-44D8-BBD7-CCE9431645EC}">
+                        <a14:shadowObscured xmlns:a14="http://schemas.microsoft.com/office/drawing/2010/main"/>
+                      </a:ext>
+                    </a:extLst>
+                  </pic:spPr>
+                </pic:pic>
+              </a:graphicData>
+            </a:graphic>
+          </wp:inline>
+        </w:drawing>
+      </w:r>
+    </w:p>
+    <w:p>
+      <w:pPr>
+        <w:jc w:val="center"/>
+      </w:pPr>
+      <w:r>
+        <w:rPr>
+          <w:b/>
+          <w:bCs/>
+        </w:rPr>
+        <w:t xml:space="preserve">Figura </w:t>
+      </w:r>
+      <w:r>
+        <w:rPr>
+          <w:b/>
+          <w:bCs/>
+        </w:rPr>
+        <w:t>A</w:t>
+      </w:r>
+      <w:r>
+        <w:rPr>
+          <w:b/>
+          <w:bCs/>
+        </w:rPr>
+        <w:t>1</w:t>
+      </w:r>
+      <w:r>
+        <w:rPr>
+          <w:b/>
+          <w:bCs/>
+        </w:rPr>
+        <w:t>:</w:t>
+      </w:r>
+      <w:r>
+        <w:t xml:space="preserve"> Proceso de producción de litio</w:t>
+      </w:r>
+    </w:p>
+    <w:p>
+      <w:r>
+        <w:t>El proceso de producción de litio a partir de salmueras comienza con la perforación y el bombeo, a través de los cuales se extrae la salmuera rica en litio de los salares. Una vez obtenida, esta salmuera se somete a un proceso de concentración mediante la evaporación solar en grandes piletones, lo que permite reducir el volumen de agua y aumentar la proporción de litio presente. Posteriormente, la salmuera concentrada atraviesa una etapa de refinamiento químico destinada a eliminar impurezas y otras sales acompañantes, como magnesio, sodio y potasio. El material purificado se convierte luego en compuestos de interés comercial, principalmente carbonato de litio o hidróxido de litio, que constituyen las formas más demandadas por la industria. Finalmente, el litio producido es transportado para su aplicación en diferentes sectores, siendo la fabricación de baterías recargables para dispositivos electrónicos y vehículos eléctricos el destino más relevante en la actualidad.</w:t>
+      </w:r>
+    </w:p>
+    <w:p>
+      <w:pPr>
+        <w:pStyle w:val="Ttulo2"/>
+      </w:pPr>
+      <w:bookmarkStart w:id="21" w:name="_Toc209038040"/>
+      <w:r>
+        <w:t>Comparación de tecnologías DLE:</w:t>
+      </w:r>
+      <w:bookmarkEnd w:id="21"/>
+    </w:p>
+    <w:p>
+      <w:r>
+        <w:t xml:space="preserve">La evolución tecnológica en la extracción de litio ha dado lugar a métodos más eficientes y sostenibles, destacándose entre ellos las tecnologías de Extracción Directa de Litio (DLE). Estas alternativas buscan superar las limitaciones de la evaporación solar convencional, especialmente en lo referente al consumo de agua y tiempo de producción. A continuación, en </w:t>
+      </w:r>
+      <w:r>
+        <w:lastRenderedPageBreak/>
+        <w:t>la</w:t>
+      </w:r>
+      <w:r>
+        <w:t xml:space="preserve"> Tabla A1</w:t>
+      </w:r>
+      <w:r>
+        <w:t>, se presenta un análisis comparativo de tres tecnologías DLE representativas</w:t>
+      </w:r>
+      <w:r>
+        <w:t>:</w:t>
+      </w:r>
+      <w:r>
+        <w:t xml:space="preserve"> intercambio iónico, extracción por solventes y extracción con absorbentes</w:t>
+      </w:r>
+      <w:r>
+        <w:t>,</w:t>
+      </w:r>
+      <w:r>
+        <w:t xml:space="preserve"> considerando su principio de funcionamiento, viabilidad de implementación en el contexto argentino y las empresas líderes que las desarrollan</w:t>
+      </w:r>
+      <w:r>
+        <w:t>.</w:t>
+      </w:r>
+    </w:p>
+    <w:p>
+      <w:pPr>
+        <w:jc w:val="center"/>
+      </w:pPr>
+      <w:r>
+        <w:rPr>
+          <w:b/>
+          <w:bCs/>
+        </w:rPr>
+        <w:t>Tabla A1:</w:t>
+      </w:r>
+      <w:r>
+        <w:t xml:space="preserve"> </w:t>
+      </w:r>
+      <w:r>
+        <w:t>Comparación de las principales tecnologías DLE. Elaboración propia.</w:t>
+      </w:r>
+    </w:p>
+    <w:p>
+      <w:pPr>
+        <w:jc w:val="center"/>
+      </w:pPr>
+      <w:r>
+        <w:rPr>
+          <w:noProof/>
+        </w:rPr>
+        <w:drawing>
+          <wp:inline distT="0" distB="0" distL="0" distR="0" wp14:anchorId="5432A1D0" wp14:editId="0CBABE1B">
+            <wp:extent cx="5760085" cy="2130425"/>
+            <wp:effectExtent l="0" t="0" r="0" b="3175"/>
+            <wp:docPr id="2002560866" name="Imagen 3"/>
+            <wp:cNvGraphicFramePr>
+              <a:graphicFrameLocks xmlns:a="http://schemas.openxmlformats.org/drawingml/2006/main" noChangeAspect="1"/>
+            </wp:cNvGraphicFramePr>
+            <a:graphic xmlns:a="http://schemas.openxmlformats.org/drawingml/2006/main">
+              <a:graphicData uri="http://schemas.openxmlformats.org/drawingml/2006/picture">
+                <pic:pic xmlns:pic="http://schemas.openxmlformats.org/drawingml/2006/picture">
+                  <pic:nvPicPr>
+                    <pic:cNvPr id="0" name="Picture 51"/>
+                    <pic:cNvPicPr>
+                      <a:picLocks noChangeAspect="1" noChangeArrowheads="1"/>
+                    </pic:cNvPicPr>
+                  </pic:nvPicPr>
+                  <pic:blipFill>
+                    <a:blip r:embed="rId24">
+                      <a:extLst>
+                        <a:ext uri="{28A0092B-C50C-407E-A947-70E740481C1C}">
+                          <a14:useLocalDpi xmlns:a14="http://schemas.microsoft.com/office/drawing/2010/main" val="0"/>
+                        </a:ext>
+                      </a:extLst>
+                    </a:blip>
+                    <a:srcRect/>
+                    <a:stretch>
+                      <a:fillRect/>
+                    </a:stretch>
+                  </pic:blipFill>
+                  <pic:spPr bwMode="auto">
+                    <a:xfrm>
+                      <a:off x="0" y="0"/>
+                      <a:ext cx="5760085" cy="2130425"/>
+                    </a:xfrm>
+                    <a:prstGeom prst="rect">
+                      <a:avLst/>
+                    </a:prstGeom>
+                    <a:noFill/>
+                    <a:ln>
+                      <a:noFill/>
+                    </a:ln>
+                  </pic:spPr>
+                </pic:pic>
+              </a:graphicData>
+            </a:graphic>
+          </wp:inline>
+        </w:drawing>
+      </w:r>
+    </w:p>
+    <w:p>
+      <w:r>
+        <w:t xml:space="preserve">Del análisis de la Tabla </w:t>
+      </w:r>
+      <w:r>
+        <w:t>A</w:t>
+      </w:r>
+      <w:r>
+        <w:t xml:space="preserve">1 </w:t>
+      </w:r>
+      <w:r>
+        <w:t xml:space="preserve">puede observarse </w:t>
+      </w:r>
+      <w:r>
+        <w:t>que, si bien todas las tecnologías DLE representan avances significativos respecto a los métodos tradicionales, su viabilidad en Argentina varía según factores técnicos, operativos y geoquímicos. El</w:t>
+      </w:r>
+      <w:r>
+        <w:t xml:space="preserve"> </w:t>
+      </w:r>
+      <w:r>
+        <w:t>intercambio iónico</w:t>
+      </w:r>
+      <w:r>
+        <w:t xml:space="preserve"> </w:t>
+      </w:r>
+      <w:r>
+        <w:t>muestra alta viabilidad debido a su eficiencia en salmueras co</w:t>
+      </w:r>
+      <w:r>
+        <w:t>mo las</w:t>
+      </w:r>
+      <w:r>
+        <w:t xml:space="preserve"> típicas de la región, y su escalabilidad adaptable a proyectos medianos. La</w:t>
+      </w:r>
+      <w:r>
+        <w:t xml:space="preserve"> </w:t>
+      </w:r>
+      <w:r>
+        <w:t>extracción con absorbentes</w:t>
+      </w:r>
+      <w:r>
+        <w:t xml:space="preserve"> </w:t>
+      </w:r>
+      <w:r>
+        <w:t>también presenta alta viabilidad, dada su robustez frente a impurezas y menores demandas energéticas. Por otro lado, la</w:t>
+      </w:r>
+      <w:r>
+        <w:t xml:space="preserve"> </w:t>
+      </w:r>
+      <w:r>
+        <w:t>extracción por solventes</w:t>
+      </w:r>
+      <w:r>
+        <w:t xml:space="preserve"> </w:t>
+      </w:r>
+      <w:r>
+        <w:t xml:space="preserve">enfrenta mayores desafíos debido a su complejidad química y costos operativos elevados, que limitan su aplicación inmediata en zonas remotas. En conjunto, estas tecnologías emergentes posibilitan una reducción sustancial del consumo hídrico y tiempos de producción, aunque su adopción a gran escala requerirá inversiones en infraestructura y </w:t>
+      </w:r>
+      <w:r>
+        <w:t>capacitación</w:t>
+      </w:r>
+      <w:r>
+        <w:t>. La selección de la tecnología óptima dependerá, en última instancia, de las características específicas de cada salar y de la capacidad de integración con las cadenas de valor existentes.</w:t>
       </w:r>
     </w:p>
     <w:sectPr>
-      <w:footerReference w:type="default" r:id="rId12"/>
-      <w:footerReference w:type="first" r:id="rId13"/>
+      <w:footerReference w:type="default" r:id="rId25"/>
+      <w:footerReference w:type="first" r:id="rId26"/>
       <w:pgSz w:w="11906" w:h="16838"/>
       <w:pgMar w:top="1418" w:right="1134" w:bottom="1418" w:left="1701" w:header="709" w:footer="709" w:gutter="0"/>
       <w:pgNumType w:start="1"/>
@@ -2313,6 +3514,126 @@
     </w:sectPr>
   </w:body>
 </w:document>
+</file>
+
+<file path=word/comments.xml><?xml version="1.0" encoding="utf-8"?>
+<w:comments xmlns:wpc="http://schemas.microsoft.com/office/word/2010/wordprocessingCanvas" xmlns:cx="http://schemas.microsoft.com/office/drawing/2014/chartex" xmlns:cx1="http://schemas.microsoft.com/office/drawing/2015/9/8/chartex" xmlns:cx2="http://schemas.microsoft.com/office/drawing/2015/10/21/chartex" xmlns:cx3="http://schemas.microsoft.com/office/drawing/2016/5/9/chartex" xmlns:cx4="http://schemas.microsoft.com/office/drawing/2016/5/10/chartex" xmlns:cx5="http://schemas.microsoft.com/office/drawing/2016/5/11/chartex" xmlns:cx6="http://schemas.microsoft.com/office/drawing/2016/5/12/chartex" xmlns:cx7="http://schemas.microsoft.com/office/drawing/2016/5/13/chartex" xmlns:cx8="http://schemas.microsoft.com/office/drawing/2016/5/14/chartex" xmlns:mc="http://schemas.openxmlformats.org/markup-compatibility/2006" xmlns:aink="http://schemas.microsoft.com/office/drawing/2016/ink" xmlns:am3d="http://schemas.microsoft.com/office/drawing/2017/model3d" xmlns:o="urn:schemas-microsoft-com:office:office" xmlns:oel="http://schemas.microsoft.com/office/2019/extlst" xmlns:r="http://schemas.openxmlformats.org/officeDocument/2006/relationships" xmlns:m="http://schemas.openxmlformats.org/officeDocument/2006/math" xmlns:v="urn:schemas-microsoft-com:vml" xmlns:wp14="http://schemas.microsoft.com/office/word/2010/wordprocessingDrawing" xmlns:wp="http://schemas.openxmlformats.org/drawingml/2006/wordprocessingDrawing" xmlns:w10="urn:schemas-microsoft-com:office:word" xmlns:w="http://schemas.openxmlformats.org/wordprocessingml/2006/main" xmlns:w14="http://schemas.microsoft.com/office/word/2010/wordml" xmlns:w15="http://schemas.microsoft.com/office/word/2012/wordml" xmlns:w16cex="http://schemas.microsoft.com/office/word/2018/wordml/cex" xmlns:w16cid="http://schemas.microsoft.com/office/word/2016/wordml/cid" xmlns:w16="http://schemas.microsoft.com/office/word/2018/wordml" xmlns:w16du="http://schemas.microsoft.com/office/word/2023/wordml/word16du" xmlns:w16sdtdh="http://schemas.microsoft.com/office/word/2020/wordml/sdtdatahash" xmlns:w16sdtfl="http://schemas.microsoft.com/office/word/2024/wordml/sdtformatlock" xmlns:w16se="http://schemas.microsoft.com/office/word/2015/wordml/symex" xmlns:wpg="http://schemas.microsoft.com/office/word/2010/wordprocessingGroup" xmlns:wpi="http://schemas.microsoft.com/office/word/2010/wordprocessingInk" xmlns:wne="http://schemas.microsoft.com/office/word/2006/wordml" xmlns:wps="http://schemas.microsoft.com/office/word/2010/wordprocessingShape" mc:Ignorable="w14 w15 w16se w16cid w16 w16cex w16sdtdh w16sdtfl w16du wp14">
+  <w:comment w:id="3" w:author="Joaquin Chanquia" w:date="2025-09-17T11:29:00Z" w:initials="JC">
+    <w:p>
+      <w:pPr>
+        <w:pStyle w:val="Textocomentario"/>
+        <w:jc w:val="left"/>
+      </w:pPr>
+      <w:r>
+        <w:rPr>
+          <w:rStyle w:val="Refdecomentario"/>
+        </w:rPr>
+        <w:annotationRef/>
+      </w:r>
+      <w:r>
+        <w:t>Definición estipulativa</w:t>
+      </w:r>
+    </w:p>
+  </w:comment>
+  <w:comment w:id="7" w:author="Joaquin Chanquia" w:date="2025-09-17T11:20:00Z" w:initials="JC">
+    <w:p>
+      <w:pPr>
+        <w:pStyle w:val="Textocomentario"/>
+        <w:jc w:val="left"/>
+      </w:pPr>
+      <w:r>
+        <w:rPr>
+          <w:rStyle w:val="Refdecomentario"/>
+        </w:rPr>
+        <w:annotationRef/>
+      </w:r>
+      <w:r>
+        <w:t>Definición operativa</w:t>
+      </w:r>
+    </w:p>
+  </w:comment>
+  <w:comment w:id="11" w:author="Joaquin Chanquia" w:date="2025-09-17T08:52:00Z" w:initials="JC">
+    <w:p>
+      <w:pPr>
+        <w:pStyle w:val="Textocomentario"/>
+        <w:jc w:val="left"/>
+      </w:pPr>
+      <w:r>
+        <w:rPr>
+          <w:rStyle w:val="Refdecomentario"/>
+        </w:rPr>
+        <w:annotationRef/>
+      </w:r>
+      <w:r>
+        <w:t>Definición informal</w:t>
+      </w:r>
+    </w:p>
+  </w:comment>
+  <w:comment w:id="15" w:author="Joaquin Chanquia" w:date="2025-09-17T22:49:00Z" w:initials="JC">
+    <w:p>
+      <w:pPr>
+        <w:pStyle w:val="Textocomentario"/>
+        <w:jc w:val="left"/>
+      </w:pPr>
+      <w:r>
+        <w:rPr>
+          <w:rStyle w:val="Refdecomentario"/>
+        </w:rPr>
+        <w:annotationRef/>
+      </w:r>
+      <w:r>
+        <w:t>inferencia</w:t>
+      </w:r>
+    </w:p>
+  </w:comment>
+  <w:comment w:id="16" w:author="Joaquin Chanquia" w:date="2025-09-17T22:14:00Z" w:initials="JC">
+    <w:p>
+      <w:pPr>
+        <w:pStyle w:val="Textocomentario"/>
+        <w:jc w:val="left"/>
+      </w:pPr>
+      <w:r>
+        <w:rPr>
+          <w:rStyle w:val="Refdecomentario"/>
+        </w:rPr>
+        <w:annotationRef/>
+      </w:r>
+      <w:r>
+        <w:t>opinion</w:t>
+      </w:r>
+    </w:p>
+  </w:comment>
+</w:comments>
+</file>
+
+<file path=word/commentsExtended.xml><?xml version="1.0" encoding="utf-8"?>
+<w15:commentsEx xmlns:wpc="http://schemas.microsoft.com/office/word/2010/wordprocessingCanvas" xmlns:cx="http://schemas.microsoft.com/office/drawing/2014/chartex" xmlns:cx1="http://schemas.microsoft.com/office/drawing/2015/9/8/chartex" xmlns:cx2="http://schemas.microsoft.com/office/drawing/2015/10/21/chartex" xmlns:cx3="http://schemas.microsoft.com/office/drawing/2016/5/9/chartex" xmlns:cx4="http://schemas.microsoft.com/office/drawing/2016/5/10/chartex" xmlns:cx5="http://schemas.microsoft.com/office/drawing/2016/5/11/chartex" xmlns:cx6="http://schemas.microsoft.com/office/drawing/2016/5/12/chartex" xmlns:cx7="http://schemas.microsoft.com/office/drawing/2016/5/13/chartex" xmlns:cx8="http://schemas.microsoft.com/office/drawing/2016/5/14/chartex" xmlns:mc="http://schemas.openxmlformats.org/markup-compatibility/2006" xmlns:aink="http://schemas.microsoft.com/office/drawing/2016/ink" xmlns:am3d="http://schemas.microsoft.com/office/drawing/2017/model3d" xmlns:o="urn:schemas-microsoft-com:office:office" xmlns:oel="http://schemas.microsoft.com/office/2019/extlst" xmlns:r="http://schemas.openxmlformats.org/officeDocument/2006/relationships" xmlns:m="http://schemas.openxmlformats.org/officeDocument/2006/math" xmlns:v="urn:schemas-microsoft-com:vml" xmlns:wp14="http://schemas.microsoft.com/office/word/2010/wordprocessingDrawing" xmlns:wp="http://schemas.openxmlformats.org/drawingml/2006/wordprocessingDrawing" xmlns:w10="urn:schemas-microsoft-com:office:word" xmlns:w="http://schemas.openxmlformats.org/wordprocessingml/2006/main" xmlns:w14="http://schemas.microsoft.com/office/word/2010/wordml" xmlns:w15="http://schemas.microsoft.com/office/word/2012/wordml" xmlns:w16cex="http://schemas.microsoft.com/office/word/2018/wordml/cex" xmlns:w16cid="http://schemas.microsoft.com/office/word/2016/wordml/cid" xmlns:w16="http://schemas.microsoft.com/office/word/2018/wordml" xmlns:w16du="http://schemas.microsoft.com/office/word/2023/wordml/word16du" xmlns:w16sdtdh="http://schemas.microsoft.com/office/word/2020/wordml/sdtdatahash" xmlns:w16sdtfl="http://schemas.microsoft.com/office/word/2024/wordml/sdtformatlock" xmlns:w16se="http://schemas.microsoft.com/office/word/2015/wordml/symex" xmlns:wpg="http://schemas.microsoft.com/office/word/2010/wordprocessingGroup" xmlns:wpi="http://schemas.microsoft.com/office/word/2010/wordprocessingInk" xmlns:wne="http://schemas.microsoft.com/office/word/2006/wordml" xmlns:wps="http://schemas.microsoft.com/office/word/2010/wordprocessingShape" mc:Ignorable="w14 w15 w16se w16cid w16 w16cex w16sdtdh w16sdtfl w16du wp14">
+  <w15:commentEx w15:paraId="33C73529" w15:done="0"/>
+  <w15:commentEx w15:paraId="231216CE" w15:done="0"/>
+  <w15:commentEx w15:paraId="05467E66" w15:done="0"/>
+  <w15:commentEx w15:paraId="0F0D312A" w15:done="0"/>
+  <w15:commentEx w15:paraId="4A751079" w15:done="0"/>
+</w15:commentsEx>
+</file>
+
+<file path=word/commentsExtensible.xml><?xml version="1.0" encoding="utf-8"?>
+<w16cex:commentsExtensible xmlns:wpc="http://schemas.microsoft.com/office/word/2010/wordprocessingCanvas" xmlns:cx="http://schemas.microsoft.com/office/drawing/2014/chartex" xmlns:cx1="http://schemas.microsoft.com/office/drawing/2015/9/8/chartex" xmlns:cx2="http://schemas.microsoft.com/office/drawing/2015/10/21/chartex" xmlns:cx3="http://schemas.microsoft.com/office/drawing/2016/5/9/chartex" xmlns:cx4="http://schemas.microsoft.com/office/drawing/2016/5/10/chartex" xmlns:cx5="http://schemas.microsoft.com/office/drawing/2016/5/11/chartex" xmlns:cx6="http://schemas.microsoft.com/office/drawing/2016/5/12/chartex" xmlns:cx7="http://schemas.microsoft.com/office/drawing/2016/5/13/chartex" xmlns:cx8="http://schemas.microsoft.com/office/drawing/2016/5/14/chartex" xmlns:cr="http://schemas.microsoft.com/office/comments/2020/reactions" xmlns:mc="http://schemas.openxmlformats.org/markup-compatibility/2006" xmlns:aink="http://schemas.microsoft.com/office/drawing/2016/ink" xmlns:am3d="http://schemas.microsoft.com/office/drawing/2017/model3d" xmlns:o="urn:schemas-microsoft-com:office:office" xmlns:oel="http://schemas.microsoft.com/office/2019/extlst" xmlns:r="http://schemas.openxmlformats.org/officeDocument/2006/relationships" xmlns:m="http://schemas.openxmlformats.org/officeDocument/2006/math" xmlns:v="urn:schemas-microsoft-com:vml" xmlns:wp14="http://schemas.microsoft.com/office/word/2010/wordprocessingDrawing" xmlns:wp="http://schemas.openxmlformats.org/drawingml/2006/wordprocessingDrawing" xmlns:w10="urn:schemas-microsoft-com:office:word" xmlns:w="http://schemas.openxmlformats.org/wordprocessingml/2006/main" xmlns:w14="http://schemas.microsoft.com/office/word/2010/wordml" xmlns:w15="http://schemas.microsoft.com/office/word/2012/wordml" xmlns:w16cex="http://schemas.microsoft.com/office/word/2018/wordml/cex" xmlns:w16cid="http://schemas.microsoft.com/office/word/2016/wordml/cid" xmlns:w16="http://schemas.microsoft.com/office/word/2018/wordml" xmlns:w16du="http://schemas.microsoft.com/office/word/2023/wordml/word16du" xmlns:w16sdtdh="http://schemas.microsoft.com/office/word/2020/wordml/sdtdatahash" xmlns:w16sdtfl="http://schemas.microsoft.com/office/word/2024/wordml/sdtformatlock" xmlns:w16se="http://schemas.microsoft.com/office/word/2015/wordml/symex" xmlns:wpg="http://schemas.microsoft.com/office/word/2010/wordprocessingGroup" xmlns:wpi="http://schemas.microsoft.com/office/word/2010/wordprocessingInk" xmlns:wne="http://schemas.microsoft.com/office/word/2006/wordml" xmlns:wps="http://schemas.microsoft.com/office/word/2010/wordprocessingShape" mc:Ignorable="w14 w15 w16se w16cid w16 w16cex w16sdtdh w16sdtfl cr w16du wp14">
+  <w16cex:commentExtensible w16cex:durableId="3D5F07C2" w16cex:dateUtc="2025-09-17T14:29:00Z"/>
+  <w16cex:commentExtensible w16cex:durableId="5F659EDB" w16cex:dateUtc="2025-09-17T14:20:00Z"/>
+  <w16cex:commentExtensible w16cex:durableId="58A6CF65" w16cex:dateUtc="2025-09-17T11:52:00Z"/>
+  <w16cex:commentExtensible w16cex:durableId="408DFFA1" w16cex:dateUtc="2025-09-18T01:49:00Z"/>
+  <w16cex:commentExtensible w16cex:durableId="7EF0F6B3" w16cex:dateUtc="2025-09-18T01:14:00Z"/>
+</w16cex:commentsExtensible>
+</file>
+
+<file path=word/commentsIds.xml><?xml version="1.0" encoding="utf-8"?>
+<w16cid:commentsIds xmlns:wpc="http://schemas.microsoft.com/office/word/2010/wordprocessingCanvas" xmlns:cx="http://schemas.microsoft.com/office/drawing/2014/chartex" xmlns:cx1="http://schemas.microsoft.com/office/drawing/2015/9/8/chartex" xmlns:cx2="http://schemas.microsoft.com/office/drawing/2015/10/21/chartex" xmlns:cx3="http://schemas.microsoft.com/office/drawing/2016/5/9/chartex" xmlns:cx4="http://schemas.microsoft.com/office/drawing/2016/5/10/chartex" xmlns:cx5="http://schemas.microsoft.com/office/drawing/2016/5/11/chartex" xmlns:cx6="http://schemas.microsoft.com/office/drawing/2016/5/12/chartex" xmlns:cx7="http://schemas.microsoft.com/office/drawing/2016/5/13/chartex" xmlns:cx8="http://schemas.microsoft.com/office/drawing/2016/5/14/chartex" xmlns:mc="http://schemas.openxmlformats.org/markup-compatibility/2006" xmlns:aink="http://schemas.microsoft.com/office/drawing/2016/ink" xmlns:am3d="http://schemas.microsoft.com/office/drawing/2017/model3d" xmlns:o="urn:schemas-microsoft-com:office:office" xmlns:oel="http://schemas.microsoft.com/office/2019/extlst" xmlns:r="http://schemas.openxmlformats.org/officeDocument/2006/relationships" xmlns:m="http://schemas.openxmlformats.org/officeDocument/2006/math" xmlns:v="urn:schemas-microsoft-com:vml" xmlns:wp14="http://schemas.microsoft.com/office/word/2010/wordprocessingDrawing" xmlns:wp="http://schemas.openxmlformats.org/drawingml/2006/wordprocessingDrawing" xmlns:w10="urn:schemas-microsoft-com:office:word" xmlns:w="http://schemas.openxmlformats.org/wordprocessingml/2006/main" xmlns:w14="http://schemas.microsoft.com/office/word/2010/wordml" xmlns:w15="http://schemas.microsoft.com/office/word/2012/wordml" xmlns:w16cex="http://schemas.microsoft.com/office/word/2018/wordml/cex" xmlns:w16cid="http://schemas.microsoft.com/office/word/2016/wordml/cid" xmlns:w16="http://schemas.microsoft.com/office/word/2018/wordml" xmlns:w16du="http://schemas.microsoft.com/office/word/2023/wordml/word16du" xmlns:w16sdtdh="http://schemas.microsoft.com/office/word/2020/wordml/sdtdatahash" xmlns:w16sdtfl="http://schemas.microsoft.com/office/word/2024/wordml/sdtformatlock" xmlns:w16se="http://schemas.microsoft.com/office/word/2015/wordml/symex" xmlns:wpg="http://schemas.microsoft.com/office/word/2010/wordprocessingGroup" xmlns:wpi="http://schemas.microsoft.com/office/word/2010/wordprocessingInk" xmlns:wne="http://schemas.microsoft.com/office/word/2006/wordml" xmlns:wps="http://schemas.microsoft.com/office/word/2010/wordprocessingShape" mc:Ignorable="w14 w15 w16se w16cid w16 w16cex w16sdtdh w16sdtfl w16du wp14">
+  <w16cid:commentId w16cid:paraId="33C73529" w16cid:durableId="3D5F07C2"/>
+  <w16cid:commentId w16cid:paraId="231216CE" w16cid:durableId="5F659EDB"/>
+  <w16cid:commentId w16cid:paraId="05467E66" w16cid:durableId="58A6CF65"/>
+  <w16cid:commentId w16cid:paraId="0F0D312A" w16cid:durableId="408DFFA1"/>
+  <w16cid:commentId w16cid:paraId="4A751079" w16cid:durableId="7EF0F6B3"/>
+</w16cid:commentsIds>
 </file>
 
 <file path=word/endnotes.xml><?xml version="1.0" encoding="utf-8"?>
@@ -2366,7 +3687,6 @@
         <w:docPartUnique/>
       </w:docPartObj>
     </w:sdtPr>
-    <w:sdtEndPr/>
     <w:sdtContent>
       <w:p>
         <w:pPr>
@@ -2412,7 +3732,6 @@
         <w:docPartUnique/>
       </w:docPartObj>
     </w:sdtPr>
-    <w:sdtEndPr/>
     <w:sdtContent>
       <w:p>
         <w:pPr>
@@ -2470,6 +3789,78 @@
       </w:r>
     </w:p>
   </w:footnote>
+  <w:footnote w:id="1">
+    <w:p>
+      <w:pPr>
+        <w:pStyle w:val="Textonotapie"/>
+      </w:pPr>
+      <w:r>
+        <w:rPr>
+          <w:rStyle w:val="Refdenotaalpie"/>
+        </w:rPr>
+        <w:footnoteRef/>
+      </w:r>
+      <w:r>
+        <w:t xml:space="preserve"> </w:t>
+      </w:r>
+      <w:r>
+        <w:t>Tecnologías emergentes: En este informe se utilizará el término “tecnologías emergentes” para referirse específicamente a los métodos de extracción directa de litio (DLE)</w:t>
+      </w:r>
+      <w:r>
+        <w:t>.</w:t>
+      </w:r>
+    </w:p>
+  </w:footnote>
+  <w:footnote w:id="2">
+    <w:p>
+      <w:pPr>
+        <w:pStyle w:val="Textonotapie"/>
+        <w:rPr>
+          <w:lang w:val="es-ES"/>
+        </w:rPr>
+      </w:pPr>
+      <w:r>
+        <w:rPr>
+          <w:rStyle w:val="Refdenotaalpie"/>
+        </w:rPr>
+        <w:footnoteRef/>
+      </w:r>
+      <w:r>
+        <w:t xml:space="preserve"> </w:t>
+      </w:r>
+      <w:bookmarkStart w:id="8" w:name="_Hlk209040097"/>
+      <w:bookmarkStart w:id="9" w:name="_Hlk209040098"/>
+      <w:r>
+        <w:rPr>
+          <w:lang w:val="es-ES"/>
+        </w:rPr>
+        <w:t xml:space="preserve">Tasa de recuperación: </w:t>
+      </w:r>
+      <w:r>
+        <w:t>La tasa de recuperación de litio</w:t>
+      </w:r>
+      <w:r>
+        <w:t xml:space="preserve"> indica la eficiencia del proceso de extracción, s</w:t>
+      </w:r>
+      <w:r>
+        <w:t>e calcula como la masa de litio recuperado en relación con la masa inicial de litio en el proceso</w:t>
+      </w:r>
+      <w:r>
+        <w:t>, expresado como porcentaje</w:t>
+      </w:r>
+      <w:r>
+        <w:t>, usando la fórmula:</w:t>
+      </w:r>
+      <w:r>
+        <w:t xml:space="preserve"> </w:t>
+      </w:r>
+      <w:r>
+        <w:t>Tasa de Recuperación = (Masa Inicial - Masa Final) / Masa Inicial</w:t>
+      </w:r>
+      <w:bookmarkEnd w:id="8"/>
+      <w:bookmarkEnd w:id="9"/>
+    </w:p>
+  </w:footnote>
 </w:footnotes>
 </file>
 
@@ -2565,6 +3956,119 @@
     </w:lvl>
   </w:abstractNum>
   <w:abstractNum w:abstractNumId="1" w15:restartNumberingAfterBreak="0">
+    <w:nsid w:val="04200042"/>
+    <w:multiLevelType w:val="hybridMultilevel"/>
+    <w:tmpl w:val="2056E2D2"/>
+    <w:lvl w:ilvl="0" w:tplc="2C0A0001">
+      <w:start w:val="1"/>
+      <w:numFmt w:val="bullet"/>
+      <w:lvlText w:val=""/>
+      <w:lvlJc w:val="left"/>
+      <w:pPr>
+        <w:ind w:left="720" w:hanging="360"/>
+      </w:pPr>
+      <w:rPr>
+        <w:rFonts w:ascii="Symbol" w:hAnsi="Symbol" w:hint="default"/>
+      </w:rPr>
+    </w:lvl>
+    <w:lvl w:ilvl="1" w:tplc="2C0A0003" w:tentative="1">
+      <w:start w:val="1"/>
+      <w:numFmt w:val="bullet"/>
+      <w:lvlText w:val="o"/>
+      <w:lvlJc w:val="left"/>
+      <w:pPr>
+        <w:ind w:left="1440" w:hanging="360"/>
+      </w:pPr>
+      <w:rPr>
+        <w:rFonts w:ascii="Courier New" w:hAnsi="Courier New" w:cs="Courier New" w:hint="default"/>
+      </w:rPr>
+    </w:lvl>
+    <w:lvl w:ilvl="2" w:tplc="2C0A0005" w:tentative="1">
+      <w:start w:val="1"/>
+      <w:numFmt w:val="bullet"/>
+      <w:lvlText w:val=""/>
+      <w:lvlJc w:val="left"/>
+      <w:pPr>
+        <w:ind w:left="2160" w:hanging="360"/>
+      </w:pPr>
+      <w:rPr>
+        <w:rFonts w:ascii="Wingdings" w:hAnsi="Wingdings" w:hint="default"/>
+      </w:rPr>
+    </w:lvl>
+    <w:lvl w:ilvl="3" w:tplc="2C0A0001" w:tentative="1">
+      <w:start w:val="1"/>
+      <w:numFmt w:val="bullet"/>
+      <w:lvlText w:val=""/>
+      <w:lvlJc w:val="left"/>
+      <w:pPr>
+        <w:ind w:left="2880" w:hanging="360"/>
+      </w:pPr>
+      <w:rPr>
+        <w:rFonts w:ascii="Symbol" w:hAnsi="Symbol" w:hint="default"/>
+      </w:rPr>
+    </w:lvl>
+    <w:lvl w:ilvl="4" w:tplc="2C0A0003" w:tentative="1">
+      <w:start w:val="1"/>
+      <w:numFmt w:val="bullet"/>
+      <w:lvlText w:val="o"/>
+      <w:lvlJc w:val="left"/>
+      <w:pPr>
+        <w:ind w:left="3600" w:hanging="360"/>
+      </w:pPr>
+      <w:rPr>
+        <w:rFonts w:ascii="Courier New" w:hAnsi="Courier New" w:cs="Courier New" w:hint="default"/>
+      </w:rPr>
+    </w:lvl>
+    <w:lvl w:ilvl="5" w:tplc="2C0A0005" w:tentative="1">
+      <w:start w:val="1"/>
+      <w:numFmt w:val="bullet"/>
+      <w:lvlText w:val=""/>
+      <w:lvlJc w:val="left"/>
+      <w:pPr>
+        <w:ind w:left="4320" w:hanging="360"/>
+      </w:pPr>
+      <w:rPr>
+        <w:rFonts w:ascii="Wingdings" w:hAnsi="Wingdings" w:hint="default"/>
+      </w:rPr>
+    </w:lvl>
+    <w:lvl w:ilvl="6" w:tplc="2C0A0001" w:tentative="1">
+      <w:start w:val="1"/>
+      <w:numFmt w:val="bullet"/>
+      <w:lvlText w:val=""/>
+      <w:lvlJc w:val="left"/>
+      <w:pPr>
+        <w:ind w:left="5040" w:hanging="360"/>
+      </w:pPr>
+      <w:rPr>
+        <w:rFonts w:ascii="Symbol" w:hAnsi="Symbol" w:hint="default"/>
+      </w:rPr>
+    </w:lvl>
+    <w:lvl w:ilvl="7" w:tplc="2C0A0003" w:tentative="1">
+      <w:start w:val="1"/>
+      <w:numFmt w:val="bullet"/>
+      <w:lvlText w:val="o"/>
+      <w:lvlJc w:val="left"/>
+      <w:pPr>
+        <w:ind w:left="5760" w:hanging="360"/>
+      </w:pPr>
+      <w:rPr>
+        <w:rFonts w:ascii="Courier New" w:hAnsi="Courier New" w:cs="Courier New" w:hint="default"/>
+      </w:rPr>
+    </w:lvl>
+    <w:lvl w:ilvl="8" w:tplc="2C0A0005" w:tentative="1">
+      <w:start w:val="1"/>
+      <w:numFmt w:val="bullet"/>
+      <w:lvlText w:val=""/>
+      <w:lvlJc w:val="left"/>
+      <w:pPr>
+        <w:ind w:left="6480" w:hanging="360"/>
+      </w:pPr>
+      <w:rPr>
+        <w:rFonts w:ascii="Wingdings" w:hAnsi="Wingdings" w:hint="default"/>
+      </w:rPr>
+    </w:lvl>
+  </w:abstractNum>
+  <w:abstractNum w:abstractNumId="2" w15:restartNumberingAfterBreak="0">
     <w:nsid w:val="089F6324"/>
     <w:multiLevelType w:val="hybridMultilevel"/>
     <w:tmpl w:val="0DB08A8A"/>
@@ -2653,7 +4157,7 @@
       </w:pPr>
     </w:lvl>
   </w:abstractNum>
-  <w:abstractNum w:abstractNumId="2" w15:restartNumberingAfterBreak="0">
+  <w:abstractNum w:abstractNumId="3" w15:restartNumberingAfterBreak="0">
     <w:nsid w:val="0F850E3C"/>
     <w:multiLevelType w:val="hybridMultilevel"/>
     <w:tmpl w:val="8C3C5220"/>
@@ -2739,7 +4243,156 @@
       </w:pPr>
     </w:lvl>
   </w:abstractNum>
-  <w:abstractNum w:abstractNumId="3" w15:restartNumberingAfterBreak="0">
+  <w:abstractNum w:abstractNumId="4" w15:restartNumberingAfterBreak="0">
+    <w:nsid w:val="1DE35034"/>
+    <w:multiLevelType w:val="multilevel"/>
+    <w:tmpl w:val="3072CB78"/>
+    <w:lvl w:ilvl="0">
+      <w:start w:val="1"/>
+      <w:numFmt w:val="bullet"/>
+      <w:lvlText w:val=""/>
+      <w:lvlJc w:val="left"/>
+      <w:pPr>
+        <w:tabs>
+          <w:tab w:val="num" w:pos="720"/>
+        </w:tabs>
+        <w:ind w:left="720" w:hanging="360"/>
+      </w:pPr>
+      <w:rPr>
+        <w:rFonts w:ascii="Symbol" w:hAnsi="Symbol" w:hint="default"/>
+        <w:sz w:val="20"/>
+      </w:rPr>
+    </w:lvl>
+    <w:lvl w:ilvl="1" w:tentative="1">
+      <w:start w:val="1"/>
+      <w:numFmt w:val="bullet"/>
+      <w:lvlText w:val="o"/>
+      <w:lvlJc w:val="left"/>
+      <w:pPr>
+        <w:tabs>
+          <w:tab w:val="num" w:pos="1440"/>
+        </w:tabs>
+        <w:ind w:left="1440" w:hanging="360"/>
+      </w:pPr>
+      <w:rPr>
+        <w:rFonts w:ascii="Courier New" w:hAnsi="Courier New" w:hint="default"/>
+        <w:sz w:val="20"/>
+      </w:rPr>
+    </w:lvl>
+    <w:lvl w:ilvl="2" w:tentative="1">
+      <w:start w:val="1"/>
+      <w:numFmt w:val="bullet"/>
+      <w:lvlText w:val=""/>
+      <w:lvlJc w:val="left"/>
+      <w:pPr>
+        <w:tabs>
+          <w:tab w:val="num" w:pos="2160"/>
+        </w:tabs>
+        <w:ind w:left="2160" w:hanging="360"/>
+      </w:pPr>
+      <w:rPr>
+        <w:rFonts w:ascii="Wingdings" w:hAnsi="Wingdings" w:hint="default"/>
+        <w:sz w:val="20"/>
+      </w:rPr>
+    </w:lvl>
+    <w:lvl w:ilvl="3" w:tentative="1">
+      <w:start w:val="1"/>
+      <w:numFmt w:val="bullet"/>
+      <w:lvlText w:val=""/>
+      <w:lvlJc w:val="left"/>
+      <w:pPr>
+        <w:tabs>
+          <w:tab w:val="num" w:pos="2880"/>
+        </w:tabs>
+        <w:ind w:left="2880" w:hanging="360"/>
+      </w:pPr>
+      <w:rPr>
+        <w:rFonts w:ascii="Wingdings" w:hAnsi="Wingdings" w:hint="default"/>
+        <w:sz w:val="20"/>
+      </w:rPr>
+    </w:lvl>
+    <w:lvl w:ilvl="4" w:tentative="1">
+      <w:start w:val="1"/>
+      <w:numFmt w:val="bullet"/>
+      <w:lvlText w:val=""/>
+      <w:lvlJc w:val="left"/>
+      <w:pPr>
+        <w:tabs>
+          <w:tab w:val="num" w:pos="3600"/>
+        </w:tabs>
+        <w:ind w:left="3600" w:hanging="360"/>
+      </w:pPr>
+      <w:rPr>
+        <w:rFonts w:ascii="Wingdings" w:hAnsi="Wingdings" w:hint="default"/>
+        <w:sz w:val="20"/>
+      </w:rPr>
+    </w:lvl>
+    <w:lvl w:ilvl="5" w:tentative="1">
+      <w:start w:val="1"/>
+      <w:numFmt w:val="bullet"/>
+      <w:lvlText w:val=""/>
+      <w:lvlJc w:val="left"/>
+      <w:pPr>
+        <w:tabs>
+          <w:tab w:val="num" w:pos="4320"/>
+        </w:tabs>
+        <w:ind w:left="4320" w:hanging="360"/>
+      </w:pPr>
+      <w:rPr>
+        <w:rFonts w:ascii="Wingdings" w:hAnsi="Wingdings" w:hint="default"/>
+        <w:sz w:val="20"/>
+      </w:rPr>
+    </w:lvl>
+    <w:lvl w:ilvl="6" w:tentative="1">
+      <w:start w:val="1"/>
+      <w:numFmt w:val="bullet"/>
+      <w:lvlText w:val=""/>
+      <w:lvlJc w:val="left"/>
+      <w:pPr>
+        <w:tabs>
+          <w:tab w:val="num" w:pos="5040"/>
+        </w:tabs>
+        <w:ind w:left="5040" w:hanging="360"/>
+      </w:pPr>
+      <w:rPr>
+        <w:rFonts w:ascii="Wingdings" w:hAnsi="Wingdings" w:hint="default"/>
+        <w:sz w:val="20"/>
+      </w:rPr>
+    </w:lvl>
+    <w:lvl w:ilvl="7" w:tentative="1">
+      <w:start w:val="1"/>
+      <w:numFmt w:val="bullet"/>
+      <w:lvlText w:val=""/>
+      <w:lvlJc w:val="left"/>
+      <w:pPr>
+        <w:tabs>
+          <w:tab w:val="num" w:pos="5760"/>
+        </w:tabs>
+        <w:ind w:left="5760" w:hanging="360"/>
+      </w:pPr>
+      <w:rPr>
+        <w:rFonts w:ascii="Wingdings" w:hAnsi="Wingdings" w:hint="default"/>
+        <w:sz w:val="20"/>
+      </w:rPr>
+    </w:lvl>
+    <w:lvl w:ilvl="8" w:tentative="1">
+      <w:start w:val="1"/>
+      <w:numFmt w:val="bullet"/>
+      <w:lvlText w:val=""/>
+      <w:lvlJc w:val="left"/>
+      <w:pPr>
+        <w:tabs>
+          <w:tab w:val="num" w:pos="6480"/>
+        </w:tabs>
+        <w:ind w:left="6480" w:hanging="360"/>
+      </w:pPr>
+      <w:rPr>
+        <w:rFonts w:ascii="Wingdings" w:hAnsi="Wingdings" w:hint="default"/>
+        <w:sz w:val="20"/>
+      </w:rPr>
+    </w:lvl>
+  </w:abstractNum>
+  <w:abstractNum w:abstractNumId="5" w15:restartNumberingAfterBreak="0">
     <w:nsid w:val="1DE80693"/>
     <w:multiLevelType w:val="hybridMultilevel"/>
     <w:tmpl w:val="E07EBD0A"/>
@@ -2825,7 +4478,156 @@
       </w:pPr>
     </w:lvl>
   </w:abstractNum>
-  <w:abstractNum w:abstractNumId="4" w15:restartNumberingAfterBreak="0">
+  <w:abstractNum w:abstractNumId="6" w15:restartNumberingAfterBreak="0">
+    <w:nsid w:val="24F460B1"/>
+    <w:multiLevelType w:val="multilevel"/>
+    <w:tmpl w:val="5C4676F2"/>
+    <w:lvl w:ilvl="0">
+      <w:start w:val="1"/>
+      <w:numFmt w:val="bullet"/>
+      <w:lvlText w:val=""/>
+      <w:lvlJc w:val="left"/>
+      <w:pPr>
+        <w:tabs>
+          <w:tab w:val="num" w:pos="720"/>
+        </w:tabs>
+        <w:ind w:left="720" w:hanging="360"/>
+      </w:pPr>
+      <w:rPr>
+        <w:rFonts w:ascii="Symbol" w:hAnsi="Symbol" w:hint="default"/>
+        <w:sz w:val="20"/>
+      </w:rPr>
+    </w:lvl>
+    <w:lvl w:ilvl="1" w:tentative="1">
+      <w:start w:val="1"/>
+      <w:numFmt w:val="bullet"/>
+      <w:lvlText w:val="o"/>
+      <w:lvlJc w:val="left"/>
+      <w:pPr>
+        <w:tabs>
+          <w:tab w:val="num" w:pos="1440"/>
+        </w:tabs>
+        <w:ind w:left="1440" w:hanging="360"/>
+      </w:pPr>
+      <w:rPr>
+        <w:rFonts w:ascii="Courier New" w:hAnsi="Courier New" w:hint="default"/>
+        <w:sz w:val="20"/>
+      </w:rPr>
+    </w:lvl>
+    <w:lvl w:ilvl="2" w:tentative="1">
+      <w:start w:val="1"/>
+      <w:numFmt w:val="bullet"/>
+      <w:lvlText w:val=""/>
+      <w:lvlJc w:val="left"/>
+      <w:pPr>
+        <w:tabs>
+          <w:tab w:val="num" w:pos="2160"/>
+        </w:tabs>
+        <w:ind w:left="2160" w:hanging="360"/>
+      </w:pPr>
+      <w:rPr>
+        <w:rFonts w:ascii="Wingdings" w:hAnsi="Wingdings" w:hint="default"/>
+        <w:sz w:val="20"/>
+      </w:rPr>
+    </w:lvl>
+    <w:lvl w:ilvl="3" w:tentative="1">
+      <w:start w:val="1"/>
+      <w:numFmt w:val="bullet"/>
+      <w:lvlText w:val=""/>
+      <w:lvlJc w:val="left"/>
+      <w:pPr>
+        <w:tabs>
+          <w:tab w:val="num" w:pos="2880"/>
+        </w:tabs>
+        <w:ind w:left="2880" w:hanging="360"/>
+      </w:pPr>
+      <w:rPr>
+        <w:rFonts w:ascii="Wingdings" w:hAnsi="Wingdings" w:hint="default"/>
+        <w:sz w:val="20"/>
+      </w:rPr>
+    </w:lvl>
+    <w:lvl w:ilvl="4" w:tentative="1">
+      <w:start w:val="1"/>
+      <w:numFmt w:val="bullet"/>
+      <w:lvlText w:val=""/>
+      <w:lvlJc w:val="left"/>
+      <w:pPr>
+        <w:tabs>
+          <w:tab w:val="num" w:pos="3600"/>
+        </w:tabs>
+        <w:ind w:left="3600" w:hanging="360"/>
+      </w:pPr>
+      <w:rPr>
+        <w:rFonts w:ascii="Wingdings" w:hAnsi="Wingdings" w:hint="default"/>
+        <w:sz w:val="20"/>
+      </w:rPr>
+    </w:lvl>
+    <w:lvl w:ilvl="5" w:tentative="1">
+      <w:start w:val="1"/>
+      <w:numFmt w:val="bullet"/>
+      <w:lvlText w:val=""/>
+      <w:lvlJc w:val="left"/>
+      <w:pPr>
+        <w:tabs>
+          <w:tab w:val="num" w:pos="4320"/>
+        </w:tabs>
+        <w:ind w:left="4320" w:hanging="360"/>
+      </w:pPr>
+      <w:rPr>
+        <w:rFonts w:ascii="Wingdings" w:hAnsi="Wingdings" w:hint="default"/>
+        <w:sz w:val="20"/>
+      </w:rPr>
+    </w:lvl>
+    <w:lvl w:ilvl="6" w:tentative="1">
+      <w:start w:val="1"/>
+      <w:numFmt w:val="bullet"/>
+      <w:lvlText w:val=""/>
+      <w:lvlJc w:val="left"/>
+      <w:pPr>
+        <w:tabs>
+          <w:tab w:val="num" w:pos="5040"/>
+        </w:tabs>
+        <w:ind w:left="5040" w:hanging="360"/>
+      </w:pPr>
+      <w:rPr>
+        <w:rFonts w:ascii="Wingdings" w:hAnsi="Wingdings" w:hint="default"/>
+        <w:sz w:val="20"/>
+      </w:rPr>
+    </w:lvl>
+    <w:lvl w:ilvl="7" w:tentative="1">
+      <w:start w:val="1"/>
+      <w:numFmt w:val="bullet"/>
+      <w:lvlText w:val=""/>
+      <w:lvlJc w:val="left"/>
+      <w:pPr>
+        <w:tabs>
+          <w:tab w:val="num" w:pos="5760"/>
+        </w:tabs>
+        <w:ind w:left="5760" w:hanging="360"/>
+      </w:pPr>
+      <w:rPr>
+        <w:rFonts w:ascii="Wingdings" w:hAnsi="Wingdings" w:hint="default"/>
+        <w:sz w:val="20"/>
+      </w:rPr>
+    </w:lvl>
+    <w:lvl w:ilvl="8" w:tentative="1">
+      <w:start w:val="1"/>
+      <w:numFmt w:val="bullet"/>
+      <w:lvlText w:val=""/>
+      <w:lvlJc w:val="left"/>
+      <w:pPr>
+        <w:tabs>
+          <w:tab w:val="num" w:pos="6480"/>
+        </w:tabs>
+        <w:ind w:left="6480" w:hanging="360"/>
+      </w:pPr>
+      <w:rPr>
+        <w:rFonts w:ascii="Wingdings" w:hAnsi="Wingdings" w:hint="default"/>
+        <w:sz w:val="20"/>
+      </w:rPr>
+    </w:lvl>
+  </w:abstractNum>
+  <w:abstractNum w:abstractNumId="7" w15:restartNumberingAfterBreak="0">
     <w:nsid w:val="2A7E6115"/>
     <w:multiLevelType w:val="multilevel"/>
     <w:tmpl w:val="51385082"/>
@@ -2938,7 +4740,7 @@
       </w:rPr>
     </w:lvl>
   </w:abstractNum>
-  <w:abstractNum w:abstractNumId="5" w15:restartNumberingAfterBreak="0">
+  <w:abstractNum w:abstractNumId="8" w15:restartNumberingAfterBreak="0">
     <w:nsid w:val="2EC85A6F"/>
     <w:multiLevelType w:val="hybridMultilevel"/>
     <w:tmpl w:val="177EAC5C"/>
@@ -3051,7 +4853,7 @@
       </w:rPr>
     </w:lvl>
   </w:abstractNum>
-  <w:abstractNum w:abstractNumId="6" w15:restartNumberingAfterBreak="0">
+  <w:abstractNum w:abstractNumId="9" w15:restartNumberingAfterBreak="0">
     <w:nsid w:val="2ED73B03"/>
     <w:multiLevelType w:val="hybridMultilevel"/>
     <w:tmpl w:val="8D3CCE16"/>
@@ -3140,7 +4942,7 @@
       </w:pPr>
     </w:lvl>
   </w:abstractNum>
-  <w:abstractNum w:abstractNumId="7" w15:restartNumberingAfterBreak="0">
+  <w:abstractNum w:abstractNumId="10" w15:restartNumberingAfterBreak="0">
     <w:nsid w:val="538F63D4"/>
     <w:multiLevelType w:val="hybridMultilevel"/>
     <w:tmpl w:val="0B7C1766"/>
@@ -3226,7 +5028,120 @@
       </w:pPr>
     </w:lvl>
   </w:abstractNum>
-  <w:abstractNum w:abstractNumId="8" w15:restartNumberingAfterBreak="0">
+  <w:abstractNum w:abstractNumId="11" w15:restartNumberingAfterBreak="0">
+    <w:nsid w:val="64710F6B"/>
+    <w:multiLevelType w:val="hybridMultilevel"/>
+    <w:tmpl w:val="47B6A46E"/>
+    <w:lvl w:ilvl="0" w:tplc="2C0A0001">
+      <w:start w:val="1"/>
+      <w:numFmt w:val="bullet"/>
+      <w:lvlText w:val=""/>
+      <w:lvlJc w:val="left"/>
+      <w:pPr>
+        <w:ind w:left="720" w:hanging="360"/>
+      </w:pPr>
+      <w:rPr>
+        <w:rFonts w:ascii="Symbol" w:hAnsi="Symbol" w:hint="default"/>
+      </w:rPr>
+    </w:lvl>
+    <w:lvl w:ilvl="1" w:tplc="2C0A0003" w:tentative="1">
+      <w:start w:val="1"/>
+      <w:numFmt w:val="bullet"/>
+      <w:lvlText w:val="o"/>
+      <w:lvlJc w:val="left"/>
+      <w:pPr>
+        <w:ind w:left="1440" w:hanging="360"/>
+      </w:pPr>
+      <w:rPr>
+        <w:rFonts w:ascii="Courier New" w:hAnsi="Courier New" w:cs="Courier New" w:hint="default"/>
+      </w:rPr>
+    </w:lvl>
+    <w:lvl w:ilvl="2" w:tplc="2C0A0005" w:tentative="1">
+      <w:start w:val="1"/>
+      <w:numFmt w:val="bullet"/>
+      <w:lvlText w:val=""/>
+      <w:lvlJc w:val="left"/>
+      <w:pPr>
+        <w:ind w:left="2160" w:hanging="360"/>
+      </w:pPr>
+      <w:rPr>
+        <w:rFonts w:ascii="Wingdings" w:hAnsi="Wingdings" w:hint="default"/>
+      </w:rPr>
+    </w:lvl>
+    <w:lvl w:ilvl="3" w:tplc="2C0A0001" w:tentative="1">
+      <w:start w:val="1"/>
+      <w:numFmt w:val="bullet"/>
+      <w:lvlText w:val=""/>
+      <w:lvlJc w:val="left"/>
+      <w:pPr>
+        <w:ind w:left="2880" w:hanging="360"/>
+      </w:pPr>
+      <w:rPr>
+        <w:rFonts w:ascii="Symbol" w:hAnsi="Symbol" w:hint="default"/>
+      </w:rPr>
+    </w:lvl>
+    <w:lvl w:ilvl="4" w:tplc="2C0A0003" w:tentative="1">
+      <w:start w:val="1"/>
+      <w:numFmt w:val="bullet"/>
+      <w:lvlText w:val="o"/>
+      <w:lvlJc w:val="left"/>
+      <w:pPr>
+        <w:ind w:left="3600" w:hanging="360"/>
+      </w:pPr>
+      <w:rPr>
+        <w:rFonts w:ascii="Courier New" w:hAnsi="Courier New" w:cs="Courier New" w:hint="default"/>
+      </w:rPr>
+    </w:lvl>
+    <w:lvl w:ilvl="5" w:tplc="2C0A0005" w:tentative="1">
+      <w:start w:val="1"/>
+      <w:numFmt w:val="bullet"/>
+      <w:lvlText w:val=""/>
+      <w:lvlJc w:val="left"/>
+      <w:pPr>
+        <w:ind w:left="4320" w:hanging="360"/>
+      </w:pPr>
+      <w:rPr>
+        <w:rFonts w:ascii="Wingdings" w:hAnsi="Wingdings" w:hint="default"/>
+      </w:rPr>
+    </w:lvl>
+    <w:lvl w:ilvl="6" w:tplc="2C0A0001" w:tentative="1">
+      <w:start w:val="1"/>
+      <w:numFmt w:val="bullet"/>
+      <w:lvlText w:val=""/>
+      <w:lvlJc w:val="left"/>
+      <w:pPr>
+        <w:ind w:left="5040" w:hanging="360"/>
+      </w:pPr>
+      <w:rPr>
+        <w:rFonts w:ascii="Symbol" w:hAnsi="Symbol" w:hint="default"/>
+      </w:rPr>
+    </w:lvl>
+    <w:lvl w:ilvl="7" w:tplc="2C0A0003" w:tentative="1">
+      <w:start w:val="1"/>
+      <w:numFmt w:val="bullet"/>
+      <w:lvlText w:val="o"/>
+      <w:lvlJc w:val="left"/>
+      <w:pPr>
+        <w:ind w:left="5760" w:hanging="360"/>
+      </w:pPr>
+      <w:rPr>
+        <w:rFonts w:ascii="Courier New" w:hAnsi="Courier New" w:cs="Courier New" w:hint="default"/>
+      </w:rPr>
+    </w:lvl>
+    <w:lvl w:ilvl="8" w:tplc="2C0A0005" w:tentative="1">
+      <w:start w:val="1"/>
+      <w:numFmt w:val="bullet"/>
+      <w:lvlText w:val=""/>
+      <w:lvlJc w:val="left"/>
+      <w:pPr>
+        <w:ind w:left="6480" w:hanging="360"/>
+      </w:pPr>
+      <w:rPr>
+        <w:rFonts w:ascii="Wingdings" w:hAnsi="Wingdings" w:hint="default"/>
+      </w:rPr>
+    </w:lvl>
+  </w:abstractNum>
+  <w:abstractNum w:abstractNumId="12" w15:restartNumberingAfterBreak="0">
     <w:nsid w:val="6ABD1223"/>
     <w:multiLevelType w:val="hybridMultilevel"/>
     <w:tmpl w:val="386E3EE8"/>
@@ -3316,7 +5231,7 @@
       </w:pPr>
     </w:lvl>
   </w:abstractNum>
-  <w:abstractNum w:abstractNumId="9" w15:restartNumberingAfterBreak="0">
+  <w:abstractNum w:abstractNumId="13" w15:restartNumberingAfterBreak="0">
     <w:nsid w:val="71DB34CE"/>
     <w:multiLevelType w:val="hybridMultilevel"/>
     <w:tmpl w:val="4476B814"/>
@@ -3405,7 +5320,7 @@
       </w:pPr>
     </w:lvl>
   </w:abstractNum>
-  <w:abstractNum w:abstractNumId="10" w15:restartNumberingAfterBreak="0">
+  <w:abstractNum w:abstractNumId="14" w15:restartNumberingAfterBreak="0">
     <w:nsid w:val="726C5F17"/>
     <w:multiLevelType w:val="multilevel"/>
     <w:tmpl w:val="777E8912"/>
@@ -3519,13 +5434,13 @@
     </w:lvl>
   </w:abstractNum>
   <w:num w:numId="1" w16cid:durableId="932786115">
-    <w:abstractNumId w:val="2"/>
+    <w:abstractNumId w:val="3"/>
   </w:num>
   <w:num w:numId="2" w16cid:durableId="525757859">
-    <w:abstractNumId w:val="7"/>
+    <w:abstractNumId w:val="10"/>
   </w:num>
   <w:num w:numId="3" w16cid:durableId="1621298644">
-    <w:abstractNumId w:val="10"/>
+    <w:abstractNumId w:val="14"/>
     <w:lvlOverride w:ilvl="0">
       <w:lvl w:ilvl="0">
         <w:numFmt w:val="decimal"/>
@@ -3538,27 +5453,47 @@
     <w:abstractNumId w:val="0"/>
   </w:num>
   <w:num w:numId="5" w16cid:durableId="546261544">
+    <w:abstractNumId w:val="8"/>
+  </w:num>
+  <w:num w:numId="6" w16cid:durableId="1302536334">
     <w:abstractNumId w:val="5"/>
   </w:num>
-  <w:num w:numId="6" w16cid:durableId="1302536334">
-    <w:abstractNumId w:val="3"/>
+  <w:num w:numId="7" w16cid:durableId="1246649557">
+    <w:abstractNumId w:val="9"/>
   </w:num>
-  <w:num w:numId="7" w16cid:durableId="1246649557">
+  <w:num w:numId="8" w16cid:durableId="218051049">
+    <w:abstractNumId w:val="7"/>
+  </w:num>
+  <w:num w:numId="9" w16cid:durableId="1159076521">
+    <w:abstractNumId w:val="12"/>
+  </w:num>
+  <w:num w:numId="10" w16cid:durableId="1761565638">
+    <w:abstractNumId w:val="2"/>
+  </w:num>
+  <w:num w:numId="11" w16cid:durableId="1200783342">
+    <w:abstractNumId w:val="13"/>
+  </w:num>
+  <w:num w:numId="12" w16cid:durableId="1026101408">
+    <w:abstractNumId w:val="4"/>
+  </w:num>
+  <w:num w:numId="13" w16cid:durableId="1050497746">
     <w:abstractNumId w:val="6"/>
   </w:num>
-  <w:num w:numId="8" w16cid:durableId="218051049">
-    <w:abstractNumId w:val="4"/>
+  <w:num w:numId="14" w16cid:durableId="1073046873">
+    <w:abstractNumId w:val="11"/>
   </w:num>
-  <w:num w:numId="9" w16cid:durableId="1159076521">
-    <w:abstractNumId w:val="8"/>
-  </w:num>
-  <w:num w:numId="10" w16cid:durableId="1761565638">
+  <w:num w:numId="15" w16cid:durableId="1776973461">
     <w:abstractNumId w:val="1"/>
   </w:num>
-  <w:num w:numId="11" w16cid:durableId="1200783342">
-    <w:abstractNumId w:val="9"/>
-  </w:num>
 </w:numbering>
+</file>
+
+<file path=word/people.xml><?xml version="1.0" encoding="utf-8"?>
+<w15:people xmlns:wpc="http://schemas.microsoft.com/office/word/2010/wordprocessingCanvas" xmlns:cx="http://schemas.microsoft.com/office/drawing/2014/chartex" xmlns:cx1="http://schemas.microsoft.com/office/drawing/2015/9/8/chartex" xmlns:cx2="http://schemas.microsoft.com/office/drawing/2015/10/21/chartex" xmlns:cx3="http://schemas.microsoft.com/office/drawing/2016/5/9/chartex" xmlns:cx4="http://schemas.microsoft.com/office/drawing/2016/5/10/chartex" xmlns:cx5="http://schemas.microsoft.com/office/drawing/2016/5/11/chartex" xmlns:cx6="http://schemas.microsoft.com/office/drawing/2016/5/12/chartex" xmlns:cx7="http://schemas.microsoft.com/office/drawing/2016/5/13/chartex" xmlns:cx8="http://schemas.microsoft.com/office/drawing/2016/5/14/chartex" xmlns:mc="http://schemas.openxmlformats.org/markup-compatibility/2006" xmlns:aink="http://schemas.microsoft.com/office/drawing/2016/ink" xmlns:am3d="http://schemas.microsoft.com/office/drawing/2017/model3d" xmlns:o="urn:schemas-microsoft-com:office:office" xmlns:oel="http://schemas.microsoft.com/office/2019/extlst" xmlns:r="http://schemas.openxmlformats.org/officeDocument/2006/relationships" xmlns:m="http://schemas.openxmlformats.org/officeDocument/2006/math" xmlns:v="urn:schemas-microsoft-com:vml" xmlns:wp14="http://schemas.microsoft.com/office/word/2010/wordprocessingDrawing" xmlns:wp="http://schemas.openxmlformats.org/drawingml/2006/wordprocessingDrawing" xmlns:w10="urn:schemas-microsoft-com:office:word" xmlns:w="http://schemas.openxmlformats.org/wordprocessingml/2006/main" xmlns:w14="http://schemas.microsoft.com/office/word/2010/wordml" xmlns:w15="http://schemas.microsoft.com/office/word/2012/wordml" xmlns:w16cex="http://schemas.microsoft.com/office/word/2018/wordml/cex" xmlns:w16cid="http://schemas.microsoft.com/office/word/2016/wordml/cid" xmlns:w16="http://schemas.microsoft.com/office/word/2018/wordml" xmlns:w16du="http://schemas.microsoft.com/office/word/2023/wordml/word16du" xmlns:w16sdtdh="http://schemas.microsoft.com/office/word/2020/wordml/sdtdatahash" xmlns:w16sdtfl="http://schemas.microsoft.com/office/word/2024/wordml/sdtformatlock" xmlns:w16se="http://schemas.microsoft.com/office/word/2015/wordml/symex" xmlns:wpg="http://schemas.microsoft.com/office/word/2010/wordprocessingGroup" xmlns:wpi="http://schemas.microsoft.com/office/word/2010/wordprocessingInk" xmlns:wne="http://schemas.microsoft.com/office/word/2006/wordml" xmlns:wps="http://schemas.microsoft.com/office/word/2010/wordprocessingShape" mc:Ignorable="w14 w15 w16se w16cid w16 w16cex w16sdtdh w16sdtfl w16du wp14">
+  <w15:person w15:author="Joaquin Chanquia">
+    <w15:presenceInfo w15:providerId="AD" w15:userId="S::joaquin.chanquia@alu.ing.unlp.edu.ar::45e9af06-9aac-472f-b391-1a7e26a1994e"/>
+  </w15:person>
+</w15:people>
 </file>
 
 <file path=word/styles.xml><?xml version="1.0" encoding="utf-8"?>
@@ -3647,7 +5582,7 @@
     <w:lsdException w:name="Closing" w:semiHidden="1" w:unhideWhenUsed="1"/>
     <w:lsdException w:name="Signature" w:semiHidden="1" w:unhideWhenUsed="1"/>
     <w:lsdException w:name="Default Paragraph Font" w:semiHidden="1" w:uiPriority="1" w:unhideWhenUsed="1"/>
-    <w:lsdException w:name="Body Text" w:semiHidden="1" w:unhideWhenUsed="1"/>
+    <w:lsdException w:name="Body Text" w:semiHidden="1" w:uiPriority="1" w:unhideWhenUsed="1" w:qFormat="1"/>
     <w:lsdException w:name="Body Text Indent" w:semiHidden="1" w:unhideWhenUsed="1"/>
     <w:lsdException w:name="List Continue" w:semiHidden="1" w:unhideWhenUsed="1"/>
     <w:lsdException w:name="List Continue 2" w:semiHidden="1" w:unhideWhenUsed="1"/>
@@ -3961,7 +5896,7 @@
   <w:style w:type="paragraph" w:default="1" w:styleId="Normal">
     <w:name w:val="Normal"/>
     <w:qFormat/>
-    <w:rsid w:val="00561381"/>
+    <w:rsid w:val="00C439D7"/>
     <w:pPr>
       <w:spacing w:after="0" w:line="360" w:lineRule="auto"/>
       <w:jc w:val="both"/>
@@ -4166,6 +6101,7 @@
   <w:style w:type="character" w:default="1" w:styleId="Fuentedeprrafopredeter">
     <w:name w:val="Default Paragraph Font"/>
     <w:uiPriority w:val="1"/>
+    <w:semiHidden/>
     <w:unhideWhenUsed/>
   </w:style>
   <w:style w:type="table" w:default="1" w:styleId="Tablanormal">
@@ -4606,27 +6542,6 @@
       <w:u w:val="single"/>
     </w:rPr>
   </w:style>
-  <w:style w:type="paragraph" w:customStyle="1" w:styleId="RedacTitulo">
-    <w:name w:val="RedacTitulo"/>
-    <w:basedOn w:val="Ttulo1"/>
-    <w:link w:val="RedacTituloCar"/>
-    <w:rsid w:val="00561381"/>
-    <w:rPr>
-      <w:b w:val="0"/>
-    </w:rPr>
-  </w:style>
-  <w:style w:type="character" w:customStyle="1" w:styleId="RedacTituloCar">
-    <w:name w:val="RedacTitulo Car"/>
-    <w:basedOn w:val="Ttulo1Car"/>
-    <w:link w:val="RedacTitulo"/>
-    <w:rsid w:val="00561381"/>
-    <w:rPr>
-      <w:rFonts w:ascii="Times New Roman" w:eastAsiaTheme="majorEastAsia" w:hAnsi="Times New Roman" w:cstheme="majorBidi"/>
-      <w:b w:val="0"/>
-      <w:sz w:val="28"/>
-      <w:szCs w:val="40"/>
-    </w:rPr>
-  </w:style>
   <w:style w:type="paragraph" w:styleId="TtuloTDC">
     <w:name w:val="TOC Heading"/>
     <w:basedOn w:val="Ttulo1"/>
@@ -4693,6 +6608,148 @@
       <w:szCs w:val="22"/>
       <w:lang w:eastAsia="es-AR"/>
       <w14:ligatures w14:val="none"/>
+    </w:rPr>
+  </w:style>
+  <w:style w:type="paragraph" w:styleId="Textoindependiente">
+    <w:name w:val="Body Text"/>
+    <w:basedOn w:val="Normal"/>
+    <w:link w:val="TextoindependienteCar"/>
+    <w:uiPriority w:val="1"/>
+    <w:qFormat/>
+    <w:rsid w:val="002660F1"/>
+    <w:pPr>
+      <w:widowControl w:val="0"/>
+      <w:autoSpaceDE w:val="0"/>
+      <w:autoSpaceDN w:val="0"/>
+      <w:spacing w:line="240" w:lineRule="auto"/>
+      <w:jc w:val="left"/>
+    </w:pPr>
+    <w:rPr>
+      <w:rFonts w:eastAsia="Times New Roman" w:cs="Times New Roman"/>
+      <w:kern w:val="0"/>
+      <w:lang w:val="es-ES"/>
+      <w14:ligatures w14:val="none"/>
+    </w:rPr>
+  </w:style>
+  <w:style w:type="character" w:customStyle="1" w:styleId="TextoindependienteCar">
+    <w:name w:val="Texto independiente Car"/>
+    <w:basedOn w:val="Fuentedeprrafopredeter"/>
+    <w:link w:val="Textoindependiente"/>
+    <w:uiPriority w:val="1"/>
+    <w:rsid w:val="002660F1"/>
+    <w:rPr>
+      <w:rFonts w:ascii="Times New Roman" w:eastAsia="Times New Roman" w:hAnsi="Times New Roman" w:cs="Times New Roman"/>
+      <w:kern w:val="0"/>
+      <w:lang w:val="es-ES"/>
+      <w14:ligatures w14:val="none"/>
+    </w:rPr>
+  </w:style>
+  <w:style w:type="character" w:styleId="Refdecomentario">
+    <w:name w:val="annotation reference"/>
+    <w:basedOn w:val="Fuentedeprrafopredeter"/>
+    <w:uiPriority w:val="99"/>
+    <w:semiHidden/>
+    <w:unhideWhenUsed/>
+    <w:rsid w:val="004525F0"/>
+    <w:rPr>
+      <w:sz w:val="16"/>
+      <w:szCs w:val="16"/>
+    </w:rPr>
+  </w:style>
+  <w:style w:type="paragraph" w:styleId="Textocomentario">
+    <w:name w:val="annotation text"/>
+    <w:basedOn w:val="Normal"/>
+    <w:link w:val="TextocomentarioCar"/>
+    <w:uiPriority w:val="99"/>
+    <w:unhideWhenUsed/>
+    <w:rsid w:val="004525F0"/>
+    <w:pPr>
+      <w:spacing w:line="240" w:lineRule="auto"/>
+    </w:pPr>
+    <w:rPr>
+      <w:sz w:val="20"/>
+      <w:szCs w:val="20"/>
+    </w:rPr>
+  </w:style>
+  <w:style w:type="character" w:customStyle="1" w:styleId="TextocomentarioCar">
+    <w:name w:val="Texto comentario Car"/>
+    <w:basedOn w:val="Fuentedeprrafopredeter"/>
+    <w:link w:val="Textocomentario"/>
+    <w:uiPriority w:val="99"/>
+    <w:rsid w:val="004525F0"/>
+    <w:rPr>
+      <w:rFonts w:ascii="Times New Roman" w:hAnsi="Times New Roman"/>
+      <w:sz w:val="20"/>
+      <w:szCs w:val="20"/>
+    </w:rPr>
+  </w:style>
+  <w:style w:type="paragraph" w:styleId="Asuntodelcomentario">
+    <w:name w:val="annotation subject"/>
+    <w:basedOn w:val="Textocomentario"/>
+    <w:next w:val="Textocomentario"/>
+    <w:link w:val="AsuntodelcomentarioCar"/>
+    <w:uiPriority w:val="99"/>
+    <w:semiHidden/>
+    <w:unhideWhenUsed/>
+    <w:rsid w:val="004525F0"/>
+    <w:rPr>
+      <w:b/>
+      <w:bCs/>
+    </w:rPr>
+  </w:style>
+  <w:style w:type="character" w:customStyle="1" w:styleId="AsuntodelcomentarioCar">
+    <w:name w:val="Asunto del comentario Car"/>
+    <w:basedOn w:val="TextocomentarioCar"/>
+    <w:link w:val="Asuntodelcomentario"/>
+    <w:uiPriority w:val="99"/>
+    <w:semiHidden/>
+    <w:rsid w:val="004525F0"/>
+    <w:rPr>
+      <w:rFonts w:ascii="Times New Roman" w:hAnsi="Times New Roman"/>
+      <w:b/>
+      <w:bCs/>
+      <w:sz w:val="20"/>
+      <w:szCs w:val="20"/>
+    </w:rPr>
+  </w:style>
+  <w:style w:type="paragraph" w:styleId="Textonotapie">
+    <w:name w:val="footnote text"/>
+    <w:basedOn w:val="Normal"/>
+    <w:link w:val="TextonotapieCar"/>
+    <w:uiPriority w:val="99"/>
+    <w:semiHidden/>
+    <w:unhideWhenUsed/>
+    <w:rsid w:val="009C5E36"/>
+    <w:pPr>
+      <w:spacing w:line="240" w:lineRule="auto"/>
+    </w:pPr>
+    <w:rPr>
+      <w:sz w:val="20"/>
+      <w:szCs w:val="20"/>
+    </w:rPr>
+  </w:style>
+  <w:style w:type="character" w:customStyle="1" w:styleId="TextonotapieCar">
+    <w:name w:val="Texto nota pie Car"/>
+    <w:basedOn w:val="Fuentedeprrafopredeter"/>
+    <w:link w:val="Textonotapie"/>
+    <w:uiPriority w:val="99"/>
+    <w:semiHidden/>
+    <w:rsid w:val="009C5E36"/>
+    <w:rPr>
+      <w:rFonts w:ascii="Times New Roman" w:hAnsi="Times New Roman"/>
+      <w:sz w:val="20"/>
+      <w:szCs w:val="20"/>
+    </w:rPr>
+  </w:style>
+  <w:style w:type="character" w:styleId="Refdenotaalpie">
+    <w:name w:val="footnote reference"/>
+    <w:basedOn w:val="Fuentedeprrafopredeter"/>
+    <w:uiPriority w:val="99"/>
+    <w:semiHidden/>
+    <w:unhideWhenUsed/>
+    <w:rsid w:val="009C5E36"/>
+    <w:rPr>
+      <w:vertAlign w:val="superscript"/>
     </w:rPr>
   </w:style>
 </w:styles>
